--- a/docs/jiangao/《女装设计III》第02周_中国大陆课堂完整讲稿_中文.docx
+++ b/docs/jiangao/《女装设计III》第02周_中国大陆课堂完整讲稿_中文.docx
@@ -249,7 +249,7 @@
         <w:rPr>
           <w:rFonts w:hint="eastAsia" w:ascii="DengXian" w:hAnsi="DengXian" w:eastAsia="DengXian" w:cs="DengXian"/>
         </w:rPr>
-        <w:t>同学们好。上周我们建立了一个基本原则：不能只说“我喜欢”，而要说明一件女装通过什么形式机制成立。本周我们把这个判断继续向前推进，把它翻译成前后技术平面图、身体空间、关键局部和快速立体验证。</w:t>
+        <w:t>同学们好。上周我们建立了一个基本原则：不能只说“我喜欢”，而要说明一件女装通过什么形式原理成立。这周我们把这个判断继续向前推进，把它翻译成前后技术平面图、身体空间、关键局部和快速立体验证。</w:t>
       </w:r>
     </w:p>
     <w:p>
@@ -264,7 +264,7 @@
         <w:rPr>
           <w:rFonts w:hint="eastAsia" w:ascii="DengXian" w:hAnsi="DengXian" w:eastAsia="DengXian" w:cs="DengXian"/>
         </w:rPr>
-        <w:t>因为我是韩国籍教师，今天会出现一些中国服装院校里常用、发音也比较容易混淆的词，例如“省道、门襟、育克、褶裥、白坯布样”。如果我的发音不够清楚，请大家直接提醒我。重要术语我会在屏幕、板书和讲稿中同时保留中文与英文参考。</w:t>
+        <w:t>因为我是韩国籍教师，今天会出现一些中国服装院校里常用、发音也比较容易混淆的词，例如“省道、门襟、育克、褶裥、白坯样衣”。如果我的发音不够清楚，请大家直接提醒我。重要术语我会在屏幕、板书和讲稿中同时保留中文和英文参考。</w:t>
       </w:r>
     </w:p>
     <w:p>
@@ -1106,7 +1106,7 @@
                 <w:color w:val="151515"/>
                 <w:sz w:val="18"/>
               </w:rPr>
-              <w:t>二维—三维—细节闭环实作</w:t>
+              <w:t>二维—三维—细节闭环实操</w:t>
             </w:r>
           </w:p>
         </w:tc>
@@ -1324,7 +1324,7 @@
           <w:color w:val="151515"/>
           <w:sz w:val="20"/>
         </w:rPr>
-        <w:t>• 幻灯片27–30嵌入实作最后7分钟边走边讲；第31页完整要求同时上传班级群。</w:t>
+        <w:t>• 幻灯片27–30嵌入实操最后7分钟边走边讲；第31页完整要求同时上传班级群。</w:t>
       </w:r>
     </w:p>
     <w:p>
@@ -1392,7 +1392,7 @@
           <w:color w:val="151515"/>
           <w:sz w:val="20"/>
         </w:rPr>
-        <w:t>• 课堂桌面只保留同一套造型资料，避免在实作中途换题或同时测试多个主变量。</w:t>
+        <w:t>• 课堂桌面只保留同一套造型资料，避免在实操中途换题或同时测试多个主变量。</w:t>
       </w:r>
     </w:p>
     <w:p>
@@ -1409,7 +1409,7 @@
           <w:color w:val="047857"/>
           <w:sz w:val="20"/>
         </w:rPr>
-        <w:t>【实作巡回顺序】</w:t>
+        <w:t>【实操巡回顺序】</w:t>
       </w:r>
     </w:p>
     <w:p>
@@ -1788,7 +1788,7 @@
         <w:rPr>
           <w:rFonts w:hint="eastAsia" w:ascii="DengXian" w:hAnsi="DengXian" w:eastAsia="DengXian" w:cs="DengXian"/>
         </w:rPr>
-        <w:t>同学们，上周我们停留在“为什么成立”的判断；今天要进入“怎样把它做清楚”的阶段。本周最重要的一句话是：图纸提出结构，立体与细节证明它能成立。</w:t>
+        <w:t>同学们，上周我们停留在“为什么成立”的判断；今天要进入“怎样把它做清楚”的阶段。这周最重要的一句话是：图纸提出结构，立体和细节证明它能成立。</w:t>
       </w:r>
     </w:p>
     <w:p>
@@ -1952,7 +1952,7 @@
                 <w:color w:val="151515"/>
                 <w:sz w:val="20"/>
               </w:rPr>
-              <w:t>先把本周放回十六周课程路径中，看清楚我们为什么此时从判断进入结构表达。</w:t>
+              <w:t>先把这周放回十六周课程路径中，看清楚我们为什么此时从判断进入结构表达。</w:t>
             </w:r>
           </w:p>
         </w:tc>
@@ -2091,7 +2091,7 @@
         <w:rPr>
           <w:rFonts w:hint="eastAsia" w:ascii="DengXian" w:hAnsi="DengXian" w:eastAsia="DengXian" w:cs="DengXian"/>
         </w:rPr>
-        <w:t>十六周的任务是一条连续证据链。第一周建立审美与历史判断；第二周把判断翻成平面、立体与细节；第三周再把结构带入具体穿着者、场景和时事问题；第四周才形成主题板和设计简报。</w:t>
+        <w:t>十六周的任务是一条连续证据链。第一周建立审美和历史判断；第二周把判断翻成平面、立体和细节；第三周再把结构带入具体穿着者、场景和时事问题；第四周才形成主题板和设计任务书。</w:t>
       </w:r>
     </w:p>
     <w:p>
@@ -2106,7 +2106,7 @@
         <w:rPr>
           <w:rFonts w:hint="eastAsia" w:ascii="DengXian" w:hAnsi="DengXian" w:eastAsia="DengXian" w:cs="DengXian"/>
         </w:rPr>
-        <w:t>换句话说，今天不是单独练一张款式图。你画出的每条结构线，后面都要接受穿着者、材料、系列和制作的检验。第八周的白坯评审、后面的春夏与秋冬系列，都会继续调用今天建立的方法。</w:t>
+        <w:t>换句话说，今天不是单独练一张款式图。你画出的每条结构线，后面都要接受穿着者、材料、系列和制作的检验。第八周的白坯评审、后面的春夏和秋冬系列，都会继续调用今天建立的方法。</w:t>
       </w:r>
     </w:p>
     <w:p>
@@ -2121,7 +2121,7 @@
         <w:rPr>
           <w:rFonts w:hint="eastAsia" w:ascii="DengXian" w:hAnsi="DengXian" w:eastAsia="DengXian" w:cs="DengXian"/>
         </w:rPr>
-        <w:t>本周的最低成果是：一组前后技术平面图、一个关键局部、一件纸张或白坯快速立体样，以及它们之间的对应标注。</w:t>
+        <w:t>这周的最低成果是：一组前后技术平面图、一个关键局部、一件纸张或白坯快速立体样，还有它们之间的对应标注。</w:t>
       </w:r>
     </w:p>
     <w:p>
@@ -2412,7 +2412,7 @@
         <w:rPr>
           <w:rFonts w:hint="eastAsia" w:ascii="DengXian" w:hAnsi="DengXian" w:eastAsia="DengXian" w:cs="DengXian"/>
         </w:rPr>
-        <w:t>这张总图不需要逐项背诵。大家只要记住四段：判断与定位、提取与验证、季节系列开发、独立项目与考核。</w:t>
+        <w:t>这张总图不需要逐项背诵。大家只要记住四段：判断和定位、提取和验证、季节系列开发、独立项目和考核。</w:t>
       </w:r>
     </w:p>
     <w:p>
@@ -2427,7 +2427,7 @@
         <w:rPr>
           <w:rFonts w:hint="eastAsia" w:ascii="DengXian" w:hAnsi="DengXian" w:eastAsia="DengXian" w:cs="DengXian"/>
         </w:rPr>
-        <w:t>今天属于第一阶段，但已经开始为第二阶段积累技术证据。当前周输出很明确：前后技术平面图、关键局部与快速立体验证。没有这三类证据，后面所谓的系列变化就容易变成随机换款。</w:t>
+        <w:t>今天属于第一阶段，但已经开始为第二阶段积累技术证据。当前周输出很明确：前后技术平面图、关键局部和快速立体验证。没有这三类证据，后面所谓的系列变化就容易变成随机换款。</w:t>
       </w:r>
     </w:p>
     <w:tbl>
@@ -2493,7 +2493,7 @@
                 <w:color w:val="151515"/>
                 <w:sz w:val="20"/>
               </w:rPr>
-              <w:t>接下来把今天的学习目标具体拆开：二维、三维、细节，以及三者之间的对应。</w:t>
+              <w:t>接下来把今天的学习目标具体拆开：二维、三维、细节，还有三者之间的对应。</w:t>
             </w:r>
           </w:p>
         </w:tc>
@@ -2647,7 +2647,7 @@
         <w:rPr>
           <w:rFonts w:hint="eastAsia" w:ascii="DengXian" w:hAnsi="DengXian" w:eastAsia="DengXian" w:cs="DengXian"/>
         </w:rPr>
-        <w:t>第四，也是最重要的一项，叫“对应”。平面图中的线必须能在立体样上找到位置；立体样出现的体积必须能回到纸样、材料或支撑；局部细节必须对穿脱、连接或制作产生真实作用。</w:t>
+        <w:t>第四，也是最重要的一项，叫“对应”。平面图中的线必须能在立体样上找到位置；立体样出现的体积必须能回到纸样、材料或支撑；局部细节必须对穿脱、连接或制作产生真实操用。</w:t>
       </w:r>
     </w:p>
     <w:p>
@@ -2800,7 +2800,7 @@
           <w:color w:val="1D4ED8"/>
           <w:sz w:val="32"/>
         </w:rPr>
-        <w:t>幻灯片 05｜效果图、技术平面图、纸样和白坯布样回答不同问题</w:t>
+        <w:t>幻灯片 05｜效果图、技术平面图、纸样和白坯样衣回答不同问题</w:t>
       </w:r>
     </w:p>
     <w:p>
@@ -2918,7 +2918,7 @@
         <w:rPr>
           <w:rFonts w:hint="eastAsia" w:ascii="DengXian" w:hAnsi="DengXian" w:eastAsia="DengXian" w:cs="DengXian"/>
         </w:rPr>
-        <w:t>效果图负责比例、姿态和氛围，让评审先理解造型意图。技术平面图负责前后结构与细节，让版师和制作人员看懂衣服怎样构成。局部放大负责开合、连接、边缘和工艺。</w:t>
+        <w:t>效果图负责比例、姿态和氛围，让评审先理解造型意图。技术平面图负责前后结构和细节，让版师和制作人员看懂衣服怎样构成。局部放大负责开合、连接、边缘和工艺。</w:t>
       </w:r>
     </w:p>
     <w:p>
@@ -2933,7 +2933,7 @@
         <w:rPr>
           <w:rFonts w:hint="eastAsia" w:ascii="DengXian" w:hAnsi="DengXian" w:eastAsia="DengXian" w:cs="DengXian"/>
         </w:rPr>
-        <w:t>纸样回答二维尺寸与形状；白坯布样回答三维空间、平衡和动作；试穿照片记录问题在哪里发生、修改以后是否改善。</w:t>
+        <w:t>纸样回答二维尺寸和形状；白坯样衣回答三维空间、平衡和动作；试穿照片记录问题在哪里发生、修改以后是否改善。</w:t>
       </w:r>
     </w:p>
     <w:p>
@@ -3196,7 +3196,7 @@
         <w:rPr>
           <w:rFonts w:hint="eastAsia" w:ascii="DengXian" w:hAnsi="DengXian" w:eastAsia="DengXian" w:cs="DengXian"/>
         </w:rPr>
-        <w:t>第一类是外轮廓：总长、宽度和主要比例。第二类是结构线：省道、分割线、育克、侧缝。第三类是开合：拉链、纽扣、系带，以及穿脱方向。</w:t>
+        <w:t>第一类是外轮廓：总长、宽度和主要比例。第二类是结构线：省道、分割线、育克、侧缝。第三类是开合：拉链、纽扣、系带，还有穿脱方向。</w:t>
       </w:r>
     </w:p>
     <w:p>
@@ -3226,7 +3226,7 @@
         <w:rPr>
           <w:rFonts w:hint="eastAsia" w:ascii="DengXian" w:hAnsi="DengXian" w:eastAsia="DengXian" w:cs="DengXian"/>
         </w:rPr>
-        <w:t>技术平面图不是线越多越专业，而是线要少而准确。前后视图必须使用同一比例和同一基准线；前片到膝盖、后片却突然变短，这不是创意，而是信息错误。</w:t>
+        <w:t>技术平面图不是线越多越专业，而是线要少而准确。前后视图必须用同一比例和同一基准线；前片到膝盖、后片却突然变短，这不是创意，而是信息错误。</w:t>
       </w:r>
     </w:p>
     <w:p>
@@ -3497,7 +3497,7 @@
         <w:rPr>
           <w:rFonts w:hint="eastAsia" w:ascii="DengXian" w:hAnsi="DengXian" w:eastAsia="DengXian" w:cs="DengXian"/>
         </w:rPr>
-        <w:t>结构细节改变体积，例如省道、分割和褶裥。功能细节回应使用，例如开合、口袋、调节和保护。连接细节决定制作路径，例如缝合、包边、叠压、绳结和组装。识别细节通过重复比例、边缘和材料建立系列记忆。</w:t>
+        <w:t>结构细节改变体积，例如省道、分割和褶裥。功能细节回应用，例如开合、口袋、调节和保护。连接细节决定制作路径，例如缝合、包边、叠压、绳结和组装。识别细节通过重复比例、边缘和材料建立系列记忆。</w:t>
       </w:r>
     </w:p>
     <w:p>
@@ -3527,7 +3527,7 @@
         <w:rPr>
           <w:rFonts w:hint="eastAsia" w:ascii="DengXian" w:hAnsi="DengXian" w:eastAsia="DengXian" w:cs="DengXian"/>
         </w:rPr>
-        <w:t>分析时先写主要责任，再写次要责任。不要因为某个细节醒目，就只把它叫作“装饰”。如果它控制开合、体积或连接，它就有结构与功能责任。</w:t>
+        <w:t>分析时先写主要责任，再写次要责任。不要因为某个细节醒目，就只把它叫作“装饰”。如果它控制开合、体积或连接，它就有结构和功能责任。</w:t>
       </w:r>
     </w:p>
     <w:p>
@@ -3644,7 +3644,7 @@
                 <w:color w:val="151515"/>
                 <w:sz w:val="20"/>
               </w:rPr>
-              <w:t>AI可以帮助我们提出结构问题，但本周必须明确它不能替代什么。</w:t>
+              <w:t>AI可以帮助我们提出结构问题，但这周必须明确它不能替代什么。</w:t>
             </w:r>
           </w:p>
         </w:tc>
@@ -3783,7 +3783,7 @@
         <w:rPr>
           <w:rFonts w:hint="eastAsia" w:ascii="DengXian" w:hAnsi="DengXian" w:eastAsia="DengXian" w:cs="DengXian"/>
         </w:rPr>
-        <w:t>本周仍然遵守A0原则：先由你自己观察、画前后关系、列出未知项，再让AI作为第二视角检查信息缺口。</w:t>
+        <w:t>这周仍然遵守A0原则：先由你自己观察、画前后关系、列出未知项，再让AI作为第二视角检查信息缺口。</w:t>
       </w:r>
     </w:p>
     <w:p>
@@ -3813,7 +3813,7 @@
         <w:rPr>
           <w:rFonts w:hint="eastAsia" w:ascii="DengXian" w:hAnsi="DengXian" w:eastAsia="DengXian" w:cs="DengXian"/>
         </w:rPr>
-        <w:t>但禁止直接提交AI生成的技术平面图，禁止根据正面图虚构后片，禁止忽略开合、缝合和制作工艺。使用AI生成局部结构备选或体量参考时，必须保留输入、输出和人工修改理由。</w:t>
+        <w:t>但禁止直接提交AI生成的技术平面图，禁止根据正面图虚构后片，禁止忽略开合、缝合和制作工艺。用AI生成局部结构备选或体量参考时，必须保留输入、输出和人工修改理由。</w:t>
       </w:r>
     </w:p>
     <w:p>
@@ -4669,7 +4669,7 @@
         <w:rPr>
           <w:rFonts w:hint="eastAsia" w:ascii="DengXian" w:hAnsi="DengXian" w:eastAsia="DengXian" w:cs="DengXian"/>
         </w:rPr>
-        <w:t>前中叠门和纽扣是部分可见。我们能数出纽扣、判断排列和大致开合方向，但内侧扣位、门襟层数和衬料仍需技术图或实物证明。口袋更要谨慎：远景图最多说明袋口位置与方向，不能断言内部袋型、制作成本或是否真正可用。</w:t>
+        <w:t>前中叠门和纽扣是部分可见。我们能数出纽扣、判断排列和大致开合方向，但内侧扣位、门襟层数和衬料仍需技术图或实物证明。口袋更要谨慎：远景图最多说明袋口位置和方向，不能断言内部袋型、制作成本或是否真正可用。</w:t>
       </w:r>
     </w:p>
     <w:p>
@@ -5256,7 +5256,7 @@
         <w:rPr>
           <w:rFonts w:hint="eastAsia" w:ascii="DengXian" w:hAnsi="DengXian" w:eastAsia="DengXian" w:cs="DengXian"/>
         </w:rPr>
-        <w:t>第三步是样衣验证与修正。白坯布样用来检查贴合、前后平衡、肩胛和抬臂活动量、开合路径以及材料是否支持预期体积。发现问题以后要回改纸样，而不是只在样衣上临时拉扯。</w:t>
+        <w:t>第三步是样衣验证和修正。白坯样衣用来检查贴合、前后平衡、肩胛和抬臂活动量、开合路径还有材料是否支持预期体积。发现问题以后要回改纸样，而不是只在样衣上临时拉扯。</w:t>
       </w:r>
     </w:p>
     <w:p>
@@ -5564,7 +5564,7 @@
         <w:rPr>
           <w:rFonts w:hint="eastAsia" w:ascii="DengXian" w:hAnsi="DengXian" w:eastAsia="DengXian" w:cs="DengXian"/>
         </w:rPr>
-        <w:t>把它翻译成结构条件，可能出现：可调开合、轻量层搭、有效口袋、肩部活动量、坐姿下摆处理、袖口调节和不妨碍背包的肩部结构。</w:t>
+        <w:t>把它翻译成结构条件，可能出现：可调开合、轻量叠穿、有效口袋、肩部活动量、坐姿下摆处理、袖口调节和不妨碍背包的肩部结构。</w:t>
       </w:r>
     </w:p>
     <w:p>
@@ -5579,7 +5579,7 @@
         <w:rPr>
           <w:rFonts w:hint="eastAsia" w:ascii="DengXian" w:hAnsi="DengXian" w:eastAsia="DengXian" w:cs="DengXian"/>
         </w:rPr>
-        <w:t>验证方式也要同步确定：前后技术平面图、一个关键局部，以及纸张或白坯布快速立体测试。今天不要求把所有问题解决，只选择一个最核心的结构矛盾。</w:t>
+        <w:t>验证方式也要同步确定：前后技术平面图、一个关键局部，还有纸张或白坯布快速立体测试。今天不要求把所有问题解决，只选择一个最核心的结构矛盾。</w:t>
       </w:r>
     </w:p>
     <w:p>
@@ -6731,7 +6731,7 @@
         <w:rPr>
           <w:rFonts w:hint="eastAsia" w:ascii="DengXian" w:hAnsi="DengXian" w:eastAsia="DengXian" w:cs="DengXian"/>
         </w:rPr>
-        <w:t>接下来先用几页快速建立体积和材料判断，然后进入三十五分钟实作。第二课时的核心是：体积、材料和细节必须共同指向同一个结构。</w:t>
+        <w:t>接下来先用几页快速建立体积和材料判断，然后进入三十五分钟实操。第二课时的核心是：体积、材料和细节必须共同指向同一个结构。</w:t>
       </w:r>
     </w:p>
     <w:tbl>
@@ -7083,7 +7083,7 @@
                 <w:color w:val="151515"/>
                 <w:sz w:val="20"/>
               </w:rPr>
-              <w:t>身体距离要通过具体造型操作建立。下面看五类高校结构与立裁训练。</w:t>
+              <w:t>身体距离要通过具体造型操作建立。下面看五类高校结构和立裁训练。</w:t>
             </w:r>
           </w:p>
         </w:tc>
@@ -7237,7 +7237,7 @@
         <w:rPr>
           <w:rFonts w:hint="eastAsia" w:ascii="DengXian" w:hAnsi="DengXian" w:eastAsia="DengXian" w:cs="DengXian"/>
         </w:rPr>
-        <w:t>第三类是褶裥或抽褶：把一定长度的余量压缩到固定区域，记录压缩长度、褶数、褶距和固定线。第四类是折叠或垂褶：设置折点与释放点，让材料沿重力方向下落，同时记录纱向。</w:t>
+        <w:t>第三类是褶裥或抽褶：把一定长度的余量压缩到固定区域，记录压缩长度、褶数、褶距和固定线。第四类是折叠或垂褶：设置折点和释放点，让材料沿重力方向下落，同时记录纱向。</w:t>
       </w:r>
     </w:p>
     <w:p>
@@ -7506,7 +7506,7 @@
         <w:rPr>
           <w:rFonts w:hint="eastAsia" w:ascii="DengXian" w:hAnsi="DengXian" w:eastAsia="DengXian" w:cs="DengXian"/>
         </w:rPr>
-        <w:t>课件以Lanvin 2026秋冬五套造型做视觉对照。第一套看省道与结构线怎样连续承担胸腰差；第二套看腰臀贴合而下摆在膝下扩张；第三套看大量面料怎样被细褶压缩到较窄区域。</w:t>
+        <w:t>课件以Lanvin 2026秋冬五套造型做视觉对照。第一套看省道和结构线怎样连续承担胸腰差；第二套看腰臀贴合而下摆在膝下扩张；第三套看大量面料怎样被细褶压缩到较窄区域。</w:t>
       </w:r>
     </w:p>
     <w:p>
@@ -7536,7 +7536,7 @@
         <w:rPr>
           <w:rFonts w:hint="eastAsia" w:ascii="DengXian" w:hAnsi="DengXian" w:eastAsia="DengXian" w:cs="DengXian"/>
         </w:rPr>
-        <w:t>这里的目的不是声称我们知道品牌真实纸样，而是训练“看见结果—提出操作假设—决定验证方式”。院校训练给方法和证据，秀场案例让我们看到同一方法如何进入产品比例与审美判断。</w:t>
+        <w:t>这里的目的不是声称我们知道品牌真实纸样，而是训练“看见结果—提出操作假设—决定验证方式”。院校训练给方法和证据，秀场案例让我们看到同一方法如何进入产品比例和审美判断。</w:t>
       </w:r>
     </w:p>
     <w:p>
@@ -8044,7 +8044,7 @@
         <w:rPr>
           <w:rFonts w:hint="eastAsia" w:ascii="DengXian" w:hAnsi="DengXian" w:eastAsia="DengXian" w:cs="DengXian"/>
         </w:rPr>
-        <w:t>弹性材料会改变身体接口、负松量和回弹；透明材料会把缝份、里料、内衣和连接全部暴露出来，因此工艺不能沿用不透明材料的做法。</w:t>
+        <w:t>弹性材料会改变身体触点、负松量和回弹；透明材料会把缝份、里料、内衣和连接全部暴露出来，因此工艺不能沿用不透明材料的做法。</w:t>
       </w:r>
     </w:p>
     <w:p>
@@ -8093,7 +8093,7 @@
           <w:color w:val="151515"/>
           <w:sz w:val="20"/>
         </w:rPr>
-        <w:t>• 提问：“透明材料最先暴露什么问题？”回应：“缝份、连接、里料和身体接口。”</w:t>
+        <w:t>• 提问：“透明材料最先暴露什么问题？”回应：“缝份、连接、里料和身体触点。”</w:t>
       </w:r>
     </w:p>
     <w:p>
@@ -8584,7 +8584,7 @@
         <w:rPr>
           <w:rFonts w:hint="eastAsia" w:ascii="DengXian" w:hAnsi="DengXian" w:eastAsia="DengXian" w:cs="DengXian"/>
         </w:rPr>
-        <w:t>第二，线条责任不明。要先区分边缘、叠层、装饰、拼接，以及真正进入纸样的结构线。第三，材料行为待验证。薄、厚、软、硬材料并置时，支撑、褶量和连接必须用样布确认。</w:t>
+        <w:t>第二，线条责任不明。要先区分边缘、叠层、装饰、拼接，还有真正进入纸样的结构线。第三，材料行为待验证。薄、厚、软、硬材料并置时，支撑、褶量和连接必须用样布确认。</w:t>
       </w:r>
     </w:p>
     <w:p>
@@ -8853,7 +8853,7 @@
         <w:rPr>
           <w:rFonts w:hint="eastAsia" w:ascii="DengXian" w:hAnsi="DengXian" w:eastAsia="DengXian" w:cs="DengXian"/>
         </w:rPr>
-        <w:t>对应修正是：统一基准线和比例；补开合与连接；标出固定点和释放量；先做十厘米材料测试。先修断点，再谈装饰和美化。</w:t>
+        <w:t>对应修正是：统一基准线和比例；补开合和连接；标出固定点和释放量；先做十厘米材料测试。先修断点，再谈装饰和美化。</w:t>
       </w:r>
     </w:p>
     <w:p>
@@ -8953,7 +8953,7 @@
                 <w:color w:val="151515"/>
                 <w:sz w:val="20"/>
               </w:rPr>
-              <w:t>现在进入三十五分钟核心实作，只做一套造型和一个核心结构。</w:t>
+              <w:t>现在进入三十五分钟核心实操，只做一套造型和一个核心结构。</w:t>
             </w:r>
           </w:p>
         </w:tc>
@@ -9092,7 +9092,7 @@
         <w:rPr>
           <w:rFonts w:hint="eastAsia" w:ascii="DengXian" w:hAnsi="DengXian" w:eastAsia="DengXian" w:cs="DengXian"/>
         </w:rPr>
-        <w:t>现在开始三十五分钟实作。只做一套造型、一个核心结构。不要同时改领口、袖子、口袋、材料和背景；本轮必须能看出哪一个结构变量起作用。</w:t>
+        <w:t>现在开始三十五分钟实操。只做一套造型、一个核心结构。不要同时改领口、袖子、口袋、材料和背景；本轮必须能看出哪一个结构变量起作用。</w:t>
       </w:r>
     </w:p>
     <w:p>
@@ -9107,7 +9107,7 @@
         <w:rPr>
           <w:rFonts w:hint="eastAsia" w:ascii="DengXian" w:hAnsi="DengXian" w:eastAsia="DengXian" w:cs="DengXian"/>
         </w:rPr>
-        <w:t>前八分钟完成前后平面图，统一比例与基准线；能确认的画实线，未知项明确标记。第二个八分钟画关键局部，写清位置、责任、连接、开合或固定方式。</w:t>
+        <w:t>前八分钟完成前后平面图，统一比例和基准线；能确认的画实线，未知项明确标记。第二个八分钟画关键局部，写清位置、责任、连接、开合或固定方式。</w:t>
       </w:r>
     </w:p>
     <w:p>
@@ -9122,7 +9122,7 @@
         <w:rPr>
           <w:rFonts w:hint="eastAsia" w:ascii="DengXian" w:hAnsi="DengXian" w:eastAsia="DengXian" w:cs="DengXian"/>
         </w:rPr>
-        <w:t>接下来的十二分钟，用纸或白坯布完成快速立体。你要标出固定点、释放量、支撑位置和身体距离，不追求成衣完成度。最后七分钟拍摄正面、侧面和背面，并在照片旁标注平面与立体哪里一致、哪里不一致、下一步如何修正。</w:t>
+        <w:t>接下来的十二分钟，用纸或白坯布完成快速立体。你要标出固定点、释放量、支撑位置和身体距离，不追求成衣完成度。最后七分钟拍摄正面、侧面和背面，并在照片旁标注平面和立体哪里一致、哪里不一致、下一步如何修正。</w:t>
       </w:r>
     </w:p>
     <w:p>
@@ -9288,7 +9288,7 @@
                 <w:color w:val="151515"/>
                 <w:sz w:val="20"/>
               </w:rPr>
-              <w:t>最后七分钟请一边拍照标注，一边看后面的院校案例与评价页，检查自己的证据是否完整。</w:t>
+              <w:t>最后七分钟请一边拍照标注，一边看后面的院校案例和评价页，检查自己的证据是否完整。</w:t>
             </w:r>
           </w:p>
         </w:tc>
@@ -9586,7 +9586,7 @@
           <w:color w:val="59616D"/>
           <w:sz w:val="18"/>
         </w:rPr>
-        <w:t>建议时间：实作最后阶段投屏，约40秒　｜　课堂功能：示范证据板缺项检查</w:t>
+        <w:t>建议时间：实操最后阶段投屏，约40秒　｜　课堂功能：示范证据板缺项检查</w:t>
       </w:r>
     </w:p>
     <w:tbl>
@@ -9739,7 +9739,7 @@
         <w:rPr>
           <w:rFonts w:hint="eastAsia" w:ascii="DengXian" w:hAnsi="DengXian" w:eastAsia="DengXian" w:cs="DengXian"/>
         </w:rPr>
-        <w:t>请一边整理，一边对照这张东华大学立裁竞赛示例。它已经显示五套效果图、对应正背平面图，以及选定造型的正面、侧面、背面白坯验证。</w:t>
+        <w:t>请一边整理，一边对照这张东华大学立裁竞赛示例。它已经显示五套效果图、对应正背平面图，还有选定造型的正面、侧面、背面白坯验证。</w:t>
       </w:r>
     </w:p>
     <w:p>
@@ -9754,7 +9754,7 @@
         <w:rPr>
           <w:rFonts w:hint="eastAsia" w:ascii="DengXian" w:hAnsi="DengXian" w:eastAsia="DengXian" w:cs="DengXian"/>
         </w:rPr>
-        <w:t>本课程还要补两项：关键局部，以及判断记录。判断记录包括A0人工基线、AI提出的疑问、人工修正和最终决定。请检查自己的板面有没有A前后图、B局部、C立体、D判断四个区域。</w:t>
+        <w:t>本课程还要补两项：关键局部，还有判断记录。判断记录包括A0人工基线、AI提出的疑问、人工修正和最终决定。请检查自己的板面有没有A前后图、B局部、C立体、D判断四个区域。</w:t>
       </w:r>
     </w:p>
     <w:p>
@@ -9892,7 +9892,7 @@
           <w:color w:val="59616D"/>
           <w:sz w:val="18"/>
         </w:rPr>
-        <w:t>建议时间：实作最后阶段投屏，约40秒　｜　课堂功能：示范项目阶段证据与同款锁定</w:t>
+        <w:t>建议时间：实操最后阶段投屏，约40秒　｜　课堂功能：示范项目阶段证据与同款锁定</w:t>
       </w:r>
     </w:p>
     <w:tbl>
@@ -10045,7 +10045,7 @@
         <w:rPr>
           <w:rFonts w:hint="eastAsia" w:ascii="DengXian" w:hAnsi="DengXian" w:eastAsia="DengXian" w:cs="DengXian"/>
         </w:rPr>
-        <w:t>这组官方报道连续展示成品拍摄、设计图稿、制作现场和动态走秀。它说明项目证据可以分成四区：完整造型确认比例与装备关系；图稿说明正背、色块和可拆结构；制作现场证明工艺路径；动态走秀观察行走松量和装备稳定性。</w:t>
+        <w:t>这组官方报道连续展示成品拍摄、设计图稿、制作现场和动态走秀。它说明项目证据可以分成四区：完整造型确认比例和装备关系；图稿说明正背、色块和可拆结构；制作现场证明工艺路径；动态走秀观察行走松量和装备稳定性。</w:t>
       </w:r>
     </w:p>
     <w:p>
@@ -10198,7 +10198,7 @@
           <w:color w:val="59616D"/>
           <w:sz w:val="18"/>
         </w:rPr>
-        <w:t>建议时间：实作最后阶段投屏，约40秒　｜　课堂功能：连接平时证据与期末评分</w:t>
+        <w:t>建议时间：实操最后阶段投屏，约40秒　｜　课堂功能：连接平时证据与期末评分</w:t>
       </w:r>
     </w:p>
     <w:tbl>
@@ -10351,7 +10351,7 @@
         <w:rPr>
           <w:rFonts w:hint="eastAsia" w:ascii="DengXian" w:hAnsi="DengXian" w:eastAsia="DengXian" w:cs="DengXian"/>
         </w:rPr>
-        <w:t>本周的技术练习会继续进入期末六项评价：时代性与创意、趋势性与元素、当代女性适配、整体造型美感、市场与定位、统一与丰富。</w:t>
+        <w:t>这周的技术练习会继续进入期末六项评价：时代性和创意、趋势性和元素、当代女性适配、整体造型美感、市场和定位、统一和丰富。</w:t>
       </w:r>
     </w:p>
     <w:p>
@@ -10366,7 +10366,7 @@
         <w:rPr>
           <w:rFonts w:hint="eastAsia" w:ascii="DengXian" w:hAnsi="DengXian" w:eastAsia="DengXian" w:cs="DengXian"/>
         </w:rPr>
-        <w:t>今天最直接关联的是三项：结构是否回应身体和动作；比例、材料与细节是否共同形成完整造型；同一规则能否发展出统一而不雷同的系列。</w:t>
+        <w:t>今天最直接关联的是三项：结构是否回应身体和动作；比例、材料和细节是否共同形成完整造型；同一规则能否发展出统一而不雷同的系列。</w:t>
       </w:r>
     </w:p>
     <w:p>
@@ -10586,7 +10586,7 @@
         <w:rPr>
           <w:rFonts w:hint="eastAsia" w:ascii="DengXian" w:hAnsi="DengXian" w:eastAsia="DengXian" w:cs="DengXian"/>
         </w:rPr>
-        <w:t>请在证据页右下角写四项。第一，准确：前后比例和结构线是否清楚。第二，对应：平面中的线能否在立体中找到。第三，可穿：开合、动作和身体接口是否成立。第四，可做：细节和材料是否有制作路径。</w:t>
+        <w:t>请在证据页右下角写四项。第一，准确：前后比例和结构线是否清楚。第二，对应：平面中的线能否在立体中找到。第三，可穿：开合、动作和身体触点是否成立。第四，可做：细节和材料是否有制作路径。</w:t>
       </w:r>
     </w:p>
     <w:p>
@@ -11051,7 +11051,7 @@
                 <w:color w:val="151515"/>
                 <w:sz w:val="20"/>
               </w:rPr>
-              <w:t>最后用一句离堂句，把今天的平面、立体和细节连接起来。</w:t>
+              <w:t>最后用一句一句话小结，把今天的平面、立体和细节连接起来。</w:t>
             </w:r>
           </w:p>
         </w:tc>
@@ -11072,7 +11072,7 @@
           <w:color w:val="1D4ED8"/>
           <w:sz w:val="32"/>
         </w:rPr>
-        <w:t>幻灯片 32｜离堂句：让每条线有责任</w:t>
+        <w:t>幻灯片 32｜一句话小结：让每条线有责任</w:t>
       </w:r>
     </w:p>
     <w:p>
@@ -12520,7 +12520,7 @@
                 <w:color w:val="151515"/>
                 <w:sz w:val="18"/>
               </w:rPr>
-              <w:t>白坯布样／白坯样衣</w:t>
+              <w:t>白坯样衣</w:t>
             </w:r>
           </w:p>
         </w:tc>
@@ -12547,7 +12547,7 @@
                 <w:color w:val="151515"/>
                 <w:sz w:val="18"/>
               </w:rPr>
-              <w:t>bái pī bù yàng / bái pī yàng yī</w:t>
+              <w:t>bái pī yàng yī</w:t>
             </w:r>
           </w:p>
         </w:tc>

--- a/docs/jiangao/《女装设计III》第02周_中国大陆课堂完整讲稿_中文.docx
+++ b/docs/jiangao/《女装设计III》第02周_中国大陆课堂完整讲稿_中文.docx
@@ -3226,7 +3226,7 @@
         <w:rPr>
           <w:rFonts w:hint="eastAsia" w:ascii="DengXian" w:hAnsi="DengXian" w:eastAsia="DengXian" w:cs="DengXian"/>
         </w:rPr>
-        <w:t>技术平面图不是线越多越专业，而是线要少而准确。前后视图必须用同一比例和同一基准线；前片到膝盖、后片却突然变短，这不是创意，而是信息错误。</w:t>
+        <w:t>技术平面图不是线越多越专业，而是线要少而准确。前后视图必须使用同一比例和同一基准线；前片到膝盖、后片却突然变短，这不是创意，而是信息错误。</w:t>
       </w:r>
     </w:p>
     <w:p>
@@ -3497,7 +3497,7 @@
         <w:rPr>
           <w:rFonts w:hint="eastAsia" w:ascii="DengXian" w:hAnsi="DengXian" w:eastAsia="DengXian" w:cs="DengXian"/>
         </w:rPr>
-        <w:t>结构细节改变体积，例如省道、分割和褶裥。功能细节回应用，例如开合、口袋、调节和保护。连接细节决定制作路径，例如缝合、包边、叠压、绳结和组装。识别细节通过重复比例、边缘和材料建立系列记忆。</w:t>
+        <w:t>结构细节改变体积，例如省道、分割和褶裥。功能细节回应使用，例如开合、口袋、调节和保护。连接细节决定制作路径，例如缝合、包边、叠压、绳结和组装。识别细节通过重复比例、边缘和材料建立系列记忆。</w:t>
       </w:r>
     </w:p>
     <w:p>
@@ -3813,7 +3813,7 @@
         <w:rPr>
           <w:rFonts w:hint="eastAsia" w:ascii="DengXian" w:hAnsi="DengXian" w:eastAsia="DengXian" w:cs="DengXian"/>
         </w:rPr>
-        <w:t>但禁止直接提交AI生成的技术平面图，禁止根据正面图虚构后片，禁止忽略开合、缝合和制作工艺。用AI生成局部结构备选或体量参考时，必须保留输入、输出和人工修改理由。</w:t>
+        <w:t>但禁止直接提交AI生成的技术平面图，禁止根据正面图虚构后片，禁止忽略开合、缝合和制作工艺。使用AI生成局部结构备选或体量参考时，必须保留输入、输出和人工修改理由。</w:t>
       </w:r>
     </w:p>
     <w:p>

--- a/docs/jiangao/《女装设计III》第02周_中国大陆课堂完整讲稿_中文.docx
+++ b/docs/jiangao/《女装设计III》第02周_中国大陆课堂完整讲稿_中文.docx
@@ -35,7 +35,7 @@
           <w:color w:val="151515"/>
           <w:sz w:val="60"/>
         </w:rPr>
-        <w:t>第02周完整课堂讲稿</w:t>
+        <w:t>第02周完整课堂讲稿（学生版）</w:t>
       </w:r>
     </w:p>
     <w:p>
@@ -1821,74 +1821,6 @@
         <w:t>所以今天的证据顺序是：完整造型，进入技术平面图；技术平面图进入关键局部；关键局部再进入纸张或白坯布的快速立体验证。四个阶段必须描述同一件衣服，不能各画各的。</w:t>
       </w:r>
     </w:p>
-    <w:p>
-      <w:pPr>
-        <w:spacing w:after="60"/>
-        <w:rPr>
-          <w:rFonts w:hint="eastAsia" w:ascii="DengXian" w:hAnsi="DengXian" w:eastAsia="DengXian" w:cs="DengXian"/>
-        </w:rPr>
-      </w:pPr>
-      <w:r>
-        <w:rPr>
-          <w:rFonts w:hint="eastAsia" w:ascii="DengXian" w:hAnsi="DengXian" w:eastAsia="DengXian" w:cs="DengXian"/>
-          <w:b/>
-          <w:color w:val="D61F45"/>
-          <w:sz w:val="20"/>
-        </w:rPr>
-        <w:t>【互动与应答预案】</w:t>
-      </w:r>
-    </w:p>
-    <w:p>
-      <w:pPr>
-        <w:pStyle w:val="165"/>
-        <w:ind w:left="340" w:hanging="170"/>
-        <w:rPr>
-          <w:rFonts w:hint="eastAsia" w:ascii="DengXian" w:hAnsi="DengXian" w:eastAsia="DengXian" w:cs="DengXian"/>
-        </w:rPr>
-      </w:pPr>
-      <w:r>
-        <w:rPr>
-          <w:rFonts w:hint="eastAsia" w:ascii="DengXian" w:hAnsi="DengXian" w:eastAsia="DengXian" w:cs="DengXian"/>
-          <w:color w:val="151515"/>
-          <w:sz w:val="20"/>
-        </w:rPr>
-        <w:t>• 提问：“五套造型中，你最先想画进平面图的是哪一条线？请指出位置，不要先说风格。”</w:t>
-      </w:r>
-    </w:p>
-    <w:p>
-      <w:pPr>
-        <w:pStyle w:val="165"/>
-        <w:ind w:left="340" w:hanging="170"/>
-        <w:rPr>
-          <w:rFonts w:hint="eastAsia" w:ascii="DengXian" w:hAnsi="DengXian" w:eastAsia="DengXian" w:cs="DengXian"/>
-        </w:rPr>
-      </w:pPr>
-      <w:r>
-        <w:rPr>
-          <w:rFonts w:hint="eastAsia" w:ascii="DengXian" w:hAnsi="DengXian" w:eastAsia="DengXian" w:cs="DengXian"/>
-          <w:color w:val="151515"/>
-          <w:sz w:val="20"/>
-        </w:rPr>
-        <w:t>• 若学生说“褶皱很多”，追问：“这些褶皱是纸样中的增量、材料自然形成的皱，还是只在照片中看到的光影？”</w:t>
-      </w:r>
-    </w:p>
-    <w:p>
-      <w:pPr>
-        <w:pStyle w:val="165"/>
-        <w:ind w:left="340" w:hanging="170"/>
-        <w:rPr>
-          <w:rFonts w:hint="eastAsia" w:ascii="DengXian" w:hAnsi="DengXian" w:eastAsia="DengXian" w:cs="DengXian"/>
-        </w:rPr>
-      </w:pPr>
-      <w:r>
-        <w:rPr>
-          <w:rFonts w:hint="eastAsia" w:ascii="DengXian" w:hAnsi="DengXian" w:eastAsia="DengXian" w:cs="DengXian"/>
-          <w:color w:val="151515"/>
-          <w:sz w:val="20"/>
-        </w:rPr>
-        <w:t>• 若学生说“我不知道后面”，回应：“不知道不是错误。正确做法是标记‘后片待验证’，而不是凭空补完。”</w:t>
-      </w:r>
-    </w:p>
     <w:tbl>
       <w:tblPr>
         <w:tblStyle w:val="32"/>
@@ -2124,40 +2056,6 @@
         <w:t>这周的最低成果是：一组前后技术平面图、一个关键局部、一件纸张或白坯快速立体样，还有它们之间的对应标注。</w:t>
       </w:r>
     </w:p>
-    <w:p>
-      <w:pPr>
-        <w:spacing w:after="60"/>
-        <w:rPr>
-          <w:rFonts w:hint="eastAsia" w:ascii="DengXian" w:hAnsi="DengXian" w:eastAsia="DengXian" w:cs="DengXian"/>
-        </w:rPr>
-      </w:pPr>
-      <w:r>
-        <w:rPr>
-          <w:rFonts w:hint="eastAsia" w:ascii="DengXian" w:hAnsi="DengXian" w:eastAsia="DengXian" w:cs="DengXian"/>
-          <w:b/>
-          <w:color w:val="D61F45"/>
-          <w:sz w:val="20"/>
-        </w:rPr>
-        <w:t>【互动与应答预案】</w:t>
-      </w:r>
-    </w:p>
-    <w:p>
-      <w:pPr>
-        <w:pStyle w:val="165"/>
-        <w:ind w:left="340" w:hanging="170"/>
-        <w:rPr>
-          <w:rFonts w:hint="eastAsia" w:ascii="DengXian" w:hAnsi="DengXian" w:eastAsia="DengXian" w:cs="DengXian"/>
-        </w:rPr>
-      </w:pPr>
-      <w:r>
-        <w:rPr>
-          <w:rFonts w:hint="eastAsia" w:ascii="DengXian" w:hAnsi="DengXian" w:eastAsia="DengXian" w:cs="DengXian"/>
-          <w:color w:val="151515"/>
-          <w:sz w:val="20"/>
-        </w:rPr>
-        <w:t>• 提问：“上周的审美立场句，今天最先要变成什么？”引导答案：“可见的结构条件，而不是新的形容词。”</w:t>
-      </w:r>
-    </w:p>
     <w:tbl>
       <w:tblPr>
         <w:tblStyle w:val="32"/>
@@ -2665,57 +2563,6 @@
         <w:t>因此今天不是三张图的拼盘，而是同一件衣服的三种语言。哪怕其中一张画得很漂亮，只要互相不对应，就不能形成设计证据。</w:t>
       </w:r>
     </w:p>
-    <w:p>
-      <w:pPr>
-        <w:spacing w:after="60"/>
-        <w:rPr>
-          <w:rFonts w:hint="eastAsia" w:ascii="DengXian" w:hAnsi="DengXian" w:eastAsia="DengXian" w:cs="DengXian"/>
-        </w:rPr>
-      </w:pPr>
-      <w:r>
-        <w:rPr>
-          <w:rFonts w:hint="eastAsia" w:ascii="DengXian" w:hAnsi="DengXian" w:eastAsia="DengXian" w:cs="DengXian"/>
-          <w:b/>
-          <w:color w:val="D61F45"/>
-          <w:sz w:val="20"/>
-        </w:rPr>
-        <w:t>【互动与应答预案】</w:t>
-      </w:r>
-    </w:p>
-    <w:p>
-      <w:pPr>
-        <w:pStyle w:val="165"/>
-        <w:ind w:left="340" w:hanging="170"/>
-        <w:rPr>
-          <w:rFonts w:hint="eastAsia" w:ascii="DengXian" w:hAnsi="DengXian" w:eastAsia="DengXian" w:cs="DengXian"/>
-        </w:rPr>
-      </w:pPr>
-      <w:r>
-        <w:rPr>
-          <w:rFonts w:hint="eastAsia" w:ascii="DengXian" w:hAnsi="DengXian" w:eastAsia="DengXian" w:cs="DengXian"/>
-          <w:color w:val="151515"/>
-          <w:sz w:val="20"/>
-        </w:rPr>
-        <w:t>• 提问：“效果图里有一条斜线，什么时候它必须进入技术平面图？”</w:t>
-      </w:r>
-    </w:p>
-    <w:p>
-      <w:pPr>
-        <w:pStyle w:val="165"/>
-        <w:ind w:left="340" w:hanging="170"/>
-        <w:rPr>
-          <w:rFonts w:hint="eastAsia" w:ascii="DengXian" w:hAnsi="DengXian" w:eastAsia="DengXian" w:cs="DengXian"/>
-        </w:rPr>
-      </w:pPr>
-      <w:r>
-        <w:rPr>
-          <w:rFonts w:hint="eastAsia" w:ascii="DengXian" w:hAnsi="DengXian" w:eastAsia="DengXian" w:cs="DengXian"/>
-          <w:color w:val="151515"/>
-          <w:sz w:val="20"/>
-        </w:rPr>
-        <w:t>• 引导答案：“当它承担分割、开合、拼接、受力或明确的结构责任时；如果只是光影或临时褶皱，就不能直接当成纸样线。”</w:t>
-      </w:r>
-    </w:p>
     <w:tbl>
       <w:tblPr>
         <w:tblStyle w:val="32"/>
@@ -2951,57 +2798,6 @@
         <w:t>常见错误是拿一张漂亮效果图去证明所有事情。效果图可以暗示体积，却不能自动证明省量、后片、门襟、袖窿或材料厚度。媒介不同，证据责任也不同。</w:t>
       </w:r>
     </w:p>
-    <w:p>
-      <w:pPr>
-        <w:spacing w:after="60"/>
-        <w:rPr>
-          <w:rFonts w:hint="eastAsia" w:ascii="DengXian" w:hAnsi="DengXian" w:eastAsia="DengXian" w:cs="DengXian"/>
-        </w:rPr>
-      </w:pPr>
-      <w:r>
-        <w:rPr>
-          <w:rFonts w:hint="eastAsia" w:ascii="DengXian" w:hAnsi="DengXian" w:eastAsia="DengXian" w:cs="DengXian"/>
-          <w:b/>
-          <w:color w:val="D61F45"/>
-          <w:sz w:val="20"/>
-        </w:rPr>
-        <w:t>【互动与应答预案】</w:t>
-      </w:r>
-    </w:p>
-    <w:p>
-      <w:pPr>
-        <w:pStyle w:val="165"/>
-        <w:ind w:left="340" w:hanging="170"/>
-        <w:rPr>
-          <w:rFonts w:hint="eastAsia" w:ascii="DengXian" w:hAnsi="DengXian" w:eastAsia="DengXian" w:cs="DengXian"/>
-        </w:rPr>
-      </w:pPr>
-      <w:r>
-        <w:rPr>
-          <w:rFonts w:hint="eastAsia" w:ascii="DengXian" w:hAnsi="DengXian" w:eastAsia="DengXian" w:cs="DengXian"/>
-          <w:color w:val="151515"/>
-          <w:sz w:val="20"/>
-        </w:rPr>
-        <w:t>• 提问：“一张正面效果图能不能证明后片有开衩？”回应：“不能，除非有后视图、技术图或实物证据。”</w:t>
-      </w:r>
-    </w:p>
-    <w:p>
-      <w:pPr>
-        <w:pStyle w:val="165"/>
-        <w:ind w:left="340" w:hanging="170"/>
-        <w:rPr>
-          <w:rFonts w:hint="eastAsia" w:ascii="DengXian" w:hAnsi="DengXian" w:eastAsia="DengXian" w:cs="DengXian"/>
-        </w:rPr>
-      </w:pPr>
-      <w:r>
-        <w:rPr>
-          <w:rFonts w:hint="eastAsia" w:ascii="DengXian" w:hAnsi="DengXian" w:eastAsia="DengXian" w:cs="DengXian"/>
-          <w:color w:val="151515"/>
-          <w:sz w:val="20"/>
-        </w:rPr>
-        <w:t>• 提问：“白坯样很好看，能不能省略技术平面图？”回应：“不能。样衣证明三维结果，技术平面图负责可读、可复制和沟通。”</w:t>
-      </w:r>
-    </w:p>
     <w:tbl>
       <w:tblPr>
         <w:tblStyle w:val="32"/>
@@ -3242,57 +3038,6 @@
           <w:rFonts w:hint="eastAsia" w:ascii="DengXian" w:hAnsi="DengXian" w:eastAsia="DengXian" w:cs="DengXian"/>
         </w:rPr>
         <w:t>还要注意线的层级：外轮廓最清楚，内部结构线次之，缝线和明线更轻。让读图的人一眼先看到大结构，再进入细节。</w:t>
-      </w:r>
-    </w:p>
-    <w:p>
-      <w:pPr>
-        <w:spacing w:after="60"/>
-        <w:rPr>
-          <w:rFonts w:hint="eastAsia" w:ascii="DengXian" w:hAnsi="DengXian" w:eastAsia="DengXian" w:cs="DengXian"/>
-        </w:rPr>
-      </w:pPr>
-      <w:r>
-        <w:rPr>
-          <w:rFonts w:hint="eastAsia" w:ascii="DengXian" w:hAnsi="DengXian" w:eastAsia="DengXian" w:cs="DengXian"/>
-          <w:b/>
-          <w:color w:val="D61F45"/>
-          <w:sz w:val="20"/>
-        </w:rPr>
-        <w:t>【互动与应答预案】</w:t>
-      </w:r>
-    </w:p>
-    <w:p>
-      <w:pPr>
-        <w:pStyle w:val="165"/>
-        <w:ind w:left="340" w:hanging="170"/>
-        <w:rPr>
-          <w:rFonts w:hint="eastAsia" w:ascii="DengXian" w:hAnsi="DengXian" w:eastAsia="DengXian" w:cs="DengXian"/>
-        </w:rPr>
-      </w:pPr>
-      <w:r>
-        <w:rPr>
-          <w:rFonts w:hint="eastAsia" w:ascii="DengXian" w:hAnsi="DengXian" w:eastAsia="DengXian" w:cs="DengXian"/>
-          <w:color w:val="151515"/>
-          <w:sz w:val="20"/>
-        </w:rPr>
-        <w:t>• 提问：“口袋只画一个矩形够不够？”追问：“袋口方向、袋型、位置、是否有盖、如何进入，都可能需要进一步说明。”</w:t>
-      </w:r>
-    </w:p>
-    <w:p>
-      <w:pPr>
-        <w:pStyle w:val="165"/>
-        <w:ind w:left="340" w:hanging="170"/>
-        <w:rPr>
-          <w:rFonts w:hint="eastAsia" w:ascii="DengXian" w:hAnsi="DengXian" w:eastAsia="DengXian" w:cs="DengXian"/>
-        </w:rPr>
-      </w:pPr>
-      <w:r>
-        <w:rPr>
-          <w:rFonts w:hint="eastAsia" w:ascii="DengXian" w:hAnsi="DengXian" w:eastAsia="DengXian" w:cs="DengXian"/>
-          <w:color w:val="151515"/>
-          <w:sz w:val="20"/>
-        </w:rPr>
-        <w:t>• 若学生把所有线画成同样粗细，提示：“先把外轮廓和结构线分层，读图顺序才会清楚。”</w:t>
       </w:r>
     </w:p>
     <w:tbl>
@@ -3530,57 +3275,6 @@
         <w:t>分析时先写主要责任，再写次要责任。不要因为某个细节醒目，就只把它叫作“装饰”。如果它控制开合、体积或连接，它就有结构和功能责任。</w:t>
       </w:r>
     </w:p>
-    <w:p>
-      <w:pPr>
-        <w:spacing w:after="60"/>
-        <w:rPr>
-          <w:rFonts w:hint="eastAsia" w:ascii="DengXian" w:hAnsi="DengXian" w:eastAsia="DengXian" w:cs="DengXian"/>
-        </w:rPr>
-      </w:pPr>
-      <w:r>
-        <w:rPr>
-          <w:rFonts w:hint="eastAsia" w:ascii="DengXian" w:hAnsi="DengXian" w:eastAsia="DengXian" w:cs="DengXian"/>
-          <w:b/>
-          <w:color w:val="D61F45"/>
-          <w:sz w:val="20"/>
-        </w:rPr>
-        <w:t>【互动与应答预案】</w:t>
-      </w:r>
-    </w:p>
-    <w:p>
-      <w:pPr>
-        <w:pStyle w:val="165"/>
-        <w:ind w:left="340" w:hanging="170"/>
-        <w:rPr>
-          <w:rFonts w:hint="eastAsia" w:ascii="DengXian" w:hAnsi="DengXian" w:eastAsia="DengXian" w:cs="DengXian"/>
-        </w:rPr>
-      </w:pPr>
-      <w:r>
-        <w:rPr>
-          <w:rFonts w:hint="eastAsia" w:ascii="DengXian" w:hAnsi="DengXian" w:eastAsia="DengXian" w:cs="DengXian"/>
-          <w:color w:val="151515"/>
-          <w:sz w:val="20"/>
-        </w:rPr>
-        <w:t>• 提问：“Sacai案例中的口袋和调节件，主要责任是什么？次要责任又可能是什么？”</w:t>
-      </w:r>
-    </w:p>
-    <w:p>
-      <w:pPr>
-        <w:pStyle w:val="165"/>
-        <w:ind w:left="340" w:hanging="170"/>
-        <w:rPr>
-          <w:rFonts w:hint="eastAsia" w:ascii="DengXian" w:hAnsi="DengXian" w:eastAsia="DengXian" w:cs="DengXian"/>
-        </w:rPr>
-      </w:pPr>
-      <w:r>
-        <w:rPr>
-          <w:rFonts w:hint="eastAsia" w:ascii="DengXian" w:hAnsi="DengXian" w:eastAsia="DengXian" w:cs="DengXian"/>
-          <w:color w:val="151515"/>
-          <w:sz w:val="20"/>
-        </w:rPr>
-        <w:t>• 若学生回答“装饰”，追问：“它是否能收纳、调节或保护？如果能，装饰不是唯一责任。”</w:t>
-      </w:r>
-    </w:p>
     <w:tbl>
       <w:tblPr>
         <w:tblStyle w:val="32"/>
@@ -3831,57 +3525,6 @@
         <w:t>最后责任仍然在设计者。每一条线都必须对应结构、工艺、功能或明确的视觉任务；如果你说不出责任，就暂时不要把它当成技术线。</w:t>
       </w:r>
     </w:p>
-    <w:p>
-      <w:pPr>
-        <w:spacing w:after="60"/>
-        <w:rPr>
-          <w:rFonts w:hint="eastAsia" w:ascii="DengXian" w:hAnsi="DengXian" w:eastAsia="DengXian" w:cs="DengXian"/>
-        </w:rPr>
-      </w:pPr>
-      <w:r>
-        <w:rPr>
-          <w:rFonts w:hint="eastAsia" w:ascii="DengXian" w:hAnsi="DengXian" w:eastAsia="DengXian" w:cs="DengXian"/>
-          <w:b/>
-          <w:color w:val="D61F45"/>
-          <w:sz w:val="20"/>
-        </w:rPr>
-        <w:t>【互动与应答预案】</w:t>
-      </w:r>
-    </w:p>
-    <w:p>
-      <w:pPr>
-        <w:pStyle w:val="165"/>
-        <w:ind w:left="340" w:hanging="170"/>
-        <w:rPr>
-          <w:rFonts w:hint="eastAsia" w:ascii="DengXian" w:hAnsi="DengXian" w:eastAsia="DengXian" w:cs="DengXian"/>
-        </w:rPr>
-      </w:pPr>
-      <w:r>
-        <w:rPr>
-          <w:rFonts w:hint="eastAsia" w:ascii="DengXian" w:hAnsi="DengXian" w:eastAsia="DengXian" w:cs="DengXian"/>
-          <w:color w:val="151515"/>
-          <w:sz w:val="20"/>
-        </w:rPr>
-        <w:t>• 可直接给AI的检查问题：“请只列出这张正面造型中无法从图像确认的后片、开合和结构信息，不要替我补画。”</w:t>
-      </w:r>
-    </w:p>
-    <w:p>
-      <w:pPr>
-        <w:pStyle w:val="165"/>
-        <w:ind w:left="340" w:hanging="170"/>
-        <w:rPr>
-          <w:rFonts w:hint="eastAsia" w:ascii="DengXian" w:hAnsi="DengXian" w:eastAsia="DengXian" w:cs="DengXian"/>
-        </w:rPr>
-      </w:pPr>
-      <w:r>
-        <w:rPr>
-          <w:rFonts w:hint="eastAsia" w:ascii="DengXian" w:hAnsi="DengXian" w:eastAsia="DengXian" w:cs="DengXian"/>
-          <w:color w:val="151515"/>
-          <w:sz w:val="20"/>
-        </w:rPr>
-        <w:t>• 若学生问“AI画得比我直怎么办”，回应：“可以当参考，但你必须核对前后比例、线条责任和制作路径，并留下人工修正。”</w:t>
-      </w:r>
-    </w:p>
     <w:tbl>
       <w:tblPr>
         <w:tblStyle w:val="32"/>
@@ -4132,57 +3775,6 @@
         <w:t>选择其中一套，在心里先回答三个问题：前片最重要的三条线是什么；后片有哪些信息无法确认；如果要验证体积，你会先测试哪一个固定点。</w:t>
       </w:r>
     </w:p>
-    <w:p>
-      <w:pPr>
-        <w:spacing w:after="60"/>
-        <w:rPr>
-          <w:rFonts w:hint="eastAsia" w:ascii="DengXian" w:hAnsi="DengXian" w:eastAsia="DengXian" w:cs="DengXian"/>
-        </w:rPr>
-      </w:pPr>
-      <w:r>
-        <w:rPr>
-          <w:rFonts w:hint="eastAsia" w:ascii="DengXian" w:hAnsi="DengXian" w:eastAsia="DengXian" w:cs="DengXian"/>
-          <w:b/>
-          <w:color w:val="D61F45"/>
-          <w:sz w:val="20"/>
-        </w:rPr>
-        <w:t>【互动与应答预案】</w:t>
-      </w:r>
-    </w:p>
-    <w:p>
-      <w:pPr>
-        <w:pStyle w:val="165"/>
-        <w:ind w:left="340" w:hanging="170"/>
-        <w:rPr>
-          <w:rFonts w:hint="eastAsia" w:ascii="DengXian" w:hAnsi="DengXian" w:eastAsia="DengXian" w:cs="DengXian"/>
-        </w:rPr>
-      </w:pPr>
-      <w:r>
-        <w:rPr>
-          <w:rFonts w:hint="eastAsia" w:ascii="DengXian" w:hAnsi="DengXian" w:eastAsia="DengXian" w:cs="DengXian"/>
-          <w:color w:val="151515"/>
-          <w:sz w:val="20"/>
-        </w:rPr>
-        <w:t>• 提问：“照片里看见五条折线，为什么平面图可能只保留两条？”回应：“因为其余折线可能来自材料、重力或动作，不承担独立纸样责任。”</w:t>
-      </w:r>
-    </w:p>
-    <w:p>
-      <w:pPr>
-        <w:pStyle w:val="165"/>
-        <w:ind w:left="340" w:hanging="170"/>
-        <w:rPr>
-          <w:rFonts w:hint="eastAsia" w:ascii="DengXian" w:hAnsi="DengXian" w:eastAsia="DengXian" w:cs="DengXian"/>
-        </w:rPr>
-      </w:pPr>
-      <w:r>
-        <w:rPr>
-          <w:rFonts w:hint="eastAsia" w:ascii="DengXian" w:hAnsi="DengXian" w:eastAsia="DengXian" w:cs="DengXian"/>
-          <w:color w:val="151515"/>
-          <w:sz w:val="20"/>
-        </w:rPr>
-        <w:t>• 若学生从装饰开始，提醒：“先退回外轮廓和身体距离，再进入局部。”</w:t>
-      </w:r>
-    </w:p>
     <w:tbl>
       <w:tblPr>
         <w:tblStyle w:val="32"/>
@@ -4418,40 +4010,6 @@
         <w:t>前后视图必须回答同一件衣服：肩宽、总长、侧缝位置、下摆和开合要能互相核对。局部放大不是另画一个漂亮细节，而是把难以在总图中读清的连接、折转或收边放大说明。</w:t>
       </w:r>
     </w:p>
-    <w:p>
-      <w:pPr>
-        <w:spacing w:after="60"/>
-        <w:rPr>
-          <w:rFonts w:hint="eastAsia" w:ascii="DengXian" w:hAnsi="DengXian" w:eastAsia="DengXian" w:cs="DengXian"/>
-        </w:rPr>
-      </w:pPr>
-      <w:r>
-        <w:rPr>
-          <w:rFonts w:hint="eastAsia" w:ascii="DengXian" w:hAnsi="DengXian" w:eastAsia="DengXian" w:cs="DengXian"/>
-          <w:b/>
-          <w:color w:val="D61F45"/>
-          <w:sz w:val="20"/>
-        </w:rPr>
-        <w:t>【互动与应答预案】</w:t>
-      </w:r>
-    </w:p>
-    <w:p>
-      <w:pPr>
-        <w:pStyle w:val="165"/>
-        <w:ind w:left="340" w:hanging="170"/>
-        <w:rPr>
-          <w:rFonts w:hint="eastAsia" w:ascii="DengXian" w:hAnsi="DengXian" w:eastAsia="DengXian" w:cs="DengXian"/>
-        </w:rPr>
-      </w:pPr>
-      <w:r>
-        <w:rPr>
-          <w:rFonts w:hint="eastAsia" w:ascii="DengXian" w:hAnsi="DengXian" w:eastAsia="DengXian" w:cs="DengXian"/>
-          <w:color w:val="151515"/>
-          <w:sz w:val="20"/>
-        </w:rPr>
-        <w:t>• 提问：“版师最需要看到什么？评审最容易被什么吸引？”回应：“版师需要结构和工艺；评审可能先被整体造型吸引。两种图的职责不同。”</w:t>
-      </w:r>
-    </w:p>
     <w:tbl>
       <w:tblPr>
         <w:tblStyle w:val="32"/>
@@ -4702,57 +4260,6 @@
         <w:t>专业不是把未知说得像已知，而是准确管理未知。你越能明确哪里不能确认，后面的纸样和立体测试就越有效。</w:t>
       </w:r>
     </w:p>
-    <w:p>
-      <w:pPr>
-        <w:spacing w:after="60"/>
-        <w:rPr>
-          <w:rFonts w:hint="eastAsia" w:ascii="DengXian" w:hAnsi="DengXian" w:eastAsia="DengXian" w:cs="DengXian"/>
-        </w:rPr>
-      </w:pPr>
-      <w:r>
-        <w:rPr>
-          <w:rFonts w:hint="eastAsia" w:ascii="DengXian" w:hAnsi="DengXian" w:eastAsia="DengXian" w:cs="DengXian"/>
-          <w:b/>
-          <w:color w:val="D61F45"/>
-          <w:sz w:val="20"/>
-        </w:rPr>
-        <w:t>【互动与应答预案】</w:t>
-      </w:r>
-    </w:p>
-    <w:p>
-      <w:pPr>
-        <w:pStyle w:val="165"/>
-        <w:ind w:left="340" w:hanging="170"/>
-        <w:rPr>
-          <w:rFonts w:hint="eastAsia" w:ascii="DengXian" w:hAnsi="DengXian" w:eastAsia="DengXian" w:cs="DengXian"/>
-        </w:rPr>
-      </w:pPr>
-      <w:r>
-        <w:rPr>
-          <w:rFonts w:hint="eastAsia" w:ascii="DengXian" w:hAnsi="DengXian" w:eastAsia="DengXian" w:cs="DengXian"/>
-          <w:color w:val="151515"/>
-          <w:sz w:val="20"/>
-        </w:rPr>
-        <w:t>• 提问：“从正面照看见袋口，能不能写‘双嵌线袋’？”回应：“不能，除非近照、平面图或实物能证明。”</w:t>
-      </w:r>
-    </w:p>
-    <w:p>
-      <w:pPr>
-        <w:pStyle w:val="165"/>
-        <w:ind w:left="340" w:hanging="170"/>
-        <w:rPr>
-          <w:rFonts w:hint="eastAsia" w:ascii="DengXian" w:hAnsi="DengXian" w:eastAsia="DengXian" w:cs="DengXian"/>
-        </w:rPr>
-      </w:pPr>
-      <w:r>
-        <w:rPr>
-          <w:rFonts w:hint="eastAsia" w:ascii="DengXian" w:hAnsi="DengXian" w:eastAsia="DengXian" w:cs="DengXian"/>
-          <w:color w:val="151515"/>
-          <w:sz w:val="20"/>
-        </w:rPr>
-        <w:t>• 若学生说“应该就是垫肩”，回应：“可以写‘内部支撑假设’，但不能写成事实。”</w:t>
-      </w:r>
-    </w:p>
     <w:tbl>
       <w:tblPr>
         <w:tblStyle w:val="32"/>
@@ -4988,57 +4495,6 @@
         <w:t>请用这张构造词汇图检查自己的画面：你画出的线在三维衣服上有没有位置；它控制了什么；如果删除它，体积、开合或功能是否会改变。</w:t>
       </w:r>
     </w:p>
-    <w:p>
-      <w:pPr>
-        <w:spacing w:after="60"/>
-        <w:rPr>
-          <w:rFonts w:hint="eastAsia" w:ascii="DengXian" w:hAnsi="DengXian" w:eastAsia="DengXian" w:cs="DengXian"/>
-        </w:rPr>
-      </w:pPr>
-      <w:r>
-        <w:rPr>
-          <w:rFonts w:hint="eastAsia" w:ascii="DengXian" w:hAnsi="DengXian" w:eastAsia="DengXian" w:cs="DengXian"/>
-          <w:b/>
-          <w:color w:val="D61F45"/>
-          <w:sz w:val="20"/>
-        </w:rPr>
-        <w:t>【互动与应答预案】</w:t>
-      </w:r>
-    </w:p>
-    <w:p>
-      <w:pPr>
-        <w:pStyle w:val="165"/>
-        <w:ind w:left="340" w:hanging="170"/>
-        <w:rPr>
-          <w:rFonts w:hint="eastAsia" w:ascii="DengXian" w:hAnsi="DengXian" w:eastAsia="DengXian" w:cs="DengXian"/>
-        </w:rPr>
-      </w:pPr>
-      <w:r>
-        <w:rPr>
-          <w:rFonts w:hint="eastAsia" w:ascii="DengXian" w:hAnsi="DengXian" w:eastAsia="DengXian" w:cs="DengXian"/>
-          <w:color w:val="151515"/>
-          <w:sz w:val="20"/>
-        </w:rPr>
-        <w:t>• 提问：“省道和分割线最大的区别是什么？”可接受回答：“省道主要收取省量；分割线可以同时承担造型、拼接和省量转移。”</w:t>
-      </w:r>
-    </w:p>
-    <w:p>
-      <w:pPr>
-        <w:pStyle w:val="165"/>
-        <w:ind w:left="340" w:hanging="170"/>
-        <w:rPr>
-          <w:rFonts w:hint="eastAsia" w:ascii="DengXian" w:hAnsi="DengXian" w:eastAsia="DengXian" w:cs="DengXian"/>
-        </w:rPr>
-      </w:pPr>
-      <w:r>
-        <w:rPr>
-          <w:rFonts w:hint="eastAsia" w:ascii="DengXian" w:hAnsi="DengXian" w:eastAsia="DengXian" w:cs="DengXian"/>
-          <w:color w:val="151515"/>
-          <w:sz w:val="20"/>
-        </w:rPr>
-        <w:t>• 提醒：“‘褶量’要说明从哪里增加、在哪里固定，不能只画波浪线。”</w:t>
-      </w:r>
-    </w:p>
     <w:tbl>
       <w:tblPr>
         <w:tblStyle w:val="32"/>
@@ -5289,57 +4745,6 @@
         <w:t>所以纸样不是设计的终点，白坯也不是展示品。它们共同构成“提出结构—验证结构—回改结构”的循环。</w:t>
       </w:r>
     </w:p>
-    <w:p>
-      <w:pPr>
-        <w:spacing w:after="60"/>
-        <w:rPr>
-          <w:rFonts w:hint="eastAsia" w:ascii="DengXian" w:hAnsi="DengXian" w:eastAsia="DengXian" w:cs="DengXian"/>
-        </w:rPr>
-      </w:pPr>
-      <w:r>
-        <w:rPr>
-          <w:rFonts w:hint="eastAsia" w:ascii="DengXian" w:hAnsi="DengXian" w:eastAsia="DengXian" w:cs="DengXian"/>
-          <w:b/>
-          <w:color w:val="D61F45"/>
-          <w:sz w:val="20"/>
-        </w:rPr>
-        <w:t>【互动与应答预案】</w:t>
-      </w:r>
-    </w:p>
-    <w:p>
-      <w:pPr>
-        <w:pStyle w:val="165"/>
-        <w:ind w:left="340" w:hanging="170"/>
-        <w:rPr>
-          <w:rFonts w:hint="eastAsia" w:ascii="DengXian" w:hAnsi="DengXian" w:eastAsia="DengXian" w:cs="DengXian"/>
-        </w:rPr>
-      </w:pPr>
-      <w:r>
-        <w:rPr>
-          <w:rFonts w:hint="eastAsia" w:ascii="DengXian" w:hAnsi="DengXian" w:eastAsia="DengXian" w:cs="DengXian"/>
-          <w:color w:val="151515"/>
-          <w:sz w:val="20"/>
-        </w:rPr>
-        <w:t>• 提问：“把原胸省闭合、在肩部打开新省，体积为什么仍然成立？”回应：“因为省量被转移而不是删除。”</w:t>
-      </w:r>
-    </w:p>
-    <w:p>
-      <w:pPr>
-        <w:pStyle w:val="165"/>
-        <w:ind w:left="340" w:hanging="170"/>
-        <w:rPr>
-          <w:rFonts w:hint="eastAsia" w:ascii="DengXian" w:hAnsi="DengXian" w:eastAsia="DengXian" w:cs="DengXian"/>
-        </w:rPr>
-      </w:pPr>
-      <w:r>
-        <w:rPr>
-          <w:rFonts w:hint="eastAsia" w:ascii="DengXian" w:hAnsi="DengXian" w:eastAsia="DengXian" w:cs="DengXian"/>
-          <w:color w:val="151515"/>
-          <w:sz w:val="20"/>
-        </w:rPr>
-        <w:t>• 若学生说“白坯不好看”，提醒：“白坯首先用于暴露问题，不是用于掩盖问题。”</w:t>
-      </w:r>
-    </w:p>
     <w:tbl>
       <w:tblPr>
         <w:tblStyle w:val="32"/>
@@ -5580,57 +4985,6 @@
           <w:rFonts w:hint="eastAsia" w:ascii="DengXian" w:hAnsi="DengXian" w:eastAsia="DengXian" w:cs="DengXian"/>
         </w:rPr>
         <w:t>验证方式也要同步确定：前后技术平面图、一个关键局部，还有纸张或白坯布快速立体测试。今天不要求把所有问题解决，只选择一个最核心的结构矛盾。</w:t>
-      </w:r>
-    </w:p>
-    <w:p>
-      <w:pPr>
-        <w:spacing w:after="60"/>
-        <w:rPr>
-          <w:rFonts w:hint="eastAsia" w:ascii="DengXian" w:hAnsi="DengXian" w:eastAsia="DengXian" w:cs="DengXian"/>
-        </w:rPr>
-      </w:pPr>
-      <w:r>
-        <w:rPr>
-          <w:rFonts w:hint="eastAsia" w:ascii="DengXian" w:hAnsi="DengXian" w:eastAsia="DengXian" w:cs="DengXian"/>
-          <w:b/>
-          <w:color w:val="D61F45"/>
-          <w:sz w:val="20"/>
-        </w:rPr>
-        <w:t>【互动与应答预案】</w:t>
-      </w:r>
-    </w:p>
-    <w:p>
-      <w:pPr>
-        <w:pStyle w:val="165"/>
-        <w:ind w:left="340" w:hanging="170"/>
-        <w:rPr>
-          <w:rFonts w:hint="eastAsia" w:ascii="DengXian" w:hAnsi="DengXian" w:eastAsia="DengXian" w:cs="DengXian"/>
-        </w:rPr>
-      </w:pPr>
-      <w:r>
-        <w:rPr>
-          <w:rFonts w:hint="eastAsia" w:ascii="DengXian" w:hAnsi="DengXian" w:eastAsia="DengXian" w:cs="DengXian"/>
-          <w:color w:val="151515"/>
-          <w:sz w:val="20"/>
-        </w:rPr>
-        <w:t>• 提问：“如果只选一个矛盾，你会选冷热切换、背包、坐姿还是正式度？为什么？”</w:t>
-      </w:r>
-    </w:p>
-    <w:p>
-      <w:pPr>
-        <w:pStyle w:val="165"/>
-        <w:ind w:left="340" w:hanging="170"/>
-        <w:rPr>
-          <w:rFonts w:hint="eastAsia" w:ascii="DengXian" w:hAnsi="DengXian" w:eastAsia="DengXian" w:cs="DengXian"/>
-        </w:rPr>
-      </w:pPr>
-      <w:r>
-        <w:rPr>
-          <w:rFonts w:hint="eastAsia" w:ascii="DengXian" w:hAnsi="DengXian" w:eastAsia="DengXian" w:cs="DengXian"/>
-          <w:color w:val="151515"/>
-          <w:sz w:val="20"/>
-        </w:rPr>
-        <w:t>• 若学生回答“都要”，回应：“设计条件可以多，但本轮实验只设一个主变量，否则无法判断哪一步起作用。”</w:t>
       </w:r>
     </w:p>
     <w:tbl>
@@ -5883,74 +5237,6 @@
         <w:t>这张练习就是你的A0人工基线。此时不要让AI替你生成平面图。完成以后，我们会用教师示范检查四步证据链。现在开始。</w:t>
       </w:r>
     </w:p>
-    <w:p>
-      <w:pPr>
-        <w:spacing w:after="60"/>
-        <w:rPr>
-          <w:rFonts w:hint="eastAsia" w:ascii="DengXian" w:hAnsi="DengXian" w:eastAsia="DengXian" w:cs="DengXian"/>
-        </w:rPr>
-      </w:pPr>
-      <w:r>
-        <w:rPr>
-          <w:rFonts w:hint="eastAsia" w:ascii="DengXian" w:hAnsi="DengXian" w:eastAsia="DengXian" w:cs="DengXian"/>
-          <w:b/>
-          <w:color w:val="D61F45"/>
-          <w:sz w:val="20"/>
-        </w:rPr>
-        <w:t>【互动与应答预案】</w:t>
-      </w:r>
-    </w:p>
-    <w:p>
-      <w:pPr>
-        <w:pStyle w:val="165"/>
-        <w:ind w:left="340" w:hanging="170"/>
-        <w:rPr>
-          <w:rFonts w:hint="eastAsia" w:ascii="DengXian" w:hAnsi="DengXian" w:eastAsia="DengXian" w:cs="DengXian"/>
-        </w:rPr>
-      </w:pPr>
-      <w:r>
-        <w:rPr>
-          <w:rFonts w:hint="eastAsia" w:ascii="DengXian" w:hAnsi="DengXian" w:eastAsia="DengXian" w:cs="DengXian"/>
-          <w:color w:val="151515"/>
-          <w:sz w:val="20"/>
-        </w:rPr>
-        <w:t>• 巡回追问：“这条线是边缘、分割、开合还是材料折线？”</w:t>
-      </w:r>
-    </w:p>
-    <w:p>
-      <w:pPr>
-        <w:pStyle w:val="165"/>
-        <w:ind w:left="340" w:hanging="170"/>
-        <w:rPr>
-          <w:rFonts w:hint="eastAsia" w:ascii="DengXian" w:hAnsi="DengXian" w:eastAsia="DengXian" w:cs="DengXian"/>
-        </w:rPr>
-      </w:pPr>
-      <w:r>
-        <w:rPr>
-          <w:rFonts w:hint="eastAsia" w:ascii="DengXian" w:hAnsi="DengXian" w:eastAsia="DengXian" w:cs="DengXian"/>
-          <w:color w:val="151515"/>
-          <w:sz w:val="20"/>
-        </w:rPr>
-        <w:t>• 巡回追问：“前片和后片的总长是否在同一基准线上？”</w:t>
-      </w:r>
-    </w:p>
-    <w:p>
-      <w:pPr>
-        <w:pStyle w:val="165"/>
-        <w:ind w:left="340" w:hanging="170"/>
-        <w:rPr>
-          <w:rFonts w:hint="eastAsia" w:ascii="DengXian" w:hAnsi="DengXian" w:eastAsia="DengXian" w:cs="DengXian"/>
-        </w:rPr>
-      </w:pPr>
-      <w:r>
-        <w:rPr>
-          <w:rFonts w:hint="eastAsia" w:ascii="DengXian" w:hAnsi="DengXian" w:eastAsia="DengXian" w:cs="DengXian"/>
-          <w:color w:val="151515"/>
-          <w:sz w:val="20"/>
-        </w:rPr>
-        <w:t>• 巡回追问：“这个细节怎样穿脱、怎样缝合、怎样固定？”</w:t>
-      </w:r>
-    </w:p>
     <w:tbl>
       <w:tblPr>
         <w:tblStyle w:val="32"/>
@@ -6409,57 +5695,6 @@
         <w:t>第四步叫验证：用纸张或白坯布测试体积、固定点和身体距离。每一步都要留下可见证据，并写出下一步决定。今天的第一版不用完美，但必须知道下一步改什么。</w:t>
       </w:r>
     </w:p>
-    <w:p>
-      <w:pPr>
-        <w:spacing w:after="60"/>
-        <w:rPr>
-          <w:rFonts w:hint="eastAsia" w:ascii="DengXian" w:hAnsi="DengXian" w:eastAsia="DengXian" w:cs="DengXian"/>
-        </w:rPr>
-      </w:pPr>
-      <w:r>
-        <w:rPr>
-          <w:rFonts w:hint="eastAsia" w:ascii="DengXian" w:hAnsi="DengXian" w:eastAsia="DengXian" w:cs="DengXian"/>
-          <w:b/>
-          <w:color w:val="D61F45"/>
-          <w:sz w:val="20"/>
-        </w:rPr>
-        <w:t>【互动与应答预案】</w:t>
-      </w:r>
-    </w:p>
-    <w:p>
-      <w:pPr>
-        <w:pStyle w:val="165"/>
-        <w:ind w:left="340" w:hanging="170"/>
-        <w:rPr>
-          <w:rFonts w:hint="eastAsia" w:ascii="DengXian" w:hAnsi="DengXian" w:eastAsia="DengXian" w:cs="DengXian"/>
-        </w:rPr>
-      </w:pPr>
-      <w:r>
-        <w:rPr>
-          <w:rFonts w:hint="eastAsia" w:ascii="DengXian" w:hAnsi="DengXian" w:eastAsia="DengXian" w:cs="DengXian"/>
-          <w:color w:val="151515"/>
-          <w:sz w:val="20"/>
-        </w:rPr>
-        <w:t>• 请学生对自己的图写一句：“我现在最不确定的是____，下一步要用____证据确认。”</w:t>
-      </w:r>
-    </w:p>
-    <w:p>
-      <w:pPr>
-        <w:pStyle w:val="165"/>
-        <w:ind w:left="340" w:hanging="170"/>
-        <w:rPr>
-          <w:rFonts w:hint="eastAsia" w:ascii="DengXian" w:hAnsi="DengXian" w:eastAsia="DengXian" w:cs="DengXian"/>
-        </w:rPr>
-      </w:pPr>
-      <w:r>
-        <w:rPr>
-          <w:rFonts w:hint="eastAsia" w:ascii="DengXian" w:hAnsi="DengXian" w:eastAsia="DengXian" w:cs="DengXian"/>
-          <w:color w:val="151515"/>
-          <w:sz w:val="20"/>
-        </w:rPr>
-        <w:t>• 若学生只说“画得不好”，追问：“是比例、后片、开合、体积来源还是材料？把问题说具体。”</w:t>
-      </w:r>
-    </w:p>
     <w:tbl>
       <w:tblPr>
         <w:tblStyle w:val="32"/>
@@ -6969,57 +6204,6 @@
         <w:t>不要把四类理解成风格标签。同一件衣服可能上身贴体、下摆离体；肩部支撑、裙身悬垂。分析时说清部位、距离、固定点和重力方向。</w:t>
       </w:r>
     </w:p>
-    <w:p>
-      <w:pPr>
-        <w:spacing w:after="60"/>
-        <w:rPr>
-          <w:rFonts w:hint="eastAsia" w:ascii="DengXian" w:hAnsi="DengXian" w:eastAsia="DengXian" w:cs="DengXian"/>
-        </w:rPr>
-      </w:pPr>
-      <w:r>
-        <w:rPr>
-          <w:rFonts w:hint="eastAsia" w:ascii="DengXian" w:hAnsi="DengXian" w:eastAsia="DengXian" w:cs="DengXian"/>
-          <w:b/>
-          <w:color w:val="D61F45"/>
-          <w:sz w:val="20"/>
-        </w:rPr>
-        <w:t>【互动与应答预案】</w:t>
-      </w:r>
-    </w:p>
-    <w:p>
-      <w:pPr>
-        <w:pStyle w:val="165"/>
-        <w:ind w:left="340" w:hanging="170"/>
-        <w:rPr>
-          <w:rFonts w:hint="eastAsia" w:ascii="DengXian" w:hAnsi="DengXian" w:eastAsia="DengXian" w:cs="DengXian"/>
-        </w:rPr>
-      </w:pPr>
-      <w:r>
-        <w:rPr>
-          <w:rFonts w:hint="eastAsia" w:ascii="DengXian" w:hAnsi="DengXian" w:eastAsia="DengXian" w:cs="DengXian"/>
-          <w:color w:val="151515"/>
-          <w:sz w:val="20"/>
-        </w:rPr>
-        <w:t>• 提问：“顺体和贴体的区别是什么？”回应：“顺体仍保留空气和活动量；贴体持续沿身体曲面贴近。”</w:t>
-      </w:r>
-    </w:p>
-    <w:p>
-      <w:pPr>
-        <w:pStyle w:val="165"/>
-        <w:ind w:left="340" w:hanging="170"/>
-        <w:rPr>
-          <w:rFonts w:hint="eastAsia" w:ascii="DengXian" w:hAnsi="DengXian" w:eastAsia="DengXian" w:cs="DengXian"/>
-        </w:rPr>
-      </w:pPr>
-      <w:r>
-        <w:rPr>
-          <w:rFonts w:hint="eastAsia" w:ascii="DengXian" w:hAnsi="DengXian" w:eastAsia="DengXian" w:cs="DengXian"/>
-          <w:color w:val="151515"/>
-          <w:sz w:val="20"/>
-        </w:rPr>
-        <w:t>• 提问：“离体体积一定来自很厚的面料吗？”回应：“不一定，也可能来自纸样增量、内部支撑、填充或多层结构。”</w:t>
-      </w:r>
-    </w:p>
     <w:tbl>
       <w:tblPr>
         <w:tblStyle w:val="32"/>
@@ -7270,40 +6454,6 @@
         <w:t>这五类练习的重点不是做出奇怪形状，而是保存“操作前—过程—结果”。没有过程证据，就无法解释体积从哪里来。</w:t>
       </w:r>
     </w:p>
-    <w:p>
-      <w:pPr>
-        <w:spacing w:after="60"/>
-        <w:rPr>
-          <w:rFonts w:hint="eastAsia" w:ascii="DengXian" w:hAnsi="DengXian" w:eastAsia="DengXian" w:cs="DengXian"/>
-        </w:rPr>
-      </w:pPr>
-      <w:r>
-        <w:rPr>
-          <w:rFonts w:hint="eastAsia" w:ascii="DengXian" w:hAnsi="DengXian" w:eastAsia="DengXian" w:cs="DengXian"/>
-          <w:b/>
-          <w:color w:val="D61F45"/>
-          <w:sz w:val="20"/>
-        </w:rPr>
-        <w:t>【互动与应答预案】</w:t>
-      </w:r>
-    </w:p>
-    <w:p>
-      <w:pPr>
-        <w:pStyle w:val="165"/>
-        <w:ind w:left="340" w:hanging="170"/>
-        <w:rPr>
-          <w:rFonts w:hint="eastAsia" w:ascii="DengXian" w:hAnsi="DengXian" w:eastAsia="DengXian" w:cs="DengXian"/>
-        </w:rPr>
-      </w:pPr>
-      <w:r>
-        <w:rPr>
-          <w:rFonts w:hint="eastAsia" w:ascii="DengXian" w:hAnsi="DengXian" w:eastAsia="DengXian" w:cs="DengXian"/>
-          <w:color w:val="151515"/>
-          <w:sz w:val="20"/>
-        </w:rPr>
-        <w:t>• 提问：“这五类中，哪一类主要是转移已有量，哪一类会真正增加量？”引导：“省道转移主要转移；切开展开会增加展开量。”</w:t>
-      </w:r>
-    </w:p>
     <w:tbl>
       <w:tblPr>
         <w:tblStyle w:val="32"/>
@@ -7539,40 +6689,6 @@
         <w:t>这里的目的不是声称我们知道品牌真实纸样，而是训练“看见结果—提出操作假设—决定验证方式”。院校训练给方法和证据，秀场案例让我们看到同一方法如何进入产品比例和审美判断。</w:t>
       </w:r>
     </w:p>
-    <w:p>
-      <w:pPr>
-        <w:spacing w:after="60"/>
-        <w:rPr>
-          <w:rFonts w:hint="eastAsia" w:ascii="DengXian" w:hAnsi="DengXian" w:eastAsia="DengXian" w:cs="DengXian"/>
-        </w:rPr>
-      </w:pPr>
-      <w:r>
-        <w:rPr>
-          <w:rFonts w:hint="eastAsia" w:ascii="DengXian" w:hAnsi="DengXian" w:eastAsia="DengXian" w:cs="DengXian"/>
-          <w:b/>
-          <w:color w:val="D61F45"/>
-          <w:sz w:val="20"/>
-        </w:rPr>
-        <w:t>【互动与应答预案】</w:t>
-      </w:r>
-    </w:p>
-    <w:p>
-      <w:pPr>
-        <w:pStyle w:val="165"/>
-        <w:ind w:left="340" w:hanging="170"/>
-        <w:rPr>
-          <w:rFonts w:hint="eastAsia" w:ascii="DengXian" w:hAnsi="DengXian" w:eastAsia="DengXian" w:cs="DengXian"/>
-        </w:rPr>
-      </w:pPr>
-      <w:r>
-        <w:rPr>
-          <w:rFonts w:hint="eastAsia" w:ascii="DengXian" w:hAnsi="DengXian" w:eastAsia="DengXian" w:cs="DengXian"/>
-          <w:color w:val="151515"/>
-          <w:sz w:val="20"/>
-        </w:rPr>
-        <w:t>• 提问：“哪一套最需要材料样布才能确认？”接受多种答案，但要求说明是厚度、垂坠、褶密度还是支撑问题。</w:t>
-      </w:r>
-    </w:p>
     <w:tbl>
       <w:tblPr>
         <w:tblStyle w:val="32"/>
@@ -7793,40 +6909,6 @@
         <w:t>请每套只画最关键的三条结构线，再问：哪些线始终存在，哪些线只在某个版本被放大或减弱。能回答这个问题，系列才有“同宗不同款”的关系。</w:t>
       </w:r>
     </w:p>
-    <w:p>
-      <w:pPr>
-        <w:spacing w:after="60"/>
-        <w:rPr>
-          <w:rFonts w:hint="eastAsia" w:ascii="DengXian" w:hAnsi="DengXian" w:eastAsia="DengXian" w:cs="DengXian"/>
-        </w:rPr>
-      </w:pPr>
-      <w:r>
-        <w:rPr>
-          <w:rFonts w:hint="eastAsia" w:ascii="DengXian" w:hAnsi="DengXian" w:eastAsia="DengXian" w:cs="DengXian"/>
-          <w:b/>
-          <w:color w:val="D61F45"/>
-          <w:sz w:val="20"/>
-        </w:rPr>
-        <w:t>【互动与应答预案】</w:t>
-      </w:r>
-    </w:p>
-    <w:p>
-      <w:pPr>
-        <w:pStyle w:val="165"/>
-        <w:ind w:left="340" w:hanging="170"/>
-        <w:rPr>
-          <w:rFonts w:hint="eastAsia" w:ascii="DengXian" w:hAnsi="DengXian" w:eastAsia="DengXian" w:cs="DengXian"/>
-        </w:rPr>
-      </w:pPr>
-      <w:r>
-        <w:rPr>
-          <w:rFonts w:hint="eastAsia" w:ascii="DengXian" w:hAnsi="DengXian" w:eastAsia="DengXian" w:cs="DengXian"/>
-          <w:color w:val="151515"/>
-          <w:sz w:val="20"/>
-        </w:rPr>
-        <w:t>• 若学生说“五套都不一样”，追问：“有没有共同的开合方向、层次关系、长度轴或身体距离？”</w:t>
-      </w:r>
-    </w:p>
     <w:tbl>
       <w:tblPr>
         <w:tblStyle w:val="32"/>
@@ -8062,57 +7144,6 @@
         <w:t>相同纸样遇到不同材料，结果不会相同。先预测，再做十厘米材料测试或小比例立体样。材料名称不是形容词，它要对应重量、厚度、表面、伸缩和垂坠行为。</w:t>
       </w:r>
     </w:p>
-    <w:p>
-      <w:pPr>
-        <w:spacing w:after="60"/>
-        <w:rPr>
-          <w:rFonts w:hint="eastAsia" w:ascii="DengXian" w:hAnsi="DengXian" w:eastAsia="DengXian" w:cs="DengXian"/>
-        </w:rPr>
-      </w:pPr>
-      <w:r>
-        <w:rPr>
-          <w:rFonts w:hint="eastAsia" w:ascii="DengXian" w:hAnsi="DengXian" w:eastAsia="DengXian" w:cs="DengXian"/>
-          <w:b/>
-          <w:color w:val="D61F45"/>
-          <w:sz w:val="20"/>
-        </w:rPr>
-        <w:t>【互动与应答预案】</w:t>
-      </w:r>
-    </w:p>
-    <w:p>
-      <w:pPr>
-        <w:pStyle w:val="165"/>
-        <w:ind w:left="340" w:hanging="170"/>
-        <w:rPr>
-          <w:rFonts w:hint="eastAsia" w:ascii="DengXian" w:hAnsi="DengXian" w:eastAsia="DengXian" w:cs="DengXian"/>
-        </w:rPr>
-      </w:pPr>
-      <w:r>
-        <w:rPr>
-          <w:rFonts w:hint="eastAsia" w:ascii="DengXian" w:hAnsi="DengXian" w:eastAsia="DengXian" w:cs="DengXian"/>
-          <w:color w:val="151515"/>
-          <w:sz w:val="20"/>
-        </w:rPr>
-        <w:t>• 提问：“透明材料最先暴露什么问题？”回应：“缝份、连接、里料和身体触点。”</w:t>
-      </w:r>
-    </w:p>
-    <w:p>
-      <w:pPr>
-        <w:pStyle w:val="165"/>
-        <w:ind w:left="340" w:hanging="170"/>
-        <w:rPr>
-          <w:rFonts w:hint="eastAsia" w:ascii="DengXian" w:hAnsi="DengXian" w:eastAsia="DengXian" w:cs="DengXian"/>
-        </w:rPr>
-      </w:pPr>
-      <w:r>
-        <w:rPr>
-          <w:rFonts w:hint="eastAsia" w:ascii="DengXian" w:hAnsi="DengXian" w:eastAsia="DengXian" w:cs="DengXian"/>
-          <w:color w:val="151515"/>
-          <w:sz w:val="20"/>
-        </w:rPr>
-        <w:t>• 提问：“垂坠面料为什么要看纱向？”回应：“纱向会直接影响下落、扭转和伸长。”</w:t>
-      </w:r>
-    </w:p>
     <w:tbl>
       <w:tblPr>
         <w:tblStyle w:val="32"/>
@@ -8333,40 +7364,6 @@
         <w:t>再选另一套，说明同一规则改变了什么：是开口方向、折叠强度、长度、材料，还是身体距离。不要只说“更夸张”，要说哪一个变量被改变。</w:t>
       </w:r>
     </w:p>
-    <w:p>
-      <w:pPr>
-        <w:spacing w:after="60"/>
-        <w:rPr>
-          <w:rFonts w:hint="eastAsia" w:ascii="DengXian" w:hAnsi="DengXian" w:eastAsia="DengXian" w:cs="DengXian"/>
-        </w:rPr>
-      </w:pPr>
-      <w:r>
-        <w:rPr>
-          <w:rFonts w:hint="eastAsia" w:ascii="DengXian" w:hAnsi="DengXian" w:eastAsia="DengXian" w:cs="DengXian"/>
-          <w:b/>
-          <w:color w:val="D61F45"/>
-          <w:sz w:val="20"/>
-        </w:rPr>
-        <w:t>【互动与应答预案】</w:t>
-      </w:r>
-    </w:p>
-    <w:p>
-      <w:pPr>
-        <w:pStyle w:val="165"/>
-        <w:ind w:left="340" w:hanging="170"/>
-        <w:rPr>
-          <w:rFonts w:hint="eastAsia" w:ascii="DengXian" w:hAnsi="DengXian" w:eastAsia="DengXian" w:cs="DengXian"/>
-        </w:rPr>
-      </w:pPr>
-      <w:r>
-        <w:rPr>
-          <w:rFonts w:hint="eastAsia" w:ascii="DengXian" w:hAnsi="DengXian" w:eastAsia="DengXian" w:cs="DengXian"/>
-          <w:color w:val="151515"/>
-          <w:sz w:val="20"/>
-        </w:rPr>
-        <w:t>• 提问：“两套之间至少保留了什么，才仍然像同一系列？”</w:t>
-      </w:r>
-    </w:p>
     <w:tbl>
       <w:tblPr>
         <w:tblStyle w:val="32"/>
@@ -8602,40 +7599,6 @@
         <w:t>复杂不等于信息完整。设计师的任务是把复杂图像拆成可验证的问题，而不是用更多装饰掩盖未知。</w:t>
       </w:r>
     </w:p>
-    <w:p>
-      <w:pPr>
-        <w:spacing w:after="60"/>
-        <w:rPr>
-          <w:rFonts w:hint="eastAsia" w:ascii="DengXian" w:hAnsi="DengXian" w:eastAsia="DengXian" w:cs="DengXian"/>
-        </w:rPr>
-      </w:pPr>
-      <w:r>
-        <w:rPr>
-          <w:rFonts w:hint="eastAsia" w:ascii="DengXian" w:hAnsi="DengXian" w:eastAsia="DengXian" w:cs="DengXian"/>
-          <w:b/>
-          <w:color w:val="D61F45"/>
-          <w:sz w:val="20"/>
-        </w:rPr>
-        <w:t>【互动与应答预案】</w:t>
-      </w:r>
-    </w:p>
-    <w:p>
-      <w:pPr>
-        <w:pStyle w:val="165"/>
-        <w:ind w:left="340" w:hanging="170"/>
-        <w:rPr>
-          <w:rFonts w:hint="eastAsia" w:ascii="DengXian" w:hAnsi="DengXian" w:eastAsia="DengXian" w:cs="DengXian"/>
-        </w:rPr>
-      </w:pPr>
-      <w:r>
-        <w:rPr>
-          <w:rFonts w:hint="eastAsia" w:ascii="DengXian" w:hAnsi="DengXian" w:eastAsia="DengXian" w:cs="DengXian"/>
-          <w:color w:val="151515"/>
-          <w:sz w:val="20"/>
-        </w:rPr>
-        <w:t>• 提问：“这五套中最可能被误画成结构线的是什么？”引导学生区分叠层边缘、皱褶和真实分割。</w:t>
-      </w:r>
-    </w:p>
     <w:tbl>
       <w:tblPr>
         <w:tblStyle w:val="32"/>
@@ -8856,40 +7819,6 @@
         <w:t>对应修正是：统一基准线和比例；补开合和连接；标出固定点和释放量；先做十厘米材料测试。先修断点，再谈装饰和美化。</w:t>
       </w:r>
     </w:p>
-    <w:p>
-      <w:pPr>
-        <w:spacing w:after="60"/>
-        <w:rPr>
-          <w:rFonts w:hint="eastAsia" w:ascii="DengXian" w:hAnsi="DengXian" w:eastAsia="DengXian" w:cs="DengXian"/>
-        </w:rPr>
-      </w:pPr>
-      <w:r>
-        <w:rPr>
-          <w:rFonts w:hint="eastAsia" w:ascii="DengXian" w:hAnsi="DengXian" w:eastAsia="DengXian" w:cs="DengXian"/>
-          <w:b/>
-          <w:color w:val="D61F45"/>
-          <w:sz w:val="20"/>
-        </w:rPr>
-        <w:t>【互动与应答预案】</w:t>
-      </w:r>
-    </w:p>
-    <w:p>
-      <w:pPr>
-        <w:pStyle w:val="165"/>
-        <w:ind w:left="340" w:hanging="170"/>
-        <w:rPr>
-          <w:rFonts w:hint="eastAsia" w:ascii="DengXian" w:hAnsi="DengXian" w:eastAsia="DengXian" w:cs="DengXian"/>
-        </w:rPr>
-      </w:pPr>
-      <w:r>
-        <w:rPr>
-          <w:rFonts w:hint="eastAsia" w:ascii="DengXian" w:hAnsi="DengXian" w:eastAsia="DengXian" w:cs="DengXian"/>
-          <w:color w:val="151515"/>
-          <w:sz w:val="20"/>
-        </w:rPr>
-        <w:t>• 巡回讲评时可直接问：“你现在的问题属于比例、穿脱、体积来源还是材料？”</w:t>
-      </w:r>
-    </w:p>
     <w:tbl>
       <w:tblPr>
         <w:tblStyle w:val="32"/>
@@ -9140,91 +8069,6 @@
         <w:t>最终输出是一页同一造型的闭环证据，不是三张互不相关的图。AI此时只允许用于检查清单或术语核对，不能替代你的平面图和物理测试。现在开始。</w:t>
       </w:r>
     </w:p>
-    <w:p>
-      <w:pPr>
-        <w:spacing w:after="60"/>
-        <w:rPr>
-          <w:rFonts w:hint="eastAsia" w:ascii="DengXian" w:hAnsi="DengXian" w:eastAsia="DengXian" w:cs="DengXian"/>
-        </w:rPr>
-      </w:pPr>
-      <w:r>
-        <w:rPr>
-          <w:rFonts w:hint="eastAsia" w:ascii="DengXian" w:hAnsi="DengXian" w:eastAsia="DengXian" w:cs="DengXian"/>
-          <w:b/>
-          <w:color w:val="D61F45"/>
-          <w:sz w:val="20"/>
-        </w:rPr>
-        <w:t>【互动与应答预案】</w:t>
-      </w:r>
-    </w:p>
-    <w:p>
-      <w:pPr>
-        <w:pStyle w:val="165"/>
-        <w:ind w:left="340" w:hanging="170"/>
-        <w:rPr>
-          <w:rFonts w:hint="eastAsia" w:ascii="DengXian" w:hAnsi="DengXian" w:eastAsia="DengXian" w:cs="DengXian"/>
-        </w:rPr>
-      </w:pPr>
-      <w:r>
-        <w:rPr>
-          <w:rFonts w:hint="eastAsia" w:ascii="DengXian" w:hAnsi="DengXian" w:eastAsia="DengXian" w:cs="DengXian"/>
-          <w:color w:val="151515"/>
-          <w:sz w:val="20"/>
-        </w:rPr>
-        <w:t>• 第1轮巡回：“前后总长和肩线是否使用同一基准？”</w:t>
-      </w:r>
-    </w:p>
-    <w:p>
-      <w:pPr>
-        <w:pStyle w:val="165"/>
-        <w:ind w:left="340" w:hanging="170"/>
-        <w:rPr>
-          <w:rFonts w:hint="eastAsia" w:ascii="DengXian" w:hAnsi="DengXian" w:eastAsia="DengXian" w:cs="DengXian"/>
-        </w:rPr>
-      </w:pPr>
-      <w:r>
-        <w:rPr>
-          <w:rFonts w:hint="eastAsia" w:ascii="DengXian" w:hAnsi="DengXian" w:eastAsia="DengXian" w:cs="DengXian"/>
-          <w:color w:val="151515"/>
-          <w:sz w:val="20"/>
-        </w:rPr>
-        <w:t>• 第2轮巡回：“这个局部承担结构、功能、连接还是识别责任？”</w:t>
-      </w:r>
-    </w:p>
-    <w:p>
-      <w:pPr>
-        <w:pStyle w:val="165"/>
-        <w:ind w:left="340" w:hanging="170"/>
-        <w:rPr>
-          <w:rFonts w:hint="eastAsia" w:ascii="DengXian" w:hAnsi="DengXian" w:eastAsia="DengXian" w:cs="DengXian"/>
-        </w:rPr>
-      </w:pPr>
-      <w:r>
-        <w:rPr>
-          <w:rFonts w:hint="eastAsia" w:ascii="DengXian" w:hAnsi="DengXian" w:eastAsia="DengXian" w:cs="DengXian"/>
-          <w:color w:val="151515"/>
-          <w:sz w:val="20"/>
-        </w:rPr>
-        <w:t>• 第3轮巡回：“体积从哪里增加、在哪里固定、向哪里释放？”</w:t>
-      </w:r>
-    </w:p>
-    <w:p>
-      <w:pPr>
-        <w:pStyle w:val="165"/>
-        <w:ind w:left="340" w:hanging="170"/>
-        <w:rPr>
-          <w:rFonts w:hint="eastAsia" w:ascii="DengXian" w:hAnsi="DengXian" w:eastAsia="DengXian" w:cs="DengXian"/>
-        </w:rPr>
-      </w:pPr>
-      <w:r>
-        <w:rPr>
-          <w:rFonts w:hint="eastAsia" w:ascii="DengXian" w:hAnsi="DengXian" w:eastAsia="DengXian" w:cs="DengXian"/>
-          <w:color w:val="151515"/>
-          <w:sz w:val="20"/>
-        </w:rPr>
-        <w:t>• 第4轮巡回：“材料是否支持这个体积？你需要哪一块10厘米样布测试？”</w:t>
-      </w:r>
-    </w:p>
     <w:tbl>
       <w:tblPr>
         <w:tblStyle w:val="32"/>
@@ -9757,40 +8601,6 @@
         <w:t>本课程还要补两项：关键局部，还有判断记录。判断记录包括A0人工基线、AI提出的疑问、人工修正和最终决定。请检查自己的板面有没有A前后图、B局部、C立体、D判断四个区域。</w:t>
       </w:r>
     </w:p>
-    <w:p>
-      <w:pPr>
-        <w:spacing w:after="60"/>
-        <w:rPr>
-          <w:rFonts w:hint="eastAsia" w:ascii="DengXian" w:hAnsi="DengXian" w:eastAsia="DengXian" w:cs="DengXian"/>
-        </w:rPr>
-      </w:pPr>
-      <w:r>
-        <w:rPr>
-          <w:rFonts w:hint="eastAsia" w:ascii="DengXian" w:hAnsi="DengXian" w:eastAsia="DengXian" w:cs="DengXian"/>
-          <w:b/>
-          <w:color w:val="D61F45"/>
-          <w:sz w:val="20"/>
-        </w:rPr>
-        <w:t>【互动与应答预案】</w:t>
-      </w:r>
-    </w:p>
-    <w:p>
-      <w:pPr>
-        <w:pStyle w:val="165"/>
-        <w:ind w:left="340" w:hanging="170"/>
-        <w:rPr>
-          <w:rFonts w:hint="eastAsia" w:ascii="DengXian" w:hAnsi="DengXian" w:eastAsia="DengXian" w:cs="DengXian"/>
-        </w:rPr>
-      </w:pPr>
-      <w:r>
-        <w:rPr>
-          <w:rFonts w:hint="eastAsia" w:ascii="DengXian" w:hAnsi="DengXian" w:eastAsia="DengXian" w:cs="DengXian"/>
-          <w:color w:val="151515"/>
-          <w:sz w:val="20"/>
-        </w:rPr>
-        <w:t>• 提醒：“正式提交时，两套重点造型可扩展白坯多角度；今天先完成一套闭环。”</w:t>
-      </w:r>
-    </w:p>
     <w:tbl>
       <w:tblPr>
         <w:tblStyle w:val="32"/>
@@ -10063,40 +8873,6 @@
         <w:t>但要注意，报道中的四张照片不一定属于同一款。学生自己的证据板必须锁定同一套造型。动态照片也不能替代白坯修改照，因为走秀只能显示结果，不能完整显示纸样如何被修正。</w:t>
       </w:r>
     </w:p>
-    <w:p>
-      <w:pPr>
-        <w:spacing w:after="60"/>
-        <w:rPr>
-          <w:rFonts w:hint="eastAsia" w:ascii="DengXian" w:hAnsi="DengXian" w:eastAsia="DengXian" w:cs="DengXian"/>
-        </w:rPr>
-      </w:pPr>
-      <w:r>
-        <w:rPr>
-          <w:rFonts w:hint="eastAsia" w:ascii="DengXian" w:hAnsi="DengXian" w:eastAsia="DengXian" w:cs="DengXian"/>
-          <w:b/>
-          <w:color w:val="D61F45"/>
-          <w:sz w:val="20"/>
-        </w:rPr>
-        <w:t>【互动与应答预案】</w:t>
-      </w:r>
-    </w:p>
-    <w:p>
-      <w:pPr>
-        <w:pStyle w:val="165"/>
-        <w:ind w:left="340" w:hanging="170"/>
-        <w:rPr>
-          <w:rFonts w:hint="eastAsia" w:ascii="DengXian" w:hAnsi="DengXian" w:eastAsia="DengXian" w:cs="DengXian"/>
-        </w:rPr>
-      </w:pPr>
-      <w:r>
-        <w:rPr>
-          <w:rFonts w:hint="eastAsia" w:ascii="DengXian" w:hAnsi="DengXian" w:eastAsia="DengXian" w:cs="DengXian"/>
-          <w:color w:val="151515"/>
-          <w:sz w:val="20"/>
-        </w:rPr>
-        <w:t>• 巡回提醒：“你的四区是否都在说同一件衣服？如果不是，删掉无关图片。”</w:t>
-      </w:r>
-    </w:p>
     <w:tbl>
       <w:tblPr>
         <w:tblStyle w:val="32"/>
@@ -10604,57 +9380,6 @@
         <w:t>每项只写“成立、部分成立、需重做”三种之一，并补一个下一步动作。例如：“对应—部分成立；下摆展开量需回到纸样重新标注。”不要只写“继续优化”。</w:t>
       </w:r>
     </w:p>
-    <w:p>
-      <w:pPr>
-        <w:spacing w:after="60"/>
-        <w:rPr>
-          <w:rFonts w:hint="eastAsia" w:ascii="DengXian" w:hAnsi="DengXian" w:eastAsia="DengXian" w:cs="DengXian"/>
-        </w:rPr>
-      </w:pPr>
-      <w:r>
-        <w:rPr>
-          <w:rFonts w:hint="eastAsia" w:ascii="DengXian" w:hAnsi="DengXian" w:eastAsia="DengXian" w:cs="DengXian"/>
-          <w:b/>
-          <w:color w:val="D61F45"/>
-          <w:sz w:val="20"/>
-        </w:rPr>
-        <w:t>【互动与应答预案】</w:t>
-      </w:r>
-    </w:p>
-    <w:p>
-      <w:pPr>
-        <w:pStyle w:val="165"/>
-        <w:ind w:left="340" w:hanging="170"/>
-        <w:rPr>
-          <w:rFonts w:hint="eastAsia" w:ascii="DengXian" w:hAnsi="DengXian" w:eastAsia="DengXian" w:cs="DengXian"/>
-        </w:rPr>
-      </w:pPr>
-      <w:r>
-        <w:rPr>
-          <w:rFonts w:hint="eastAsia" w:ascii="DengXian" w:hAnsi="DengXian" w:eastAsia="DengXian" w:cs="DengXian"/>
-          <w:color w:val="151515"/>
-          <w:sz w:val="20"/>
-        </w:rPr>
-        <w:t>• 同伴只允许问一句：“你最需要重做的是哪一项，证据在哪里？”</w:t>
-      </w:r>
-    </w:p>
-    <w:p>
-      <w:pPr>
-        <w:pStyle w:val="165"/>
-        <w:ind w:left="340" w:hanging="170"/>
-        <w:rPr>
-          <w:rFonts w:hint="eastAsia" w:ascii="DengXian" w:hAnsi="DengXian" w:eastAsia="DengXian" w:cs="DengXian"/>
-        </w:rPr>
-      </w:pPr>
-      <w:r>
-        <w:rPr>
-          <w:rFonts w:hint="eastAsia" w:ascii="DengXian" w:hAnsi="DengXian" w:eastAsia="DengXian" w:cs="DengXian"/>
-          <w:color w:val="151515"/>
-          <w:sz w:val="20"/>
-        </w:rPr>
-        <w:t>• 若学生四项都写“成立”，教师追问：“哪一处仍然未知？完整设计几乎不可能在第一次测试中没有未知项。”</w:t>
-      </w:r>
-    </w:p>
     <w:tbl>
       <w:tblPr>
         <w:tblStyle w:val="32"/>
@@ -10920,74 +9645,6 @@
         <w:t>进入第03周的顺序是：访谈或观察，标出矛盾，核对来源，最后写出问题。完整提交格式我会同步到班级群。</w:t>
       </w:r>
     </w:p>
-    <w:p>
-      <w:pPr>
-        <w:spacing w:after="60"/>
-        <w:rPr>
-          <w:rFonts w:hint="eastAsia" w:ascii="DengXian" w:hAnsi="DengXian" w:eastAsia="DengXian" w:cs="DengXian"/>
-        </w:rPr>
-      </w:pPr>
-      <w:r>
-        <w:rPr>
-          <w:rFonts w:hint="eastAsia" w:ascii="DengXian" w:hAnsi="DengXian" w:eastAsia="DengXian" w:cs="DengXian"/>
-          <w:b/>
-          <w:color w:val="D61F45"/>
-          <w:sz w:val="20"/>
-        </w:rPr>
-        <w:t>【互动与应答预案】</w:t>
-      </w:r>
-    </w:p>
-    <w:p>
-      <w:pPr>
-        <w:pStyle w:val="165"/>
-        <w:ind w:left="340" w:hanging="170"/>
-        <w:rPr>
-          <w:rFonts w:hint="eastAsia" w:ascii="DengXian" w:hAnsi="DengXian" w:eastAsia="DengXian" w:cs="DengXian"/>
-        </w:rPr>
-      </w:pPr>
-      <w:r>
-        <w:rPr>
-          <w:rFonts w:hint="eastAsia" w:ascii="DengXian" w:hAnsi="DengXian" w:eastAsia="DengXian" w:cs="DengXian"/>
-          <w:color w:val="151515"/>
-          <w:sz w:val="20"/>
-        </w:rPr>
-        <w:t>• 学生问“可以采访自己吗？”回应：“可以，但仍要留下具体旅程和原话记录，不能只凭印象。”</w:t>
-      </w:r>
-    </w:p>
-    <w:p>
-      <w:pPr>
-        <w:pStyle w:val="165"/>
-        <w:ind w:left="340" w:hanging="170"/>
-        <w:rPr>
-          <w:rFonts w:hint="eastAsia" w:ascii="DengXian" w:hAnsi="DengXian" w:eastAsia="DengXian" w:cs="DengXian"/>
-        </w:rPr>
-      </w:pPr>
-      <w:r>
-        <w:rPr>
-          <w:rFonts w:hint="eastAsia" w:ascii="DengXian" w:hAnsi="DengXian" w:eastAsia="DengXian" w:cs="DengXian"/>
-          <w:color w:val="151515"/>
-          <w:sz w:val="20"/>
-        </w:rPr>
-        <w:t>• 学生问“可以用网红或明星吗？”回应：“只有在你能获得可靠资料并明确研究边界时可以；本周更建议选择可接触、可观察的人。”</w:t>
-      </w:r>
-    </w:p>
-    <w:p>
-      <w:pPr>
-        <w:pStyle w:val="165"/>
-        <w:ind w:left="340" w:hanging="170"/>
-        <w:rPr>
-          <w:rFonts w:hint="eastAsia" w:ascii="DengXian" w:hAnsi="DengXian" w:eastAsia="DengXian" w:cs="DengXian"/>
-        </w:rPr>
-      </w:pPr>
-      <w:r>
-        <w:rPr>
-          <w:rFonts w:hint="eastAsia" w:ascii="DengXian" w:hAnsi="DengXian" w:eastAsia="DengXian" w:cs="DengXian"/>
-          <w:color w:val="151515"/>
-          <w:sz w:val="20"/>
-        </w:rPr>
-        <w:t>• 提醒：“涉及照片和访谈时，先获得同意；公开展示可匿名化。”</w:t>
-      </w:r>
-    </w:p>
     <w:tbl>
       <w:tblPr>
         <w:tblStyle w:val="32"/>
@@ -11221,40 +9878,6 @@
           <w:rFonts w:hint="eastAsia" w:ascii="DengXian" w:hAnsi="DengXian" w:eastAsia="DengXian" w:cs="DengXian"/>
         </w:rPr>
         <w:t>今天真正训练的不是画得多，而是让每条线有责任，让每个体积有来源，让每个细节有制作路径。下周我们把这些结构证据带入真实穿着者和真实场景。</w:t>
-      </w:r>
-    </w:p>
-    <w:p>
-      <w:pPr>
-        <w:spacing w:after="60"/>
-        <w:rPr>
-          <w:rFonts w:hint="eastAsia" w:ascii="DengXian" w:hAnsi="DengXian" w:eastAsia="DengXian" w:cs="DengXian"/>
-        </w:rPr>
-      </w:pPr>
-      <w:r>
-        <w:rPr>
-          <w:rFonts w:hint="eastAsia" w:ascii="DengXian" w:hAnsi="DengXian" w:eastAsia="DengXian" w:cs="DengXian"/>
-          <w:b/>
-          <w:color w:val="D61F45"/>
-          <w:sz w:val="20"/>
-        </w:rPr>
-        <w:t>【互动与应答预案】</w:t>
-      </w:r>
-    </w:p>
-    <w:p>
-      <w:pPr>
-        <w:pStyle w:val="165"/>
-        <w:ind w:left="340" w:hanging="170"/>
-        <w:rPr>
-          <w:rFonts w:hint="eastAsia" w:ascii="DengXian" w:hAnsi="DengXian" w:eastAsia="DengXian" w:cs="DengXian"/>
-        </w:rPr>
-      </w:pPr>
-      <w:r>
-        <w:rPr>
-          <w:rFonts w:hint="eastAsia" w:ascii="DengXian" w:hAnsi="DengXian" w:eastAsia="DengXian" w:cs="DengXian"/>
-          <w:color w:val="151515"/>
-          <w:sz w:val="20"/>
-        </w:rPr>
-        <w:t>• 可请2名学生各读一句；教师只追问“证据在哪里”，不在此时展开长评。</w:t>
       </w:r>
     </w:p>
     <w:p>

--- a/docs/jiangao/《女装设计III》第02周_中国大陆课堂完整讲稿_中文.docx
+++ b/docs/jiangao/《女装设计III》第02周_中国大陆课堂完整讲稿_中文.docx
@@ -1375,109 +1375,7 @@
           <w:color w:val="151515"/>
           <w:sz w:val="20"/>
         </w:rPr>
-        <w:t>• 教师：一张规范前后技术平面图、一件白坯样衣或纸样示例、两至四块不同材料行为的小样、投屏计时器。</w:t>
-      </w:r>
-    </w:p>
-    <w:p>
-      <w:pPr>
-        <w:pStyle w:val="165"/>
-        <w:ind w:left="340" w:hanging="170"/>
-        <w:rPr>
-          <w:rFonts w:hint="eastAsia" w:ascii="DengXian" w:hAnsi="DengXian" w:eastAsia="DengXian" w:cs="DengXian"/>
-        </w:rPr>
-      </w:pPr>
-      <w:r>
-        <w:rPr>
-          <w:rFonts w:hint="eastAsia" w:ascii="DengXian" w:hAnsi="DengXian" w:eastAsia="DengXian" w:cs="DengXian"/>
-          <w:color w:val="151515"/>
-          <w:sz w:val="20"/>
-        </w:rPr>
         <w:t>• 课堂桌面只保留同一套造型资料，避免在实操中途换题或同时测试多个主变量。</w:t>
-      </w:r>
-    </w:p>
-    <w:p>
-      <w:pPr>
-        <w:spacing w:after="60"/>
-        <w:rPr>
-          <w:rFonts w:hint="eastAsia" w:ascii="DengXian" w:hAnsi="DengXian" w:eastAsia="DengXian" w:cs="DengXian"/>
-        </w:rPr>
-      </w:pPr>
-      <w:r>
-        <w:rPr>
-          <w:rFonts w:hint="eastAsia" w:ascii="DengXian" w:hAnsi="DengXian" w:eastAsia="DengXian" w:cs="DengXian"/>
-          <w:b/>
-          <w:color w:val="047857"/>
-          <w:sz w:val="20"/>
-        </w:rPr>
-        <w:t>【实操巡回顺序】</w:t>
-      </w:r>
-    </w:p>
-    <w:p>
-      <w:pPr>
-        <w:pStyle w:val="165"/>
-        <w:ind w:left="340" w:hanging="170"/>
-        <w:rPr>
-          <w:rFonts w:hint="eastAsia" w:ascii="DengXian" w:hAnsi="DengXian" w:eastAsia="DengXian" w:cs="DengXian"/>
-        </w:rPr>
-      </w:pPr>
-      <w:r>
-        <w:rPr>
-          <w:rFonts w:hint="eastAsia" w:ascii="DengXian" w:hAnsi="DengXian" w:eastAsia="DengXian" w:cs="DengXian"/>
-          <w:color w:val="151515"/>
-          <w:sz w:val="20"/>
-        </w:rPr>
-        <w:t>• 第一轮只查比例和基准线：前后总长、肩线、腰线、侧缝是否互相对应。</w:t>
-      </w:r>
-    </w:p>
-    <w:p>
-      <w:pPr>
-        <w:pStyle w:val="165"/>
-        <w:ind w:left="340" w:hanging="170"/>
-        <w:rPr>
-          <w:rFonts w:hint="eastAsia" w:ascii="DengXian" w:hAnsi="DengXian" w:eastAsia="DengXian" w:cs="DengXian"/>
-        </w:rPr>
-      </w:pPr>
-      <w:r>
-        <w:rPr>
-          <w:rFonts w:hint="eastAsia" w:ascii="DengXian" w:hAnsi="DengXian" w:eastAsia="DengXian" w:cs="DengXian"/>
-          <w:color w:val="151515"/>
-          <w:sz w:val="20"/>
-        </w:rPr>
-        <w:t>• 第二轮查线条责任：结构、功能、连接、识别，未知项是否明确标为“待验证”。</w:t>
-      </w:r>
-    </w:p>
-    <w:p>
-      <w:pPr>
-        <w:pStyle w:val="165"/>
-        <w:ind w:left="340" w:hanging="170"/>
-        <w:rPr>
-          <w:rFonts w:hint="eastAsia" w:ascii="DengXian" w:hAnsi="DengXian" w:eastAsia="DengXian" w:cs="DengXian"/>
-        </w:rPr>
-      </w:pPr>
-      <w:r>
-        <w:rPr>
-          <w:rFonts w:hint="eastAsia" w:ascii="DengXian" w:hAnsi="DengXian" w:eastAsia="DengXian" w:cs="DengXian"/>
-          <w:color w:val="151515"/>
-          <w:sz w:val="20"/>
-        </w:rPr>
-        <w:t>• 第三轮查立体来源：固定点、释放量、支撑位置、材料行为是否说得清。</w:t>
-      </w:r>
-    </w:p>
-    <w:p>
-      <w:pPr>
-        <w:pStyle w:val="165"/>
-        <w:ind w:left="340" w:hanging="170"/>
-        <w:rPr>
-          <w:rFonts w:hint="eastAsia" w:ascii="DengXian" w:hAnsi="DengXian" w:eastAsia="DengXian" w:cs="DengXian"/>
-        </w:rPr>
-      </w:pPr>
-      <w:r>
-        <w:rPr>
-          <w:rFonts w:hint="eastAsia" w:ascii="DengXian" w:hAnsi="DengXian" w:eastAsia="DengXian" w:cs="DengXian"/>
-          <w:color w:val="151515"/>
-          <w:sz w:val="20"/>
-        </w:rPr>
-        <w:t>• 第四轮查证据闭环：正面、侧面、背面照片与修改动作是否记录。</w:t>
       </w:r>
     </w:p>
     <w:tbl>
@@ -1761,23 +1659,6 @@
     </w:tbl>
     <w:p>
       <w:pPr>
-        <w:spacing w:after="60"/>
-        <w:rPr>
-          <w:rFonts w:hint="eastAsia" w:ascii="DengXian" w:hAnsi="DengXian" w:eastAsia="DengXian" w:cs="DengXian"/>
-        </w:rPr>
-      </w:pPr>
-      <w:r>
-        <w:rPr>
-          <w:rFonts w:hint="eastAsia" w:ascii="DengXian" w:hAnsi="DengXian" w:eastAsia="DengXian" w:cs="DengXian"/>
-          <w:b/>
-          <w:color w:val="1D4ED8"/>
-          <w:sz w:val="20"/>
-        </w:rPr>
-        <w:t>【教师讲稿｜可直接发言】</w:t>
-      </w:r>
-    </w:p>
-    <w:p>
-      <w:pPr>
         <w:pStyle w:val="164"/>
         <w:ind w:firstLine="420"/>
         <w:rPr>
@@ -1996,23 +1877,6 @@
     </w:tbl>
     <w:p>
       <w:pPr>
-        <w:spacing w:after="60"/>
-        <w:rPr>
-          <w:rFonts w:hint="eastAsia" w:ascii="DengXian" w:hAnsi="DengXian" w:eastAsia="DengXian" w:cs="DengXian"/>
-        </w:rPr>
-      </w:pPr>
-      <w:r>
-        <w:rPr>
-          <w:rFonts w:hint="eastAsia" w:ascii="DengXian" w:hAnsi="DengXian" w:eastAsia="DengXian" w:cs="DengXian"/>
-          <w:b/>
-          <w:color w:val="1D4ED8"/>
-          <w:sz w:val="20"/>
-        </w:rPr>
-        <w:t>【教师讲稿｜可直接发言】</w:t>
-      </w:r>
-    </w:p>
-    <w:p>
-      <w:pPr>
         <w:pStyle w:val="164"/>
         <w:ind w:firstLine="420"/>
         <w:rPr>
@@ -2283,23 +2147,6 @@
     </w:tbl>
     <w:p>
       <w:pPr>
-        <w:spacing w:after="60"/>
-        <w:rPr>
-          <w:rFonts w:hint="eastAsia" w:ascii="DengXian" w:hAnsi="DengXian" w:eastAsia="DengXian" w:cs="DengXian"/>
-        </w:rPr>
-      </w:pPr>
-      <w:r>
-        <w:rPr>
-          <w:rFonts w:hint="eastAsia" w:ascii="DengXian" w:hAnsi="DengXian" w:eastAsia="DengXian" w:cs="DengXian"/>
-          <w:b/>
-          <w:color w:val="1D4ED8"/>
-          <w:sz w:val="20"/>
-        </w:rPr>
-        <w:t>【教师讲稿｜可直接发言】</w:t>
-      </w:r>
-    </w:p>
-    <w:p>
-      <w:pPr>
         <w:pStyle w:val="164"/>
         <w:ind w:firstLine="420"/>
         <w:rPr>
@@ -2503,23 +2350,6 @@
     </w:tbl>
     <w:p>
       <w:pPr>
-        <w:spacing w:after="60"/>
-        <w:rPr>
-          <w:rFonts w:hint="eastAsia" w:ascii="DengXian" w:hAnsi="DengXian" w:eastAsia="DengXian" w:cs="DengXian"/>
-        </w:rPr>
-      </w:pPr>
-      <w:r>
-        <w:rPr>
-          <w:rFonts w:hint="eastAsia" w:ascii="DengXian" w:hAnsi="DengXian" w:eastAsia="DengXian" w:cs="DengXian"/>
-          <w:b/>
-          <w:color w:val="1D4ED8"/>
-          <w:sz w:val="20"/>
-        </w:rPr>
-        <w:t>【教师讲稿｜可直接发言】</w:t>
-      </w:r>
-    </w:p>
-    <w:p>
-      <w:pPr>
         <w:pStyle w:val="164"/>
         <w:ind w:firstLine="420"/>
         <w:rPr>
@@ -2738,23 +2568,6 @@
     </w:tbl>
     <w:p>
       <w:pPr>
-        <w:spacing w:after="60"/>
-        <w:rPr>
-          <w:rFonts w:hint="eastAsia" w:ascii="DengXian" w:hAnsi="DengXian" w:eastAsia="DengXian" w:cs="DengXian"/>
-        </w:rPr>
-      </w:pPr>
-      <w:r>
-        <w:rPr>
-          <w:rFonts w:hint="eastAsia" w:ascii="DengXian" w:hAnsi="DengXian" w:eastAsia="DengXian" w:cs="DengXian"/>
-          <w:b/>
-          <w:color w:val="1D4ED8"/>
-          <w:sz w:val="20"/>
-        </w:rPr>
-        <w:t>【教师讲稿｜可直接发言】</w:t>
-      </w:r>
-    </w:p>
-    <w:p>
-      <w:pPr>
         <w:pStyle w:val="164"/>
         <w:ind w:firstLine="420"/>
         <w:rPr>
@@ -2965,23 +2778,6 @@
     </w:tbl>
     <w:p>
       <w:pPr>
-        <w:spacing w:after="60"/>
-        <w:rPr>
-          <w:rFonts w:hint="eastAsia" w:ascii="DengXian" w:hAnsi="DengXian" w:eastAsia="DengXian" w:cs="DengXian"/>
-        </w:rPr>
-      </w:pPr>
-      <w:r>
-        <w:rPr>
-          <w:rFonts w:hint="eastAsia" w:ascii="DengXian" w:hAnsi="DengXian" w:eastAsia="DengXian" w:cs="DengXian"/>
-          <w:b/>
-          <w:color w:val="1D4ED8"/>
-          <w:sz w:val="20"/>
-        </w:rPr>
-        <w:t>【教师讲稿｜可直接发言】</w:t>
-      </w:r>
-    </w:p>
-    <w:p>
-      <w:pPr>
         <w:pStyle w:val="164"/>
         <w:ind w:firstLine="420"/>
         <w:rPr>
@@ -3215,23 +3011,6 @@
     </w:tbl>
     <w:p>
       <w:pPr>
-        <w:spacing w:after="60"/>
-        <w:rPr>
-          <w:rFonts w:hint="eastAsia" w:ascii="DengXian" w:hAnsi="DengXian" w:eastAsia="DengXian" w:cs="DengXian"/>
-        </w:rPr>
-      </w:pPr>
-      <w:r>
-        <w:rPr>
-          <w:rFonts w:hint="eastAsia" w:ascii="DengXian" w:hAnsi="DengXian" w:eastAsia="DengXian" w:cs="DengXian"/>
-          <w:b/>
-          <w:color w:val="1D4ED8"/>
-          <w:sz w:val="20"/>
-        </w:rPr>
-        <w:t>【教师讲稿｜可直接发言】</w:t>
-      </w:r>
-    </w:p>
-    <w:p>
-      <w:pPr>
         <w:pStyle w:val="164"/>
         <w:ind w:firstLine="420"/>
         <w:rPr>
@@ -3450,23 +3229,6 @@
     </w:tbl>
     <w:p>
       <w:pPr>
-        <w:spacing w:after="60"/>
-        <w:rPr>
-          <w:rFonts w:hint="eastAsia" w:ascii="DengXian" w:hAnsi="DengXian" w:eastAsia="DengXian" w:cs="DengXian"/>
-        </w:rPr>
-      </w:pPr>
-      <w:r>
-        <w:rPr>
-          <w:rFonts w:hint="eastAsia" w:ascii="DengXian" w:hAnsi="DengXian" w:eastAsia="DengXian" w:cs="DengXian"/>
-          <w:b/>
-          <w:color w:val="1D4ED8"/>
-          <w:sz w:val="20"/>
-        </w:rPr>
-        <w:t>【教师讲稿｜可直接发言】</w:t>
-      </w:r>
-    </w:p>
-    <w:p>
-      <w:pPr>
         <w:pStyle w:val="164"/>
         <w:ind w:firstLine="420"/>
         <w:rPr>
@@ -3700,23 +3462,6 @@
     </w:tbl>
     <w:p>
       <w:pPr>
-        <w:spacing w:after="60"/>
-        <w:rPr>
-          <w:rFonts w:hint="eastAsia" w:ascii="DengXian" w:hAnsi="DengXian" w:eastAsia="DengXian" w:cs="DengXian"/>
-        </w:rPr>
-      </w:pPr>
-      <w:r>
-        <w:rPr>
-          <w:rFonts w:hint="eastAsia" w:ascii="DengXian" w:hAnsi="DengXian" w:eastAsia="DengXian" w:cs="DengXian"/>
-          <w:b/>
-          <w:color w:val="1D4ED8"/>
-          <w:sz w:val="20"/>
-        </w:rPr>
-        <w:t>【教师讲稿｜可直接发言】</w:t>
-      </w:r>
-    </w:p>
-    <w:p>
-      <w:pPr>
         <w:pStyle w:val="164"/>
         <w:ind w:firstLine="420"/>
         <w:rPr>
@@ -3950,23 +3695,6 @@
     </w:tbl>
     <w:p>
       <w:pPr>
-        <w:spacing w:after="60"/>
-        <w:rPr>
-          <w:rFonts w:hint="eastAsia" w:ascii="DengXian" w:hAnsi="DengXian" w:eastAsia="DengXian" w:cs="DengXian"/>
-        </w:rPr>
-      </w:pPr>
-      <w:r>
-        <w:rPr>
-          <w:rFonts w:hint="eastAsia" w:ascii="DengXian" w:hAnsi="DengXian" w:eastAsia="DengXian" w:cs="DengXian"/>
-          <w:b/>
-          <w:color w:val="1D4ED8"/>
-          <w:sz w:val="20"/>
-        </w:rPr>
-        <w:t>【教师讲稿｜可直接发言】</w:t>
-      </w:r>
-    </w:p>
-    <w:p>
-      <w:pPr>
         <w:pStyle w:val="164"/>
         <w:ind w:firstLine="420"/>
         <w:rPr>
@@ -4185,23 +3913,6 @@
     </w:tbl>
     <w:p>
       <w:pPr>
-        <w:spacing w:after="60"/>
-        <w:rPr>
-          <w:rFonts w:hint="eastAsia" w:ascii="DengXian" w:hAnsi="DengXian" w:eastAsia="DengXian" w:cs="DengXian"/>
-        </w:rPr>
-      </w:pPr>
-      <w:r>
-        <w:rPr>
-          <w:rFonts w:hint="eastAsia" w:ascii="DengXian" w:hAnsi="DengXian" w:eastAsia="DengXian" w:cs="DengXian"/>
-          <w:b/>
-          <w:color w:val="1D4ED8"/>
-          <w:sz w:val="20"/>
-        </w:rPr>
-        <w:t>【教师讲稿｜可直接发言】</w:t>
-      </w:r>
-    </w:p>
-    <w:p>
-      <w:pPr>
         <w:pStyle w:val="164"/>
         <w:ind w:firstLine="420"/>
         <w:rPr>
@@ -4435,23 +4146,6 @@
     </w:tbl>
     <w:p>
       <w:pPr>
-        <w:spacing w:after="60"/>
-        <w:rPr>
-          <w:rFonts w:hint="eastAsia" w:ascii="DengXian" w:hAnsi="DengXian" w:eastAsia="DengXian" w:cs="DengXian"/>
-        </w:rPr>
-      </w:pPr>
-      <w:r>
-        <w:rPr>
-          <w:rFonts w:hint="eastAsia" w:ascii="DengXian" w:hAnsi="DengXian" w:eastAsia="DengXian" w:cs="DengXian"/>
-          <w:b/>
-          <w:color w:val="1D4ED8"/>
-          <w:sz w:val="20"/>
-        </w:rPr>
-        <w:t>【教师讲稿｜可直接发言】</w:t>
-      </w:r>
-    </w:p>
-    <w:p>
-      <w:pPr>
         <w:pStyle w:val="164"/>
         <w:ind w:firstLine="420"/>
         <w:rPr>
@@ -4670,23 +4364,6 @@
     </w:tbl>
     <w:p>
       <w:pPr>
-        <w:spacing w:after="60"/>
-        <w:rPr>
-          <w:rFonts w:hint="eastAsia" w:ascii="DengXian" w:hAnsi="DengXian" w:eastAsia="DengXian" w:cs="DengXian"/>
-        </w:rPr>
-      </w:pPr>
-      <w:r>
-        <w:rPr>
-          <w:rFonts w:hint="eastAsia" w:ascii="DengXian" w:hAnsi="DengXian" w:eastAsia="DengXian" w:cs="DengXian"/>
-          <w:b/>
-          <w:color w:val="1D4ED8"/>
-          <w:sz w:val="20"/>
-        </w:rPr>
-        <w:t>【教师讲稿｜可直接发言】</w:t>
-      </w:r>
-    </w:p>
-    <w:p>
-      <w:pPr>
         <w:pStyle w:val="164"/>
         <w:ind w:firstLine="420"/>
         <w:rPr>
@@ -4912,23 +4589,6 @@
     </w:tbl>
     <w:p>
       <w:pPr>
-        <w:spacing w:after="60"/>
-        <w:rPr>
-          <w:rFonts w:hint="eastAsia" w:ascii="DengXian" w:hAnsi="DengXian" w:eastAsia="DengXian" w:cs="DengXian"/>
-        </w:rPr>
-      </w:pPr>
-      <w:r>
-        <w:rPr>
-          <w:rFonts w:hint="eastAsia" w:ascii="DengXian" w:hAnsi="DengXian" w:eastAsia="DengXian" w:cs="DengXian"/>
-          <w:b/>
-          <w:color w:val="1D4ED8"/>
-          <w:sz w:val="20"/>
-        </w:rPr>
-        <w:t>【教师讲稿｜可直接发言】</w:t>
-      </w:r>
-    </w:p>
-    <w:p>
-      <w:pPr>
         <w:pStyle w:val="164"/>
         <w:ind w:firstLine="420"/>
         <w:rPr>
@@ -5162,23 +4822,6 @@
     </w:tbl>
     <w:p>
       <w:pPr>
-        <w:spacing w:after="60"/>
-        <w:rPr>
-          <w:rFonts w:hint="eastAsia" w:ascii="DengXian" w:hAnsi="DengXian" w:eastAsia="DengXian" w:cs="DengXian"/>
-        </w:rPr>
-      </w:pPr>
-      <w:r>
-        <w:rPr>
-          <w:rFonts w:hint="eastAsia" w:ascii="DengXian" w:hAnsi="DengXian" w:eastAsia="DengXian" w:cs="DengXian"/>
-          <w:b/>
-          <w:color w:val="1D4ED8"/>
-          <w:sz w:val="20"/>
-        </w:rPr>
-        <w:t>【教师讲稿｜可直接发言】</w:t>
-      </w:r>
-    </w:p>
-    <w:p>
-      <w:pPr>
         <w:pStyle w:val="164"/>
         <w:ind w:firstLine="420"/>
         <w:rPr>
@@ -5620,23 +5263,6 @@
     </w:tbl>
     <w:p>
       <w:pPr>
-        <w:spacing w:after="60"/>
-        <w:rPr>
-          <w:rFonts w:hint="eastAsia" w:ascii="DengXian" w:hAnsi="DengXian" w:eastAsia="DengXian" w:cs="DengXian"/>
-        </w:rPr>
-      </w:pPr>
-      <w:r>
-        <w:rPr>
-          <w:rFonts w:hint="eastAsia" w:ascii="DengXian" w:hAnsi="DengXian" w:eastAsia="DengXian" w:cs="DengXian"/>
-          <w:b/>
-          <w:color w:val="1D4ED8"/>
-          <w:sz w:val="20"/>
-        </w:rPr>
-        <w:t>【教师讲稿｜可直接发言】</w:t>
-      </w:r>
-    </w:p>
-    <w:p>
-      <w:pPr>
         <w:pStyle w:val="164"/>
         <w:ind w:firstLine="420"/>
         <w:rPr>
@@ -5924,23 +5550,6 @@
     </w:tbl>
     <w:p>
       <w:pPr>
-        <w:spacing w:after="60"/>
-        <w:rPr>
-          <w:rFonts w:hint="eastAsia" w:ascii="DengXian" w:hAnsi="DengXian" w:eastAsia="DengXian" w:cs="DengXian"/>
-        </w:rPr>
-      </w:pPr>
-      <w:r>
-        <w:rPr>
-          <w:rFonts w:hint="eastAsia" w:ascii="DengXian" w:hAnsi="DengXian" w:eastAsia="DengXian" w:cs="DengXian"/>
-          <w:b/>
-          <w:color w:val="1D4ED8"/>
-          <w:sz w:val="20"/>
-        </w:rPr>
-        <w:t>【教师讲稿｜可直接发言】</w:t>
-      </w:r>
-    </w:p>
-    <w:p>
-      <w:pPr>
         <w:pStyle w:val="164"/>
         <w:ind w:firstLine="420"/>
         <w:rPr>
@@ -6144,23 +5753,6 @@
     </w:tbl>
     <w:p>
       <w:pPr>
-        <w:spacing w:after="60"/>
-        <w:rPr>
-          <w:rFonts w:hint="eastAsia" w:ascii="DengXian" w:hAnsi="DengXian" w:eastAsia="DengXian" w:cs="DengXian"/>
-        </w:rPr>
-      </w:pPr>
-      <w:r>
-        <w:rPr>
-          <w:rFonts w:hint="eastAsia" w:ascii="DengXian" w:hAnsi="DengXian" w:eastAsia="DengXian" w:cs="DengXian"/>
-          <w:b/>
-          <w:color w:val="1D4ED8"/>
-          <w:sz w:val="20"/>
-        </w:rPr>
-        <w:t>【教师讲稿｜可直接发言】</w:t>
-      </w:r>
-    </w:p>
-    <w:p>
-      <w:pPr>
         <w:pStyle w:val="164"/>
         <w:ind w:firstLine="420"/>
         <w:rPr>
@@ -6379,23 +5971,6 @@
     </w:tbl>
     <w:p>
       <w:pPr>
-        <w:spacing w:after="60"/>
-        <w:rPr>
-          <w:rFonts w:hint="eastAsia" w:ascii="DengXian" w:hAnsi="DengXian" w:eastAsia="DengXian" w:cs="DengXian"/>
-        </w:rPr>
-      </w:pPr>
-      <w:r>
-        <w:rPr>
-          <w:rFonts w:hint="eastAsia" w:ascii="DengXian" w:hAnsi="DengXian" w:eastAsia="DengXian" w:cs="DengXian"/>
-          <w:b/>
-          <w:color w:val="1D4ED8"/>
-          <w:sz w:val="20"/>
-        </w:rPr>
-        <w:t>【教师讲稿｜可直接发言】</w:t>
-      </w:r>
-    </w:p>
-    <w:p>
-      <w:pPr>
         <w:pStyle w:val="164"/>
         <w:ind w:firstLine="420"/>
         <w:rPr>
@@ -6629,23 +6204,6 @@
     </w:tbl>
     <w:p>
       <w:pPr>
-        <w:spacing w:after="60"/>
-        <w:rPr>
-          <w:rFonts w:hint="eastAsia" w:ascii="DengXian" w:hAnsi="DengXian" w:eastAsia="DengXian" w:cs="DengXian"/>
-        </w:rPr>
-      </w:pPr>
-      <w:r>
-        <w:rPr>
-          <w:rFonts w:hint="eastAsia" w:ascii="DengXian" w:hAnsi="DengXian" w:eastAsia="DengXian" w:cs="DengXian"/>
-          <w:b/>
-          <w:color w:val="1D4ED8"/>
-          <w:sz w:val="20"/>
-        </w:rPr>
-        <w:t>【教师讲稿｜可直接发言】</w:t>
-      </w:r>
-    </w:p>
-    <w:p>
-      <w:pPr>
         <w:pStyle w:val="164"/>
         <w:ind w:firstLine="420"/>
         <w:rPr>
@@ -6864,23 +6422,6 @@
     </w:tbl>
     <w:p>
       <w:pPr>
-        <w:spacing w:after="60"/>
-        <w:rPr>
-          <w:rFonts w:hint="eastAsia" w:ascii="DengXian" w:hAnsi="DengXian" w:eastAsia="DengXian" w:cs="DengXian"/>
-        </w:rPr>
-      </w:pPr>
-      <w:r>
-        <w:rPr>
-          <w:rFonts w:hint="eastAsia" w:ascii="DengXian" w:hAnsi="DengXian" w:eastAsia="DengXian" w:cs="DengXian"/>
-          <w:b/>
-          <w:color w:val="1D4ED8"/>
-          <w:sz w:val="20"/>
-        </w:rPr>
-        <w:t>【教师讲稿｜可直接发言】</w:t>
-      </w:r>
-    </w:p>
-    <w:p>
-      <w:pPr>
         <w:pStyle w:val="164"/>
         <w:ind w:firstLine="420"/>
         <w:rPr>
@@ -7084,23 +6625,6 @@
     </w:tbl>
     <w:p>
       <w:pPr>
-        <w:spacing w:after="60"/>
-        <w:rPr>
-          <w:rFonts w:hint="eastAsia" w:ascii="DengXian" w:hAnsi="DengXian" w:eastAsia="DengXian" w:cs="DengXian"/>
-        </w:rPr>
-      </w:pPr>
-      <w:r>
-        <w:rPr>
-          <w:rFonts w:hint="eastAsia" w:ascii="DengXian" w:hAnsi="DengXian" w:eastAsia="DengXian" w:cs="DengXian"/>
-          <w:b/>
-          <w:color w:val="1D4ED8"/>
-          <w:sz w:val="20"/>
-        </w:rPr>
-        <w:t>【教师讲稿｜可直接发言】</w:t>
-      </w:r>
-    </w:p>
-    <w:p>
-      <w:pPr>
         <w:pStyle w:val="164"/>
         <w:ind w:firstLine="420"/>
         <w:rPr>
@@ -7319,23 +6843,6 @@
     </w:tbl>
     <w:p>
       <w:pPr>
-        <w:spacing w:after="60"/>
-        <w:rPr>
-          <w:rFonts w:hint="eastAsia" w:ascii="DengXian" w:hAnsi="DengXian" w:eastAsia="DengXian" w:cs="DengXian"/>
-        </w:rPr>
-      </w:pPr>
-      <w:r>
-        <w:rPr>
-          <w:rFonts w:hint="eastAsia" w:ascii="DengXian" w:hAnsi="DengXian" w:eastAsia="DengXian" w:cs="DengXian"/>
-          <w:b/>
-          <w:color w:val="1D4ED8"/>
-          <w:sz w:val="20"/>
-        </w:rPr>
-        <w:t>【教师讲稿｜可直接发言】</w:t>
-      </w:r>
-    </w:p>
-    <w:p>
-      <w:pPr>
         <w:pStyle w:val="164"/>
         <w:ind w:firstLine="420"/>
         <w:rPr>
@@ -7539,23 +7046,6 @@
     </w:tbl>
     <w:p>
       <w:pPr>
-        <w:spacing w:after="60"/>
-        <w:rPr>
-          <w:rFonts w:hint="eastAsia" w:ascii="DengXian" w:hAnsi="DengXian" w:eastAsia="DengXian" w:cs="DengXian"/>
-        </w:rPr>
-      </w:pPr>
-      <w:r>
-        <w:rPr>
-          <w:rFonts w:hint="eastAsia" w:ascii="DengXian" w:hAnsi="DengXian" w:eastAsia="DengXian" w:cs="DengXian"/>
-          <w:b/>
-          <w:color w:val="1D4ED8"/>
-          <w:sz w:val="20"/>
-        </w:rPr>
-        <w:t>【教师讲稿｜可直接发言】</w:t>
-      </w:r>
-    </w:p>
-    <w:p>
-      <w:pPr>
         <w:pStyle w:val="164"/>
         <w:ind w:firstLine="420"/>
         <w:rPr>
@@ -7774,23 +7264,6 @@
     </w:tbl>
     <w:p>
       <w:pPr>
-        <w:spacing w:after="60"/>
-        <w:rPr>
-          <w:rFonts w:hint="eastAsia" w:ascii="DengXian" w:hAnsi="DengXian" w:eastAsia="DengXian" w:cs="DengXian"/>
-        </w:rPr>
-      </w:pPr>
-      <w:r>
-        <w:rPr>
-          <w:rFonts w:hint="eastAsia" w:ascii="DengXian" w:hAnsi="DengXian" w:eastAsia="DengXian" w:cs="DengXian"/>
-          <w:b/>
-          <w:color w:val="1D4ED8"/>
-          <w:sz w:val="20"/>
-        </w:rPr>
-        <w:t>【教师讲稿｜可直接发言】</w:t>
-      </w:r>
-    </w:p>
-    <w:p>
-      <w:pPr>
         <w:pStyle w:val="164"/>
         <w:ind w:firstLine="420"/>
         <w:rPr>
@@ -7994,23 +7467,6 @@
     </w:tbl>
     <w:p>
       <w:pPr>
-        <w:spacing w:after="60"/>
-        <w:rPr>
-          <w:rFonts w:hint="eastAsia" w:ascii="DengXian" w:hAnsi="DengXian" w:eastAsia="DengXian" w:cs="DengXian"/>
-        </w:rPr>
-      </w:pPr>
-      <w:r>
-        <w:rPr>
-          <w:rFonts w:hint="eastAsia" w:ascii="DengXian" w:hAnsi="DengXian" w:eastAsia="DengXian" w:cs="DengXian"/>
-          <w:b/>
-          <w:color w:val="1D4ED8"/>
-          <w:sz w:val="20"/>
-        </w:rPr>
-        <w:t>【教师讲稿｜可直接发言】</w:t>
-      </w:r>
-    </w:p>
-    <w:p>
-      <w:pPr>
         <w:pStyle w:val="164"/>
         <w:ind w:firstLine="420"/>
         <w:rPr>
@@ -8556,23 +8012,6 @@
     </w:tbl>
     <w:p>
       <w:pPr>
-        <w:spacing w:after="60"/>
-        <w:rPr>
-          <w:rFonts w:hint="eastAsia" w:ascii="DengXian" w:hAnsi="DengXian" w:eastAsia="DengXian" w:cs="DengXian"/>
-        </w:rPr>
-      </w:pPr>
-      <w:r>
-        <w:rPr>
-          <w:rFonts w:hint="eastAsia" w:ascii="DengXian" w:hAnsi="DengXian" w:eastAsia="DengXian" w:cs="DengXian"/>
-          <w:b/>
-          <w:color w:val="1D4ED8"/>
-          <w:sz w:val="20"/>
-        </w:rPr>
-        <w:t>【教师讲稿｜可直接发言】</w:t>
-      </w:r>
-    </w:p>
-    <w:p>
-      <w:pPr>
         <w:pStyle w:val="164"/>
         <w:ind w:firstLine="420"/>
         <w:rPr>
@@ -8828,23 +8267,6 @@
     </w:tbl>
     <w:p>
       <w:pPr>
-        <w:spacing w:after="60"/>
-        <w:rPr>
-          <w:rFonts w:hint="eastAsia" w:ascii="DengXian" w:hAnsi="DengXian" w:eastAsia="DengXian" w:cs="DengXian"/>
-        </w:rPr>
-      </w:pPr>
-      <w:r>
-        <w:rPr>
-          <w:rFonts w:hint="eastAsia" w:ascii="DengXian" w:hAnsi="DengXian" w:eastAsia="DengXian" w:cs="DengXian"/>
-          <w:b/>
-          <w:color w:val="1D4ED8"/>
-          <w:sz w:val="20"/>
-        </w:rPr>
-        <w:t>【教师讲稿｜可直接发言】</w:t>
-      </w:r>
-    </w:p>
-    <w:p>
-      <w:pPr>
         <w:pStyle w:val="164"/>
         <w:ind w:firstLine="420"/>
         <w:rPr>
@@ -9100,23 +8522,6 @@
     </w:tbl>
     <w:p>
       <w:pPr>
-        <w:spacing w:after="60"/>
-        <w:rPr>
-          <w:rFonts w:hint="eastAsia" w:ascii="DengXian" w:hAnsi="DengXian" w:eastAsia="DengXian" w:cs="DengXian"/>
-        </w:rPr>
-      </w:pPr>
-      <w:r>
-        <w:rPr>
-          <w:rFonts w:hint="eastAsia" w:ascii="DengXian" w:hAnsi="DengXian" w:eastAsia="DengXian" w:cs="DengXian"/>
-          <w:b/>
-          <w:color w:val="1D4ED8"/>
-          <w:sz w:val="20"/>
-        </w:rPr>
-        <w:t>【教师讲稿｜可直接发言】</w:t>
-      </w:r>
-    </w:p>
-    <w:p>
-      <w:pPr>
         <w:pStyle w:val="164"/>
         <w:ind w:firstLine="420"/>
         <w:rPr>
@@ -9335,23 +8740,6 @@
     </w:tbl>
     <w:p>
       <w:pPr>
-        <w:spacing w:after="60"/>
-        <w:rPr>
-          <w:rFonts w:hint="eastAsia" w:ascii="DengXian" w:hAnsi="DengXian" w:eastAsia="DengXian" w:cs="DengXian"/>
-        </w:rPr>
-      </w:pPr>
-      <w:r>
-        <w:rPr>
-          <w:rFonts w:hint="eastAsia" w:ascii="DengXian" w:hAnsi="DengXian" w:eastAsia="DengXian" w:cs="DengXian"/>
-          <w:b/>
-          <w:color w:val="1D4ED8"/>
-          <w:sz w:val="20"/>
-        </w:rPr>
-        <w:t>【教师讲稿｜可直接发言】</w:t>
-      </w:r>
-    </w:p>
-    <w:p>
-      <w:pPr>
         <w:pStyle w:val="164"/>
         <w:ind w:firstLine="420"/>
         <w:rPr>
@@ -9555,23 +8943,6 @@
     </w:tbl>
     <w:p>
       <w:pPr>
-        <w:spacing w:after="60"/>
-        <w:rPr>
-          <w:rFonts w:hint="eastAsia" w:ascii="DengXian" w:hAnsi="DengXian" w:eastAsia="DengXian" w:cs="DengXian"/>
-        </w:rPr>
-      </w:pPr>
-      <w:r>
-        <w:rPr>
-          <w:rFonts w:hint="eastAsia" w:ascii="DengXian" w:hAnsi="DengXian" w:eastAsia="DengXian" w:cs="DengXian"/>
-          <w:b/>
-          <w:color w:val="1D4ED8"/>
-          <w:sz w:val="20"/>
-        </w:rPr>
-        <w:t>【教师讲稿｜可直接发言】</w:t>
-      </w:r>
-    </w:p>
-    <w:p>
-      <w:pPr>
         <w:pStyle w:val="164"/>
         <w:ind w:firstLine="420"/>
         <w:rPr>
@@ -9820,23 +9191,6 @@
     </w:tbl>
     <w:p>
       <w:pPr>
-        <w:spacing w:after="60"/>
-        <w:rPr>
-          <w:rFonts w:hint="eastAsia" w:ascii="DengXian" w:hAnsi="DengXian" w:eastAsia="DengXian" w:cs="DengXian"/>
-        </w:rPr>
-      </w:pPr>
-      <w:r>
-        <w:rPr>
-          <w:rFonts w:hint="eastAsia" w:ascii="DengXian" w:hAnsi="DengXian" w:eastAsia="DengXian" w:cs="DengXian"/>
-          <w:b/>
-          <w:color w:val="1D4ED8"/>
-          <w:sz w:val="20"/>
-        </w:rPr>
-        <w:t>【教师讲稿｜可直接发言】</w:t>
-      </w:r>
-    </w:p>
-    <w:p>
-      <w:pPr>
         <w:pStyle w:val="164"/>
         <w:ind w:firstLine="420"/>
         <w:rPr>
@@ -9896,7 +9250,7 @@
           <w:color w:val="047857"/>
           <w:sz w:val="28"/>
         </w:rPr>
-        <w:t>教师附录</w:t>
+        <w:t>附录</w:t>
       </w:r>
     </w:p>
     <w:p>
@@ -13467,244 +12821,6 @@
         </w:tc>
       </w:tr>
     </w:tbl>
-    <w:p>
-      <w:pPr>
-        <w:spacing w:after="60"/>
-        <w:rPr>
-          <w:rFonts w:hint="eastAsia" w:ascii="DengXian" w:hAnsi="DengXian" w:eastAsia="DengXian" w:cs="DengXian"/>
-        </w:rPr>
-      </w:pPr>
-      <w:r>
-        <w:rPr>
-          <w:rFonts w:hint="eastAsia" w:ascii="DengXian" w:hAnsi="DengXian" w:eastAsia="DengXian" w:cs="DengXian"/>
-          <w:b/>
-          <w:color w:val="047857"/>
-          <w:sz w:val="20"/>
-        </w:rPr>
-        <w:t>【三｜学生答案过于抽象时的纠错句】</w:t>
-      </w:r>
-    </w:p>
-    <w:p>
-      <w:pPr>
-        <w:pStyle w:val="165"/>
-        <w:ind w:left="340" w:hanging="170"/>
-        <w:rPr>
-          <w:rFonts w:hint="eastAsia" w:ascii="DengXian" w:hAnsi="DengXian" w:eastAsia="DengXian" w:cs="DengXian"/>
-        </w:rPr>
-      </w:pPr>
-      <w:r>
-        <w:rPr>
-          <w:rFonts w:hint="eastAsia" w:ascii="DengXian" w:hAnsi="DengXian" w:eastAsia="DengXian" w:cs="DengXian"/>
-          <w:color w:val="151515"/>
-          <w:sz w:val="20"/>
-        </w:rPr>
-        <w:t>• “先不要说‘高级’。请指出是哪一条比例、哪一种材料或哪一个身体距离让你产生这个判断。”</w:t>
-      </w:r>
-    </w:p>
-    <w:p>
-      <w:pPr>
-        <w:pStyle w:val="165"/>
-        <w:ind w:left="340" w:hanging="170"/>
-        <w:rPr>
-          <w:rFonts w:hint="eastAsia" w:ascii="DengXian" w:hAnsi="DengXian" w:eastAsia="DengXian" w:cs="DengXian"/>
-        </w:rPr>
-      </w:pPr>
-      <w:r>
-        <w:rPr>
-          <w:rFonts w:hint="eastAsia" w:ascii="DengXian" w:hAnsi="DengXian" w:eastAsia="DengXian" w:cs="DengXian"/>
-          <w:color w:val="151515"/>
-          <w:sz w:val="20"/>
-        </w:rPr>
-        <w:t>• “这是感受，不是结构。请把它翻译成省道、分割、开合、固定点、释放量或材料行为。”</w:t>
-      </w:r>
-    </w:p>
-    <w:p>
-      <w:pPr>
-        <w:pStyle w:val="165"/>
-        <w:ind w:left="340" w:hanging="170"/>
-        <w:rPr>
-          <w:rFonts w:hint="eastAsia" w:ascii="DengXian" w:hAnsi="DengXian" w:eastAsia="DengXian" w:cs="DengXian"/>
-        </w:rPr>
-      </w:pPr>
-      <w:r>
-        <w:rPr>
-          <w:rFonts w:hint="eastAsia" w:ascii="DengXian" w:hAnsi="DengXian" w:eastAsia="DengXian" w:cs="DengXian"/>
-          <w:color w:val="151515"/>
-          <w:sz w:val="20"/>
-        </w:rPr>
-        <w:t>• “你现在说的是可见事实，还是制作假设？如果是假设，请明确写‘待验证’。”</w:t>
-      </w:r>
-    </w:p>
-    <w:p>
-      <w:pPr>
-        <w:pStyle w:val="165"/>
-        <w:ind w:left="340" w:hanging="170"/>
-        <w:rPr>
-          <w:rFonts w:hint="eastAsia" w:ascii="DengXian" w:hAnsi="DengXian" w:eastAsia="DengXian" w:cs="DengXian"/>
-        </w:rPr>
-      </w:pPr>
-      <w:r>
-        <w:rPr>
-          <w:rFonts w:hint="eastAsia" w:ascii="DengXian" w:hAnsi="DengXian" w:eastAsia="DengXian" w:cs="DengXian"/>
-          <w:color w:val="151515"/>
-          <w:sz w:val="20"/>
-        </w:rPr>
-        <w:t>• “请不要替后片编故事。缺少证据时，正确答案就是‘目前无法确认’。”</w:t>
-      </w:r>
-    </w:p>
-    <w:p>
-      <w:pPr>
-        <w:pStyle w:val="165"/>
-        <w:ind w:left="340" w:hanging="170"/>
-        <w:rPr>
-          <w:rFonts w:hint="eastAsia" w:ascii="DengXian" w:hAnsi="DengXian" w:eastAsia="DengXian" w:cs="DengXian"/>
-        </w:rPr>
-      </w:pPr>
-      <w:r>
-        <w:rPr>
-          <w:rFonts w:hint="eastAsia" w:ascii="DengXian" w:hAnsi="DengXian" w:eastAsia="DengXian" w:cs="DengXian"/>
-          <w:color w:val="151515"/>
-          <w:sz w:val="20"/>
-        </w:rPr>
-        <w:t>• “这个细节怎样穿脱、怎样连接、怎样缝合？如果回答不了，它还没有形成制作路径。”</w:t>
-      </w:r>
-    </w:p>
-    <w:p>
-      <w:pPr>
-        <w:pStyle w:val="165"/>
-        <w:ind w:left="340" w:hanging="170"/>
-        <w:rPr>
-          <w:rFonts w:hint="eastAsia" w:ascii="DengXian" w:hAnsi="DengXian" w:eastAsia="DengXian" w:cs="DengXian"/>
-        </w:rPr>
-      </w:pPr>
-      <w:r>
-        <w:rPr>
-          <w:rFonts w:hint="eastAsia" w:ascii="DengXian" w:hAnsi="DengXian" w:eastAsia="DengXian" w:cs="DengXian"/>
-          <w:color w:val="151515"/>
-          <w:sz w:val="20"/>
-        </w:rPr>
-        <w:t>• “一次只改一个主变量。否则结果变好以后，我们也不知道是哪一步起作用。”</w:t>
-      </w:r>
-    </w:p>
-    <w:p>
-      <w:pPr>
-        <w:pStyle w:val="165"/>
-        <w:ind w:left="340" w:hanging="170"/>
-        <w:rPr>
-          <w:rFonts w:hint="eastAsia" w:ascii="DengXian" w:hAnsi="DengXian" w:eastAsia="DengXian" w:cs="DengXian"/>
-        </w:rPr>
-      </w:pPr>
-      <w:r>
-        <w:rPr>
-          <w:rFonts w:hint="eastAsia" w:ascii="DengXian" w:hAnsi="DengXian" w:eastAsia="DengXian" w:cs="DengXian"/>
-          <w:color w:val="151515"/>
-          <w:sz w:val="20"/>
-        </w:rPr>
-        <w:t>• “请把‘继续优化’改成一个动作，例如重画后片、补开合、标固定点、做10厘米材料测试。”</w:t>
-      </w:r>
-    </w:p>
-    <w:p>
-      <w:pPr>
-        <w:spacing w:after="60"/>
-        <w:rPr>
-          <w:rFonts w:hint="eastAsia" w:ascii="DengXian" w:hAnsi="DengXian" w:eastAsia="DengXian" w:cs="DengXian"/>
-        </w:rPr>
-      </w:pPr>
-      <w:r>
-        <w:rPr>
-          <w:rFonts w:hint="eastAsia" w:ascii="DengXian" w:hAnsi="DengXian" w:eastAsia="DengXian" w:cs="DengXian"/>
-          <w:b/>
-          <w:color w:val="047857"/>
-          <w:sz w:val="20"/>
-        </w:rPr>
-        <w:t>【四｜外籍教师在中国大陆课堂中的表达提醒】</w:t>
-      </w:r>
-    </w:p>
-    <w:p>
-      <w:pPr>
-        <w:pStyle w:val="165"/>
-        <w:ind w:left="340" w:hanging="170"/>
-        <w:rPr>
-          <w:rFonts w:hint="eastAsia" w:ascii="DengXian" w:hAnsi="DengXian" w:eastAsia="DengXian" w:cs="DengXian"/>
-        </w:rPr>
-      </w:pPr>
-      <w:r>
-        <w:rPr>
-          <w:rFonts w:hint="eastAsia" w:ascii="DengXian" w:hAnsi="DengXian" w:eastAsia="DengXian" w:cs="DengXian"/>
-          <w:color w:val="151515"/>
-          <w:sz w:val="20"/>
-        </w:rPr>
-        <w:t>• 说明案例时使用“按课件图像观察”“从目前可见证据判断”“仍需后视图或样布验证”等限定语，避免把课堂推测说成品牌官方事实。</w:t>
-      </w:r>
-    </w:p>
-    <w:p>
-      <w:pPr>
-        <w:pStyle w:val="165"/>
-        <w:ind w:left="340" w:hanging="170"/>
-        <w:rPr>
-          <w:rFonts w:hint="eastAsia" w:ascii="DengXian" w:hAnsi="DengXian" w:eastAsia="DengXian" w:cs="DengXian"/>
-        </w:rPr>
-      </w:pPr>
-      <w:r>
-        <w:rPr>
-          <w:rFonts w:hint="eastAsia" w:ascii="DengXian" w:hAnsi="DengXian" w:eastAsia="DengXian" w:cs="DengXian"/>
-          <w:color w:val="151515"/>
-          <w:sz w:val="20"/>
-        </w:rPr>
-        <w:t>• 涉及中国院校案例时，可说“该院校公开案例为我们提供了证据组织参考”，不要把不同阶段、不同款式的图片强行解释为同一件衣服。</w:t>
-      </w:r>
-    </w:p>
-    <w:p>
-      <w:pPr>
-        <w:pStyle w:val="165"/>
-        <w:ind w:left="340" w:hanging="170"/>
-        <w:rPr>
-          <w:rFonts w:hint="eastAsia" w:ascii="DengXian" w:hAnsi="DengXian" w:eastAsia="DengXian" w:cs="DengXian"/>
-        </w:rPr>
-      </w:pPr>
-      <w:r>
-        <w:rPr>
-          <w:rFonts w:hint="eastAsia" w:ascii="DengXian" w:hAnsi="DengXian" w:eastAsia="DengXian" w:cs="DengXian"/>
-          <w:color w:val="151515"/>
-          <w:sz w:val="20"/>
-        </w:rPr>
-        <w:t>• 讲南昌场景时使用“南昌五月户外湿热、室内空调偏低温”等课堂情境描述；具体个人体验由学生观察与访谈补证。</w:t>
-      </w:r>
-    </w:p>
-    <w:p>
-      <w:pPr>
-        <w:pStyle w:val="165"/>
-        <w:ind w:left="340" w:hanging="170"/>
-        <w:rPr>
-          <w:rFonts w:hint="eastAsia" w:ascii="DengXian" w:hAnsi="DengXian" w:eastAsia="DengXian" w:cs="DengXian"/>
-        </w:rPr>
-      </w:pPr>
-      <w:r>
-        <w:rPr>
-          <w:rFonts w:hint="eastAsia" w:ascii="DengXian" w:hAnsi="DengXian" w:eastAsia="DengXian" w:cs="DengXian"/>
-          <w:color w:val="151515"/>
-          <w:sz w:val="20"/>
-        </w:rPr>
-        <w:t>• 涉及人物照片、访谈和课堂展示时，提醒学生先获得同意；不方便公开身份时采用匿名轮廓、局部照片或去身份化记录。</w:t>
-      </w:r>
-    </w:p>
-    <w:p>
-      <w:pPr>
-        <w:pStyle w:val="165"/>
-        <w:ind w:left="340" w:hanging="170"/>
-        <w:rPr>
-          <w:rFonts w:hint="eastAsia" w:ascii="DengXian" w:hAnsi="DengXian" w:eastAsia="DengXian" w:cs="DengXian"/>
-        </w:rPr>
-      </w:pPr>
-      <w:r>
-        <w:rPr>
-          <w:rFonts w:hint="eastAsia" w:ascii="DengXian" w:hAnsi="DengXian" w:eastAsia="DengXian" w:cs="DengXian"/>
-          <w:color w:val="151515"/>
-          <w:sz w:val="20"/>
-        </w:rPr>
-        <w:t>• 发音不确定时可直接说：“这个专业词我再说一遍，请大家同时看屏幕上的文字。”清楚比快速更重要。</w:t>
-      </w:r>
-    </w:p>
     <w:p>
       <w:pPr>
         <w:pageBreakBefore/>

--- a/docs/jiangao/《女装设计III》第02周_中国大陆课堂完整讲稿_中文.docx
+++ b/docs/jiangao/《女装设计III》第02周_中国大陆课堂完整讲稿_中文.docx
@@ -564,7 +564,7 @@
                 <w:color w:val="151515"/>
                 <w:sz w:val="18"/>
               </w:rPr>
-              <w:t>5–15分钟</w:t>
+              <w:t>5–8分钟</w:t>
             </w:r>
           </w:p>
         </w:tc>
@@ -591,7 +591,7 @@
                 <w:color w:val="151515"/>
                 <w:sz w:val="18"/>
               </w:rPr>
-              <w:t>图纸职责、平面信息与细节分类</w:t>
+              <w:t>原理卡接到本周图纸</w:t>
             </w:r>
           </w:p>
         </w:tc>
@@ -618,7 +618,7 @@
                 <w:color w:val="151515"/>
                 <w:sz w:val="18"/>
               </w:rPr>
-              <w:t>幻灯片05–08</w:t>
+              <w:t>幻灯片05</w:t>
             </w:r>
           </w:p>
         </w:tc>
@@ -667,7 +667,7 @@
                 <w:color w:val="151515"/>
                 <w:sz w:val="18"/>
               </w:rPr>
-              <w:t>15–25分钟</w:t>
+              <w:t>8–18分钟</w:t>
             </w:r>
           </w:p>
         </w:tc>
@@ -694,7 +694,7 @@
                 <w:color w:val="151515"/>
                 <w:sz w:val="18"/>
               </w:rPr>
-              <w:t>秀场读取、技术示范与证据纪律</w:t>
+              <w:t>图纸职责、平面信息、细节分类与AI边界</w:t>
             </w:r>
           </w:p>
         </w:tc>
@@ -721,7 +721,7 @@
                 <w:color w:val="151515"/>
                 <w:sz w:val="18"/>
               </w:rPr>
-              <w:t>幻灯片09–13</w:t>
+              <w:t>幻灯片06–09</w:t>
             </w:r>
           </w:p>
         </w:tc>
@@ -770,7 +770,7 @@
                 <w:color w:val="151515"/>
                 <w:sz w:val="18"/>
               </w:rPr>
-              <w:t>25–30分钟</w:t>
+              <w:t>18–28分钟</w:t>
             </w:r>
           </w:p>
         </w:tc>
@@ -797,7 +797,7 @@
                 <w:color w:val="151515"/>
                 <w:sz w:val="18"/>
               </w:rPr>
-              <w:t>南昌场景任务说明</w:t>
+              <w:t>秀场读取、技术示范与证据纪律</w:t>
             </w:r>
           </w:p>
         </w:tc>
@@ -824,7 +824,7 @@
                 <w:color w:val="151515"/>
                 <w:sz w:val="18"/>
               </w:rPr>
-              <w:t>幻灯片14</w:t>
+              <w:t>幻灯片10–14</w:t>
             </w:r>
           </w:p>
         </w:tc>
@@ -873,7 +873,7 @@
                 <w:color w:val="151515"/>
                 <w:sz w:val="18"/>
               </w:rPr>
-              <w:t>30–45分钟</w:t>
+              <w:t>28–36分钟</w:t>
             </w:r>
           </w:p>
         </w:tc>
@@ -900,7 +900,7 @@
                 <w:color w:val="151515"/>
                 <w:sz w:val="18"/>
               </w:rPr>
-              <w:t>第一次快速平面图练习＋教师回示</w:t>
+              <w:t>南昌场景任务说明＋四步证据教师回示</w:t>
             </w:r>
           </w:p>
         </w:tc>
@@ -976,7 +976,7 @@
                 <w:color w:val="151515"/>
                 <w:sz w:val="18"/>
               </w:rPr>
-              <w:t>45–54分钟</w:t>
+              <w:t>36–45分钟</w:t>
             </w:r>
           </w:p>
         </w:tc>
@@ -1003,7 +1003,7 @@
                 <w:color w:val="151515"/>
                 <w:sz w:val="18"/>
               </w:rPr>
-              <w:t>身体空间、造型操作与材料</w:t>
+              <w:t>8分钟微练（结构线清单）与第一课时收束</w:t>
             </w:r>
           </w:p>
         </w:tc>
@@ -1030,7 +1030,7 @@
                 <w:color w:val="151515"/>
                 <w:sz w:val="18"/>
               </w:rPr>
-              <w:t>幻灯片17–25，压缩讲解</w:t>
+              <w:t>幻灯片17–18</w:t>
             </w:r>
           </w:p>
         </w:tc>
@@ -1079,7 +1079,7 @@
                 <w:color w:val="151515"/>
                 <w:sz w:val="18"/>
               </w:rPr>
-              <w:t>54–89分钟</w:t>
+              <w:t>45–67分钟</w:t>
             </w:r>
           </w:p>
         </w:tc>
@@ -1106,7 +1106,7 @@
                 <w:color w:val="151515"/>
                 <w:sz w:val="18"/>
               </w:rPr>
-              <w:t>二维—三维—细节闭环实操</w:t>
+              <w:t>身体空间、造型操作、材料与案例诊断</w:t>
             </w:r>
           </w:p>
         </w:tc>
@@ -1133,7 +1133,7 @@
                 <w:color w:val="151515"/>
                 <w:sz w:val="18"/>
               </w:rPr>
-              <w:t>幻灯片26；27–30作为巡回讲评投屏</w:t>
+              <w:t>幻灯片19–31，压缩讲解</w:t>
             </w:r>
           </w:p>
         </w:tc>
@@ -1182,7 +1182,7 @@
                 <w:color w:val="151515"/>
                 <w:sz w:val="18"/>
               </w:rPr>
-              <w:t>89–90分钟</w:t>
+              <w:t>67–90分钟</w:t>
             </w:r>
           </w:p>
         </w:tc>
@@ -1209,7 +1209,7 @@
                 <w:color w:val="151515"/>
                 <w:sz w:val="18"/>
               </w:rPr>
-              <w:t>下周准备与Exit Ticket</w:t>
+              <w:t>21分钟闭环实操＋下周准备与小结</w:t>
             </w:r>
           </w:p>
         </w:tc>
@@ -1236,7 +1236,7 @@
                 <w:color w:val="151515"/>
                 <w:sz w:val="18"/>
               </w:rPr>
-              <w:t>幻灯片31–32；完整要求同步发班群</w:t>
+              <w:t>幻灯片32–34；35为课后查阅</w:t>
             </w:r>
           </w:p>
         </w:tc>
@@ -1290,7 +1290,7 @@
           <w:color w:val="151515"/>
           <w:sz w:val="20"/>
         </w:rPr>
-        <w:t>• 幻灯片15保留完整15分钟A0练习；幻灯片16用4–5分钟做教师回示。</w:t>
+        <w:t>• 幻灯片16用4–5分钟做教师回示；幻灯片17是8分钟微练，按2／3／2／1报时，不要拉长。</w:t>
       </w:r>
     </w:p>
     <w:p>
@@ -1588,75 +1588,6 @@
         <w:t>建议时间：2分钟　｜　课堂功能：承接第01周并建立本周命题</w:t>
       </w:r>
     </w:p>
-    <w:tbl>
-      <w:tblPr>
-        <w:tblStyle w:val="32"/>
-        <w:tblW w:w="0" w:type="auto"/>
-        <w:jc w:val="center"/>
-        <w:tblLayout w:type="autofit"/>
-        <w:tblCellMar>
-          <w:top w:w="0" w:type="dxa"/>
-          <w:left w:w="108" w:type="dxa"/>
-          <w:bottom w:w="0" w:type="dxa"/>
-          <w:right w:w="108" w:type="dxa"/>
-        </w:tblCellMar>
-      </w:tblPr>
-      <w:tblGrid>
-        <w:gridCol w:w="9524"/>
-      </w:tblGrid>
-      <w:tr>
-        <w:tblPrEx>
-          <w:tblCellMar>
-            <w:top w:w="0" w:type="dxa"/>
-            <w:left w:w="108" w:type="dxa"/>
-            <w:bottom w:w="0" w:type="dxa"/>
-            <w:right w:w="108" w:type="dxa"/>
-          </w:tblCellMar>
-        </w:tblPrEx>
-        <w:trPr>
-          <w:cantSplit/>
-          <w:jc w:val="center"/>
-        </w:trPr>
-        <w:tc>
-          <w:tcPr>
-            <w:tcW w:w="9524" w:type="dxa"/>
-            <w:shd w:val="clear" w:color="auto" w:fill="F3F4F6"/>
-            <w:tcMar>
-              <w:top w:w="90" w:type="dxa"/>
-              <w:left w:w="160" w:type="dxa"/>
-              <w:bottom w:w="90" w:type="dxa"/>
-              <w:right w:w="160" w:type="dxa"/>
-            </w:tcMar>
-          </w:tcPr>
-          <w:p>
-            <w:pPr>
-              <w:spacing w:after="0"/>
-              <w:rPr>
-                <w:rFonts w:hint="eastAsia" w:ascii="DengXian" w:hAnsi="DengXian" w:eastAsia="DengXian" w:cs="DengXian"/>
-              </w:rPr>
-            </w:pPr>
-            <w:r>
-              <w:rPr>
-                <w:rFonts w:hint="eastAsia" w:ascii="DengXian" w:hAnsi="DengXian" w:eastAsia="DengXian" w:cs="DengXian"/>
-                <w:b/>
-                <w:color w:val="59616D"/>
-                <w:sz w:val="20"/>
-              </w:rPr>
-              <w:t xml:space="preserve">【教师动作｜不发言】 </w:t>
-            </w:r>
-            <w:r>
-              <w:rPr>
-                <w:rFonts w:hint="eastAsia" w:ascii="DengXian" w:hAnsi="DengXian" w:eastAsia="DengXian" w:cs="DengXian"/>
-                <w:i/>
-                <w:color w:val="151515"/>
-                <w:sz w:val="20"/>
-              </w:rPr>
-              <w:t>显示同一系列五套造型；安静观察8–10秒；依次指向完整造型、平面图、局部、立体四个关键词</w:t>
-            </w:r>
-          </w:p>
-        </w:tc>
-      </w:tr>
-    </w:tbl>
     <w:p>
       <w:pPr>
         <w:pStyle w:val="164"/>
@@ -1806,75 +1737,6 @@
         <w:t>建议时间：1–2分钟　｜　课堂功能：定位第02周在课程链中的作用</w:t>
       </w:r>
     </w:p>
-    <w:tbl>
-      <w:tblPr>
-        <w:tblStyle w:val="32"/>
-        <w:tblW w:w="0" w:type="auto"/>
-        <w:jc w:val="center"/>
-        <w:tblLayout w:type="autofit"/>
-        <w:tblCellMar>
-          <w:top w:w="0" w:type="dxa"/>
-          <w:left w:w="108" w:type="dxa"/>
-          <w:bottom w:w="0" w:type="dxa"/>
-          <w:right w:w="108" w:type="dxa"/>
-        </w:tblCellMar>
-      </w:tblPr>
-      <w:tblGrid>
-        <w:gridCol w:w="9524"/>
-      </w:tblGrid>
-      <w:tr>
-        <w:tblPrEx>
-          <w:tblCellMar>
-            <w:top w:w="0" w:type="dxa"/>
-            <w:left w:w="108" w:type="dxa"/>
-            <w:bottom w:w="0" w:type="dxa"/>
-            <w:right w:w="108" w:type="dxa"/>
-          </w:tblCellMar>
-        </w:tblPrEx>
-        <w:trPr>
-          <w:cantSplit/>
-          <w:jc w:val="center"/>
-        </w:trPr>
-        <w:tc>
-          <w:tcPr>
-            <w:tcW w:w="9524" w:type="dxa"/>
-            <w:shd w:val="clear" w:color="auto" w:fill="F3F4F6"/>
-            <w:tcMar>
-              <w:top w:w="90" w:type="dxa"/>
-              <w:left w:w="160" w:type="dxa"/>
-              <w:bottom w:w="90" w:type="dxa"/>
-              <w:right w:w="160" w:type="dxa"/>
-            </w:tcMar>
-          </w:tcPr>
-          <w:p>
-            <w:pPr>
-              <w:spacing w:after="0"/>
-              <w:rPr>
-                <w:rFonts w:hint="eastAsia" w:ascii="DengXian" w:hAnsi="DengXian" w:eastAsia="DengXian" w:cs="DengXian"/>
-              </w:rPr>
-            </w:pPr>
-            <w:r>
-              <w:rPr>
-                <w:rFonts w:hint="eastAsia" w:ascii="DengXian" w:hAnsi="DengXian" w:eastAsia="DengXian" w:cs="DengXian"/>
-                <w:b/>
-                <w:color w:val="59616D"/>
-                <w:sz w:val="20"/>
-              </w:rPr>
-              <w:t xml:space="preserve">【教师动作｜不发言】 </w:t>
-            </w:r>
-            <w:r>
-              <w:rPr>
-                <w:rFonts w:hint="eastAsia" w:ascii="DengXian" w:hAnsi="DengXian" w:eastAsia="DengXian" w:cs="DengXian"/>
-                <w:i/>
-                <w:color w:val="151515"/>
-                <w:sz w:val="20"/>
-              </w:rPr>
-              <w:t>指向第01周和第02周；只概括四个阶段，不逐字朗读十六周</w:t>
-            </w:r>
-          </w:p>
-        </w:tc>
-      </w:tr>
-    </w:tbl>
     <w:p>
       <w:pPr>
         <w:pStyle w:val="164"/>
@@ -2024,127 +1886,6 @@
         <w:t>建议时间：40–60秒　｜　课堂功能：补充课程地图与当前输出</w:t>
       </w:r>
     </w:p>
-    <w:tbl>
-      <w:tblPr>
-        <w:tblStyle w:val="32"/>
-        <w:tblW w:w="0" w:type="auto"/>
-        <w:jc w:val="center"/>
-        <w:tblLayout w:type="autofit"/>
-        <w:tblCellMar>
-          <w:top w:w="0" w:type="dxa"/>
-          <w:left w:w="108" w:type="dxa"/>
-          <w:bottom w:w="0" w:type="dxa"/>
-          <w:right w:w="108" w:type="dxa"/>
-        </w:tblCellMar>
-      </w:tblPr>
-      <w:tblGrid>
-        <w:gridCol w:w="9524"/>
-      </w:tblGrid>
-      <w:tr>
-        <w:tblPrEx>
-          <w:tblCellMar>
-            <w:top w:w="0" w:type="dxa"/>
-            <w:left w:w="108" w:type="dxa"/>
-            <w:bottom w:w="0" w:type="dxa"/>
-            <w:right w:w="108" w:type="dxa"/>
-          </w:tblCellMar>
-        </w:tblPrEx>
-        <w:trPr>
-          <w:cantSplit/>
-          <w:jc w:val="center"/>
-        </w:trPr>
-        <w:tc>
-          <w:tcPr>
-            <w:tcW w:w="9524" w:type="dxa"/>
-            <w:shd w:val="clear" w:color="auto" w:fill="F3F4F6"/>
-            <w:tcMar>
-              <w:top w:w="90" w:type="dxa"/>
-              <w:left w:w="160" w:type="dxa"/>
-              <w:bottom w:w="90" w:type="dxa"/>
-              <w:right w:w="160" w:type="dxa"/>
-            </w:tcMar>
-          </w:tcPr>
-          <w:p>
-            <w:pPr>
-              <w:spacing w:after="0"/>
-              <w:rPr>
-                <w:rFonts w:hint="eastAsia" w:ascii="DengXian" w:hAnsi="DengXian" w:eastAsia="DengXian" w:cs="DengXian"/>
-              </w:rPr>
-            </w:pPr>
-            <w:r>
-              <w:rPr>
-                <w:rFonts w:hint="eastAsia" w:ascii="DengXian" w:hAnsi="DengXian" w:eastAsia="DengXian" w:cs="DengXian"/>
-                <w:b/>
-                <w:color w:val="59616D"/>
-                <w:sz w:val="20"/>
-              </w:rPr>
-              <w:t xml:space="preserve">【使用提示】 </w:t>
-            </w:r>
-            <w:r>
-              <w:rPr>
-                <w:rFonts w:hint="eastAsia" w:ascii="DengXian" w:hAnsi="DengXian" w:eastAsia="DengXian" w:cs="DengXian"/>
-                <w:i/>
-                <w:color w:val="151515"/>
-                <w:sz w:val="20"/>
-              </w:rPr>
-              <w:t>严格90分钟时，本页可压缩为40秒。</w:t>
-            </w:r>
-          </w:p>
-        </w:tc>
-      </w:tr>
-      <w:tr>
-        <w:tblPrEx>
-          <w:tblCellMar>
-            <w:top w:w="0" w:type="dxa"/>
-            <w:left w:w="108" w:type="dxa"/>
-            <w:bottom w:w="0" w:type="dxa"/>
-            <w:right w:w="108" w:type="dxa"/>
-          </w:tblCellMar>
-        </w:tblPrEx>
-        <w:trPr>
-          <w:cantSplit/>
-          <w:jc w:val="center"/>
-        </w:trPr>
-        <w:tc>
-          <w:tcPr>
-            <w:tcW w:w="9524" w:type="dxa"/>
-            <w:shd w:val="clear" w:color="auto" w:fill="F3F4F6"/>
-            <w:tcMar>
-              <w:top w:w="90" w:type="dxa"/>
-              <w:left w:w="160" w:type="dxa"/>
-              <w:bottom w:w="90" w:type="dxa"/>
-              <w:right w:w="160" w:type="dxa"/>
-            </w:tcMar>
-          </w:tcPr>
-          <w:p>
-            <w:pPr>
-              <w:spacing w:after="0"/>
-              <w:rPr>
-                <w:rFonts w:hint="eastAsia" w:ascii="DengXian" w:hAnsi="DengXian" w:eastAsia="DengXian" w:cs="DengXian"/>
-              </w:rPr>
-            </w:pPr>
-            <w:r>
-              <w:rPr>
-                <w:rFonts w:hint="eastAsia" w:ascii="DengXian" w:hAnsi="DengXian" w:eastAsia="DengXian" w:cs="DengXian"/>
-                <w:b/>
-                <w:color w:val="59616D"/>
-                <w:sz w:val="20"/>
-              </w:rPr>
-              <w:t xml:space="preserve">【教师动作｜不发言】 </w:t>
-            </w:r>
-            <w:r>
-              <w:rPr>
-                <w:rFonts w:hint="eastAsia" w:ascii="DengXian" w:hAnsi="DengXian" w:eastAsia="DengXian" w:cs="DengXian"/>
-                <w:i/>
-                <w:color w:val="151515"/>
-                <w:sz w:val="20"/>
-              </w:rPr>
-              <w:t>快速指向01–04、05–08、09–12、13–16四栏；在“当前周输出”处停留</w:t>
-            </w:r>
-          </w:p>
-        </w:tc>
-      </w:tr>
-    </w:tbl>
     <w:p>
       <w:pPr>
         <w:pStyle w:val="164"/>
@@ -2279,75 +2020,6 @@
         <w:t>建议时间：2分钟　｜　课堂功能：明确四项学习目标</w:t>
       </w:r>
     </w:p>
-    <w:tbl>
-      <w:tblPr>
-        <w:tblStyle w:val="32"/>
-        <w:tblW w:w="0" w:type="auto"/>
-        <w:jc w:val="center"/>
-        <w:tblLayout w:type="autofit"/>
-        <w:tblCellMar>
-          <w:top w:w="0" w:type="dxa"/>
-          <w:left w:w="108" w:type="dxa"/>
-          <w:bottom w:w="0" w:type="dxa"/>
-          <w:right w:w="108" w:type="dxa"/>
-        </w:tblCellMar>
-      </w:tblPr>
-      <w:tblGrid>
-        <w:gridCol w:w="9524"/>
-      </w:tblGrid>
-      <w:tr>
-        <w:tblPrEx>
-          <w:tblCellMar>
-            <w:top w:w="0" w:type="dxa"/>
-            <w:left w:w="108" w:type="dxa"/>
-            <w:bottom w:w="0" w:type="dxa"/>
-            <w:right w:w="108" w:type="dxa"/>
-          </w:tblCellMar>
-        </w:tblPrEx>
-        <w:trPr>
-          <w:cantSplit/>
-          <w:jc w:val="center"/>
-        </w:trPr>
-        <w:tc>
-          <w:tcPr>
-            <w:tcW w:w="9524" w:type="dxa"/>
-            <w:shd w:val="clear" w:color="auto" w:fill="F3F4F6"/>
-            <w:tcMar>
-              <w:top w:w="90" w:type="dxa"/>
-              <w:left w:w="160" w:type="dxa"/>
-              <w:bottom w:w="90" w:type="dxa"/>
-              <w:right w:w="160" w:type="dxa"/>
-            </w:tcMar>
-          </w:tcPr>
-          <w:p>
-            <w:pPr>
-              <w:spacing w:after="0"/>
-              <w:rPr>
-                <w:rFonts w:hint="eastAsia" w:ascii="DengXian" w:hAnsi="DengXian" w:eastAsia="DengXian" w:cs="DengXian"/>
-              </w:rPr>
-            </w:pPr>
-            <w:r>
-              <w:rPr>
-                <w:rFonts w:hint="eastAsia" w:ascii="DengXian" w:hAnsi="DengXian" w:eastAsia="DengXian" w:cs="DengXian"/>
-                <w:b/>
-                <w:color w:val="59616D"/>
-                <w:sz w:val="20"/>
-              </w:rPr>
-              <w:t xml:space="preserve">【教师动作｜不发言】 </w:t>
-            </w:r>
-            <w:r>
-              <w:rPr>
-                <w:rFonts w:hint="eastAsia" w:ascii="DengXian" w:hAnsi="DengXian" w:eastAsia="DengXian" w:cs="DengXian"/>
-                <w:i/>
-                <w:color w:val="151515"/>
-                <w:sz w:val="20"/>
-              </w:rPr>
-              <w:t>依次指向平面、立体、细节、对应四张图；强调“同一件衣服”</w:t>
-            </w:r>
-          </w:p>
-        </w:tc>
-      </w:tr>
-    </w:tbl>
     <w:p>
       <w:pPr>
         <w:pStyle w:val="164"/>
@@ -2456,7 +2128,7 @@
                 <w:color w:val="151515"/>
                 <w:sz w:val="20"/>
               </w:rPr>
-              <w:t>先分清不同图纸和样衣各自负责回答什么问题。</w:t>
+              <w:t>目标清楚了。先把上周的原理卡接到本周的图纸上。</w:t>
             </w:r>
           </w:p>
         </w:tc>
@@ -2477,7 +2149,7 @@
           <w:color w:val="1D4ED8"/>
           <w:sz w:val="32"/>
         </w:rPr>
-        <w:t>幻灯片 05｜效果图、技术平面图、纸样和白坯样衣回答不同问题</w:t>
+        <w:t>幻灯片 05｜原理卡不是上周的作业，是本周的图纸底稿</w:t>
       </w:r>
     </w:p>
     <w:p>
@@ -2494,7 +2166,112 @@
           <w:color w:val="59616D"/>
           <w:sz w:val="18"/>
         </w:rPr>
-        <w:t>建议时间：2分钟　｜　课堂功能：区分设计媒介的职责</w:t>
+        <w:t>建议时间：3分钟　｜　课堂功能：把第01周的原理卡接到本周的制图上</w:t>
+      </w:r>
+    </w:p>
+    <w:p>
+      <w:pPr>
+        <w:pStyle w:val="164"/>
+        <w:ind w:firstLine="420"/>
+        <w:rPr>
+          <w:rFonts w:hint="eastAsia" w:ascii="DengXian" w:hAnsi="DengXian" w:eastAsia="DengXian" w:cs="DengXian"/>
+        </w:rPr>
+      </w:pPr>
+      <w:r>
+        <w:rPr>
+          <w:rFonts w:hint="eastAsia" w:ascii="DengXian" w:hAnsi="DengXian" w:eastAsia="DengXian" w:cs="DengXian"/>
+        </w:rPr>
+        <w:t>先把上周的 A3 拿出来，放在桌角，不用交上来。这一页只说清一件事：原理卡不是已经交掉的作业，它是本周画图的底稿。</w:t>
+      </w:r>
+    </w:p>
+    <w:p>
+      <w:pPr>
+        <w:pStyle w:val="164"/>
+        <w:ind w:firstLine="420"/>
+        <w:rPr>
+          <w:rFonts w:hint="eastAsia" w:ascii="DengXian" w:hAnsi="DengXian" w:eastAsia="DengXian" w:cs="DengXian"/>
+        </w:rPr>
+      </w:pPr>
+      <w:r>
+        <w:rPr>
+          <w:rFonts w:hint="eastAsia" w:ascii="DengXian" w:hAnsi="DengXian" w:eastAsia="DengXian" w:cs="DengXian"/>
+        </w:rPr>
+        <w:t>五栏里，本周只调用两栏。第一栏是 B 栏形式原理。你写过“体积来自______”，本周要把那一句画成前后技术平面图上的一条具体结构线。写“支撑”的，指出支撑在哪一片、怎么固定；写“褶量”的，指出褶在哪里起、到哪里止。</w:t>
+      </w:r>
+    </w:p>
+    <w:p>
+      <w:pPr>
+        <w:pStyle w:val="164"/>
+        <w:ind w:firstLine="420"/>
+        <w:rPr>
+          <w:rFonts w:hint="eastAsia" w:ascii="DengXian" w:hAnsi="DengXian" w:eastAsia="DengXian" w:cs="DengXian"/>
+        </w:rPr>
+      </w:pPr>
+      <w:r>
+        <w:rPr>
+          <w:rFonts w:hint="eastAsia" w:ascii="DengXian" w:hAnsi="DengXian" w:eastAsia="DengXian" w:cs="DengXian"/>
+        </w:rPr>
+        <w:t>第二栏是 D 栏当代转译，配合 A-0。用纸或白坯布把 D 栏的转译做一次快速立体验证。A-0 人工基线草图仍然是前提——本周的 A-0 就是你的第一版平面图，不是 AI 生成的图。</w:t>
+      </w:r>
+    </w:p>
+    <w:p>
+      <w:pPr>
+        <w:pStyle w:val="164"/>
+        <w:ind w:firstLine="420"/>
+        <w:rPr>
+          <w:rFonts w:hint="eastAsia" w:ascii="DengXian" w:hAnsi="DengXian" w:eastAsia="DengXian" w:cs="DengXian"/>
+        </w:rPr>
+      </w:pPr>
+      <w:r>
+        <w:rPr>
+          <w:rFonts w:hint="eastAsia" w:ascii="DengXian" w:hAnsi="DengXian" w:eastAsia="DengXian" w:cs="DengXian"/>
+        </w:rPr>
+        <w:t>A、C、E 三栏本周不重做。视觉证据、时代与文化问题、风险与验证，保留上周的结论，只在证据页里引用。重新论证一遍，是在浪费本周的时间。</w:t>
+      </w:r>
+    </w:p>
+    <w:p>
+      <w:pPr>
+        <w:pStyle w:val="164"/>
+        <w:ind w:firstLine="420"/>
+        <w:rPr>
+          <w:rFonts w:hint="eastAsia" w:ascii="DengXian" w:hAnsi="DengXian" w:eastAsia="DengXian" w:cs="DengXian"/>
+        </w:rPr>
+      </w:pPr>
+      <w:r>
+        <w:rPr>
+          <w:rFonts w:hint="eastAsia" w:ascii="DengXian" w:hAnsi="DengXian" w:eastAsia="DengXian" w:cs="DengXian"/>
+        </w:rPr>
+        <w:t>上周的四问在本周变成什么？“身体”变成身体距离与松量；“结构”变成结构线和省、褶、支撑的来源；“文化”和“时代”本周不新增。</w:t>
+      </w:r>
+    </w:p>
+    <w:p>
+      <w:pPr>
+        <w:pStyle w:val="164"/>
+        <w:ind w:firstLine="420"/>
+        <w:rPr>
+          <w:rFonts w:hint="eastAsia" w:ascii="DengXian" w:hAnsi="DengXian" w:eastAsia="DengXian" w:cs="DengXian"/>
+        </w:rPr>
+      </w:pPr>
+      <w:r>
+        <w:rPr>
+          <w:rFonts w:hint="eastAsia" w:ascii="DengXian" w:hAnsi="DengXian" w:eastAsia="DengXian" w:cs="DengXian"/>
+        </w:rPr>
+        <w:t>本周补上第五问：做得出来吗？每一条线要能指出纸样片、缝合路径和穿脱路径。答不出来的，这条线就还只是画上去的。</w:t>
+      </w:r>
+    </w:p>
+    <w:p>
+      <w:pPr>
+        <w:pStyle w:val="164"/>
+        <w:ind w:firstLine="420"/>
+        <w:rPr>
+          <w:rFonts w:hint="eastAsia" w:ascii="DengXian" w:hAnsi="DengXian" w:eastAsia="DengXian" w:cs="DengXian"/>
+        </w:rPr>
+      </w:pPr>
+      <w:r>
+        <w:rPr>
+          <w:rFonts w:hint="eastAsia" w:ascii="DengXian" w:hAnsi="DengXian" w:eastAsia="DengXian" w:cs="DengXian"/>
+        </w:rPr>
+        <w:t>立场句也要升级。上周写的是“我选择______的身体关系”；本周在同一句后面接：“——我用______这条结构线实现它，用______验证。”下课前那句小结，就照这个格式写。</w:t>
       </w:r>
     </w:p>
     <w:tbl>
@@ -2529,7 +2306,7 @@
         <w:tc>
           <w:tcPr>
             <w:tcW w:w="9524" w:type="dxa"/>
-            <w:shd w:val="clear" w:color="auto" w:fill="F3F4F6"/>
+            <w:shd w:val="clear" w:color="auto" w:fill="ECFDF5"/>
             <w:tcMar>
               <w:top w:w="90" w:type="dxa"/>
               <w:left w:w="160" w:type="dxa"/>
@@ -2548,24 +2325,59 @@
               <w:rPr>
                 <w:rFonts w:hint="eastAsia" w:ascii="DengXian" w:hAnsi="DengXian" w:eastAsia="DengXian" w:cs="DengXian"/>
                 <w:b/>
-                <w:color w:val="59616D"/>
+                <w:color w:val="047857"/>
                 <w:sz w:val="20"/>
               </w:rPr>
-              <w:t xml:space="preserve">【教师动作｜不发言】 </w:t>
+              <w:t xml:space="preserve">【转场语】 </w:t>
             </w:r>
             <w:r>
               <w:rPr>
                 <w:rFonts w:hint="eastAsia" w:ascii="DengXian" w:hAnsi="DengXian" w:eastAsia="DengXian" w:cs="DengXian"/>
-                <w:i/>
+                <w:i w:val="0"/>
                 <w:color w:val="151515"/>
                 <w:sz w:val="20"/>
               </w:rPr>
-              <w:t>左右指向“表达意图”和“验证可行”；在黑板写“不要让一张图承担所有信息”</w:t>
+              <w:t>先分清不同图纸和样衣各自负责回答什么问题。</w:t>
             </w:r>
           </w:p>
         </w:tc>
       </w:tr>
     </w:tbl>
+    <w:p>
+      <w:pPr>
+        <w:pStyle w:val="166"/>
+        <w:pageBreakBefore/>
+        <w:rPr>
+          <w:rFonts w:hint="eastAsia" w:ascii="DengXian" w:hAnsi="DengXian" w:eastAsia="DengXian" w:cs="DengXian"/>
+        </w:rPr>
+      </w:pPr>
+      <w:r>
+        <w:rPr>
+          <w:rFonts w:hint="eastAsia" w:ascii="DengXian" w:hAnsi="DengXian" w:eastAsia="DengXian" w:cs="DengXian"/>
+          <w:b/>
+          <w:color w:val="1D4ED8"/>
+          <w:sz w:val="32"/>
+        </w:rPr>
+        <w:t>幻灯片 06｜效果图、技术平面图、纸样和白坯样衣回答不同问题</w:t>
+      </w:r>
+    </w:p>
+    <w:p>
+      <w:pPr>
+        <w:pStyle w:val="167"/>
+        <w:rPr>
+          <w:rFonts w:hint="eastAsia" w:ascii="DengXian" w:hAnsi="DengXian" w:eastAsia="DengXian" w:cs="DengXian"/>
+        </w:rPr>
+      </w:pPr>
+      <w:r>
+        <w:rPr>
+          <w:rFonts w:hint="eastAsia" w:ascii="DengXian" w:hAnsi="DengXian" w:eastAsia="DengXian" w:cs="DengXian"/>
+          <w:b/>
+          <w:color w:val="59616D"/>
+          <w:sz w:val="18"/>
+        </w:rPr>
+        <w:t>建议时间：2分钟　｜　课堂功能：区分设计媒介的职责</w:t>
+      </w:r>
+    </w:p>
     <w:p>
       <w:pPr>
         <w:pStyle w:val="164"/>
@@ -2695,7 +2507,7 @@
           <w:color w:val="1D4ED8"/>
           <w:sz w:val="32"/>
         </w:rPr>
-        <w:t>幻灯片 06｜专业技术平面图至少包含六类信息</w:t>
+        <w:t>幻灯片 07｜专业技术平面图至少包含六类信息</w:t>
       </w:r>
     </w:p>
     <w:p>
@@ -2715,67 +2527,6 @@
         <w:t>建议时间：3分钟　｜　课堂功能：建立技术平面图信息清单</w:t>
       </w:r>
     </w:p>
-    <w:tbl>
-      <w:tblPr>
-        <w:tblStyle w:val="32"/>
-        <w:tblW w:w="0" w:type="auto"/>
-        <w:jc w:val="center"/>
-        <w:tblLayout w:type="autofit"/>
-        <w:tblCellMar>
-          <w:top w:w="0" w:type="dxa"/>
-          <w:left w:w="108" w:type="dxa"/>
-          <w:bottom w:w="0" w:type="dxa"/>
-          <w:right w:w="108" w:type="dxa"/>
-        </w:tblCellMar>
-      </w:tblPr>
-      <w:tblGrid>
-        <w:gridCol w:w="9524"/>
-      </w:tblGrid>
-      <w:tr>
-        <w:trPr>
-          <w:cantSplit/>
-          <w:jc w:val="center"/>
-        </w:trPr>
-        <w:tc>
-          <w:tcPr>
-            <w:tcW w:w="9524" w:type="dxa"/>
-            <w:shd w:val="clear" w:color="auto" w:fill="F3F4F6"/>
-            <w:tcMar>
-              <w:top w:w="90" w:type="dxa"/>
-              <w:left w:w="160" w:type="dxa"/>
-              <w:bottom w:w="90" w:type="dxa"/>
-              <w:right w:w="160" w:type="dxa"/>
-            </w:tcMar>
-          </w:tcPr>
-          <w:p>
-            <w:pPr>
-              <w:spacing w:after="0"/>
-              <w:rPr>
-                <w:rFonts w:hint="eastAsia" w:ascii="DengXian" w:hAnsi="DengXian" w:eastAsia="DengXian" w:cs="DengXian"/>
-              </w:rPr>
-            </w:pPr>
-            <w:r>
-              <w:rPr>
-                <w:rFonts w:hint="eastAsia" w:ascii="DengXian" w:hAnsi="DengXian" w:eastAsia="DengXian" w:cs="DengXian"/>
-                <w:b/>
-                <w:color w:val="59616D"/>
-                <w:sz w:val="20"/>
-              </w:rPr>
-              <w:t xml:space="preserve">【教师动作｜不发言】 </w:t>
-            </w:r>
-            <w:r>
-              <w:rPr>
-                <w:rFonts w:hint="eastAsia" w:ascii="DengXian" w:hAnsi="DengXian" w:eastAsia="DengXian" w:cs="DengXian"/>
-                <w:i/>
-                <w:color w:val="151515"/>
-                <w:sz w:val="20"/>
-              </w:rPr>
-              <w:t>依次指向六类图例；在“前后视图尺度一致”处停顿；板书：外轮廓／结构线／开合／边缘／局部／标注</w:t>
-            </w:r>
-          </w:p>
-        </w:tc>
-      </w:tr>
-    </w:tbl>
     <w:p>
       <w:pPr>
         <w:pStyle w:val="164"/>
@@ -2920,7 +2671,7 @@
           <w:color w:val="1D4ED8"/>
           <w:sz w:val="32"/>
         </w:rPr>
-        <w:t>幻灯片 07｜先判断细节承担什么任务</w:t>
+        <w:t>幻灯片 08｜先判断细节承担什么任务</w:t>
       </w:r>
     </w:p>
     <w:p>
@@ -2940,75 +2691,6 @@
         <w:t>建议时间：2分钟　｜　课堂功能：建立四类细节责任</w:t>
       </w:r>
     </w:p>
-    <w:tbl>
-      <w:tblPr>
-        <w:tblStyle w:val="32"/>
-        <w:tblW w:w="0" w:type="auto"/>
-        <w:jc w:val="center"/>
-        <w:tblLayout w:type="autofit"/>
-        <w:tblCellMar>
-          <w:top w:w="0" w:type="dxa"/>
-          <w:left w:w="108" w:type="dxa"/>
-          <w:bottom w:w="0" w:type="dxa"/>
-          <w:right w:w="108" w:type="dxa"/>
-        </w:tblCellMar>
-      </w:tblPr>
-      <w:tblGrid>
-        <w:gridCol w:w="9524"/>
-      </w:tblGrid>
-      <w:tr>
-        <w:tblPrEx>
-          <w:tblCellMar>
-            <w:top w:w="0" w:type="dxa"/>
-            <w:left w:w="108" w:type="dxa"/>
-            <w:bottom w:w="0" w:type="dxa"/>
-            <w:right w:w="108" w:type="dxa"/>
-          </w:tblCellMar>
-        </w:tblPrEx>
-        <w:trPr>
-          <w:cantSplit/>
-          <w:jc w:val="center"/>
-        </w:trPr>
-        <w:tc>
-          <w:tcPr>
-            <w:tcW w:w="9524" w:type="dxa"/>
-            <w:shd w:val="clear" w:color="auto" w:fill="F3F4F6"/>
-            <w:tcMar>
-              <w:top w:w="90" w:type="dxa"/>
-              <w:left w:w="160" w:type="dxa"/>
-              <w:bottom w:w="90" w:type="dxa"/>
-              <w:right w:w="160" w:type="dxa"/>
-            </w:tcMar>
-          </w:tcPr>
-          <w:p>
-            <w:pPr>
-              <w:spacing w:after="0"/>
-              <w:rPr>
-                <w:rFonts w:hint="eastAsia" w:ascii="DengXian" w:hAnsi="DengXian" w:eastAsia="DengXian" w:cs="DengXian"/>
-              </w:rPr>
-            </w:pPr>
-            <w:r>
-              <w:rPr>
-                <w:rFonts w:hint="eastAsia" w:ascii="DengXian" w:hAnsi="DengXian" w:eastAsia="DengXian" w:cs="DengXian"/>
-                <w:b/>
-                <w:color w:val="59616D"/>
-                <w:sz w:val="20"/>
-              </w:rPr>
-              <w:t xml:space="preserve">【教师动作｜不发言】 </w:t>
-            </w:r>
-            <w:r>
-              <w:rPr>
-                <w:rFonts w:hint="eastAsia" w:ascii="DengXian" w:hAnsi="DengXian" w:eastAsia="DengXian" w:cs="DengXian"/>
-                <w:i/>
-                <w:color w:val="151515"/>
-                <w:sz w:val="20"/>
-              </w:rPr>
-              <w:t>依次指向Mugler、Sacai、Noir Kei Ninomiya、Chanel案例；让学生先说功能再说风格</w:t>
-            </w:r>
-          </w:p>
-        </w:tc>
-      </w:tr>
-    </w:tbl>
     <w:p>
       <w:pPr>
         <w:pStyle w:val="164"/>
@@ -3138,7 +2820,7 @@
           <w:color w:val="1D4ED8"/>
           <w:sz w:val="32"/>
         </w:rPr>
-        <w:t>幻灯片 08｜AI可以提出结构问题，但不能替代技术平面图</w:t>
+        <w:t>幻灯片 09｜AI可以提出结构问题，但不能替代技术平面图</w:t>
       </w:r>
     </w:p>
     <w:p>
@@ -3158,75 +2840,6 @@
         <w:t>建议时间：2分钟　｜　课堂功能：建立A0人工基线与AI边界</w:t>
       </w:r>
     </w:p>
-    <w:tbl>
-      <w:tblPr>
-        <w:tblStyle w:val="32"/>
-        <w:tblW w:w="0" w:type="auto"/>
-        <w:jc w:val="center"/>
-        <w:tblLayout w:type="autofit"/>
-        <w:tblCellMar>
-          <w:top w:w="0" w:type="dxa"/>
-          <w:left w:w="108" w:type="dxa"/>
-          <w:bottom w:w="0" w:type="dxa"/>
-          <w:right w:w="108" w:type="dxa"/>
-        </w:tblCellMar>
-      </w:tblPr>
-      <w:tblGrid>
-        <w:gridCol w:w="9524"/>
-      </w:tblGrid>
-      <w:tr>
-        <w:tblPrEx>
-          <w:tblCellMar>
-            <w:top w:w="0" w:type="dxa"/>
-            <w:left w:w="108" w:type="dxa"/>
-            <w:bottom w:w="0" w:type="dxa"/>
-            <w:right w:w="108" w:type="dxa"/>
-          </w:tblCellMar>
-        </w:tblPrEx>
-        <w:trPr>
-          <w:cantSplit/>
-          <w:jc w:val="center"/>
-        </w:trPr>
-        <w:tc>
-          <w:tcPr>
-            <w:tcW w:w="9524" w:type="dxa"/>
-            <w:shd w:val="clear" w:color="auto" w:fill="F3F4F6"/>
-            <w:tcMar>
-              <w:top w:w="90" w:type="dxa"/>
-              <w:left w:w="160" w:type="dxa"/>
-              <w:bottom w:w="90" w:type="dxa"/>
-              <w:right w:w="160" w:type="dxa"/>
-            </w:tcMar>
-          </w:tcPr>
-          <w:p>
-            <w:pPr>
-              <w:spacing w:after="0"/>
-              <w:rPr>
-                <w:rFonts w:hint="eastAsia" w:ascii="DengXian" w:hAnsi="DengXian" w:eastAsia="DengXian" w:cs="DengXian"/>
-              </w:rPr>
-            </w:pPr>
-            <w:r>
-              <w:rPr>
-                <w:rFonts w:hint="eastAsia" w:ascii="DengXian" w:hAnsi="DengXian" w:eastAsia="DengXian" w:cs="DengXian"/>
-                <w:b/>
-                <w:color w:val="59616D"/>
-                <w:sz w:val="20"/>
-              </w:rPr>
-              <w:t xml:space="preserve">【教师动作｜不发言】 </w:t>
-            </w:r>
-            <w:r>
-              <w:rPr>
-                <w:rFonts w:hint="eastAsia" w:ascii="DengXian" w:hAnsi="DengXian" w:eastAsia="DengXian" w:cs="DengXian"/>
-                <w:i/>
-                <w:color w:val="151515"/>
-                <w:sz w:val="20"/>
-              </w:rPr>
-              <w:t>指向可用／需说明／禁止／人工责任四栏；强调A0先做</w:t>
-            </w:r>
-          </w:p>
-        </w:tc>
-      </w:tr>
-    </w:tbl>
     <w:p>
       <w:pPr>
         <w:pStyle w:val="164"/>
@@ -3371,7 +2984,7 @@
           <w:color w:val="1D4ED8"/>
           <w:sz w:val="32"/>
         </w:rPr>
-        <w:t>幻灯片 09｜Issey Miyake 2026秋冬：从完整造型读取平面结构</w:t>
+        <w:t>幻灯片 10｜Issey Miyake 2026秋冬：从完整造型读取平面结构</w:t>
       </w:r>
     </w:p>
     <w:p>
@@ -3391,75 +3004,6 @@
         <w:t>建议时间：3分钟　｜　课堂功能：训练从秀场图读取必要结构线</w:t>
       </w:r>
     </w:p>
-    <w:tbl>
-      <w:tblPr>
-        <w:tblStyle w:val="32"/>
-        <w:tblW w:w="0" w:type="auto"/>
-        <w:jc w:val="center"/>
-        <w:tblLayout w:type="autofit"/>
-        <w:tblCellMar>
-          <w:top w:w="0" w:type="dxa"/>
-          <w:left w:w="108" w:type="dxa"/>
-          <w:bottom w:w="0" w:type="dxa"/>
-          <w:right w:w="108" w:type="dxa"/>
-        </w:tblCellMar>
-      </w:tblPr>
-      <w:tblGrid>
-        <w:gridCol w:w="9524"/>
-      </w:tblGrid>
-      <w:tr>
-        <w:tblPrEx>
-          <w:tblCellMar>
-            <w:top w:w="0" w:type="dxa"/>
-            <w:left w:w="108" w:type="dxa"/>
-            <w:bottom w:w="0" w:type="dxa"/>
-            <w:right w:w="108" w:type="dxa"/>
-          </w:tblCellMar>
-        </w:tblPrEx>
-        <w:trPr>
-          <w:cantSplit/>
-          <w:jc w:val="center"/>
-        </w:trPr>
-        <w:tc>
-          <w:tcPr>
-            <w:tcW w:w="9524" w:type="dxa"/>
-            <w:shd w:val="clear" w:color="auto" w:fill="F3F4F6"/>
-            <w:tcMar>
-              <w:top w:w="90" w:type="dxa"/>
-              <w:left w:w="160" w:type="dxa"/>
-              <w:bottom w:w="90" w:type="dxa"/>
-              <w:right w:w="160" w:type="dxa"/>
-            </w:tcMar>
-          </w:tcPr>
-          <w:p>
-            <w:pPr>
-              <w:spacing w:after="0"/>
-              <w:rPr>
-                <w:rFonts w:hint="eastAsia" w:ascii="DengXian" w:hAnsi="DengXian" w:eastAsia="DengXian" w:cs="DengXian"/>
-              </w:rPr>
-            </w:pPr>
-            <w:r>
-              <w:rPr>
-                <w:rFonts w:hint="eastAsia" w:ascii="DengXian" w:hAnsi="DengXian" w:eastAsia="DengXian" w:cs="DengXian"/>
-                <w:b/>
-                <w:color w:val="59616D"/>
-                <w:sz w:val="20"/>
-              </w:rPr>
-              <w:t xml:space="preserve">【教师动作｜不发言】 </w:t>
-            </w:r>
-            <w:r>
-              <w:rPr>
-                <w:rFonts w:hint="eastAsia" w:ascii="DengXian" w:hAnsi="DengXian" w:eastAsia="DengXian" w:cs="DengXian"/>
-                <w:i/>
-                <w:color w:val="151515"/>
-                <w:sz w:val="20"/>
-              </w:rPr>
-              <w:t>显示五套并列图；先看外轮廓，再用手指追踪固定点、分割与开合；给学生20秒选一套</w:t>
-            </w:r>
-          </w:p>
-        </w:tc>
-      </w:tr>
-    </w:tbl>
     <w:p>
       <w:pPr>
         <w:pStyle w:val="164"/>
@@ -3604,7 +3148,7 @@
           <w:color w:val="1D4ED8"/>
           <w:sz w:val="32"/>
         </w:rPr>
-        <w:t>幻灯片 10｜专业平面图必须表现前后关系与局部工艺</w:t>
+        <w:t>幻灯片 11｜专业平面图必须表现前后关系与局部工艺</w:t>
       </w:r>
     </w:p>
     <w:p>
@@ -3624,75 +3168,6 @@
         <w:t>建议时间：2分钟　｜　课堂功能：示范线型与标注层级</w:t>
       </w:r>
     </w:p>
-    <w:tbl>
-      <w:tblPr>
-        <w:tblStyle w:val="32"/>
-        <w:tblW w:w="0" w:type="auto"/>
-        <w:jc w:val="center"/>
-        <w:tblLayout w:type="autofit"/>
-        <w:tblCellMar>
-          <w:top w:w="0" w:type="dxa"/>
-          <w:left w:w="108" w:type="dxa"/>
-          <w:bottom w:w="0" w:type="dxa"/>
-          <w:right w:w="108" w:type="dxa"/>
-        </w:tblCellMar>
-      </w:tblPr>
-      <w:tblGrid>
-        <w:gridCol w:w="9524"/>
-      </w:tblGrid>
-      <w:tr>
-        <w:tblPrEx>
-          <w:tblCellMar>
-            <w:top w:w="0" w:type="dxa"/>
-            <w:left w:w="108" w:type="dxa"/>
-            <w:bottom w:w="0" w:type="dxa"/>
-            <w:right w:w="108" w:type="dxa"/>
-          </w:tblCellMar>
-        </w:tblPrEx>
-        <w:trPr>
-          <w:cantSplit/>
-          <w:jc w:val="center"/>
-        </w:trPr>
-        <w:tc>
-          <w:tcPr>
-            <w:tcW w:w="9524" w:type="dxa"/>
-            <w:shd w:val="clear" w:color="auto" w:fill="F3F4F6"/>
-            <w:tcMar>
-              <w:top w:w="90" w:type="dxa"/>
-              <w:left w:w="160" w:type="dxa"/>
-              <w:bottom w:w="90" w:type="dxa"/>
-              <w:right w:w="160" w:type="dxa"/>
-            </w:tcMar>
-          </w:tcPr>
-          <w:p>
-            <w:pPr>
-              <w:spacing w:after="0"/>
-              <w:rPr>
-                <w:rFonts w:hint="eastAsia" w:ascii="DengXian" w:hAnsi="DengXian" w:eastAsia="DengXian" w:cs="DengXian"/>
-              </w:rPr>
-            </w:pPr>
-            <w:r>
-              <w:rPr>
-                <w:rFonts w:hint="eastAsia" w:ascii="DengXian" w:hAnsi="DengXian" w:eastAsia="DengXian" w:cs="DengXian"/>
-                <w:b/>
-                <w:color w:val="59616D"/>
-                <w:sz w:val="20"/>
-              </w:rPr>
-              <w:t xml:space="preserve">【教师动作｜不发言】 </w:t>
-            </w:r>
-            <w:r>
-              <w:rPr>
-                <w:rFonts w:hint="eastAsia" w:ascii="DengXian" w:hAnsi="DengXian" w:eastAsia="DengXian" w:cs="DengXian"/>
-                <w:i/>
-                <w:color w:val="151515"/>
-                <w:sz w:val="20"/>
-              </w:rPr>
-              <w:t>指向前视图、后视图、局部放大、标注四区；用手比出线条粗细层级</w:t>
-            </w:r>
-          </w:p>
-        </w:tc>
-      </w:tr>
-    </w:tbl>
     <w:p>
       <w:pPr>
         <w:pStyle w:val="164"/>
@@ -3822,7 +3297,7 @@
           <w:color w:val="1D4ED8"/>
           <w:sz w:val="32"/>
         </w:rPr>
-        <w:t>幻灯片 11｜结构细节分析：从可见证据到制作假设</w:t>
+        <w:t>幻灯片 12｜结构细节分析：从可见证据到制作假设</w:t>
       </w:r>
     </w:p>
     <w:p>
@@ -3842,75 +3317,6 @@
         <w:t>建议时间：3分钟　｜　课堂功能：训练事实、假设与待验证的区分</w:t>
       </w:r>
     </w:p>
-    <w:tbl>
-      <w:tblPr>
-        <w:tblStyle w:val="32"/>
-        <w:tblW w:w="0" w:type="auto"/>
-        <w:jc w:val="center"/>
-        <w:tblLayout w:type="autofit"/>
-        <w:tblCellMar>
-          <w:top w:w="0" w:type="dxa"/>
-          <w:left w:w="108" w:type="dxa"/>
-          <w:bottom w:w="0" w:type="dxa"/>
-          <w:right w:w="108" w:type="dxa"/>
-        </w:tblCellMar>
-      </w:tblPr>
-      <w:tblGrid>
-        <w:gridCol w:w="9524"/>
-      </w:tblGrid>
-      <w:tr>
-        <w:tblPrEx>
-          <w:tblCellMar>
-            <w:top w:w="0" w:type="dxa"/>
-            <w:left w:w="108" w:type="dxa"/>
-            <w:bottom w:w="0" w:type="dxa"/>
-            <w:right w:w="108" w:type="dxa"/>
-          </w:tblCellMar>
-        </w:tblPrEx>
-        <w:trPr>
-          <w:cantSplit/>
-          <w:jc w:val="center"/>
-        </w:trPr>
-        <w:tc>
-          <w:tcPr>
-            <w:tcW w:w="9524" w:type="dxa"/>
-            <w:shd w:val="clear" w:color="auto" w:fill="F3F4F6"/>
-            <w:tcMar>
-              <w:top w:w="90" w:type="dxa"/>
-              <w:left w:w="160" w:type="dxa"/>
-              <w:bottom w:w="90" w:type="dxa"/>
-              <w:right w:w="160" w:type="dxa"/>
-            </w:tcMar>
-          </w:tcPr>
-          <w:p>
-            <w:pPr>
-              <w:spacing w:after="0"/>
-              <w:rPr>
-                <w:rFonts w:hint="eastAsia" w:ascii="DengXian" w:hAnsi="DengXian" w:eastAsia="DengXian" w:cs="DengXian"/>
-              </w:rPr>
-            </w:pPr>
-            <w:r>
-              <w:rPr>
-                <w:rFonts w:hint="eastAsia" w:ascii="DengXian" w:hAnsi="DengXian" w:eastAsia="DengXian" w:cs="DengXian"/>
-                <w:b/>
-                <w:color w:val="59616D"/>
-                <w:sz w:val="20"/>
-              </w:rPr>
-              <w:t xml:space="preserve">【教师动作｜不发言】 </w:t>
-            </w:r>
-            <w:r>
-              <w:rPr>
-                <w:rFonts w:hint="eastAsia" w:ascii="DengXian" w:hAnsi="DengXian" w:eastAsia="DengXian" w:cs="DengXian"/>
-                <w:i/>
-                <w:color w:val="151515"/>
-                <w:sz w:val="20"/>
-              </w:rPr>
-              <w:t>指向Stella McCartney案例的“可见／部分可见／待验证”；板书：事实—假设—补证据</w:t>
-            </w:r>
-          </w:p>
-        </w:tc>
-      </w:tr>
-    </w:tbl>
     <w:p>
       <w:pPr>
         <w:pStyle w:val="164"/>
@@ -4055,7 +3461,7 @@
           <w:color w:val="1D4ED8"/>
           <w:sz w:val="32"/>
         </w:rPr>
-        <w:t>幻灯片 12｜二维图与构造词汇必须共同指向同一件衣服</w:t>
+        <w:t>幻灯片 13｜二维图与构造词汇必须共同指向同一件衣服</w:t>
       </w:r>
     </w:p>
     <w:p>
@@ -4075,75 +3481,6 @@
         <w:t>建议时间：2分钟　｜　课堂功能：校正构造术语与图像责任</w:t>
       </w:r>
     </w:p>
-    <w:tbl>
-      <w:tblPr>
-        <w:tblStyle w:val="32"/>
-        <w:tblW w:w="0" w:type="auto"/>
-        <w:jc w:val="center"/>
-        <w:tblLayout w:type="autofit"/>
-        <w:tblCellMar>
-          <w:top w:w="0" w:type="dxa"/>
-          <w:left w:w="108" w:type="dxa"/>
-          <w:bottom w:w="0" w:type="dxa"/>
-          <w:right w:w="108" w:type="dxa"/>
-        </w:tblCellMar>
-      </w:tblPr>
-      <w:tblGrid>
-        <w:gridCol w:w="9524"/>
-      </w:tblGrid>
-      <w:tr>
-        <w:tblPrEx>
-          <w:tblCellMar>
-            <w:top w:w="0" w:type="dxa"/>
-            <w:left w:w="108" w:type="dxa"/>
-            <w:bottom w:w="0" w:type="dxa"/>
-            <w:right w:w="108" w:type="dxa"/>
-          </w:tblCellMar>
-        </w:tblPrEx>
-        <w:trPr>
-          <w:cantSplit/>
-          <w:jc w:val="center"/>
-        </w:trPr>
-        <w:tc>
-          <w:tcPr>
-            <w:tcW w:w="9524" w:type="dxa"/>
-            <w:shd w:val="clear" w:color="auto" w:fill="F3F4F6"/>
-            <w:tcMar>
-              <w:top w:w="90" w:type="dxa"/>
-              <w:left w:w="160" w:type="dxa"/>
-              <w:bottom w:w="90" w:type="dxa"/>
-              <w:right w:w="160" w:type="dxa"/>
-            </w:tcMar>
-          </w:tcPr>
-          <w:p>
-            <w:pPr>
-              <w:spacing w:after="0"/>
-              <w:rPr>
-                <w:rFonts w:hint="eastAsia" w:ascii="DengXian" w:hAnsi="DengXian" w:eastAsia="DengXian" w:cs="DengXian"/>
-              </w:rPr>
-            </w:pPr>
-            <w:r>
-              <w:rPr>
-                <w:rFonts w:hint="eastAsia" w:ascii="DengXian" w:hAnsi="DengXian" w:eastAsia="DengXian" w:cs="DengXian"/>
-                <w:b/>
-                <w:color w:val="59616D"/>
-                <w:sz w:val="20"/>
-              </w:rPr>
-              <w:t xml:space="preserve">【教师动作｜不发言】 </w:t>
-            </w:r>
-            <w:r>
-              <w:rPr>
-                <w:rFonts w:hint="eastAsia" w:ascii="DengXian" w:hAnsi="DengXian" w:eastAsia="DengXian" w:cs="DengXian"/>
-                <w:i/>
-                <w:color w:val="151515"/>
-                <w:sz w:val="20"/>
-              </w:rPr>
-              <w:t>指向Mugler造型与六类构造词汇图；从外轮廓向内部逐层指示</w:t>
-            </w:r>
-          </w:p>
-        </w:tc>
-      </w:tr>
-    </w:tbl>
     <w:p>
       <w:pPr>
         <w:pStyle w:val="164"/>
@@ -4273,7 +3610,7 @@
           <w:color w:val="1D4ED8"/>
           <w:sz w:val="32"/>
         </w:rPr>
-        <w:t>幻灯片 13｜原型法：从基础纸样到样衣验证</w:t>
+        <w:t>幻灯片 14｜原型法：从基础纸样到样衣验证</w:t>
       </w:r>
     </w:p>
     <w:p>
@@ -4293,75 +3630,6 @@
         <w:t>建议时间：3分钟　｜　课堂功能：建立纸样—变换—白坯修正链</w:t>
       </w:r>
     </w:p>
-    <w:tbl>
-      <w:tblPr>
-        <w:tblStyle w:val="32"/>
-        <w:tblW w:w="0" w:type="auto"/>
-        <w:jc w:val="center"/>
-        <w:tblLayout w:type="autofit"/>
-        <w:tblCellMar>
-          <w:top w:w="0" w:type="dxa"/>
-          <w:left w:w="108" w:type="dxa"/>
-          <w:bottom w:w="0" w:type="dxa"/>
-          <w:right w:w="108" w:type="dxa"/>
-        </w:tblCellMar>
-      </w:tblPr>
-      <w:tblGrid>
-        <w:gridCol w:w="9524"/>
-      </w:tblGrid>
-      <w:tr>
-        <w:tblPrEx>
-          <w:tblCellMar>
-            <w:top w:w="0" w:type="dxa"/>
-            <w:left w:w="108" w:type="dxa"/>
-            <w:bottom w:w="0" w:type="dxa"/>
-            <w:right w:w="108" w:type="dxa"/>
-          </w:tblCellMar>
-        </w:tblPrEx>
-        <w:trPr>
-          <w:cantSplit/>
-          <w:jc w:val="center"/>
-        </w:trPr>
-        <w:tc>
-          <w:tcPr>
-            <w:tcW w:w="9524" w:type="dxa"/>
-            <w:shd w:val="clear" w:color="auto" w:fill="F3F4F6"/>
-            <w:tcMar>
-              <w:top w:w="90" w:type="dxa"/>
-              <w:left w:w="160" w:type="dxa"/>
-              <w:bottom w:w="90" w:type="dxa"/>
-              <w:right w:w="160" w:type="dxa"/>
-            </w:tcMar>
-          </w:tcPr>
-          <w:p>
-            <w:pPr>
-              <w:spacing w:after="0"/>
-              <w:rPr>
-                <w:rFonts w:hint="eastAsia" w:ascii="DengXian" w:hAnsi="DengXian" w:eastAsia="DengXian" w:cs="DengXian"/>
-              </w:rPr>
-            </w:pPr>
-            <w:r>
-              <w:rPr>
-                <w:rFonts w:hint="eastAsia" w:ascii="DengXian" w:hAnsi="DengXian" w:eastAsia="DengXian" w:cs="DengXian"/>
-                <w:b/>
-                <w:color w:val="59616D"/>
-                <w:sz w:val="20"/>
-              </w:rPr>
-              <w:t xml:space="preserve">【教师动作｜不发言】 </w:t>
-            </w:r>
-            <w:r>
-              <w:rPr>
-                <w:rFonts w:hint="eastAsia" w:ascii="DengXian" w:hAnsi="DengXian" w:eastAsia="DengXian" w:cs="DengXian"/>
-                <w:i/>
-                <w:color w:val="151515"/>
-                <w:sz w:val="20"/>
-              </w:rPr>
-              <w:t>指向基础纸样、结构变换、样衣验证三阶段；在“省量守恒”和“平衡线”处板书</w:t>
-            </w:r>
-          </w:p>
-        </w:tc>
-      </w:tr>
-    </w:tbl>
     <w:p>
       <w:pPr>
         <w:pStyle w:val="164"/>
@@ -4485,7 +3753,7 @@
                 <w:color w:val="151515"/>
                 <w:sz w:val="20"/>
               </w:rPr>
-              <w:t>下面把方法放进一个中国大陆学生熟悉的真实场景：南昌五月的答辩季。</w:t>
+              <w:t>下面把方法放进一个中国大陆学生熟悉的真实场景：南昌九月的开学季。</w:t>
             </w:r>
           </w:p>
         </w:tc>
@@ -4506,7 +3774,7 @@
           <w:color w:val="1D4ED8"/>
           <w:sz w:val="32"/>
         </w:rPr>
-        <w:t>幻灯片 14｜南昌五月答辩季：轻外套如何兼顾空调、通勤与正式度？</w:t>
+        <w:t>幻灯片 15｜南昌九月开学季：一件轻外套如何同时应付室外湿热、教室空调与工作室久坐？</w:t>
       </w:r>
     </w:p>
     <w:p>
@@ -4526,67 +3794,6 @@
         <w:t>建议时间：3分钟　｜　课堂功能：把场景翻译成结构条件</w:t>
       </w:r>
     </w:p>
-    <w:tbl>
-      <w:tblPr>
-        <w:tblStyle w:val="32"/>
-        <w:tblW w:w="0" w:type="auto"/>
-        <w:jc w:val="center"/>
-        <w:tblLayout w:type="autofit"/>
-        <w:tblCellMar>
-          <w:top w:w="0" w:type="dxa"/>
-          <w:left w:w="108" w:type="dxa"/>
-          <w:bottom w:w="0" w:type="dxa"/>
-          <w:right w:w="108" w:type="dxa"/>
-        </w:tblCellMar>
-      </w:tblPr>
-      <w:tblGrid>
-        <w:gridCol w:w="9524"/>
-      </w:tblGrid>
-      <w:tr>
-        <w:trPr>
-          <w:cantSplit/>
-          <w:jc w:val="center"/>
-        </w:trPr>
-        <w:tc>
-          <w:tcPr>
-            <w:tcW w:w="9524" w:type="dxa"/>
-            <w:shd w:val="clear" w:color="auto" w:fill="F3F4F6"/>
-            <w:tcMar>
-              <w:top w:w="90" w:type="dxa"/>
-              <w:left w:w="160" w:type="dxa"/>
-              <w:bottom w:w="90" w:type="dxa"/>
-              <w:right w:w="160" w:type="dxa"/>
-            </w:tcMar>
-          </w:tcPr>
-          <w:p>
-            <w:pPr>
-              <w:spacing w:after="0"/>
-              <w:rPr>
-                <w:rFonts w:hint="eastAsia" w:ascii="DengXian" w:hAnsi="DengXian" w:eastAsia="DengXian" w:cs="DengXian"/>
-              </w:rPr>
-            </w:pPr>
-            <w:r>
-              <w:rPr>
-                <w:rFonts w:hint="eastAsia" w:ascii="DengXian" w:hAnsi="DengXian" w:eastAsia="DengXian" w:cs="DengXian"/>
-                <w:b/>
-                <w:color w:val="59616D"/>
-                <w:sz w:val="20"/>
-              </w:rPr>
-              <w:t xml:space="preserve">【教师动作｜不发言】 </w:t>
-            </w:r>
-            <w:r>
-              <w:rPr>
-                <w:rFonts w:hint="eastAsia" w:ascii="DengXian" w:hAnsi="DengXian" w:eastAsia="DengXian" w:cs="DengXian"/>
-                <w:i/>
-                <w:color w:val="151515"/>
-                <w:sz w:val="20"/>
-              </w:rPr>
-              <w:t>让学生想象一天的完整旅程；依次指向身体、环境、结构、验证</w:t>
-            </w:r>
-          </w:p>
-        </w:tc>
-      </w:tr>
-    </w:tbl>
     <w:p>
       <w:pPr>
         <w:pStyle w:val="164"/>
@@ -4599,13 +3806,13 @@
         <w:rPr>
           <w:rFonts w:hint="eastAsia" w:ascii="DengXian" w:hAnsi="DengXian" w:eastAsia="DengXian" w:cs="DengXian"/>
         </w:rPr>
-        <w:t>假设使用者在南昌五月参加毕业答辩。她要从户外湿热环境进入低温空调教室，可能乘地铁或电动车，背电脑包，长时间坐着，还要抬臂展示作品，同时保持一定正式度。</w:t>
+        <w:t>假设使用者是九月开学的南昌，一个正在赶图的学生。请注意，这一页不是让你去关心她的心情，是让你把场景换算成结构条件。</w:t>
       </w:r>
     </w:p>
     <w:p>
       <w:pPr>
         <w:pStyle w:val="164"/>
-        <w:ind w:firstLine="0"/>
+        <w:ind w:firstLine="420"/>
         <w:rPr>
           <w:rFonts w:hint="eastAsia" w:ascii="DengXian" w:hAnsi="DengXian" w:eastAsia="DengXian" w:cs="DengXian"/>
         </w:rPr>
@@ -4614,13 +3821,13 @@
         <w:rPr>
           <w:rFonts w:hint="eastAsia" w:ascii="DengXian" w:hAnsi="DengXian" w:eastAsia="DengXian" w:cs="DengXian"/>
         </w:rPr>
-        <w:t>这时“做一件好看的轻外套”太空泛。身体条件包括坐姿、背包、抬臂和冷热变化；环境条件包括湿热、空调、交通和室内外切换。</w:t>
+        <w:t>身体条件有四项：久坐画图、伏案、抬臂取料、背画袋。环境条件有三项：南昌九月室外湿热、工作室与教室的强空调温差、电动车与地铁通勤。</w:t>
       </w:r>
     </w:p>
     <w:p>
       <w:pPr>
         <w:pStyle w:val="164"/>
-        <w:ind w:firstLine="0"/>
+        <w:ind w:firstLine="420"/>
         <w:rPr>
           <w:rFonts w:hint="eastAsia" w:ascii="DengXian" w:hAnsi="DengXian" w:eastAsia="DengXian" w:cs="DengXian"/>
         </w:rPr>
@@ -4629,13 +3836,13 @@
         <w:rPr>
           <w:rFonts w:hint="eastAsia" w:ascii="DengXian" w:hAnsi="DengXian" w:eastAsia="DengXian" w:cs="DengXian"/>
         </w:rPr>
-        <w:t>把它翻译成结构条件，可能出现：可调开合、轻量叠穿、有效口袋、肩部活动量、坐姿下摆处理、袖口调节和不妨碍背包的肩部结构。</w:t>
+        <w:t>现在做换算。久坐加伏案，指向下摆和后背的处理；抬臂取料，指向肩部活动量；背画袋，指向肩部不能有妨碍背带的结构；室内外温差加通勤，指向可调开合与轻量叠穿；要装得下 A3 和工具，指向口袋的实际尺寸——口袋不是装饰位置，它有最小尺寸。</w:t>
       </w:r>
     </w:p>
     <w:p>
       <w:pPr>
         <w:pStyle w:val="164"/>
-        <w:ind w:firstLine="0"/>
+        <w:ind w:firstLine="420"/>
         <w:rPr>
           <w:rFonts w:hint="eastAsia" w:ascii="DengXian" w:hAnsi="DengXian" w:eastAsia="DengXian" w:cs="DengXian"/>
         </w:rPr>
@@ -4644,7 +3851,22 @@
         <w:rPr>
           <w:rFonts w:hint="eastAsia" w:ascii="DengXian" w:hAnsi="DengXian" w:eastAsia="DengXian" w:cs="DengXian"/>
         </w:rPr>
-        <w:t>验证方式也要同步确定：前后技术平面图、一个关键局部，还有纸张或白坯布快速立体测试。今天不要求把所有问题解决，只选择一个最核心的结构矛盾。</w:t>
+        <w:t>验证方式今天就定下来：前后技术平面图，加一个关键局部，加纸或白坯布的快速立体测试。三样都要有。</w:t>
+      </w:r>
+    </w:p>
+    <w:p>
+      <w:pPr>
+        <w:pStyle w:val="164"/>
+        <w:ind w:firstLine="420"/>
+        <w:rPr>
+          <w:rFonts w:hint="eastAsia" w:ascii="DengXian" w:hAnsi="DengXian" w:eastAsia="DengXian" w:cs="DengXian"/>
+        </w:rPr>
+      </w:pPr>
+      <w:r>
+        <w:rPr>
+          <w:rFonts w:hint="eastAsia" w:ascii="DengXian" w:hAnsi="DengXian" w:eastAsia="DengXian" w:cs="DengXian"/>
+        </w:rPr>
+        <w:t>今天不要求把所有矛盾都解决，只选一个最核心的结构矛盾。还有一条要说清楚：本周只把场景转成结构条件；“这件衣服到底是谁的”，留到第03周回答，现在不要写人物故事。</w:t>
       </w:r>
     </w:p>
     <w:tbl>
@@ -4710,239 +3932,6 @@
                 <w:color w:val="151515"/>
                 <w:sz w:val="20"/>
               </w:rPr>
-              <w:t>现在进行第一课时检查：用十五分钟完成一套快速技术平面图和一个关键局部。</w:t>
-            </w:r>
-          </w:p>
-        </w:tc>
-      </w:tr>
-    </w:tbl>
-    <w:p>
-      <w:pPr>
-        <w:pStyle w:val="166"/>
-        <w:pageBreakBefore/>
-        <w:rPr>
-          <w:rFonts w:hint="eastAsia" w:ascii="DengXian" w:hAnsi="DengXian" w:eastAsia="DengXian" w:cs="DengXian"/>
-        </w:rPr>
-      </w:pPr>
-      <w:r>
-        <w:rPr>
-          <w:rFonts w:hint="eastAsia" w:ascii="DengXian" w:hAnsi="DengXian" w:eastAsia="DengXian" w:cs="DengXian"/>
-          <w:b/>
-          <w:color w:val="1D4ED8"/>
-          <w:sz w:val="32"/>
-        </w:rPr>
-        <w:t>幻灯片 15｜15分钟：完成一套快速技术平面图与一个关键局部</w:t>
-      </w:r>
-    </w:p>
-    <w:p>
-      <w:pPr>
-        <w:pStyle w:val="167"/>
-        <w:rPr>
-          <w:rFonts w:hint="eastAsia" w:ascii="DengXian" w:hAnsi="DengXian" w:eastAsia="DengXian" w:cs="DengXian"/>
-        </w:rPr>
-      </w:pPr>
-      <w:r>
-        <w:rPr>
-          <w:rFonts w:hint="eastAsia" w:ascii="DengXian" w:hAnsi="DengXian" w:eastAsia="DengXian" w:cs="DengXian"/>
-          <w:b/>
-          <w:color w:val="59616D"/>
-          <w:sz w:val="18"/>
-        </w:rPr>
-        <w:t>建议时间：15分钟　｜　课堂功能：第一轮独立输出与A0基线</w:t>
-      </w:r>
-    </w:p>
-    <w:tbl>
-      <w:tblPr>
-        <w:tblStyle w:val="32"/>
-        <w:tblW w:w="0" w:type="auto"/>
-        <w:jc w:val="center"/>
-        <w:tblLayout w:type="autofit"/>
-        <w:tblCellMar>
-          <w:top w:w="0" w:type="dxa"/>
-          <w:left w:w="108" w:type="dxa"/>
-          <w:bottom w:w="0" w:type="dxa"/>
-          <w:right w:w="108" w:type="dxa"/>
-        </w:tblCellMar>
-      </w:tblPr>
-      <w:tblGrid>
-        <w:gridCol w:w="9524"/>
-      </w:tblGrid>
-      <w:tr>
-        <w:tblPrEx>
-          <w:tblCellMar>
-            <w:top w:w="0" w:type="dxa"/>
-            <w:left w:w="108" w:type="dxa"/>
-            <w:bottom w:w="0" w:type="dxa"/>
-            <w:right w:w="108" w:type="dxa"/>
-          </w:tblCellMar>
-        </w:tblPrEx>
-        <w:trPr>
-          <w:cantSplit/>
-          <w:jc w:val="center"/>
-        </w:trPr>
-        <w:tc>
-          <w:tcPr>
-            <w:tcW w:w="9524" w:type="dxa"/>
-            <w:shd w:val="clear" w:color="auto" w:fill="F3F4F6"/>
-            <w:tcMar>
-              <w:top w:w="90" w:type="dxa"/>
-              <w:left w:w="160" w:type="dxa"/>
-              <w:bottom w:w="90" w:type="dxa"/>
-              <w:right w:w="160" w:type="dxa"/>
-            </w:tcMar>
-          </w:tcPr>
-          <w:p>
-            <w:pPr>
-              <w:spacing w:after="0"/>
-              <w:rPr>
-                <w:rFonts w:hint="eastAsia" w:ascii="DengXian" w:hAnsi="DengXian" w:eastAsia="DengXian" w:cs="DengXian"/>
-              </w:rPr>
-            </w:pPr>
-            <w:r>
-              <w:rPr>
-                <w:rFonts w:hint="eastAsia" w:ascii="DengXian" w:hAnsi="DengXian" w:eastAsia="DengXian" w:cs="DengXian"/>
-                <w:b/>
-                <w:color w:val="59616D"/>
-                <w:sz w:val="20"/>
-              </w:rPr>
-              <w:t xml:space="preserve">【教师动作｜不发言】 </w:t>
-            </w:r>
-            <w:r>
-              <w:rPr>
-                <w:rFonts w:hint="eastAsia" w:ascii="DengXian" w:hAnsi="DengXian" w:eastAsia="DengXian" w:cs="DengXian"/>
-                <w:i/>
-                <w:color w:val="151515"/>
-                <w:sz w:val="20"/>
-              </w:rPr>
-              <w:t>让学生选择同一套造型；投屏计时；教师巡回但不替学生画；提醒前后视图等比例</w:t>
-            </w:r>
-          </w:p>
-        </w:tc>
-      </w:tr>
-    </w:tbl>
-    <w:p>
-      <w:pPr>
-        <w:pStyle w:val="164"/>
-        <w:ind w:firstLine="420"/>
-        <w:rPr>
-          <w:rFonts w:hint="eastAsia" w:ascii="DengXian" w:hAnsi="DengXian" w:eastAsia="DengXian" w:cs="DengXian"/>
-        </w:rPr>
-      </w:pPr>
-      <w:r>
-        <w:rPr>
-          <w:rFonts w:hint="eastAsia" w:ascii="DengXian" w:hAnsi="DengXian" w:eastAsia="DengXian" w:cs="DengXian"/>
-        </w:rPr>
-        <w:t>现在开始十五分钟练习。请选择同一套造型，不要换题。前四分钟，只框定总长、肩—腰—臀比例和外轮廓；不要急着画口袋和装饰。</w:t>
-      </w:r>
-    </w:p>
-    <w:p>
-      <w:pPr>
-        <w:pStyle w:val="164"/>
-        <w:ind w:firstLine="0"/>
-        <w:rPr>
-          <w:rFonts w:hint="eastAsia" w:ascii="DengXian" w:hAnsi="DengXian" w:eastAsia="DengXian" w:cs="DengXian"/>
-        </w:rPr>
-      </w:pPr>
-      <w:r>
-        <w:rPr>
-          <w:rFonts w:hint="eastAsia" w:ascii="DengXian" w:hAnsi="DengXian" w:eastAsia="DengXian" w:cs="DengXian"/>
-        </w:rPr>
-        <w:t>接下来的五分钟，补前后结构线。能确认的用实线；后片、开合或内部结构无法确认的，直接写“待验证”，不要凭想象补满。</w:t>
-      </w:r>
-    </w:p>
-    <w:p>
-      <w:pPr>
-        <w:pStyle w:val="164"/>
-        <w:ind w:firstLine="0"/>
-        <w:rPr>
-          <w:rFonts w:hint="eastAsia" w:ascii="DengXian" w:hAnsi="DengXian" w:eastAsia="DengXian" w:cs="DengXian"/>
-        </w:rPr>
-      </w:pPr>
-      <w:r>
-        <w:rPr>
-          <w:rFonts w:hint="eastAsia" w:ascii="DengXian" w:hAnsi="DengXian" w:eastAsia="DengXian" w:cs="DengXian"/>
-        </w:rPr>
-        <w:t>再用三分钟放大一个关键局部，例如领口转折、门襟、口袋、袖口、抽绳或一个结构连接。最后三分钟写三条制作标注，说明它在哪里、承担什么责任、还需用什么证据验证。</w:t>
-      </w:r>
-    </w:p>
-    <w:p>
-      <w:pPr>
-        <w:pStyle w:val="164"/>
-        <w:ind w:firstLine="0"/>
-        <w:rPr>
-          <w:rFonts w:hint="eastAsia" w:ascii="DengXian" w:hAnsi="DengXian" w:eastAsia="DengXian" w:cs="DengXian"/>
-        </w:rPr>
-      </w:pPr>
-      <w:r>
-        <w:rPr>
-          <w:rFonts w:hint="eastAsia" w:ascii="DengXian" w:hAnsi="DengXian" w:eastAsia="DengXian" w:cs="DengXian"/>
-        </w:rPr>
-        <w:t>这张练习就是你的A0人工基线。此时不要让AI替你生成平面图。完成以后，我们会用教师示范检查四步证据链。现在开始。</w:t>
-      </w:r>
-    </w:p>
-    <w:tbl>
-      <w:tblPr>
-        <w:tblStyle w:val="32"/>
-        <w:tblW w:w="0" w:type="auto"/>
-        <w:jc w:val="center"/>
-        <w:tblLayout w:type="autofit"/>
-        <w:tblCellMar>
-          <w:top w:w="0" w:type="dxa"/>
-          <w:left w:w="108" w:type="dxa"/>
-          <w:bottom w:w="0" w:type="dxa"/>
-          <w:right w:w="108" w:type="dxa"/>
-        </w:tblCellMar>
-      </w:tblPr>
-      <w:tblGrid>
-        <w:gridCol w:w="9524"/>
-      </w:tblGrid>
-      <w:tr>
-        <w:tblPrEx>
-          <w:tblCellMar>
-            <w:top w:w="0" w:type="dxa"/>
-            <w:left w:w="108" w:type="dxa"/>
-            <w:bottom w:w="0" w:type="dxa"/>
-            <w:right w:w="108" w:type="dxa"/>
-          </w:tblCellMar>
-        </w:tblPrEx>
-        <w:trPr>
-          <w:cantSplit/>
-          <w:jc w:val="center"/>
-        </w:trPr>
-        <w:tc>
-          <w:tcPr>
-            <w:tcW w:w="9524" w:type="dxa"/>
-            <w:shd w:val="clear" w:color="auto" w:fill="ECFDF5"/>
-            <w:tcMar>
-              <w:top w:w="90" w:type="dxa"/>
-              <w:left w:w="160" w:type="dxa"/>
-              <w:bottom w:w="90" w:type="dxa"/>
-              <w:right w:w="160" w:type="dxa"/>
-            </w:tcMar>
-          </w:tcPr>
-          <w:p>
-            <w:pPr>
-              <w:spacing w:after="0"/>
-              <w:rPr>
-                <w:rFonts w:hint="eastAsia" w:ascii="DengXian" w:hAnsi="DengXian" w:eastAsia="DengXian" w:cs="DengXian"/>
-              </w:rPr>
-            </w:pPr>
-            <w:r>
-              <w:rPr>
-                <w:rFonts w:hint="eastAsia" w:ascii="DengXian" w:hAnsi="DengXian" w:eastAsia="DengXian" w:cs="DengXian"/>
-                <w:b/>
-                <w:color w:val="047857"/>
-                <w:sz w:val="20"/>
-              </w:rPr>
-              <w:t xml:space="preserve">【转场语】 </w:t>
-            </w:r>
-            <w:r>
-              <w:rPr>
-                <w:rFonts w:hint="eastAsia" w:ascii="DengXian" w:hAnsi="DengXian" w:eastAsia="DengXian" w:cs="DengXian"/>
-                <w:i w:val="0"/>
-                <w:color w:val="151515"/>
-                <w:sz w:val="20"/>
-              </w:rPr>
               <w:t>时间到以后先不要擦改。保留第一版，我们用下一页的四步证据检查哪里需要回改。</w:t>
             </w:r>
           </w:p>
@@ -4972,32 +3961,6 @@
               <w:right w:w="160" w:type="dxa"/>
             </w:tcMar>
           </w:tcPr>
-          <w:p>
-            <w:pPr>
-              <w:spacing w:after="0"/>
-              <w:rPr>
-                <w:rFonts w:hint="eastAsia" w:ascii="DengXian" w:hAnsi="DengXian" w:eastAsia="DengXian" w:cs="DengXian"/>
-              </w:rPr>
-            </w:pPr>
-            <w:r>
-              <w:rPr>
-                <w:rFonts w:hint="eastAsia" w:ascii="DengXian" w:hAnsi="DengXian" w:eastAsia="DengXian" w:cs="DengXian"/>
-                <w:b/>
-                <w:color w:val="D61F45"/>
-                <w:sz w:val="20"/>
-              </w:rPr>
-              <w:t xml:space="preserve">【计时口令】 </w:t>
-            </w:r>
-            <w:r>
-              <w:rPr>
-                <w:rFonts w:hint="eastAsia" w:ascii="DengXian" w:hAnsi="DengXian" w:eastAsia="DengXian" w:cs="DengXian"/>
-                <w:i w:val="0"/>
-                <w:color w:val="151515"/>
-                <w:sz w:val="20"/>
-              </w:rPr>
-              <w:t>剩余11分钟：“外轮廓先完成，暂时不要画装饰。”</w:t>
-            </w:r>
-          </w:p>
         </w:tc>
       </w:tr>
       <w:tr>
@@ -5024,32 +3987,6 @@
               <w:right w:w="160" w:type="dxa"/>
             </w:tcMar>
           </w:tcPr>
-          <w:p>
-            <w:pPr>
-              <w:spacing w:after="0"/>
-              <w:rPr>
-                <w:rFonts w:hint="eastAsia" w:ascii="DengXian" w:hAnsi="DengXian" w:eastAsia="DengXian" w:cs="DengXian"/>
-              </w:rPr>
-            </w:pPr>
-            <w:r>
-              <w:rPr>
-                <w:rFonts w:hint="eastAsia" w:ascii="DengXian" w:hAnsi="DengXian" w:eastAsia="DengXian" w:cs="DengXian"/>
-                <w:b/>
-                <w:color w:val="D61F45"/>
-                <w:sz w:val="20"/>
-              </w:rPr>
-              <w:t xml:space="preserve">【计时口令】 </w:t>
-            </w:r>
-            <w:r>
-              <w:rPr>
-                <w:rFonts w:hint="eastAsia" w:ascii="DengXian" w:hAnsi="DengXian" w:eastAsia="DengXian" w:cs="DengXian"/>
-                <w:i w:val="0"/>
-                <w:color w:val="151515"/>
-                <w:sz w:val="20"/>
-              </w:rPr>
-              <w:t>剩余6分钟：“前后视图必须等比例；未知处写‘待验证’。”</w:t>
-            </w:r>
-          </w:p>
         </w:tc>
       </w:tr>
       <w:tr>
@@ -5076,32 +4013,6 @@
               <w:right w:w="160" w:type="dxa"/>
             </w:tcMar>
           </w:tcPr>
-          <w:p>
-            <w:pPr>
-              <w:spacing w:after="0"/>
-              <w:rPr>
-                <w:rFonts w:hint="eastAsia" w:ascii="DengXian" w:hAnsi="DengXian" w:eastAsia="DengXian" w:cs="DengXian"/>
-              </w:rPr>
-            </w:pPr>
-            <w:r>
-              <w:rPr>
-                <w:rFonts w:hint="eastAsia" w:ascii="DengXian" w:hAnsi="DengXian" w:eastAsia="DengXian" w:cs="DengXian"/>
-                <w:b/>
-                <w:color w:val="D61F45"/>
-                <w:sz w:val="20"/>
-              </w:rPr>
-              <w:t xml:space="preserve">【计时口令】 </w:t>
-            </w:r>
-            <w:r>
-              <w:rPr>
-                <w:rFonts w:hint="eastAsia" w:ascii="DengXian" w:hAnsi="DengXian" w:eastAsia="DengXian" w:cs="DengXian"/>
-                <w:i w:val="0"/>
-                <w:color w:val="151515"/>
-                <w:sz w:val="20"/>
-              </w:rPr>
-              <w:t>剩余3分钟：“放大一个关键局部，并写三条制作标注。”</w:t>
-            </w:r>
-          </w:p>
         </w:tc>
       </w:tr>
       <w:tr>
@@ -5128,32 +4039,6 @@
               <w:right w:w="160" w:type="dxa"/>
             </w:tcMar>
           </w:tcPr>
-          <w:p>
-            <w:pPr>
-              <w:spacing w:after="0"/>
-              <w:rPr>
-                <w:rFonts w:hint="eastAsia" w:ascii="DengXian" w:hAnsi="DengXian" w:eastAsia="DengXian" w:cs="DengXian"/>
-              </w:rPr>
-            </w:pPr>
-            <w:r>
-              <w:rPr>
-                <w:rFonts w:hint="eastAsia" w:ascii="DengXian" w:hAnsi="DengXian" w:eastAsia="DengXian" w:cs="DengXian"/>
-                <w:b/>
-                <w:color w:val="D61F45"/>
-                <w:sz w:val="20"/>
-              </w:rPr>
-              <w:t xml:space="preserve">【计时口令】 </w:t>
-            </w:r>
-            <w:r>
-              <w:rPr>
-                <w:rFonts w:hint="eastAsia" w:ascii="DengXian" w:hAnsi="DengXian" w:eastAsia="DengXian" w:cs="DengXian"/>
-                <w:i w:val="0"/>
-                <w:color w:val="151515"/>
-                <w:sz w:val="20"/>
-              </w:rPr>
-              <w:t>时间到：“放下笔，保留第一版，不要马上美化。”</w:t>
-            </w:r>
-          </w:p>
         </w:tc>
       </w:tr>
     </w:tbl>
@@ -5192,75 +4077,6 @@
         <w:t>建议时间：4–5分钟　｜　课堂功能：教师回示与第一课时收束</w:t>
       </w:r>
     </w:p>
-    <w:tbl>
-      <w:tblPr>
-        <w:tblStyle w:val="32"/>
-        <w:tblW w:w="0" w:type="auto"/>
-        <w:jc w:val="center"/>
-        <w:tblLayout w:type="autofit"/>
-        <w:tblCellMar>
-          <w:top w:w="0" w:type="dxa"/>
-          <w:left w:w="108" w:type="dxa"/>
-          <w:bottom w:w="0" w:type="dxa"/>
-          <w:right w:w="108" w:type="dxa"/>
-        </w:tblCellMar>
-      </w:tblPr>
-      <w:tblGrid>
-        <w:gridCol w:w="9524"/>
-      </w:tblGrid>
-      <w:tr>
-        <w:tblPrEx>
-          <w:tblCellMar>
-            <w:top w:w="0" w:type="dxa"/>
-            <w:left w:w="108" w:type="dxa"/>
-            <w:bottom w:w="0" w:type="dxa"/>
-            <w:right w:w="108" w:type="dxa"/>
-          </w:tblCellMar>
-        </w:tblPrEx>
-        <w:trPr>
-          <w:cantSplit/>
-          <w:jc w:val="center"/>
-        </w:trPr>
-        <w:tc>
-          <w:tcPr>
-            <w:tcW w:w="9524" w:type="dxa"/>
-            <w:shd w:val="clear" w:color="auto" w:fill="F3F4F6"/>
-            <w:tcMar>
-              <w:top w:w="90" w:type="dxa"/>
-              <w:left w:w="160" w:type="dxa"/>
-              <w:bottom w:w="90" w:type="dxa"/>
-              <w:right w:w="160" w:type="dxa"/>
-            </w:tcMar>
-          </w:tcPr>
-          <w:p>
-            <w:pPr>
-              <w:spacing w:after="0"/>
-              <w:rPr>
-                <w:rFonts w:hint="eastAsia" w:ascii="DengXian" w:hAnsi="DengXian" w:eastAsia="DengXian" w:cs="DengXian"/>
-              </w:rPr>
-            </w:pPr>
-            <w:r>
-              <w:rPr>
-                <w:rFonts w:hint="eastAsia" w:ascii="DengXian" w:hAnsi="DengXian" w:eastAsia="DengXian" w:cs="DengXian"/>
-                <w:b/>
-                <w:color w:val="59616D"/>
-                <w:sz w:val="20"/>
-              </w:rPr>
-              <w:t xml:space="preserve">【教师动作｜不发言】 </w:t>
-            </w:r>
-            <w:r>
-              <w:rPr>
-                <w:rFonts w:hint="eastAsia" w:ascii="DengXian" w:hAnsi="DengXian" w:eastAsia="DengXian" w:cs="DengXian"/>
-                <w:i/>
-                <w:color w:val="151515"/>
-                <w:sz w:val="20"/>
-              </w:rPr>
-              <w:t>选择一张教师样例或匿名学生练习投屏；边说边圈外轮廓与未知项；用纸快速折出一个体积</w:t>
-            </w:r>
-          </w:p>
-        </w:tc>
-      </w:tr>
-    </w:tbl>
     <w:p>
       <w:pPr>
         <w:pStyle w:val="164"/>
@@ -5390,95 +4206,6 @@
         </w:tc>
       </w:tr>
     </w:tbl>
-    <w:p>
-      <w:pPr>
-        <w:pageBreakBefore/>
-        <w:spacing w:before="1400"/>
-        <w:jc w:val="center"/>
-        <w:rPr>
-          <w:rFonts w:hint="eastAsia" w:ascii="DengXian" w:hAnsi="DengXian" w:eastAsia="DengXian" w:cs="DengXian"/>
-        </w:rPr>
-      </w:pPr>
-      <w:r>
-        <w:rPr>
-          <w:rFonts w:hint="eastAsia" w:ascii="DengXian" w:hAnsi="DengXian" w:eastAsia="DengXian" w:cs="DengXian"/>
-          <w:b/>
-          <w:color w:val="1D4ED8"/>
-          <w:sz w:val="28"/>
-        </w:rPr>
-        <w:t>第二部分</w:t>
-      </w:r>
-    </w:p>
-    <w:p>
-      <w:pPr>
-        <w:spacing w:before="200"/>
-        <w:jc w:val="center"/>
-        <w:rPr>
-          <w:rFonts w:hint="eastAsia" w:ascii="DengXian" w:hAnsi="DengXian" w:eastAsia="DengXian" w:cs="DengXian"/>
-        </w:rPr>
-      </w:pPr>
-      <w:r>
-        <w:rPr>
-          <w:rFonts w:hint="eastAsia" w:ascii="DengXian" w:hAnsi="DengXian" w:eastAsia="DengXian" w:cs="DengXian"/>
-          <w:b/>
-          <w:color w:val="151515"/>
-          <w:sz w:val="56"/>
-        </w:rPr>
-        <w:t>第2课时｜45分钟</w:t>
-      </w:r>
-    </w:p>
-    <w:p>
-      <w:pPr>
-        <w:spacing w:before="240"/>
-        <w:jc w:val="center"/>
-        <w:rPr>
-          <w:rFonts w:hint="eastAsia" w:ascii="DengXian" w:hAnsi="DengXian" w:eastAsia="DengXian" w:cs="DengXian"/>
-        </w:rPr>
-      </w:pPr>
-      <w:r>
-        <w:rPr>
-          <w:rFonts w:hint="eastAsia" w:ascii="DengXian" w:hAnsi="DengXian" w:eastAsia="DengXian" w:cs="DengXian"/>
-          <w:color w:val="59616D"/>
-          <w:sz w:val="24"/>
-        </w:rPr>
-        <w:t>体积、材料与细节必须在身体上共同成立</w:t>
-      </w:r>
-    </w:p>
-    <w:p>
-      <w:pPr>
-        <w:pStyle w:val="166"/>
-        <w:pageBreakBefore/>
-        <w:rPr>
-          <w:rFonts w:hint="eastAsia" w:ascii="DengXian" w:hAnsi="DengXian" w:eastAsia="DengXian" w:cs="DengXian"/>
-        </w:rPr>
-      </w:pPr>
-      <w:r>
-        <w:rPr>
-          <w:rFonts w:hint="eastAsia" w:ascii="DengXian" w:hAnsi="DengXian" w:eastAsia="DengXian" w:cs="DengXian"/>
-          <w:b/>
-          <w:color w:val="1D4ED8"/>
-          <w:sz w:val="32"/>
-        </w:rPr>
-        <w:t>幻灯片 17｜从画清楚进入做清楚</w:t>
-      </w:r>
-    </w:p>
-    <w:p>
-      <w:pPr>
-        <w:pStyle w:val="167"/>
-        <w:rPr>
-          <w:rFonts w:hint="eastAsia" w:ascii="DengXian" w:hAnsi="DengXian" w:eastAsia="DengXian" w:cs="DengXian"/>
-        </w:rPr>
-      </w:pPr>
-      <w:r>
-        <w:rPr>
-          <w:rFonts w:hint="eastAsia" w:ascii="DengXian" w:hAnsi="DengXian" w:eastAsia="DengXian" w:cs="DengXian"/>
-          <w:b/>
-          <w:color w:val="59616D"/>
-          <w:sz w:val="18"/>
-        </w:rPr>
-        <w:t>建议时间：30–40秒　｜　课堂功能：重启第二课时与工作台准备</w:t>
-      </w:r>
-    </w:p>
     <w:tbl>
       <w:tblPr>
         <w:tblStyle w:val="32"/>
@@ -5511,7 +4238,7 @@
         <w:tc>
           <w:tcPr>
             <w:tcW w:w="9524" w:type="dxa"/>
-            <w:shd w:val="clear" w:color="auto" w:fill="F3F4F6"/>
+            <w:shd w:val="clear" w:color="auto" w:fill="ECFDF5"/>
             <w:tcMar>
               <w:top w:w="90" w:type="dxa"/>
               <w:left w:w="160" w:type="dxa"/>
@@ -5530,19 +4257,19 @@
               <w:rPr>
                 <w:rFonts w:hint="eastAsia" w:ascii="DengXian" w:hAnsi="DengXian" w:eastAsia="DengXian" w:cs="DengXian"/>
                 <w:b/>
-                <w:color w:val="59616D"/>
+                <w:color w:val="047857"/>
                 <w:sz w:val="20"/>
               </w:rPr>
-              <w:t xml:space="preserve">【教师动作｜不发言】 </w:t>
+              <w:t xml:space="preserve">【转场语】 </w:t>
             </w:r>
             <w:r>
               <w:rPr>
                 <w:rFonts w:hint="eastAsia" w:ascii="DengXian" w:hAnsi="DengXian" w:eastAsia="DengXian" w:cs="DengXian"/>
-                <w:i/>
+                <w:i w:val="0"/>
                 <w:color w:val="151515"/>
                 <w:sz w:val="20"/>
               </w:rPr>
-              <w:t>请学生把平面图、纸张或白坯布、胶带、剪刀摆在桌面；快速切换到第二课时</w:t>
+              <w:t>四步看完了，用八分钟把 B 栏变成一张结构线清单。</w:t>
             </w:r>
           </w:p>
         </w:tc>
@@ -5550,6 +4277,220 @@
     </w:tbl>
     <w:p>
       <w:pPr>
+        <w:pStyle w:val="166"/>
+        <w:pageBreakBefore/>
+        <w:rPr>
+          <w:rFonts w:hint="eastAsia" w:ascii="DengXian" w:hAnsi="DengXian" w:eastAsia="DengXian" w:cs="DengXian"/>
+        </w:rPr>
+      </w:pPr>
+      <w:r>
+        <w:rPr>
+          <w:rFonts w:hint="eastAsia" w:ascii="DengXian" w:hAnsi="DengXian" w:eastAsia="DengXian" w:cs="DengXian"/>
+          <w:b/>
+          <w:color w:val="1D4ED8"/>
+          <w:sz w:val="32"/>
+        </w:rPr>
+        <w:t>幻灯片 17｜8分钟：把原理卡 B 栏变成一张结构线清单</w:t>
+      </w:r>
+    </w:p>
+    <w:p>
+      <w:pPr>
+        <w:pStyle w:val="167"/>
+        <w:rPr>
+          <w:rFonts w:hint="eastAsia" w:ascii="DengXian" w:hAnsi="DengXian" w:eastAsia="DengXian" w:cs="DengXian"/>
+        </w:rPr>
+      </w:pPr>
+      <w:r>
+        <w:rPr>
+          <w:rFonts w:hint="eastAsia" w:ascii="DengXian" w:hAnsi="DengXian" w:eastAsia="DengXian" w:cs="DengXian"/>
+          <w:b/>
+          <w:color w:val="59616D"/>
+          <w:sz w:val="18"/>
+        </w:rPr>
+        <w:t>建议时间：8分钟　｜　课堂功能：1课时微练，把 B 栏的体积说明变成可编号的结构线</w:t>
+      </w:r>
+    </w:p>
+    <w:p>
+      <w:pPr>
+        <w:pStyle w:val="164"/>
+        <w:ind w:firstLine="420"/>
+        <w:rPr>
+          <w:rFonts w:hint="eastAsia" w:ascii="DengXian" w:hAnsi="DengXian" w:eastAsia="DengXian" w:cs="DengXian"/>
+        </w:rPr>
+      </w:pPr>
+      <w:r>
+        <w:rPr>
+          <w:rFonts w:hint="eastAsia" w:ascii="DengXian" w:hAnsi="DengXian" w:eastAsia="DengXian" w:cs="DengXian"/>
+        </w:rPr>
+        <w:t>现在做八分钟微练。不画完整平面图——这一节只回答一个问题：上周写的那个体积，是哪几条线做出来的。</w:t>
+      </w:r>
+    </w:p>
+    <w:p>
+      <w:pPr>
+        <w:pStyle w:val="164"/>
+        <w:ind w:firstLine="420"/>
+        <w:rPr>
+          <w:rFonts w:hint="eastAsia" w:ascii="DengXian" w:hAnsi="DengXian" w:eastAsia="DengXian" w:cs="DengXian"/>
+        </w:rPr>
+      </w:pPr>
+      <w:r>
+        <w:rPr>
+          <w:rFonts w:hint="eastAsia" w:ascii="DengXian" w:hAnsi="DengXian" w:eastAsia="DengXian" w:cs="DengXian"/>
+        </w:rPr>
+        <w:t>前两分钟，从上周 A3 里挑一套，把 B 栏那句“体积来自______”原样抄到纸上。抄原话，不要顺手改写得更好听。</w:t>
+      </w:r>
+    </w:p>
+    <w:p>
+      <w:pPr>
+        <w:pStyle w:val="164"/>
+        <w:ind w:firstLine="420"/>
+        <w:rPr>
+          <w:rFonts w:hint="eastAsia" w:ascii="DengXian" w:hAnsi="DengXian" w:eastAsia="DengXian" w:cs="DengXian"/>
+        </w:rPr>
+      </w:pPr>
+      <w:r>
+        <w:rPr>
+          <w:rFonts w:hint="eastAsia" w:ascii="DengXian" w:hAnsi="DengXian" w:eastAsia="DengXian" w:cs="DengXian"/>
+        </w:rPr>
+        <w:t>接下来三分钟，在打印图上圈出承担这个体积的三到五条线，编号。少于三条，说明成因还没找到；多于五条，说明你把边缘线也算进去了。</w:t>
+      </w:r>
+    </w:p>
+    <w:p>
+      <w:pPr>
+        <w:pStyle w:val="164"/>
+        <w:ind w:firstLine="420"/>
+        <w:rPr>
+          <w:rFonts w:hint="eastAsia" w:ascii="DengXian" w:hAnsi="DengXian" w:eastAsia="DengXian" w:cs="DengXian"/>
+        </w:rPr>
+      </w:pPr>
+      <w:r>
+        <w:rPr>
+          <w:rFonts w:hint="eastAsia" w:ascii="DengXian" w:hAnsi="DengXian" w:eastAsia="DengXian" w:cs="DengXian"/>
+        </w:rPr>
+        <w:t>再用两分钟，给每条线标一个责任字母：结构 S、功能 F、连接 C、识别 I。一条线只能标一个。标不出来的那条，多半是装饰，先划掉。</w:t>
+      </w:r>
+    </w:p>
+    <w:p>
+      <w:pPr>
+        <w:pStyle w:val="164"/>
+        <w:ind w:firstLine="420"/>
+        <w:rPr>
+          <w:rFonts w:hint="eastAsia" w:ascii="DengXian" w:hAnsi="DengXian" w:eastAsia="DengXian" w:cs="DengXian"/>
+        </w:rPr>
+      </w:pPr>
+      <w:r>
+        <w:rPr>
+          <w:rFonts w:hint="eastAsia" w:ascii="DengXian" w:hAnsi="DengXian" w:eastAsia="DengXian" w:cs="DengXian"/>
+        </w:rPr>
+        <w:t>最后一分钟，圈出一处“看不见、必须验证”的地方，写“待验证”。后片、内部支撑、开合内侧，通常就在这三处。</w:t>
+      </w:r>
+    </w:p>
+    <w:p>
+      <w:pPr>
+        <w:pStyle w:val="164"/>
+        <w:ind w:firstLine="420"/>
+        <w:rPr>
+          <w:rFonts w:hint="eastAsia" w:ascii="DengXian" w:hAnsi="DengXian" w:eastAsia="DengXian" w:cs="DengXian"/>
+        </w:rPr>
+      </w:pPr>
+      <w:r>
+        <w:rPr>
+          <w:rFonts w:hint="eastAsia" w:ascii="DengXian" w:hAnsi="DengXian" w:eastAsia="DengXian" w:cs="DengXian"/>
+        </w:rPr>
+        <w:t>输出是一张编号结构线清单。下午实操直接照它画平面图，不重画。现在开始。</w:t>
+      </w:r>
+    </w:p>
+    <w:p>
+      <w:pPr>
+        <w:pageBreakBefore/>
+        <w:spacing w:before="1400"/>
+        <w:jc w:val="center"/>
+        <w:rPr>
+          <w:rFonts w:hint="eastAsia" w:ascii="DengXian" w:hAnsi="DengXian" w:eastAsia="DengXian" w:cs="DengXian"/>
+        </w:rPr>
+      </w:pPr>
+      <w:r>
+        <w:rPr>
+          <w:rFonts w:hint="eastAsia" w:ascii="DengXian" w:hAnsi="DengXian" w:eastAsia="DengXian" w:cs="DengXian"/>
+          <w:b/>
+          <w:color w:val="1D4ED8"/>
+          <w:sz w:val="28"/>
+        </w:rPr>
+        <w:t>第二部分</w:t>
+      </w:r>
+    </w:p>
+    <w:p>
+      <w:pPr>
+        <w:spacing w:before="200"/>
+        <w:jc w:val="center"/>
+        <w:rPr>
+          <w:rFonts w:hint="eastAsia" w:ascii="DengXian" w:hAnsi="DengXian" w:eastAsia="DengXian" w:cs="DengXian"/>
+        </w:rPr>
+      </w:pPr>
+      <w:r>
+        <w:rPr>
+          <w:rFonts w:hint="eastAsia" w:ascii="DengXian" w:hAnsi="DengXian" w:eastAsia="DengXian" w:cs="DengXian"/>
+          <w:b/>
+          <w:color w:val="151515"/>
+          <w:sz w:val="56"/>
+        </w:rPr>
+        <w:t>第2课时｜45分钟</w:t>
+      </w:r>
+    </w:p>
+    <w:p>
+      <w:pPr>
+        <w:spacing w:before="240"/>
+        <w:jc w:val="center"/>
+        <w:rPr>
+          <w:rFonts w:hint="eastAsia" w:ascii="DengXian" w:hAnsi="DengXian" w:eastAsia="DengXian" w:cs="DengXian"/>
+        </w:rPr>
+      </w:pPr>
+      <w:r>
+        <w:rPr>
+          <w:rFonts w:hint="eastAsia" w:ascii="DengXian" w:hAnsi="DengXian" w:eastAsia="DengXian" w:cs="DengXian"/>
+          <w:color w:val="59616D"/>
+          <w:sz w:val="24"/>
+        </w:rPr>
+        <w:t>体积、材料与细节必须在身体上共同成立</w:t>
+      </w:r>
+    </w:p>
+    <w:p>
+      <w:pPr>
+        <w:pStyle w:val="166"/>
+        <w:pageBreakBefore/>
+        <w:rPr>
+          <w:rFonts w:hint="eastAsia" w:ascii="DengXian" w:hAnsi="DengXian" w:eastAsia="DengXian" w:cs="DengXian"/>
+        </w:rPr>
+      </w:pPr>
+      <w:r>
+        <w:rPr>
+          <w:rFonts w:hint="eastAsia" w:ascii="DengXian" w:hAnsi="DengXian" w:eastAsia="DengXian" w:cs="DengXian"/>
+          <w:b/>
+          <w:color w:val="1D4ED8"/>
+          <w:sz w:val="32"/>
+        </w:rPr>
+        <w:t>幻灯片 18｜从画清楚进入做清楚</w:t>
+      </w:r>
+    </w:p>
+    <w:p>
+      <w:pPr>
+        <w:pStyle w:val="167"/>
+        <w:rPr>
+          <w:rFonts w:hint="eastAsia" w:ascii="DengXian" w:hAnsi="DengXian" w:eastAsia="DengXian" w:cs="DengXian"/>
+        </w:rPr>
+      </w:pPr>
+      <w:r>
+        <w:rPr>
+          <w:rFonts w:hint="eastAsia" w:ascii="DengXian" w:hAnsi="DengXian" w:eastAsia="DengXian" w:cs="DengXian"/>
+          <w:b/>
+          <w:color w:val="59616D"/>
+          <w:sz w:val="18"/>
+        </w:rPr>
+        <w:t>建议时间：30–40秒　｜　课堂功能：重启第二课时与工作台准备</w:t>
+      </w:r>
+    </w:p>
+    <w:p>
+      <w:pPr>
         <w:pStyle w:val="164"/>
         <w:ind w:firstLine="420"/>
         <w:rPr>
@@ -5575,7 +4516,7 @@
         <w:rPr>
           <w:rFonts w:hint="eastAsia" w:ascii="DengXian" w:hAnsi="DengXian" w:eastAsia="DengXian" w:cs="DengXian"/>
         </w:rPr>
-        <w:t>接下来先用几页快速建立体积和材料判断，然后进入三十五分钟实操。第二课时的核心是：体积、材料和细节必须共同指向同一个结构。</w:t>
+        <w:t>接下来先用几页快速建立体积和材料判断，然后进入二十一分钟实操。第二课时的核心是：体积、材料和细节必须共同指向同一个结构。</w:t>
       </w:r>
     </w:p>
     <w:tbl>
@@ -5662,7 +4603,7 @@
           <w:color w:val="1D4ED8"/>
           <w:sz w:val="32"/>
         </w:rPr>
-        <w:t>幻灯片 18｜四种身体距离，需要用造型实例同时比较</w:t>
+        <w:t>幻灯片 19｜四种身体距离，需要用造型实例同时比较</w:t>
       </w:r>
     </w:p>
     <w:p>
@@ -5682,75 +4623,6 @@
         <w:t>建议时间：1–2分钟　｜　课堂功能：建立贴体、顺体、离体、悬垂四种空间关系</w:t>
       </w:r>
     </w:p>
-    <w:tbl>
-      <w:tblPr>
-        <w:tblStyle w:val="32"/>
-        <w:tblW w:w="0" w:type="auto"/>
-        <w:jc w:val="center"/>
-        <w:tblLayout w:type="autofit"/>
-        <w:tblCellMar>
-          <w:top w:w="0" w:type="dxa"/>
-          <w:left w:w="108" w:type="dxa"/>
-          <w:bottom w:w="0" w:type="dxa"/>
-          <w:right w:w="108" w:type="dxa"/>
-        </w:tblCellMar>
-      </w:tblPr>
-      <w:tblGrid>
-        <w:gridCol w:w="9524"/>
-      </w:tblGrid>
-      <w:tr>
-        <w:tblPrEx>
-          <w:tblCellMar>
-            <w:top w:w="0" w:type="dxa"/>
-            <w:left w:w="108" w:type="dxa"/>
-            <w:bottom w:w="0" w:type="dxa"/>
-            <w:right w:w="108" w:type="dxa"/>
-          </w:tblCellMar>
-        </w:tblPrEx>
-        <w:trPr>
-          <w:cantSplit/>
-          <w:jc w:val="center"/>
-        </w:trPr>
-        <w:tc>
-          <w:tcPr>
-            <w:tcW w:w="9524" w:type="dxa"/>
-            <w:shd w:val="clear" w:color="auto" w:fill="F3F4F6"/>
-            <w:tcMar>
-              <w:top w:w="90" w:type="dxa"/>
-              <w:left w:w="160" w:type="dxa"/>
-              <w:bottom w:w="90" w:type="dxa"/>
-              <w:right w:w="160" w:type="dxa"/>
-            </w:tcMar>
-          </w:tcPr>
-          <w:p>
-            <w:pPr>
-              <w:spacing w:after="0"/>
-              <w:rPr>
-                <w:rFonts w:hint="eastAsia" w:ascii="DengXian" w:hAnsi="DengXian" w:eastAsia="DengXian" w:cs="DengXian"/>
-              </w:rPr>
-            </w:pPr>
-            <w:r>
-              <w:rPr>
-                <w:rFonts w:hint="eastAsia" w:ascii="DengXian" w:hAnsi="DengXian" w:eastAsia="DengXian" w:cs="DengXian"/>
-                <w:b/>
-                <w:color w:val="59616D"/>
-                <w:sz w:val="20"/>
-              </w:rPr>
-              <w:t xml:space="preserve">【教师动作｜不发言】 </w:t>
-            </w:r>
-            <w:r>
-              <w:rPr>
-                <w:rFonts w:hint="eastAsia" w:ascii="DengXian" w:hAnsi="DengXian" w:eastAsia="DengXian" w:cs="DengXian"/>
-                <w:i/>
-                <w:color w:val="151515"/>
-                <w:sz w:val="20"/>
-              </w:rPr>
-              <w:t>依次指向肩、腰、臀周围的空气；用手势表示贴近、留量、撑开、下落</w:t>
-            </w:r>
-          </w:p>
-        </w:tc>
-      </w:tr>
-    </w:tbl>
     <w:p>
       <w:pPr>
         <w:pStyle w:val="164"/>
@@ -5880,7 +4752,7 @@
           <w:color w:val="1D4ED8"/>
           <w:sz w:val="32"/>
         </w:rPr>
-        <w:t>幻灯片 19｜五类基础训练，以“操作前—过程—结果”建立证据</w:t>
+        <w:t>幻灯片 20｜五类基础训练，以“操作前—过程—结果”建立证据</w:t>
       </w:r>
     </w:p>
     <w:p>
@@ -5900,75 +4772,6 @@
         <w:t>建议时间：2分钟　｜　课堂功能：建立五类二维到三维操作词汇</w:t>
       </w:r>
     </w:p>
-    <w:tbl>
-      <w:tblPr>
-        <w:tblStyle w:val="32"/>
-        <w:tblW w:w="0" w:type="auto"/>
-        <w:jc w:val="center"/>
-        <w:tblLayout w:type="autofit"/>
-        <w:tblCellMar>
-          <w:top w:w="0" w:type="dxa"/>
-          <w:left w:w="108" w:type="dxa"/>
-          <w:bottom w:w="0" w:type="dxa"/>
-          <w:right w:w="108" w:type="dxa"/>
-        </w:tblCellMar>
-      </w:tblPr>
-      <w:tblGrid>
-        <w:gridCol w:w="9524"/>
-      </w:tblGrid>
-      <w:tr>
-        <w:tblPrEx>
-          <w:tblCellMar>
-            <w:top w:w="0" w:type="dxa"/>
-            <w:left w:w="108" w:type="dxa"/>
-            <w:bottom w:w="0" w:type="dxa"/>
-            <w:right w:w="108" w:type="dxa"/>
-          </w:tblCellMar>
-        </w:tblPrEx>
-        <w:trPr>
-          <w:cantSplit/>
-          <w:jc w:val="center"/>
-        </w:trPr>
-        <w:tc>
-          <w:tcPr>
-            <w:tcW w:w="9524" w:type="dxa"/>
-            <w:shd w:val="clear" w:color="auto" w:fill="F3F4F6"/>
-            <w:tcMar>
-              <w:top w:w="90" w:type="dxa"/>
-              <w:left w:w="160" w:type="dxa"/>
-              <w:bottom w:w="90" w:type="dxa"/>
-              <w:right w:w="160" w:type="dxa"/>
-            </w:tcMar>
-          </w:tcPr>
-          <w:p>
-            <w:pPr>
-              <w:spacing w:after="0"/>
-              <w:rPr>
-                <w:rFonts w:hint="eastAsia" w:ascii="DengXian" w:hAnsi="DengXian" w:eastAsia="DengXian" w:cs="DengXian"/>
-              </w:rPr>
-            </w:pPr>
-            <w:r>
-              <w:rPr>
-                <w:rFonts w:hint="eastAsia" w:ascii="DengXian" w:hAnsi="DengXian" w:eastAsia="DengXian" w:cs="DengXian"/>
-                <w:b/>
-                <w:color w:val="59616D"/>
-                <w:sz w:val="20"/>
-              </w:rPr>
-              <w:t xml:space="preserve">【教师动作｜不发言】 </w:t>
-            </w:r>
-            <w:r>
-              <w:rPr>
-                <w:rFonts w:hint="eastAsia" w:ascii="DengXian" w:hAnsi="DengXian" w:eastAsia="DengXian" w:cs="DengXian"/>
-                <w:i/>
-                <w:color w:val="151515"/>
-                <w:sz w:val="20"/>
-              </w:rPr>
-              <w:t>快速指向五类操作；板书动词：转移／展开／压缩／释放／支撑</w:t>
-            </w:r>
-          </w:p>
-        </w:tc>
-      </w:tr>
-    </w:tbl>
     <w:p>
       <w:pPr>
         <w:pStyle w:val="164"/>
@@ -6092,7 +4895,7 @@
                 <w:color w:val="151515"/>
                 <w:sz w:val="20"/>
               </w:rPr>
-              <w:t>这些基础操作并不只存在于课堂练习，下一页用同一当代系列逐项对照。</w:t>
+              <w:t>这五类训练在什么地方做？看两张真实的教学现场。</w:t>
             </w:r>
           </w:p>
         </w:tc>
@@ -6113,7 +4916,7 @@
           <w:color w:val="1D4ED8"/>
           <w:sz w:val="32"/>
         </w:rPr>
-        <w:t>幻灯片 20｜同一个当代系列里，五个基础操作同时出现</w:t>
+        <w:t>幻灯片 21｜五类基础训练发生在什么地方：北京服装学院两个教学空间</w:t>
       </w:r>
     </w:p>
     <w:p>
@@ -6130,7 +4933,67 @@
           <w:color w:val="59616D"/>
           <w:sz w:val="18"/>
         </w:rPr>
-        <w:t>建议时间：2分钟　｜　课堂功能：把基础操作映射到当代秀场</w:t>
+        <w:t>建议时间：2分钟（课后查阅）　｜　课堂功能：把五类操作落到具体台面与设备</w:t>
+      </w:r>
+    </w:p>
+    <w:p>
+      <w:pPr>
+        <w:pStyle w:val="164"/>
+        <w:ind w:firstLine="420"/>
+        <w:rPr>
+          <w:rFonts w:hint="eastAsia" w:ascii="DengXian" w:hAnsi="DengXian" w:eastAsia="DengXian" w:cs="DengXian"/>
+        </w:rPr>
+      </w:pPr>
+      <w:r>
+        <w:rPr>
+          <w:rFonts w:hint="eastAsia" w:ascii="DengXian" w:hAnsi="DengXian" w:eastAsia="DengXian" w:cs="DengXian"/>
+        </w:rPr>
+        <w:t>上一页那张五类训练的图，是本课程画的教学示意图。这两张不是示意图，是院校公开发布的真实教学现场照片。放它们，是让你们看见训练不在纸上：它有具体的人台、案台、机器和半成品。</w:t>
+      </w:r>
+    </w:p>
+    <w:p>
+      <w:pPr>
+        <w:pStyle w:val="164"/>
+        <w:ind w:firstLine="420"/>
+        <w:rPr>
+          <w:rFonts w:hint="eastAsia" w:ascii="DengXian" w:hAnsi="DengXian" w:eastAsia="DengXian" w:cs="DengXian"/>
+        </w:rPr>
+      </w:pPr>
+      <w:r>
+        <w:rPr>
+          <w:rFonts w:hint="eastAsia" w:ascii="DengXian" w:hAnsi="DengXian" w:eastAsia="DengXian" w:cs="DengXian"/>
+        </w:rPr>
+        <w:t>左边是创意造型实验室。请看人台上画着的人体基准线——BP、公主线、腰围线。上一页说的“以圆心旋转”“保持平衡线”，圆心和平衡线就是这几条。架上的白坯样处在不同阶段：有的还别着针，有的已经修过一轮。第四类折叠与垂褶、第五类支撑与离体，就在这里做。</w:t>
+      </w:r>
+    </w:p>
+    <w:p>
+      <w:pPr>
+        <w:pStyle w:val="164"/>
+        <w:ind w:firstLine="420"/>
+        <w:rPr>
+          <w:rFonts w:hint="eastAsia" w:ascii="DengXian" w:hAnsi="DengXian" w:eastAsia="DengXian" w:cs="DengXian"/>
+        </w:rPr>
+      </w:pPr>
+      <w:r>
+        <w:rPr>
+          <w:rFonts w:hint="eastAsia" w:ascii="DengXian" w:hAnsi="DengXian" w:eastAsia="DengXian" w:cs="DengXian"/>
+        </w:rPr>
+        <w:t>右边是服装结构与工艺教学中心。案台出纸样，机器出缝合证据。上一页每一项要求的“结果纸样”“样布照片”“固定线”，都是在这样的桌面上产生的。第一类省道转移、第二类切开展开、第三类褶裥与抽褶，提交证据在这里落地。</w:t>
+      </w:r>
+    </w:p>
+    <w:p>
+      <w:pPr>
+        <w:pStyle w:val="164"/>
+        <w:ind w:firstLine="420"/>
+        <w:rPr>
+          <w:rFonts w:hint="eastAsia" w:ascii="DengXian" w:hAnsi="DengXian" w:eastAsia="DengXian" w:cs="DengXian"/>
+        </w:rPr>
+      </w:pPr>
+      <w:r>
+        <w:rPr>
+          <w:rFonts w:hint="eastAsia" w:ascii="DengXian" w:hAnsi="DengXian" w:eastAsia="DengXian" w:cs="DengXian"/>
+        </w:rPr>
+        <w:t>课堂用法只有一条：写“提交证据”那一栏的时候，先想清楚这条证据由哪一步操作、在哪一个台面上产生。写不出来的，多半不是记录问题，是操作还没想清楚。</w:t>
       </w:r>
     </w:p>
     <w:tbl>
@@ -6165,7 +5028,7 @@
         <w:tc>
           <w:tcPr>
             <w:tcW w:w="9524" w:type="dxa"/>
-            <w:shd w:val="clear" w:color="auto" w:fill="F3F4F6"/>
+            <w:shd w:val="clear" w:color="auto" w:fill="ECFDF5"/>
             <w:tcMar>
               <w:top w:w="90" w:type="dxa"/>
               <w:left w:w="160" w:type="dxa"/>
@@ -6184,24 +5047,59 @@
               <w:rPr>
                 <w:rFonts w:hint="eastAsia" w:ascii="DengXian" w:hAnsi="DengXian" w:eastAsia="DengXian" w:cs="DengXian"/>
                 <w:b/>
-                <w:color w:val="59616D"/>
+                <w:color w:val="047857"/>
                 <w:sz w:val="20"/>
               </w:rPr>
-              <w:t xml:space="preserve">【教师动作｜不发言】 </w:t>
+              <w:t xml:space="preserve">【转场语】 </w:t>
             </w:r>
             <w:r>
               <w:rPr>
                 <w:rFonts w:hint="eastAsia" w:ascii="DengXian" w:hAnsi="DengXian" w:eastAsia="DengXian" w:cs="DengXian"/>
-                <w:i/>
+                <w:i w:val="0"/>
                 <w:color w:val="151515"/>
                 <w:sz w:val="20"/>
               </w:rPr>
-              <w:t>依次指向Lanvin五套造型；强调“课堂视觉判断，不是品牌官方版型分析”</w:t>
+              <w:t>这些基础操作并不只存在于课堂练习，下一页用同一当代系列逐项对照。</w:t>
             </w:r>
           </w:p>
         </w:tc>
       </w:tr>
     </w:tbl>
+    <w:p>
+      <w:pPr>
+        <w:pStyle w:val="166"/>
+        <w:pageBreakBefore/>
+        <w:rPr>
+          <w:rFonts w:hint="eastAsia" w:ascii="DengXian" w:hAnsi="DengXian" w:eastAsia="DengXian" w:cs="DengXian"/>
+        </w:rPr>
+      </w:pPr>
+      <w:r>
+        <w:rPr>
+          <w:rFonts w:hint="eastAsia" w:ascii="DengXian" w:hAnsi="DengXian" w:eastAsia="DengXian" w:cs="DengXian"/>
+          <w:b/>
+          <w:color w:val="1D4ED8"/>
+          <w:sz w:val="32"/>
+        </w:rPr>
+        <w:t>幻灯片 22｜同一个当代系列里，五个基础操作同时出现</w:t>
+      </w:r>
+    </w:p>
+    <w:p>
+      <w:pPr>
+        <w:pStyle w:val="167"/>
+        <w:rPr>
+          <w:rFonts w:hint="eastAsia" w:ascii="DengXian" w:hAnsi="DengXian" w:eastAsia="DengXian" w:cs="DengXian"/>
+        </w:rPr>
+      </w:pPr>
+      <w:r>
+        <w:rPr>
+          <w:rFonts w:hint="eastAsia" w:ascii="DengXian" w:hAnsi="DengXian" w:eastAsia="DengXian" w:cs="DengXian"/>
+          <w:b/>
+          <w:color w:val="59616D"/>
+          <w:sz w:val="18"/>
+        </w:rPr>
+        <w:t>建议时间：2分钟　｜　课堂功能：把基础操作映射到当代秀场</w:t>
+      </w:r>
+    </w:p>
     <w:p>
       <w:pPr>
         <w:pStyle w:val="164"/>
@@ -6331,7 +5229,7 @@
           <w:color w:val="1D4ED8"/>
           <w:sz w:val="32"/>
         </w:rPr>
-        <w:t>幻灯片 21｜MM6 Maison Margiela：版本变化必须保留可识别结构</w:t>
+        <w:t>幻灯片 23｜MM6 Maison Margiela：版本变化必须保留可识别结构</w:t>
       </w:r>
     </w:p>
     <w:p>
@@ -6351,75 +5249,6 @@
         <w:t>建议时间：1分钟　｜　课堂功能：训练固定规则与变化强度</w:t>
       </w:r>
     </w:p>
-    <w:tbl>
-      <w:tblPr>
-        <w:tblStyle w:val="32"/>
-        <w:tblW w:w="0" w:type="auto"/>
-        <w:jc w:val="center"/>
-        <w:tblLayout w:type="autofit"/>
-        <w:tblCellMar>
-          <w:top w:w="0" w:type="dxa"/>
-          <w:left w:w="108" w:type="dxa"/>
-          <w:bottom w:w="0" w:type="dxa"/>
-          <w:right w:w="108" w:type="dxa"/>
-        </w:tblCellMar>
-      </w:tblPr>
-      <w:tblGrid>
-        <w:gridCol w:w="9524"/>
-      </w:tblGrid>
-      <w:tr>
-        <w:tblPrEx>
-          <w:tblCellMar>
-            <w:top w:w="0" w:type="dxa"/>
-            <w:left w:w="108" w:type="dxa"/>
-            <w:bottom w:w="0" w:type="dxa"/>
-            <w:right w:w="108" w:type="dxa"/>
-          </w:tblCellMar>
-        </w:tblPrEx>
-        <w:trPr>
-          <w:cantSplit/>
-          <w:jc w:val="center"/>
-        </w:trPr>
-        <w:tc>
-          <w:tcPr>
-            <w:tcW w:w="9524" w:type="dxa"/>
-            <w:shd w:val="clear" w:color="auto" w:fill="F3F4F6"/>
-            <w:tcMar>
-              <w:top w:w="90" w:type="dxa"/>
-              <w:left w:w="160" w:type="dxa"/>
-              <w:bottom w:w="90" w:type="dxa"/>
-              <w:right w:w="160" w:type="dxa"/>
-            </w:tcMar>
-          </w:tcPr>
-          <w:p>
-            <w:pPr>
-              <w:spacing w:after="0"/>
-              <w:rPr>
-                <w:rFonts w:hint="eastAsia" w:ascii="DengXian" w:hAnsi="DengXian" w:eastAsia="DengXian" w:cs="DengXian"/>
-              </w:rPr>
-            </w:pPr>
-            <w:r>
-              <w:rPr>
-                <w:rFonts w:hint="eastAsia" w:ascii="DengXian" w:hAnsi="DengXian" w:eastAsia="DengXian" w:cs="DengXian"/>
-                <w:b/>
-                <w:color w:val="59616D"/>
-                <w:sz w:val="20"/>
-              </w:rPr>
-              <w:t xml:space="preserve">【教师动作｜不发言】 </w:t>
-            </w:r>
-            <w:r>
-              <w:rPr>
-                <w:rFonts w:hint="eastAsia" w:ascii="DengXian" w:hAnsi="DengXian" w:eastAsia="DengXian" w:cs="DengXian"/>
-                <w:i/>
-                <w:color w:val="151515"/>
-                <w:sz w:val="20"/>
-              </w:rPr>
-              <w:t>指向五套造型中反复出现的长度、开合、层次或身体距离；让学生画三条线</w:t>
-            </w:r>
-          </w:p>
-        </w:tc>
-      </w:tr>
-    </w:tbl>
     <w:p>
       <w:pPr>
         <w:pStyle w:val="164"/>
@@ -6534,7 +5363,7 @@
           <w:color w:val="1D4ED8"/>
           <w:sz w:val="32"/>
         </w:rPr>
-        <w:t>幻灯片 22｜相同纸样遇到不同材料，会产生不同体积</w:t>
+        <w:t>幻灯片 24｜相同纸样遇到不同材料，会产生不同体积</w:t>
       </w:r>
     </w:p>
     <w:p>
@@ -6554,75 +5383,6 @@
         <w:t>建议时间：1–2分钟　｜　课堂功能：建立材料行为预测</w:t>
       </w:r>
     </w:p>
-    <w:tbl>
-      <w:tblPr>
-        <w:tblStyle w:val="32"/>
-        <w:tblW w:w="0" w:type="auto"/>
-        <w:jc w:val="center"/>
-        <w:tblLayout w:type="autofit"/>
-        <w:tblCellMar>
-          <w:top w:w="0" w:type="dxa"/>
-          <w:left w:w="108" w:type="dxa"/>
-          <w:bottom w:w="0" w:type="dxa"/>
-          <w:right w:w="108" w:type="dxa"/>
-        </w:tblCellMar>
-      </w:tblPr>
-      <w:tblGrid>
-        <w:gridCol w:w="9524"/>
-      </w:tblGrid>
-      <w:tr>
-        <w:tblPrEx>
-          <w:tblCellMar>
-            <w:top w:w="0" w:type="dxa"/>
-            <w:left w:w="108" w:type="dxa"/>
-            <w:bottom w:w="0" w:type="dxa"/>
-            <w:right w:w="108" w:type="dxa"/>
-          </w:tblCellMar>
-        </w:tblPrEx>
-        <w:trPr>
-          <w:cantSplit/>
-          <w:jc w:val="center"/>
-        </w:trPr>
-        <w:tc>
-          <w:tcPr>
-            <w:tcW w:w="9524" w:type="dxa"/>
-            <w:shd w:val="clear" w:color="auto" w:fill="F3F4F6"/>
-            <w:tcMar>
-              <w:top w:w="90" w:type="dxa"/>
-              <w:left w:w="160" w:type="dxa"/>
-              <w:bottom w:w="90" w:type="dxa"/>
-              <w:right w:w="160" w:type="dxa"/>
-            </w:tcMar>
-          </w:tcPr>
-          <w:p>
-            <w:pPr>
-              <w:spacing w:after="0"/>
-              <w:rPr>
-                <w:rFonts w:hint="eastAsia" w:ascii="DengXian" w:hAnsi="DengXian" w:eastAsia="DengXian" w:cs="DengXian"/>
-              </w:rPr>
-            </w:pPr>
-            <w:r>
-              <w:rPr>
-                <w:rFonts w:hint="eastAsia" w:ascii="DengXian" w:hAnsi="DengXian" w:eastAsia="DengXian" w:cs="DengXian"/>
-                <w:b/>
-                <w:color w:val="59616D"/>
-                <w:sz w:val="20"/>
-              </w:rPr>
-              <w:t xml:space="preserve">【教师动作｜不发言】 </w:t>
-            </w:r>
-            <w:r>
-              <w:rPr>
-                <w:rFonts w:hint="eastAsia" w:ascii="DengXian" w:hAnsi="DengXian" w:eastAsia="DengXian" w:cs="DengXian"/>
-                <w:i/>
-                <w:color w:val="151515"/>
-                <w:sz w:val="20"/>
-              </w:rPr>
-              <w:t>指向挺括、垂坠、弹性、透明四类；拿起两块不同硬度样布做手感对照</w:t>
-            </w:r>
-          </w:p>
-        </w:tc>
-      </w:tr>
-    </w:tbl>
     <w:p>
       <w:pPr>
         <w:pStyle w:val="164"/>
@@ -6752,7 +5512,7 @@
           <w:color w:val="1D4ED8"/>
           <w:sz w:val="32"/>
         </w:rPr>
-        <w:t>幻灯片 23｜AWAKE Mode：从一条结构规则发展多个造型</w:t>
+        <w:t>幻灯片 25｜Ao Yes：从一条结构规则发展多个造型</w:t>
       </w:r>
     </w:p>
     <w:p>
@@ -6772,75 +5532,6 @@
         <w:t>建议时间：1分钟　｜　课堂功能：训练结构家族与转译</w:t>
       </w:r>
     </w:p>
-    <w:tbl>
-      <w:tblPr>
-        <w:tblStyle w:val="32"/>
-        <w:tblW w:w="0" w:type="auto"/>
-        <w:jc w:val="center"/>
-        <w:tblLayout w:type="autofit"/>
-        <w:tblCellMar>
-          <w:top w:w="0" w:type="dxa"/>
-          <w:left w:w="108" w:type="dxa"/>
-          <w:bottom w:w="0" w:type="dxa"/>
-          <w:right w:w="108" w:type="dxa"/>
-        </w:tblCellMar>
-      </w:tblPr>
-      <w:tblGrid>
-        <w:gridCol w:w="9524"/>
-      </w:tblGrid>
-      <w:tr>
-        <w:tblPrEx>
-          <w:tblCellMar>
-            <w:top w:w="0" w:type="dxa"/>
-            <w:left w:w="108" w:type="dxa"/>
-            <w:bottom w:w="0" w:type="dxa"/>
-            <w:right w:w="108" w:type="dxa"/>
-          </w:tblCellMar>
-        </w:tblPrEx>
-        <w:trPr>
-          <w:cantSplit/>
-          <w:jc w:val="center"/>
-        </w:trPr>
-        <w:tc>
-          <w:tcPr>
-            <w:tcW w:w="9524" w:type="dxa"/>
-            <w:shd w:val="clear" w:color="auto" w:fill="F3F4F6"/>
-            <w:tcMar>
-              <w:top w:w="90" w:type="dxa"/>
-              <w:left w:w="160" w:type="dxa"/>
-              <w:bottom w:w="90" w:type="dxa"/>
-              <w:right w:w="160" w:type="dxa"/>
-            </w:tcMar>
-          </w:tcPr>
-          <w:p>
-            <w:pPr>
-              <w:spacing w:after="0"/>
-              <w:rPr>
-                <w:rFonts w:hint="eastAsia" w:ascii="DengXian" w:hAnsi="DengXian" w:eastAsia="DengXian" w:cs="DengXian"/>
-              </w:rPr>
-            </w:pPr>
-            <w:r>
-              <w:rPr>
-                <w:rFonts w:hint="eastAsia" w:ascii="DengXian" w:hAnsi="DengXian" w:eastAsia="DengXian" w:cs="DengXian"/>
-                <w:b/>
-                <w:color w:val="59616D"/>
-                <w:sz w:val="20"/>
-              </w:rPr>
-              <w:t xml:space="preserve">【教师动作｜不发言】 </w:t>
-            </w:r>
-            <w:r>
-              <w:rPr>
-                <w:rFonts w:hint="eastAsia" w:ascii="DengXian" w:hAnsi="DengXian" w:eastAsia="DengXian" w:cs="DengXian"/>
-                <w:i/>
-                <w:color w:val="151515"/>
-                <w:sz w:val="20"/>
-              </w:rPr>
-              <w:t>指向切割、折叠、开口、非对称的重复关系；让学生选两套比较</w:t>
-            </w:r>
-          </w:p>
-        </w:tc>
-      </w:tr>
-    </w:tbl>
     <w:p>
       <w:pPr>
         <w:pStyle w:val="164"/>
@@ -6853,13 +5544,13 @@
         <w:rPr>
           <w:rFonts w:hint="eastAsia" w:ascii="DengXian" w:hAnsi="DengXian" w:eastAsia="DengXian" w:cs="DengXian"/>
         </w:rPr>
-        <w:t>AWAKE Mode这组案例让我们观察：切割、折叠、开口和非对称怎样形成家族关系。先选一套，画前后平面图，标出固定点，并预测它在立体中会形成什么体积。</w:t>
+        <w:t>Ao Yes 这一组是 2026 秋冬上海时装周的五套并列，我们把它当成五个结构转译样本来看：切割、折叠、开口和非对称，怎样形成家族关系。</w:t>
       </w:r>
     </w:p>
     <w:p>
       <w:pPr>
         <w:pStyle w:val="164"/>
-        <w:ind w:firstLine="0"/>
+        <w:ind w:firstLine="420"/>
         <w:rPr>
           <w:rFonts w:hint="eastAsia" w:ascii="DengXian" w:hAnsi="DengXian" w:eastAsia="DengXian" w:cs="DengXian"/>
         </w:rPr>
@@ -6868,7 +5559,22 @@
         <w:rPr>
           <w:rFonts w:hint="eastAsia" w:ascii="DengXian" w:hAnsi="DengXian" w:eastAsia="DengXian" w:cs="DengXian"/>
         </w:rPr>
-        <w:t>再选另一套，说明同一规则改变了什么：是开口方向、折叠强度、长度、材料，还是身体距离。不要只说“更夸张”，要说哪一个变量被改变。</w:t>
+        <w:t>先选一套，画前后平面图，标出固定点，并预测它在立体中会形成什么体积。</w:t>
+      </w:r>
+    </w:p>
+    <w:p>
+      <w:pPr>
+        <w:pStyle w:val="164"/>
+        <w:ind w:firstLine="420"/>
+        <w:rPr>
+          <w:rFonts w:hint="eastAsia" w:ascii="DengXian" w:hAnsi="DengXian" w:eastAsia="DengXian" w:cs="DengXian"/>
+        </w:rPr>
+      </w:pPr>
+      <w:r>
+        <w:rPr>
+          <w:rFonts w:hint="eastAsia" w:ascii="DengXian" w:hAnsi="DengXian" w:eastAsia="DengXian" w:cs="DengXian"/>
+        </w:rPr>
+        <w:t>再选另一套，说明同一条规则改变了什么：是开口方向、折叠强度、长度、材料，还是身体距离。不要只说“更夸张”，要说出哪一个变量被改变。</w:t>
       </w:r>
     </w:p>
     <w:tbl>
@@ -6955,7 +5661,7 @@
           <w:color w:val="1D4ED8"/>
           <w:sz w:val="32"/>
         </w:rPr>
-        <w:t>幻灯片 24｜Toga 2026秋冬：复杂造型先诊断，再补证据</w:t>
+        <w:t>幻灯片 26｜Toga 2026秋冬：复杂造型先诊断，再补证据</w:t>
       </w:r>
     </w:p>
     <w:p>
@@ -6975,75 +5681,6 @@
         <w:t>建议时间：1–2分钟　｜　课堂功能：训练复杂图像的证据边界</w:t>
       </w:r>
     </w:p>
-    <w:tbl>
-      <w:tblPr>
-        <w:tblStyle w:val="32"/>
-        <w:tblW w:w="0" w:type="auto"/>
-        <w:jc w:val="center"/>
-        <w:tblLayout w:type="autofit"/>
-        <w:tblCellMar>
-          <w:top w:w="0" w:type="dxa"/>
-          <w:left w:w="108" w:type="dxa"/>
-          <w:bottom w:w="0" w:type="dxa"/>
-          <w:right w:w="108" w:type="dxa"/>
-        </w:tblCellMar>
-      </w:tblPr>
-      <w:tblGrid>
-        <w:gridCol w:w="9524"/>
-      </w:tblGrid>
-      <w:tr>
-        <w:tblPrEx>
-          <w:tblCellMar>
-            <w:top w:w="0" w:type="dxa"/>
-            <w:left w:w="108" w:type="dxa"/>
-            <w:bottom w:w="0" w:type="dxa"/>
-            <w:right w:w="108" w:type="dxa"/>
-          </w:tblCellMar>
-        </w:tblPrEx>
-        <w:trPr>
-          <w:cantSplit/>
-          <w:jc w:val="center"/>
-        </w:trPr>
-        <w:tc>
-          <w:tcPr>
-            <w:tcW w:w="9524" w:type="dxa"/>
-            <w:shd w:val="clear" w:color="auto" w:fill="F3F4F6"/>
-            <w:tcMar>
-              <w:top w:w="90" w:type="dxa"/>
-              <w:left w:w="160" w:type="dxa"/>
-              <w:bottom w:w="90" w:type="dxa"/>
-              <w:right w:w="160" w:type="dxa"/>
-            </w:tcMar>
-          </w:tcPr>
-          <w:p>
-            <w:pPr>
-              <w:spacing w:after="0"/>
-              <w:rPr>
-                <w:rFonts w:hint="eastAsia" w:ascii="DengXian" w:hAnsi="DengXian" w:eastAsia="DengXian" w:cs="DengXian"/>
-              </w:rPr>
-            </w:pPr>
-            <w:r>
-              <w:rPr>
-                <w:rFonts w:hint="eastAsia" w:ascii="DengXian" w:hAnsi="DengXian" w:eastAsia="DengXian" w:cs="DengXian"/>
-                <w:b/>
-                <w:color w:val="59616D"/>
-                <w:sz w:val="20"/>
-              </w:rPr>
-              <w:t xml:space="preserve">【教师动作｜不发言】 </w:t>
-            </w:r>
-            <w:r>
-              <w:rPr>
-                <w:rFonts w:hint="eastAsia" w:ascii="DengXian" w:hAnsi="DengXian" w:eastAsia="DengXian" w:cs="DengXian"/>
-                <w:i/>
-                <w:color w:val="151515"/>
-                <w:sz w:val="20"/>
-              </w:rPr>
-              <w:t>展示五套复杂叠穿；强调“不是失败作品，是诊断练习”</w:t>
-            </w:r>
-          </w:p>
-        </w:tc>
-      </w:tr>
-    </w:tbl>
     <w:p>
       <w:pPr>
         <w:pStyle w:val="164"/>
@@ -7173,7 +5810,7 @@
           <w:color w:val="1D4ED8"/>
           <w:sz w:val="32"/>
         </w:rPr>
-        <w:t>幻灯片 25｜平面与立体不对应时，先找信息断点</w:t>
+        <w:t>幻灯片 27｜平面与立体不对应时，先找信息断点</w:t>
       </w:r>
     </w:p>
     <w:p>
@@ -7193,75 +5830,6 @@
         <w:t>建议时间：1分钟　｜　课堂功能：建立四项故障排查</w:t>
       </w:r>
     </w:p>
-    <w:tbl>
-      <w:tblPr>
-        <w:tblStyle w:val="32"/>
-        <w:tblW w:w="0" w:type="auto"/>
-        <w:jc w:val="center"/>
-        <w:tblLayout w:type="autofit"/>
-        <w:tblCellMar>
-          <w:top w:w="0" w:type="dxa"/>
-          <w:left w:w="108" w:type="dxa"/>
-          <w:bottom w:w="0" w:type="dxa"/>
-          <w:right w:w="108" w:type="dxa"/>
-        </w:tblCellMar>
-      </w:tblPr>
-      <w:tblGrid>
-        <w:gridCol w:w="9524"/>
-      </w:tblGrid>
-      <w:tr>
-        <w:tblPrEx>
-          <w:tblCellMar>
-            <w:top w:w="0" w:type="dxa"/>
-            <w:left w:w="108" w:type="dxa"/>
-            <w:bottom w:w="0" w:type="dxa"/>
-            <w:right w:w="108" w:type="dxa"/>
-          </w:tblCellMar>
-        </w:tblPrEx>
-        <w:trPr>
-          <w:cantSplit/>
-          <w:jc w:val="center"/>
-        </w:trPr>
-        <w:tc>
-          <w:tcPr>
-            <w:tcW w:w="9524" w:type="dxa"/>
-            <w:shd w:val="clear" w:color="auto" w:fill="F3F4F6"/>
-            <w:tcMar>
-              <w:top w:w="90" w:type="dxa"/>
-              <w:left w:w="160" w:type="dxa"/>
-              <w:bottom w:w="90" w:type="dxa"/>
-              <w:right w:w="160" w:type="dxa"/>
-            </w:tcMar>
-          </w:tcPr>
-          <w:p>
-            <w:pPr>
-              <w:spacing w:after="0"/>
-              <w:rPr>
-                <w:rFonts w:hint="eastAsia" w:ascii="DengXian" w:hAnsi="DengXian" w:eastAsia="DengXian" w:cs="DengXian"/>
-              </w:rPr>
-            </w:pPr>
-            <w:r>
-              <w:rPr>
-                <w:rFonts w:hint="eastAsia" w:ascii="DengXian" w:hAnsi="DengXian" w:eastAsia="DengXian" w:cs="DengXian"/>
-                <w:b/>
-                <w:color w:val="59616D"/>
-                <w:sz w:val="20"/>
-              </w:rPr>
-              <w:t xml:space="preserve">【教师动作｜不发言】 </w:t>
-            </w:r>
-            <w:r>
-              <w:rPr>
-                <w:rFonts w:hint="eastAsia" w:ascii="DengXian" w:hAnsi="DengXian" w:eastAsia="DengXian" w:cs="DengXian"/>
-                <w:i/>
-                <w:color w:val="151515"/>
-                <w:sz w:val="20"/>
-              </w:rPr>
-              <w:t>左右指向断点与修正；板书：比例／穿脱／体积来源／材料</w:t>
-            </w:r>
-          </w:p>
-        </w:tc>
-      </w:tr>
-    </w:tbl>
     <w:p>
       <w:pPr>
         <w:pStyle w:val="164"/>
@@ -7355,240 +5923,7 @@
                 <w:color w:val="151515"/>
                 <w:sz w:val="20"/>
               </w:rPr>
-              <w:t>现在进入三十五分钟核心实操，只做一套造型和一个核心结构。</w:t>
-            </w:r>
-          </w:p>
-        </w:tc>
-      </w:tr>
-    </w:tbl>
-    <w:p>
-      <w:pPr>
-        <w:pStyle w:val="166"/>
-        <w:pageBreakBefore/>
-        <w:rPr>
-          <w:rFonts w:hint="eastAsia" w:ascii="DengXian" w:hAnsi="DengXian" w:eastAsia="DengXian" w:cs="DengXian"/>
-        </w:rPr>
-      </w:pPr>
-      <w:r>
-        <w:rPr>
-          <w:rFonts w:hint="eastAsia" w:ascii="DengXian" w:hAnsi="DengXian" w:eastAsia="DengXian" w:cs="DengXian"/>
-          <w:b/>
-          <w:color w:val="1D4ED8"/>
-          <w:sz w:val="32"/>
-        </w:rPr>
-        <w:t>幻灯片 26｜35分钟：一套造型的二维—三维—细节证据</w:t>
-      </w:r>
-    </w:p>
-    <w:p>
-      <w:pPr>
-        <w:pStyle w:val="167"/>
-        <w:rPr>
-          <w:rFonts w:hint="eastAsia" w:ascii="DengXian" w:hAnsi="DengXian" w:eastAsia="DengXian" w:cs="DengXian"/>
-        </w:rPr>
-      </w:pPr>
-      <w:r>
-        <w:rPr>
-          <w:rFonts w:hint="eastAsia" w:ascii="DengXian" w:hAnsi="DengXian" w:eastAsia="DengXian" w:cs="DengXian"/>
-          <w:b/>
-          <w:color w:val="59616D"/>
-          <w:sz w:val="18"/>
-        </w:rPr>
-        <w:t>建议时间：35分钟　｜　课堂功能：完成同一造型的闭环证据</w:t>
-      </w:r>
-    </w:p>
-    <w:tbl>
-      <w:tblPr>
-        <w:tblStyle w:val="32"/>
-        <w:tblW w:w="0" w:type="auto"/>
-        <w:jc w:val="center"/>
-        <w:tblLayout w:type="autofit"/>
-        <w:tblCellMar>
-          <w:top w:w="0" w:type="dxa"/>
-          <w:left w:w="108" w:type="dxa"/>
-          <w:bottom w:w="0" w:type="dxa"/>
-          <w:right w:w="108" w:type="dxa"/>
-        </w:tblCellMar>
-      </w:tblPr>
-      <w:tblGrid>
-        <w:gridCol w:w="9524"/>
-      </w:tblGrid>
-      <w:tr>
-        <w:tblPrEx>
-          <w:tblCellMar>
-            <w:top w:w="0" w:type="dxa"/>
-            <w:left w:w="108" w:type="dxa"/>
-            <w:bottom w:w="0" w:type="dxa"/>
-            <w:right w:w="108" w:type="dxa"/>
-          </w:tblCellMar>
-        </w:tblPrEx>
-        <w:trPr>
-          <w:cantSplit/>
-          <w:jc w:val="center"/>
-        </w:trPr>
-        <w:tc>
-          <w:tcPr>
-            <w:tcW w:w="9524" w:type="dxa"/>
-            <w:shd w:val="clear" w:color="auto" w:fill="F3F4F6"/>
-            <w:tcMar>
-              <w:top w:w="90" w:type="dxa"/>
-              <w:left w:w="160" w:type="dxa"/>
-              <w:bottom w:w="90" w:type="dxa"/>
-              <w:right w:w="160" w:type="dxa"/>
-            </w:tcMar>
-          </w:tcPr>
-          <w:p>
-            <w:pPr>
-              <w:spacing w:after="0"/>
-              <w:rPr>
-                <w:rFonts w:hint="eastAsia" w:ascii="DengXian" w:hAnsi="DengXian" w:eastAsia="DengXian" w:cs="DengXian"/>
-              </w:rPr>
-            </w:pPr>
-            <w:r>
-              <w:rPr>
-                <w:rFonts w:hint="eastAsia" w:ascii="DengXian" w:hAnsi="DengXian" w:eastAsia="DengXian" w:cs="DengXian"/>
-                <w:b/>
-                <w:color w:val="59616D"/>
-                <w:sz w:val="20"/>
-              </w:rPr>
-              <w:t xml:space="preserve">【教师动作｜不发言】 </w:t>
-            </w:r>
-            <w:r>
-              <w:rPr>
-                <w:rFonts w:hint="eastAsia" w:ascii="DengXian" w:hAnsi="DengXian" w:eastAsia="DengXian" w:cs="DengXian"/>
-                <w:i/>
-                <w:color w:val="151515"/>
-                <w:sz w:val="20"/>
-              </w:rPr>
-              <w:t>投屏倒计时；要求桌面只保留同一套造型资料；教师巡回追问与拍照记录；最后7分钟投屏幻灯片27–30作为讲评参照</w:t>
-            </w:r>
-          </w:p>
-        </w:tc>
-      </w:tr>
-    </w:tbl>
-    <w:p>
-      <w:pPr>
-        <w:pStyle w:val="164"/>
-        <w:ind w:firstLine="420"/>
-        <w:rPr>
-          <w:rFonts w:hint="eastAsia" w:ascii="DengXian" w:hAnsi="DengXian" w:eastAsia="DengXian" w:cs="DengXian"/>
-        </w:rPr>
-      </w:pPr>
-      <w:r>
-        <w:rPr>
-          <w:rFonts w:hint="eastAsia" w:ascii="DengXian" w:hAnsi="DengXian" w:eastAsia="DengXian" w:cs="DengXian"/>
-        </w:rPr>
-        <w:t>现在开始三十五分钟实操。只做一套造型、一个核心结构。不要同时改领口、袖子、口袋、材料和背景；本轮必须能看出哪一个结构变量起作用。</w:t>
-      </w:r>
-    </w:p>
-    <w:p>
-      <w:pPr>
-        <w:pStyle w:val="164"/>
-        <w:ind w:firstLine="0"/>
-        <w:rPr>
-          <w:rFonts w:hint="eastAsia" w:ascii="DengXian" w:hAnsi="DengXian" w:eastAsia="DengXian" w:cs="DengXian"/>
-        </w:rPr>
-      </w:pPr>
-      <w:r>
-        <w:rPr>
-          <w:rFonts w:hint="eastAsia" w:ascii="DengXian" w:hAnsi="DengXian" w:eastAsia="DengXian" w:cs="DengXian"/>
-        </w:rPr>
-        <w:t>前八分钟完成前后平面图，统一比例和基准线；能确认的画实线，未知项明确标记。第二个八分钟画关键局部，写清位置、责任、连接、开合或固定方式。</w:t>
-      </w:r>
-    </w:p>
-    <w:p>
-      <w:pPr>
-        <w:pStyle w:val="164"/>
-        <w:ind w:firstLine="0"/>
-        <w:rPr>
-          <w:rFonts w:hint="eastAsia" w:ascii="DengXian" w:hAnsi="DengXian" w:eastAsia="DengXian" w:cs="DengXian"/>
-        </w:rPr>
-      </w:pPr>
-      <w:r>
-        <w:rPr>
-          <w:rFonts w:hint="eastAsia" w:ascii="DengXian" w:hAnsi="DengXian" w:eastAsia="DengXian" w:cs="DengXian"/>
-        </w:rPr>
-        <w:t>接下来的十二分钟，用纸或白坯布完成快速立体。你要标出固定点、释放量、支撑位置和身体距离，不追求成衣完成度。最后七分钟拍摄正面、侧面和背面，并在照片旁标注平面和立体哪里一致、哪里不一致、下一步如何修正。</w:t>
-      </w:r>
-    </w:p>
-    <w:p>
-      <w:pPr>
-        <w:pStyle w:val="164"/>
-        <w:ind w:firstLine="0"/>
-        <w:rPr>
-          <w:rFonts w:hint="eastAsia" w:ascii="DengXian" w:hAnsi="DengXian" w:eastAsia="DengXian" w:cs="DengXian"/>
-        </w:rPr>
-      </w:pPr>
-      <w:r>
-        <w:rPr>
-          <w:rFonts w:hint="eastAsia" w:ascii="DengXian" w:hAnsi="DengXian" w:eastAsia="DengXian" w:cs="DengXian"/>
-        </w:rPr>
-        <w:t>最终输出是一页同一造型的闭环证据，不是三张互不相关的图。AI此时只允许用于检查清单或术语核对，不能替代你的平面图和物理测试。现在开始。</w:t>
-      </w:r>
-    </w:p>
-    <w:tbl>
-      <w:tblPr>
-        <w:tblStyle w:val="32"/>
-        <w:tblW w:w="0" w:type="auto"/>
-        <w:jc w:val="center"/>
-        <w:tblLayout w:type="autofit"/>
-        <w:tblCellMar>
-          <w:top w:w="0" w:type="dxa"/>
-          <w:left w:w="108" w:type="dxa"/>
-          <w:bottom w:w="0" w:type="dxa"/>
-          <w:right w:w="108" w:type="dxa"/>
-        </w:tblCellMar>
-      </w:tblPr>
-      <w:tblGrid>
-        <w:gridCol w:w="9524"/>
-      </w:tblGrid>
-      <w:tr>
-        <w:tblPrEx>
-          <w:tblCellMar>
-            <w:top w:w="0" w:type="dxa"/>
-            <w:left w:w="108" w:type="dxa"/>
-            <w:bottom w:w="0" w:type="dxa"/>
-            <w:right w:w="108" w:type="dxa"/>
-          </w:tblCellMar>
-        </w:tblPrEx>
-        <w:trPr>
-          <w:cantSplit/>
-          <w:jc w:val="center"/>
-        </w:trPr>
-        <w:tc>
-          <w:tcPr>
-            <w:tcW w:w="9524" w:type="dxa"/>
-            <w:shd w:val="clear" w:color="auto" w:fill="ECFDF5"/>
-            <w:tcMar>
-              <w:top w:w="90" w:type="dxa"/>
-              <w:left w:w="160" w:type="dxa"/>
-              <w:bottom w:w="90" w:type="dxa"/>
-              <w:right w:w="160" w:type="dxa"/>
-            </w:tcMar>
-          </w:tcPr>
-          <w:p>
-            <w:pPr>
-              <w:spacing w:after="0"/>
-              <w:rPr>
-                <w:rFonts w:hint="eastAsia" w:ascii="DengXian" w:hAnsi="DengXian" w:eastAsia="DengXian" w:cs="DengXian"/>
-              </w:rPr>
-            </w:pPr>
-            <w:r>
-              <w:rPr>
-                <w:rFonts w:hint="eastAsia" w:ascii="DengXian" w:hAnsi="DengXian" w:eastAsia="DengXian" w:cs="DengXian"/>
-                <w:b/>
-                <w:color w:val="047857"/>
-                <w:sz w:val="20"/>
-              </w:rPr>
-              <w:t xml:space="preserve">【转场语】 </w:t>
-            </w:r>
-            <w:r>
-              <w:rPr>
-                <w:rFonts w:hint="eastAsia" w:ascii="DengXian" w:hAnsi="DengXian" w:eastAsia="DengXian" w:cs="DengXian"/>
-                <w:i w:val="0"/>
-                <w:color w:val="151515"/>
-                <w:sz w:val="20"/>
-              </w:rPr>
-              <w:t>最后七分钟请一边拍照标注，一边看后面的院校案例和评价页，检查自己的证据是否完整。</w:t>
+              <w:t xml:space="preserve"> 先看两个院校的例子，再回到自己的证据页。</w:t>
             </w:r>
           </w:p>
         </w:tc>
@@ -7631,16 +5966,7 @@
                 <w:color w:val="D61F45"/>
                 <w:sz w:val="20"/>
               </w:rPr>
-              <w:t xml:space="preserve">【计时口令】 </w:t>
-            </w:r>
-            <w:r>
-              <w:rPr>
-                <w:rFonts w:hint="eastAsia" w:ascii="DengXian" w:hAnsi="DengXian" w:eastAsia="DengXian" w:cs="DengXian"/>
-                <w:i w:val="0"/>
-                <w:color w:val="151515"/>
-                <w:sz w:val="20"/>
-              </w:rPr>
-              <w:t>第8分钟：“前后平面图先停笔，圈出一处未知信息。”</w:t>
+              <w:t>第6分钟：“前后平面图先停笔，圈出一处未知信息。”</w:t>
             </w:r>
           </w:p>
         </w:tc>
@@ -7683,16 +6009,7 @@
                 <w:color w:val="D61F45"/>
                 <w:sz w:val="20"/>
               </w:rPr>
-              <w:t xml:space="preserve">【计时口令】 </w:t>
-            </w:r>
-            <w:r>
-              <w:rPr>
-                <w:rFonts w:hint="eastAsia" w:ascii="DengXian" w:hAnsi="DengXian" w:eastAsia="DengXian" w:cs="DengXian"/>
-                <w:i w:val="0"/>
-                <w:color w:val="151515"/>
-                <w:sz w:val="20"/>
-              </w:rPr>
-              <w:t>第16分钟：“关键局部完成；现在进入纸或白坯布快速立体。”</w:t>
+              <w:t>第10分钟：“关键局部完成；现在进入纸或白坯布快速立体。”</w:t>
             </w:r>
           </w:p>
         </w:tc>
@@ -7735,16 +6052,7 @@
                 <w:color w:val="D61F45"/>
                 <w:sz w:val="20"/>
               </w:rPr>
-              <w:t xml:space="preserve">【计时口令】 </w:t>
-            </w:r>
-            <w:r>
-              <w:rPr>
-                <w:rFonts w:hint="eastAsia" w:ascii="DengXian" w:hAnsi="DengXian" w:eastAsia="DengXian" w:cs="DengXian"/>
-                <w:i w:val="0"/>
-                <w:color w:val="151515"/>
-                <w:sz w:val="20"/>
-              </w:rPr>
-              <w:t>第28分钟：“停止继续加造型，开始拍正面、侧面、背面，并标注差异。”</w:t>
+              <w:t>第17分钟：“停止继续加造型，开始拍正面、侧面、背面，并标注差异。”</w:t>
             </w:r>
           </w:p>
         </w:tc>
@@ -7787,16 +6095,7 @@
                 <w:color w:val="D61F45"/>
                 <w:sz w:val="20"/>
               </w:rPr>
-              <w:t xml:space="preserve">【计时口令】 </w:t>
-            </w:r>
-            <w:r>
-              <w:rPr>
-                <w:rFonts w:hint="eastAsia" w:ascii="DengXian" w:hAnsi="DengXian" w:eastAsia="DengXian" w:cs="DengXian"/>
-                <w:i w:val="0"/>
-                <w:color w:val="151515"/>
-                <w:sz w:val="20"/>
-              </w:rPr>
-              <w:t>第33分钟：“用‘成立／部分成立／需重做’给自己四项判断。”</w:t>
+              <w:t>第20分钟：“用‘成立／部分成立／需重做’给自己四项判断。”</w:t>
             </w:r>
           </w:p>
         </w:tc>
@@ -7839,16 +6138,7 @@
                 <w:color w:val="D61F45"/>
                 <w:sz w:val="20"/>
               </w:rPr>
-              <w:t xml:space="preserve">【计时口令】 </w:t>
-            </w:r>
-            <w:r>
-              <w:rPr>
-                <w:rFonts w:hint="eastAsia" w:ascii="DengXian" w:hAnsi="DengXian" w:eastAsia="DengXian" w:cs="DengXian"/>
-                <w:i w:val="0"/>
-                <w:color w:val="151515"/>
-                <w:sz w:val="20"/>
-              </w:rPr>
-              <w:t>第35分钟：“停止操作，保留现场，不要拆掉快速立体样。”</w:t>
+              <w:t>第21分钟：“停止操作，保留现场，不要拆掉快速立体样。”</w:t>
             </w:r>
           </w:p>
         </w:tc>
@@ -7869,7 +6159,7 @@
           <w:color w:val="1D4ED8"/>
           <w:sz w:val="32"/>
         </w:rPr>
-        <w:t>幻灯片 27｜东华大学立裁竞赛示例：一张板面如何建立同一设计的证据链</w:t>
+        <w:t>幻灯片 28｜东华大学立裁竞赛示例：一张板面如何建立同一设计的证据链</w:t>
       </w:r>
     </w:p>
     <w:p>
@@ -7889,127 +6179,6 @@
         <w:t>建议时间：实操最后阶段投屏，约40秒　｜　课堂功能：示范证据板缺项检查</w:t>
       </w:r>
     </w:p>
-    <w:tbl>
-      <w:tblPr>
-        <w:tblStyle w:val="32"/>
-        <w:tblW w:w="0" w:type="auto"/>
-        <w:jc w:val="center"/>
-        <w:tblLayout w:type="autofit"/>
-        <w:tblCellMar>
-          <w:top w:w="0" w:type="dxa"/>
-          <w:left w:w="108" w:type="dxa"/>
-          <w:bottom w:w="0" w:type="dxa"/>
-          <w:right w:w="108" w:type="dxa"/>
-        </w:tblCellMar>
-      </w:tblPr>
-      <w:tblGrid>
-        <w:gridCol w:w="9524"/>
-      </w:tblGrid>
-      <w:tr>
-        <w:tblPrEx>
-          <w:tblCellMar>
-            <w:top w:w="0" w:type="dxa"/>
-            <w:left w:w="108" w:type="dxa"/>
-            <w:bottom w:w="0" w:type="dxa"/>
-            <w:right w:w="108" w:type="dxa"/>
-          </w:tblCellMar>
-        </w:tblPrEx>
-        <w:trPr>
-          <w:cantSplit/>
-          <w:jc w:val="center"/>
-        </w:trPr>
-        <w:tc>
-          <w:tcPr>
-            <w:tcW w:w="9524" w:type="dxa"/>
-            <w:shd w:val="clear" w:color="auto" w:fill="F3F4F6"/>
-            <w:tcMar>
-              <w:top w:w="90" w:type="dxa"/>
-              <w:left w:w="160" w:type="dxa"/>
-              <w:bottom w:w="90" w:type="dxa"/>
-              <w:right w:w="160" w:type="dxa"/>
-            </w:tcMar>
-          </w:tcPr>
-          <w:p>
-            <w:pPr>
-              <w:spacing w:after="0"/>
-              <w:rPr>
-                <w:rFonts w:hint="eastAsia" w:ascii="DengXian" w:hAnsi="DengXian" w:eastAsia="DengXian" w:cs="DengXian"/>
-              </w:rPr>
-            </w:pPr>
-            <w:r>
-              <w:rPr>
-                <w:rFonts w:hint="eastAsia" w:ascii="DengXian" w:hAnsi="DengXian" w:eastAsia="DengXian" w:cs="DengXian"/>
-                <w:b/>
-                <w:color w:val="59616D"/>
-                <w:sz w:val="20"/>
-              </w:rPr>
-              <w:t xml:space="preserve">【使用提示】 </w:t>
-            </w:r>
-            <w:r>
-              <w:rPr>
-                <w:rFonts w:hint="eastAsia" w:ascii="DengXian" w:hAnsi="DengXian" w:eastAsia="DengXian" w:cs="DengXian"/>
-                <w:i/>
-                <w:color w:val="151515"/>
-                <w:sz w:val="20"/>
-              </w:rPr>
-              <w:t>本页建议在学生最后7分钟整理证据时投屏，不另占完整讲授时间。</w:t>
-            </w:r>
-          </w:p>
-        </w:tc>
-      </w:tr>
-      <w:tr>
-        <w:tblPrEx>
-          <w:tblCellMar>
-            <w:top w:w="0" w:type="dxa"/>
-            <w:left w:w="108" w:type="dxa"/>
-            <w:bottom w:w="0" w:type="dxa"/>
-            <w:right w:w="108" w:type="dxa"/>
-          </w:tblCellMar>
-        </w:tblPrEx>
-        <w:trPr>
-          <w:cantSplit/>
-          <w:jc w:val="center"/>
-        </w:trPr>
-        <w:tc>
-          <w:tcPr>
-            <w:tcW w:w="9524" w:type="dxa"/>
-            <w:shd w:val="clear" w:color="auto" w:fill="F3F4F6"/>
-            <w:tcMar>
-              <w:top w:w="90" w:type="dxa"/>
-              <w:left w:w="160" w:type="dxa"/>
-              <w:bottom w:w="90" w:type="dxa"/>
-              <w:right w:w="160" w:type="dxa"/>
-            </w:tcMar>
-          </w:tcPr>
-          <w:p>
-            <w:pPr>
-              <w:spacing w:after="0"/>
-              <w:rPr>
-                <w:rFonts w:hint="eastAsia" w:ascii="DengXian" w:hAnsi="DengXian" w:eastAsia="DengXian" w:cs="DengXian"/>
-              </w:rPr>
-            </w:pPr>
-            <w:r>
-              <w:rPr>
-                <w:rFonts w:hint="eastAsia" w:ascii="DengXian" w:hAnsi="DengXian" w:eastAsia="DengXian" w:cs="DengXian"/>
-                <w:b/>
-                <w:color w:val="59616D"/>
-                <w:sz w:val="20"/>
-              </w:rPr>
-              <w:t xml:space="preserve">【教师动作｜不发言】 </w:t>
-            </w:r>
-            <w:r>
-              <w:rPr>
-                <w:rFonts w:hint="eastAsia" w:ascii="DengXian" w:hAnsi="DengXian" w:eastAsia="DengXian" w:cs="DengXian"/>
-                <w:i/>
-                <w:color w:val="151515"/>
-                <w:sz w:val="20"/>
-              </w:rPr>
-              <w:t>学生拍照标注时投屏；快速指向A、B、C、D四项；不另开长讲</w:t>
-            </w:r>
-          </w:p>
-        </w:tc>
-      </w:tr>
-    </w:tbl>
     <w:p>
       <w:pPr>
         <w:pStyle w:val="164"/>
@@ -8124,7 +6293,7 @@
           <w:color w:val="1D4ED8"/>
           <w:sz w:val="32"/>
         </w:rPr>
-        <w:t>幻灯片 28｜北服 × 探路者工作营：四个区域从设计走向真实穿着</w:t>
+        <w:t>幻灯片 29｜北服 × 探路者工作营：四个区域从设计走向真实穿着</w:t>
       </w:r>
     </w:p>
     <w:p>
@@ -8144,127 +6313,6 @@
         <w:t>建议时间：实操最后阶段投屏，约40秒　｜　课堂功能：示范项目阶段证据与同款锁定</w:t>
       </w:r>
     </w:p>
-    <w:tbl>
-      <w:tblPr>
-        <w:tblStyle w:val="32"/>
-        <w:tblW w:w="0" w:type="auto"/>
-        <w:jc w:val="center"/>
-        <w:tblLayout w:type="autofit"/>
-        <w:tblCellMar>
-          <w:top w:w="0" w:type="dxa"/>
-          <w:left w:w="108" w:type="dxa"/>
-          <w:bottom w:w="0" w:type="dxa"/>
-          <w:right w:w="108" w:type="dxa"/>
-        </w:tblCellMar>
-      </w:tblPr>
-      <w:tblGrid>
-        <w:gridCol w:w="9524"/>
-      </w:tblGrid>
-      <w:tr>
-        <w:tblPrEx>
-          <w:tblCellMar>
-            <w:top w:w="0" w:type="dxa"/>
-            <w:left w:w="108" w:type="dxa"/>
-            <w:bottom w:w="0" w:type="dxa"/>
-            <w:right w:w="108" w:type="dxa"/>
-          </w:tblCellMar>
-        </w:tblPrEx>
-        <w:trPr>
-          <w:cantSplit/>
-          <w:jc w:val="center"/>
-        </w:trPr>
-        <w:tc>
-          <w:tcPr>
-            <w:tcW w:w="9524" w:type="dxa"/>
-            <w:shd w:val="clear" w:color="auto" w:fill="F3F4F6"/>
-            <w:tcMar>
-              <w:top w:w="90" w:type="dxa"/>
-              <w:left w:w="160" w:type="dxa"/>
-              <w:bottom w:w="90" w:type="dxa"/>
-              <w:right w:w="160" w:type="dxa"/>
-            </w:tcMar>
-          </w:tcPr>
-          <w:p>
-            <w:pPr>
-              <w:spacing w:after="0"/>
-              <w:rPr>
-                <w:rFonts w:hint="eastAsia" w:ascii="DengXian" w:hAnsi="DengXian" w:eastAsia="DengXian" w:cs="DengXian"/>
-              </w:rPr>
-            </w:pPr>
-            <w:r>
-              <w:rPr>
-                <w:rFonts w:hint="eastAsia" w:ascii="DengXian" w:hAnsi="DengXian" w:eastAsia="DengXian" w:cs="DengXian"/>
-                <w:b/>
-                <w:color w:val="59616D"/>
-                <w:sz w:val="20"/>
-              </w:rPr>
-              <w:t xml:space="preserve">【使用提示】 </w:t>
-            </w:r>
-            <w:r>
-              <w:rPr>
-                <w:rFonts w:hint="eastAsia" w:ascii="DengXian" w:hAnsi="DengXian" w:eastAsia="DengXian" w:cs="DengXian"/>
-                <w:i/>
-                <w:color w:val="151515"/>
-                <w:sz w:val="20"/>
-              </w:rPr>
-              <w:t>本页建议配合学生拍照和板面整理边走边讲。</w:t>
-            </w:r>
-          </w:p>
-        </w:tc>
-      </w:tr>
-      <w:tr>
-        <w:tblPrEx>
-          <w:tblCellMar>
-            <w:top w:w="0" w:type="dxa"/>
-            <w:left w:w="108" w:type="dxa"/>
-            <w:bottom w:w="0" w:type="dxa"/>
-            <w:right w:w="108" w:type="dxa"/>
-          </w:tblCellMar>
-        </w:tblPrEx>
-        <w:trPr>
-          <w:cantSplit/>
-          <w:jc w:val="center"/>
-        </w:trPr>
-        <w:tc>
-          <w:tcPr>
-            <w:tcW w:w="9524" w:type="dxa"/>
-            <w:shd w:val="clear" w:color="auto" w:fill="F3F4F6"/>
-            <w:tcMar>
-              <w:top w:w="90" w:type="dxa"/>
-              <w:left w:w="160" w:type="dxa"/>
-              <w:bottom w:w="90" w:type="dxa"/>
-              <w:right w:w="160" w:type="dxa"/>
-            </w:tcMar>
-          </w:tcPr>
-          <w:p>
-            <w:pPr>
-              <w:spacing w:after="0"/>
-              <w:rPr>
-                <w:rFonts w:hint="eastAsia" w:ascii="DengXian" w:hAnsi="DengXian" w:eastAsia="DengXian" w:cs="DengXian"/>
-              </w:rPr>
-            </w:pPr>
-            <w:r>
-              <w:rPr>
-                <w:rFonts w:hint="eastAsia" w:ascii="DengXian" w:hAnsi="DengXian" w:eastAsia="DengXian" w:cs="DengXian"/>
-                <w:b/>
-                <w:color w:val="59616D"/>
-                <w:sz w:val="20"/>
-              </w:rPr>
-              <w:t xml:space="preserve">【教师动作｜不发言】 </w:t>
-            </w:r>
-            <w:r>
-              <w:rPr>
-                <w:rFonts w:hint="eastAsia" w:ascii="DengXian" w:hAnsi="DengXian" w:eastAsia="DengXian" w:cs="DengXian"/>
-                <w:i/>
-                <w:color w:val="151515"/>
-                <w:sz w:val="20"/>
-              </w:rPr>
-              <w:t>依次指向成品、图稿、工艺、动作四区；强调案例四图未必同款</w:t>
-            </w:r>
-          </w:p>
-        </w:tc>
-      </w:tr>
-    </w:tbl>
     <w:p>
       <w:pPr>
         <w:pStyle w:val="164"/>
@@ -8379,7 +6427,7 @@
           <w:color w:val="1D4ED8"/>
           <w:sz w:val="32"/>
         </w:rPr>
-        <w:t>幻灯片 29｜本周成果将进入同一套六项终期评价</w:t>
+        <w:t>幻灯片 30｜本周成果将进入同一套六项终期评价</w:t>
       </w:r>
     </w:p>
     <w:p>
@@ -8399,127 +6447,6 @@
         <w:t>建议时间：实操最后阶段投屏，约40秒　｜　课堂功能：连接平时证据与期末评分</w:t>
       </w:r>
     </w:p>
-    <w:tbl>
-      <w:tblPr>
-        <w:tblStyle w:val="32"/>
-        <w:tblW w:w="0" w:type="auto"/>
-        <w:jc w:val="center"/>
-        <w:tblLayout w:type="autofit"/>
-        <w:tblCellMar>
-          <w:top w:w="0" w:type="dxa"/>
-          <w:left w:w="108" w:type="dxa"/>
-          <w:bottom w:w="0" w:type="dxa"/>
-          <w:right w:w="108" w:type="dxa"/>
-        </w:tblCellMar>
-      </w:tblPr>
-      <w:tblGrid>
-        <w:gridCol w:w="9524"/>
-      </w:tblGrid>
-      <w:tr>
-        <w:tblPrEx>
-          <w:tblCellMar>
-            <w:top w:w="0" w:type="dxa"/>
-            <w:left w:w="108" w:type="dxa"/>
-            <w:bottom w:w="0" w:type="dxa"/>
-            <w:right w:w="108" w:type="dxa"/>
-          </w:tblCellMar>
-        </w:tblPrEx>
-        <w:trPr>
-          <w:cantSplit/>
-          <w:jc w:val="center"/>
-        </w:trPr>
-        <w:tc>
-          <w:tcPr>
-            <w:tcW w:w="9524" w:type="dxa"/>
-            <w:shd w:val="clear" w:color="auto" w:fill="F3F4F6"/>
-            <w:tcMar>
-              <w:top w:w="90" w:type="dxa"/>
-              <w:left w:w="160" w:type="dxa"/>
-              <w:bottom w:w="90" w:type="dxa"/>
-              <w:right w:w="160" w:type="dxa"/>
-            </w:tcMar>
-          </w:tcPr>
-          <w:p>
-            <w:pPr>
-              <w:spacing w:after="0"/>
-              <w:rPr>
-                <w:rFonts w:hint="eastAsia" w:ascii="DengXian" w:hAnsi="DengXian" w:eastAsia="DengXian" w:cs="DengXian"/>
-              </w:rPr>
-            </w:pPr>
-            <w:r>
-              <w:rPr>
-                <w:rFonts w:hint="eastAsia" w:ascii="DengXian" w:hAnsi="DengXian" w:eastAsia="DengXian" w:cs="DengXian"/>
-                <w:b/>
-                <w:color w:val="59616D"/>
-                <w:sz w:val="20"/>
-              </w:rPr>
-              <w:t xml:space="preserve">【使用提示】 </w:t>
-            </w:r>
-            <w:r>
-              <w:rPr>
-                <w:rFonts w:hint="eastAsia" w:ascii="DengXian" w:hAnsi="DengXian" w:eastAsia="DengXian" w:cs="DengXian"/>
-                <w:i/>
-                <w:color w:val="151515"/>
-                <w:sz w:val="20"/>
-              </w:rPr>
-              <w:t>分值与表述按原HTML课件中的《25级〈女装设计〉考核大纲》连接页保留。</w:t>
-            </w:r>
-          </w:p>
-        </w:tc>
-      </w:tr>
-      <w:tr>
-        <w:tblPrEx>
-          <w:tblCellMar>
-            <w:top w:w="0" w:type="dxa"/>
-            <w:left w:w="108" w:type="dxa"/>
-            <w:bottom w:w="0" w:type="dxa"/>
-            <w:right w:w="108" w:type="dxa"/>
-          </w:tblCellMar>
-        </w:tblPrEx>
-        <w:trPr>
-          <w:cantSplit/>
-          <w:jc w:val="center"/>
-        </w:trPr>
-        <w:tc>
-          <w:tcPr>
-            <w:tcW w:w="9524" w:type="dxa"/>
-            <w:shd w:val="clear" w:color="auto" w:fill="F3F4F6"/>
-            <w:tcMar>
-              <w:top w:w="90" w:type="dxa"/>
-              <w:left w:w="160" w:type="dxa"/>
-              <w:bottom w:w="90" w:type="dxa"/>
-              <w:right w:w="160" w:type="dxa"/>
-            </w:tcMar>
-          </w:tcPr>
-          <w:p>
-            <w:pPr>
-              <w:spacing w:after="0"/>
-              <w:rPr>
-                <w:rFonts w:hint="eastAsia" w:ascii="DengXian" w:hAnsi="DengXian" w:eastAsia="DengXian" w:cs="DengXian"/>
-              </w:rPr>
-            </w:pPr>
-            <w:r>
-              <w:rPr>
-                <w:rFonts w:hint="eastAsia" w:ascii="DengXian" w:hAnsi="DengXian" w:eastAsia="DengXian" w:cs="DengXian"/>
-                <w:b/>
-                <w:color w:val="59616D"/>
-                <w:sz w:val="20"/>
-              </w:rPr>
-              <w:t xml:space="preserve">【教师动作｜不发言】 </w:t>
-            </w:r>
-            <w:r>
-              <w:rPr>
-                <w:rFonts w:hint="eastAsia" w:ascii="DengXian" w:hAnsi="DengXian" w:eastAsia="DengXian" w:cs="DengXian"/>
-                <w:i/>
-                <w:color w:val="151515"/>
-                <w:sz w:val="20"/>
-              </w:rPr>
-              <w:t>不逐条朗读全部分值；重点指向当代女性适配、整体造型、统一与丰富</w:t>
-            </w:r>
-          </w:p>
-        </w:tc>
-      </w:tr>
-    </w:tbl>
     <w:p>
       <w:pPr>
         <w:pStyle w:val="164"/>
@@ -8649,7 +6576,7 @@
           <w:color w:val="1D4ED8"/>
           <w:sz w:val="32"/>
         </w:rPr>
-        <w:t>幻灯片 30｜第02周检查：图、体积和细节是否描述同一件衣服</w:t>
+        <w:t>幻灯片 31｜第02周检查：图、体积和细节是否描述同一件衣服</w:t>
       </w:r>
     </w:p>
     <w:p>
@@ -8669,75 +6596,6 @@
         <w:t>建议时间：1分钟，嵌入最后7分钟　｜　课堂功能：自评与同伴快速反馈</w:t>
       </w:r>
     </w:p>
-    <w:tbl>
-      <w:tblPr>
-        <w:tblStyle w:val="32"/>
-        <w:tblW w:w="0" w:type="auto"/>
-        <w:jc w:val="center"/>
-        <w:tblLayout w:type="autofit"/>
-        <w:tblCellMar>
-          <w:top w:w="0" w:type="dxa"/>
-          <w:left w:w="108" w:type="dxa"/>
-          <w:bottom w:w="0" w:type="dxa"/>
-          <w:right w:w="108" w:type="dxa"/>
-        </w:tblCellMar>
-      </w:tblPr>
-      <w:tblGrid>
-        <w:gridCol w:w="9524"/>
-      </w:tblGrid>
-      <w:tr>
-        <w:tblPrEx>
-          <w:tblCellMar>
-            <w:top w:w="0" w:type="dxa"/>
-            <w:left w:w="108" w:type="dxa"/>
-            <w:bottom w:w="0" w:type="dxa"/>
-            <w:right w:w="108" w:type="dxa"/>
-          </w:tblCellMar>
-        </w:tblPrEx>
-        <w:trPr>
-          <w:cantSplit/>
-          <w:jc w:val="center"/>
-        </w:trPr>
-        <w:tc>
-          <w:tcPr>
-            <w:tcW w:w="9524" w:type="dxa"/>
-            <w:shd w:val="clear" w:color="auto" w:fill="F3F4F6"/>
-            <w:tcMar>
-              <w:top w:w="90" w:type="dxa"/>
-              <w:left w:w="160" w:type="dxa"/>
-              <w:bottom w:w="90" w:type="dxa"/>
-              <w:right w:w="160" w:type="dxa"/>
-            </w:tcMar>
-          </w:tcPr>
-          <w:p>
-            <w:pPr>
-              <w:spacing w:after="0"/>
-              <w:rPr>
-                <w:rFonts w:hint="eastAsia" w:ascii="DengXian" w:hAnsi="DengXian" w:eastAsia="DengXian" w:cs="DengXian"/>
-              </w:rPr>
-            </w:pPr>
-            <w:r>
-              <w:rPr>
-                <w:rFonts w:hint="eastAsia" w:ascii="DengXian" w:hAnsi="DengXian" w:eastAsia="DengXian" w:cs="DengXian"/>
-                <w:b/>
-                <w:color w:val="59616D"/>
-                <w:sz w:val="20"/>
-              </w:rPr>
-              <w:t xml:space="preserve">【教师动作｜不发言】 </w:t>
-            </w:r>
-            <w:r>
-              <w:rPr>
-                <w:rFonts w:hint="eastAsia" w:ascii="DengXian" w:hAnsi="DengXian" w:eastAsia="DengXian" w:cs="DengXian"/>
-                <w:i/>
-                <w:color w:val="151515"/>
-                <w:sz w:val="20"/>
-              </w:rPr>
-              <w:t>让学生在证据页右下角写四项判断；使用成立／部分成立／需重做</w:t>
-            </w:r>
-          </w:p>
-        </w:tc>
-      </w:tr>
-    </w:tbl>
     <w:p>
       <w:pPr>
         <w:pStyle w:val="164"/>
@@ -8831,7 +6689,7 @@
                 <w:color w:val="151515"/>
                 <w:sz w:val="20"/>
               </w:rPr>
-              <w:t>收好今天的证据。第03周前，不要急着做漂亮情绪板，先准备四份可核查的原始资料。</w:t>
+              <w:t>检查表看过了，现在用二十一分钟把三种表达做成一页闭环证据。</w:t>
             </w:r>
           </w:p>
         </w:tc>
@@ -8852,7 +6710,7 @@
           <w:color w:val="1D4ED8"/>
           <w:sz w:val="32"/>
         </w:rPr>
-        <w:t>幻灯片 31｜第03周前准备：把“人—场景—时事—问题”做成四份可核查证据</w:t>
+        <w:t>幻灯片 32｜21分钟：一套造型的二维—三维—细节证据</w:t>
       </w:r>
     </w:p>
     <w:p>
@@ -8869,7 +6727,97 @@
           <w:color w:val="59616D"/>
           <w:sz w:val="18"/>
         </w:rPr>
-        <w:t>建议时间：课堂末简述1分钟；完整说明同步班群　｜　课堂功能：发布第03周前置研究任务</w:t>
+        <w:t>建议时间：21分钟　｜　课堂功能：完成同一造型的闭环证据</w:t>
+      </w:r>
+    </w:p>
+    <w:p>
+      <w:pPr>
+        <w:pStyle w:val="164"/>
+        <w:ind w:firstLine="420"/>
+        <w:rPr>
+          <w:rFonts w:hint="eastAsia" w:ascii="DengXian" w:hAnsi="DengXian" w:eastAsia="DengXian" w:cs="DengXian"/>
+        </w:rPr>
+      </w:pPr>
+      <w:r>
+        <w:rPr>
+          <w:rFonts w:hint="eastAsia" w:ascii="DengXian" w:hAnsi="DengXian" w:eastAsia="DengXian" w:cs="DengXian"/>
+        </w:rPr>
+        <w:t>现在开始二十一分钟实操。只做一套造型、一个核心结构。不要同时改领口、袖子、口袋和材料；本轮必须能看出哪一个结构变量起作用。</w:t>
+      </w:r>
+    </w:p>
+    <w:p>
+      <w:pPr>
+        <w:pStyle w:val="164"/>
+        <w:ind w:firstLine="420"/>
+        <w:rPr>
+          <w:rFonts w:hint="eastAsia" w:ascii="DengXian" w:hAnsi="DengXian" w:eastAsia="DengXian" w:cs="DengXian"/>
+        </w:rPr>
+      </w:pPr>
+      <w:r>
+        <w:rPr>
+          <w:rFonts w:hint="eastAsia" w:ascii="DengXian" w:hAnsi="DengXian" w:eastAsia="DengXian" w:cs="DengXian"/>
+        </w:rPr>
+        <w:t>前六分钟完成前后平面图。上午微练已经产出结构线清单，这一节直接照它画，不要重画。统一比例和基准线；能确认的画实线，未知项明确标记。</w:t>
+      </w:r>
+    </w:p>
+    <w:p>
+      <w:pPr>
+        <w:pStyle w:val="164"/>
+        <w:ind w:firstLine="420"/>
+        <w:rPr>
+          <w:rFonts w:hint="eastAsia" w:ascii="DengXian" w:hAnsi="DengXian" w:eastAsia="DengXian" w:cs="DengXian"/>
+        </w:rPr>
+      </w:pPr>
+      <w:r>
+        <w:rPr>
+          <w:rFonts w:hint="eastAsia" w:ascii="DengXian" w:hAnsi="DengXian" w:eastAsia="DengXian" w:cs="DengXian"/>
+        </w:rPr>
+        <w:t>接下来四分钟画关键局部，写清位置、责任、连接、开合或固定方式。只画一个，不要铺开。</w:t>
+      </w:r>
+    </w:p>
+    <w:p>
+      <w:pPr>
+        <w:pStyle w:val="164"/>
+        <w:ind w:firstLine="420"/>
+        <w:rPr>
+          <w:rFonts w:hint="eastAsia" w:ascii="DengXian" w:hAnsi="DengXian" w:eastAsia="DengXian" w:cs="DengXian"/>
+        </w:rPr>
+      </w:pPr>
+      <w:r>
+        <w:rPr>
+          <w:rFonts w:hint="eastAsia" w:ascii="DengXian" w:hAnsi="DengXian" w:eastAsia="DengXian" w:cs="DengXian"/>
+        </w:rPr>
+        <w:t>再用七分钟做纸或白坯布快速立体，标出固定点、释放量、支撑位置和身体距离，不追求成衣完成度。没有白坯布的同学，用 A4 复印纸或旧衬衫布替代，不影响本周评分。</w:t>
+      </w:r>
+    </w:p>
+    <w:p>
+      <w:pPr>
+        <w:pStyle w:val="164"/>
+        <w:ind w:firstLine="420"/>
+        <w:rPr>
+          <w:rFonts w:hint="eastAsia" w:ascii="DengXian" w:hAnsi="DengXian" w:eastAsia="DengXian" w:cs="DengXian"/>
+        </w:rPr>
+      </w:pPr>
+      <w:r>
+        <w:rPr>
+          <w:rFonts w:hint="eastAsia" w:ascii="DengXian" w:hAnsi="DengXian" w:eastAsia="DengXian" w:cs="DengXian"/>
+        </w:rPr>
+        <w:t>最后四分钟拍照并标注差异。两人一组互拍，手机竖拍正、侧、背三张，在照片旁写清平面和立体哪里一致、哪里不一致、下一步怎么改；课后打印或贴到 A3 右下角。</w:t>
+      </w:r>
+    </w:p>
+    <w:p>
+      <w:pPr>
+        <w:pStyle w:val="164"/>
+        <w:ind w:firstLine="420"/>
+        <w:rPr>
+          <w:rFonts w:hint="eastAsia" w:ascii="DengXian" w:hAnsi="DengXian" w:eastAsia="DengXian" w:cs="DengXian"/>
+        </w:rPr>
+      </w:pPr>
+      <w:r>
+        <w:rPr>
+          <w:rFonts w:hint="eastAsia" w:ascii="DengXian" w:hAnsi="DengXian" w:eastAsia="DengXian" w:cs="DengXian"/>
+        </w:rPr>
+        <w:t>有一条评分条件说在前面：没有立体照片的证据页，视为未完成。最终输出是一页同一造型的闭环证据，不是三张互不相关的图。AI 这一节只允许用于检查清单或术语核对，不能替代你的平面图和物理测试。现在开始。</w:t>
       </w:r>
     </w:p>
     <w:tbl>
@@ -8904,7 +6852,7 @@
         <w:tc>
           <w:tcPr>
             <w:tcW w:w="9524" w:type="dxa"/>
-            <w:shd w:val="clear" w:color="auto" w:fill="F3F4F6"/>
+            <w:shd w:val="clear" w:color="auto" w:fill="ECFDF5"/>
             <w:tcMar>
               <w:top w:w="90" w:type="dxa"/>
               <w:left w:w="160" w:type="dxa"/>
@@ -8923,24 +6871,59 @@
               <w:rPr>
                 <w:rFonts w:hint="eastAsia" w:ascii="DengXian" w:hAnsi="DengXian" w:eastAsia="DengXian" w:cs="DengXian"/>
                 <w:b/>
-                <w:color w:val="59616D"/>
+                <w:color w:val="047857"/>
                 <w:sz w:val="20"/>
               </w:rPr>
-              <w:t xml:space="preserve">【教师动作｜不发言】 </w:t>
+              <w:t xml:space="preserve">【转场语】 </w:t>
             </w:r>
             <w:r>
               <w:rPr>
                 <w:rFonts w:hint="eastAsia" w:ascii="DengXian" w:hAnsi="DengXian" w:eastAsia="DengXian" w:cs="DengXian"/>
-                <w:i/>
+                <w:i w:val="0"/>
                 <w:color w:val="151515"/>
                 <w:sz w:val="20"/>
               </w:rPr>
-              <w:t>投屏四栏；提醒隐私与授权；课后把本页完整要求发班群</w:t>
+              <w:t>收好今天的证据。第03周前，不要急着做漂亮情绪板，先准备四份可核查的原始资料。</w:t>
             </w:r>
           </w:p>
         </w:tc>
       </w:tr>
     </w:tbl>
+    <w:p>
+      <w:pPr>
+        <w:pStyle w:val="166"/>
+        <w:pageBreakBefore/>
+        <w:rPr>
+          <w:rFonts w:hint="eastAsia" w:ascii="DengXian" w:hAnsi="DengXian" w:eastAsia="DengXian" w:cs="DengXian"/>
+        </w:rPr>
+      </w:pPr>
+      <w:r>
+        <w:rPr>
+          <w:rFonts w:hint="eastAsia" w:ascii="DengXian" w:hAnsi="DengXian" w:eastAsia="DengXian" w:cs="DengXian"/>
+          <w:b/>
+          <w:color w:val="1D4ED8"/>
+          <w:sz w:val="32"/>
+        </w:rPr>
+        <w:t>幻灯片 33｜第03周前准备：把“人—场景—时事—问题”做成四份可核查证据</w:t>
+      </w:r>
+    </w:p>
+    <w:p>
+      <w:pPr>
+        <w:pStyle w:val="167"/>
+        <w:rPr>
+          <w:rFonts w:hint="eastAsia" w:ascii="DengXian" w:hAnsi="DengXian" w:eastAsia="DengXian" w:cs="DengXian"/>
+        </w:rPr>
+      </w:pPr>
+      <w:r>
+        <w:rPr>
+          <w:rFonts w:hint="eastAsia" w:ascii="DengXian" w:hAnsi="DengXian" w:eastAsia="DengXian" w:cs="DengXian"/>
+          <w:b/>
+          <w:color w:val="59616D"/>
+          <w:sz w:val="18"/>
+        </w:rPr>
+        <w:t>建议时间：课堂末简述1分钟；完整说明同步班群　｜　课堂功能：发布第03周前置研究任务</w:t>
+      </w:r>
+    </w:p>
     <w:p>
       <w:pPr>
         <w:pStyle w:val="164"/>
@@ -9100,7 +7083,7 @@
           <w:color w:val="1D4ED8"/>
           <w:sz w:val="32"/>
         </w:rPr>
-        <w:t>幻灯片 32｜一句话小结：让每条线有责任</w:t>
+        <w:t>幻灯片 34｜一句话小结：让每条线有责任</w:t>
       </w:r>
     </w:p>
     <w:p>
@@ -9118,6 +7101,51 @@
           <w:sz w:val="18"/>
         </w:rPr>
         <w:t>建议时间：1分钟　｜　课堂功能：Exit Ticket与本周收束</w:t>
+      </w:r>
+    </w:p>
+    <w:p>
+      <w:pPr>
+        <w:pStyle w:val="164"/>
+        <w:ind w:firstLine="420"/>
+        <w:rPr>
+          <w:rFonts w:hint="eastAsia" w:ascii="DengXian" w:hAnsi="DengXian" w:eastAsia="DengXian" w:cs="DengXian"/>
+        </w:rPr>
+      </w:pPr>
+      <w:r>
+        <w:rPr>
+          <w:rFonts w:hint="eastAsia" w:ascii="DengXian" w:hAnsi="DengXian" w:eastAsia="DengXian" w:cs="DengXian"/>
+        </w:rPr>
+        <w:t>请补完整这句话：“我的核心结构线是____；它在平面图中位于____，在立体中形成____，并通过____细节完成。”</w:t>
+      </w:r>
+    </w:p>
+    <w:p>
+      <w:pPr>
+        <w:pStyle w:val="164"/>
+        <w:ind w:firstLine="0"/>
+        <w:rPr>
+          <w:rFonts w:hint="eastAsia" w:ascii="DengXian" w:hAnsi="DengXian" w:eastAsia="DengXian" w:cs="DengXian"/>
+        </w:rPr>
+      </w:pPr>
+      <w:r>
+        <w:rPr>
+          <w:rFonts w:hint="eastAsia" w:ascii="DengXian" w:hAnsi="DengXian" w:eastAsia="DengXian" w:cs="DengXian"/>
+        </w:rPr>
+        <w:t>离开教室前，确认你有四项：前后平面图、关键细节备注、快速立体样、对应关系标注。缺一项，就在照片上标记下次补什么。</w:t>
+      </w:r>
+    </w:p>
+    <w:p>
+      <w:pPr>
+        <w:pStyle w:val="164"/>
+        <w:ind w:firstLine="0"/>
+        <w:rPr>
+          <w:rFonts w:hint="eastAsia" w:ascii="DengXian" w:hAnsi="DengXian" w:eastAsia="DengXian" w:cs="DengXian"/>
+        </w:rPr>
+      </w:pPr>
+      <w:r>
+        <w:rPr>
+          <w:rFonts w:hint="eastAsia" w:ascii="DengXian" w:hAnsi="DengXian" w:eastAsia="DengXian" w:cs="DengXian"/>
+        </w:rPr>
+        <w:t>今天真正训练的不是画得多，而是让每条线有责任，让每个体积有来源，让每个细节有制作路径。下周我们把这些结构证据带入真实穿着者和真实场景。</w:t>
       </w:r>
     </w:p>
     <w:tbl>
@@ -9152,7 +7180,7 @@
         <w:tc>
           <w:tcPr>
             <w:tcW w:w="9524" w:type="dxa"/>
-            <w:shd w:val="clear" w:color="auto" w:fill="F3F4F6"/>
+            <w:shd w:val="clear" w:color="auto" w:fill="ECFDF5"/>
             <w:tcMar>
               <w:top w:w="90" w:type="dxa"/>
               <w:left w:w="160" w:type="dxa"/>
@@ -9171,19 +7199,19 @@
               <w:rPr>
                 <w:rFonts w:hint="eastAsia" w:ascii="DengXian" w:hAnsi="DengXian" w:eastAsia="DengXian" w:cs="DengXian"/>
                 <w:b/>
-                <w:color w:val="59616D"/>
+                <w:color w:val="047857"/>
                 <w:sz w:val="20"/>
               </w:rPr>
-              <w:t xml:space="preserve">【教师动作｜不发言】 </w:t>
+              <w:t xml:space="preserve">【转场语】 </w:t>
             </w:r>
             <w:r>
               <w:rPr>
                 <w:rFonts w:hint="eastAsia" w:ascii="DengXian" w:hAnsi="DengXian" w:eastAsia="DengXian" w:cs="DengXian"/>
-                <w:i/>
+                <w:i w:val="0"/>
                 <w:color w:val="151515"/>
                 <w:sz w:val="20"/>
               </w:rPr>
-              <w:t>让学生在证据页底部补完整句子；收取或拍照上传</w:t>
+              <w:t>最后一页：本周新词和上周十二词表怎么对应。</w:t>
             </w:r>
           </w:p>
         </w:tc>
@@ -9191,8 +7219,8 @@
     </w:tbl>
     <w:p>
       <w:pPr>
-        <w:pStyle w:val="164"/>
-        <w:ind w:firstLine="420"/>
+        <w:pStyle w:val="166"/>
+        <w:pageBreakBefore/>
         <w:rPr>
           <w:rFonts w:hint="eastAsia" w:ascii="DengXian" w:hAnsi="DengXian" w:eastAsia="DengXian" w:cs="DengXian"/>
         </w:rPr>
@@ -9200,14 +7228,16 @@
       <w:r>
         <w:rPr>
           <w:rFonts w:hint="eastAsia" w:ascii="DengXian" w:hAnsi="DengXian" w:eastAsia="DengXian" w:cs="DengXian"/>
-        </w:rPr>
-        <w:t>请补完整这句话：“我的核心结构线是____；它在平面图中位于____，在立体中形成____，并通过____细节完成。”</w:t>
+          <w:b/>
+          <w:color w:val="1D4ED8"/>
+          <w:sz w:val="32"/>
+        </w:rPr>
+        <w:t>幻灯片 35｜本周新词与第01周十二词表的对应关系</w:t>
       </w:r>
     </w:p>
     <w:p>
       <w:pPr>
-        <w:pStyle w:val="164"/>
-        <w:ind w:firstLine="0"/>
+        <w:pStyle w:val="167"/>
         <w:rPr>
           <w:rFonts w:hint="eastAsia" w:ascii="DengXian" w:hAnsi="DengXian" w:eastAsia="DengXian" w:cs="DengXian"/>
         </w:rPr>
@@ -9215,14 +7245,17 @@
       <w:r>
         <w:rPr>
           <w:rFonts w:hint="eastAsia" w:ascii="DengXian" w:hAnsi="DengXian" w:eastAsia="DengXian" w:cs="DengXian"/>
-        </w:rPr>
-        <w:t>离开教室前，确认你有四项：前后平面图、关键细节备注、快速立体样、对应关系标注。缺一项，就在照片上标记下次补什么。</w:t>
+          <w:b/>
+          <w:color w:val="59616D"/>
+          <w:sz w:val="18"/>
+        </w:rPr>
+        <w:t>建议时间：2分钟（课后查阅）　｜　课堂功能：统一两周术语，避免出现两套标准</w:t>
       </w:r>
     </w:p>
     <w:p>
       <w:pPr>
         <w:pStyle w:val="164"/>
-        <w:ind w:firstLine="0"/>
+        <w:ind w:firstLine="420"/>
         <w:rPr>
           <w:rFonts w:hint="eastAsia" w:ascii="DengXian" w:hAnsi="DengXian" w:eastAsia="DengXian" w:cs="DengXian"/>
         </w:rPr>
@@ -9231,7 +7264,97 @@
         <w:rPr>
           <w:rFonts w:hint="eastAsia" w:ascii="DengXian" w:hAnsi="DengXian" w:eastAsia="DengXian" w:cs="DengXian"/>
         </w:rPr>
-        <w:t>今天真正训练的不是画得多，而是让每条线有责任，让每个体积有来源，让每个细节有制作路径。下周我们把这些结构证据带入真实穿着者和真实场景。</w:t>
+        <w:t>这一页是本周新词和第01周十二词表的对照。写作业时以本表为准。上排是本周用词，括注里是第01周已经学过的词——同一个概念，不是两套标准。</w:t>
+      </w:r>
+    </w:p>
+    <w:p>
+      <w:pPr>
+        <w:pStyle w:val="164"/>
+        <w:ind w:firstLine="420"/>
+        <w:rPr>
+          <w:rFonts w:hint="eastAsia" w:ascii="DengXian" w:hAnsi="DengXian" w:eastAsia="DengXian" w:cs="DengXian"/>
+        </w:rPr>
+      </w:pPr>
+      <w:r>
+        <w:rPr>
+          <w:rFonts w:hint="eastAsia" w:ascii="DengXian" w:hAnsi="DengXian" w:eastAsia="DengXian" w:cs="DengXian"/>
+        </w:rPr>
+        <w:t>第一格，贴体，近零距离，就是上周的“贴合”。改了字，意思不变：衣身几乎不留空气，轮廓直接由身体给出。</w:t>
+      </w:r>
+    </w:p>
+    <w:p>
+      <w:pPr>
+        <w:pStyle w:val="164"/>
+        <w:ind w:firstLine="420"/>
+        <w:rPr>
+          <w:rFonts w:hint="eastAsia" w:ascii="DengXian" w:hAnsi="DengXian" w:eastAsia="DengXian" w:cs="DengXian"/>
+        </w:rPr>
+      </w:pPr>
+      <w:r>
+        <w:rPr>
+          <w:rFonts w:hint="eastAsia" w:ascii="DengXian" w:hAnsi="DengXian" w:eastAsia="DengXian" w:cs="DengXian"/>
+        </w:rPr>
+        <w:t>第二格，顺体，少量空气。这是本周新增的中间档，上周那两轴里没有这一格：贴而不紧，随身体走，但留出活动量。</w:t>
+      </w:r>
+    </w:p>
+    <w:p>
+      <w:pPr>
+        <w:pStyle w:val="164"/>
+        <w:ind w:firstLine="420"/>
+        <w:rPr>
+          <w:rFonts w:hint="eastAsia" w:ascii="DengXian" w:hAnsi="DengXian" w:eastAsia="DengXian" w:cs="DengXian"/>
+        </w:rPr>
+      </w:pPr>
+      <w:r>
+        <w:rPr>
+          <w:rFonts w:hint="eastAsia" w:ascii="DengXian" w:hAnsi="DengXian" w:eastAsia="DengXian" w:cs="DengXian"/>
+        </w:rPr>
+        <w:t>第三格，离体，独立体积，和上周的“离体”是同一个词。要注意的是，这个距离由“支撑”造成——支撑在本周是成因，不是和离体并列的类目。</w:t>
+      </w:r>
+    </w:p>
+    <w:p>
+      <w:pPr>
+        <w:pStyle w:val="164"/>
+        <w:ind w:firstLine="420"/>
+        <w:rPr>
+          <w:rFonts w:hint="eastAsia" w:ascii="DengXian" w:hAnsi="DengXian" w:eastAsia="DengXian" w:cs="DengXian"/>
+        </w:rPr>
+      </w:pPr>
+      <w:r>
+        <w:rPr>
+          <w:rFonts w:hint="eastAsia" w:ascii="DengXian" w:hAnsi="DengXian" w:eastAsia="DengXian" w:cs="DengXian"/>
+        </w:rPr>
+        <w:t>第四格，悬垂，重力下落，就是上周的“垂坠”。体积由材料自重与落差形成，不由支撑撑起来。</w:t>
+      </w:r>
+    </w:p>
+    <w:p>
+      <w:pPr>
+        <w:pStyle w:val="164"/>
+        <w:ind w:firstLine="420"/>
+        <w:rPr>
+          <w:rFonts w:hint="eastAsia" w:ascii="DengXian" w:hAnsi="DengXian" w:eastAsia="DengXian" w:cs="DengXian"/>
+        </w:rPr>
+      </w:pPr>
+      <w:r>
+        <w:rPr>
+          <w:rFonts w:hint="eastAsia" w:ascii="DengXian" w:hAnsi="DengXian" w:eastAsia="DengXian" w:cs="DengXian"/>
+        </w:rPr>
+        <w:t>本周其余术语：育克，也就是过肩；平衡线，前后衣片的水平基准；BP，胸高点。还有两个容易写错的——纱向，指经纱、纬纱、斜纱的方向，不要写成“纹向”，纹向指花纹方向，是另一个意思；追加量，指切开展开后增加的量，不要写成“增量”。原型就是基础纸样。</w:t>
+      </w:r>
+    </w:p>
+    <w:p>
+      <w:pPr>
+        <w:pStyle w:val="164"/>
+        <w:ind w:firstLine="420"/>
+        <w:rPr>
+          <w:rFonts w:hint="eastAsia" w:ascii="DengXian" w:hAnsi="DengXian" w:eastAsia="DengXian" w:cs="DengXian"/>
+        </w:rPr>
+      </w:pPr>
+      <w:r>
+        <w:rPr>
+          <w:rFonts w:hint="eastAsia" w:ascii="DengXian" w:hAnsi="DengXian" w:eastAsia="DengXian" w:cs="DengXian"/>
+        </w:rPr>
+        <w:t>这一页不用背，交作业前对一遍就行。</w:t>
       </w:r>
     </w:p>
     <w:p>
@@ -11731,7 +9854,7 @@
                 <w:color w:val="151515"/>
                 <w:sz w:val="18"/>
               </w:rPr>
-              <w:t>AWAKE Mode</w:t>
+              <w:t>Ao Yes</w:t>
             </w:r>
           </w:p>
         </w:tc>
@@ -11758,7 +9881,7 @@
                 <w:color w:val="151515"/>
                 <w:sz w:val="18"/>
               </w:rPr>
-              <w:t>AWAKE Mode</w:t>
+              <w:t>Ao Yes</w:t>
             </w:r>
           </w:p>
         </w:tc>
@@ -11785,7 +9908,7 @@
                 <w:color w:val="151515"/>
                 <w:sz w:val="18"/>
               </w:rPr>
-              <w:t>按英文读，避免自行创造中文译名</w:t>
+              <w:t>按英文读，避免自行创造中文译名；这是上海时装周的中国大陆品牌</w:t>
             </w:r>
           </w:p>
         </w:tc>

--- a/docs/jiangao/《女装设计III》第02周_中国大陆课堂完整讲稿_中文.docx
+++ b/docs/jiangao/《女装设计III》第02周_中国大陆课堂完整讲稿_中文.docx
@@ -2000,7 +2000,7 @@
           <w:color w:val="1D4ED8"/>
           <w:sz w:val="32"/>
         </w:rPr>
-        <w:t>幻灯片 04｜今天要同时看懂二维、三维与细节</w:t>
+        <w:t>幻灯片 04｜本周结束时，你应该能做到这四件事</w:t>
       </w:r>
     </w:p>
     <w:p>
@@ -2017,7 +2017,7 @@
           <w:color w:val="59616D"/>
           <w:sz w:val="18"/>
         </w:rPr>
-        <w:t>建议时间：2分钟　｜　课堂功能：明确四项学习目标</w:t>
+        <w:t>建议时间：2分钟　｜　课堂功能：明确四项可检验的学习目标</w:t>
       </w:r>
     </w:p>
     <w:p>
@@ -2032,13 +2032,13 @@
         <w:rPr>
           <w:rFonts w:hint="eastAsia" w:ascii="DengXian" w:hAnsi="DengXian" w:eastAsia="DengXian" w:cs="DengXian"/>
         </w:rPr>
-        <w:t>第一，二维。我们要用前后技术平面图说明比例、分割、开合和结构线。第二，三维。我们要用身体距离、支撑点和重力方向说明体积。第三，细节。我们要区分结构细节、功能细节、连接细节和识别细节。</w:t>
+        <w:t>这一页是四件事，不是四句口号。每一条都写了可以检验的条件，本周的微练、课堂实操和证据页会直接对照它们。</w:t>
       </w:r>
     </w:p>
     <w:p>
       <w:pPr>
         <w:pStyle w:val="164"/>
-        <w:ind w:firstLine="0"/>
+        <w:ind w:firstLine="420"/>
         <w:rPr>
           <w:rFonts w:hint="eastAsia" w:ascii="DengXian" w:hAnsi="DengXian" w:eastAsia="DengXian" w:cs="DengXian"/>
         </w:rPr>
@@ -2047,13 +2047,13 @@
         <w:rPr>
           <w:rFonts w:hint="eastAsia" w:ascii="DengXian" w:hAnsi="DengXian" w:eastAsia="DengXian" w:cs="DengXian"/>
         </w:rPr>
-        <w:t>第四，也是最重要的一项，叫“对应”。平面图中的线必须能在立体样上找到位置；立体样出现的体积必须能回到纸样、材料或支撑；局部细节必须对穿脱、连接或制作产生真实操用。</w:t>
+        <w:t>第一，二维。面对一套没见过的造型，你要能在五分钟内画出前后技术平面图草图，并且至少标出六类信息中的四类。请记住这两个数：五分钟，四类。</w:t>
       </w:r>
     </w:p>
     <w:p>
       <w:pPr>
         <w:pStyle w:val="164"/>
-        <w:ind w:firstLine="0"/>
+        <w:ind w:firstLine="420"/>
         <w:rPr>
           <w:rFonts w:hint="eastAsia" w:ascii="DengXian" w:hAnsi="DengXian" w:eastAsia="DengXian" w:cs="DengXian"/>
         </w:rPr>
@@ -2062,7 +2062,67 @@
         <w:rPr>
           <w:rFonts w:hint="eastAsia" w:ascii="DengXian" w:hAnsi="DengXian" w:eastAsia="DengXian" w:cs="DengXian"/>
         </w:rPr>
-        <w:t>因此今天不是三张图的拼盘，而是同一件衣服的三种语言。哪怕其中一张画得很漂亮，只要互相不对应，就不能形成设计证据。</w:t>
+        <w:t>第二，三维。你要能在原型上完成一次省道转移或者切开展开，并说明操作前后省道角度不变——省量是被转移，不是被删掉；同时指出展开量落在哪一段轮廓上。</w:t>
+      </w:r>
+    </w:p>
+    <w:p>
+      <w:pPr>
+        <w:pStyle w:val="164"/>
+        <w:ind w:firstLine="420"/>
+        <w:rPr>
+          <w:rFonts w:hint="eastAsia" w:ascii="DengXian" w:hAnsi="DengXian" w:eastAsia="DengXian" w:cs="DengXian"/>
+        </w:rPr>
+      </w:pPr>
+      <w:r>
+        <w:rPr>
+          <w:rFonts w:hint="eastAsia" w:ascii="DengXian" w:hAnsi="DengXian" w:eastAsia="DengXian" w:cs="DengXian"/>
+        </w:rPr>
+        <w:t>第三，细节。区分结构、功能、连接、识别四类责任。装饰是识别细节的一种表现，不是第五个独立类别。然后把原理卡 B 栏那句“体积来自______”改画成一条具体结构线。</w:t>
+      </w:r>
+    </w:p>
+    <w:p>
+      <w:pPr>
+        <w:pStyle w:val="164"/>
+        <w:ind w:firstLine="420"/>
+        <w:rPr>
+          <w:rFonts w:hint="eastAsia" w:ascii="DengXian" w:hAnsi="DengXian" w:eastAsia="DengXian" w:cs="DengXian"/>
+        </w:rPr>
+      </w:pPr>
+      <w:r>
+        <w:rPr>
+          <w:rFonts w:hint="eastAsia" w:ascii="DengXian" w:hAnsi="DengXian" w:eastAsia="DengXian" w:cs="DengXian"/>
+        </w:rPr>
+        <w:t>第四，也是最重要的一项，叫“对应”。你要能用纸或白坯布做一次快速立体，拍照以后标出它和平面图不一致的地方，至少两处。找不出两处的，通常不是没有差异，是还没有认真比对。</w:t>
+      </w:r>
+    </w:p>
+    <w:p>
+      <w:pPr>
+        <w:pStyle w:val="164"/>
+        <w:ind w:firstLine="420"/>
+        <w:rPr>
+          <w:rFonts w:hint="eastAsia" w:ascii="DengXian" w:hAnsi="DengXian" w:eastAsia="DengXian" w:cs="DengXian"/>
+        </w:rPr>
+      </w:pPr>
+      <w:r>
+        <w:rPr>
+          <w:rFonts w:hint="eastAsia" w:ascii="DengXian" w:hAnsi="DengXian" w:eastAsia="DengXian" w:cs="DengXian"/>
+        </w:rPr>
+        <w:t>这四条串起来是一句话：平面图中的线必须能在立体样上找到位置；立体样出现的体积必须能回到纸样、材料或支撑；局部细节必须对穿脱、连接或制作产生真实作用。</w:t>
+      </w:r>
+    </w:p>
+    <w:p>
+      <w:pPr>
+        <w:pStyle w:val="164"/>
+        <w:ind w:firstLine="420"/>
+        <w:rPr>
+          <w:rFonts w:hint="eastAsia" w:ascii="DengXian" w:hAnsi="DengXian" w:eastAsia="DengXian" w:cs="DengXian"/>
+        </w:rPr>
+      </w:pPr>
+      <w:r>
+        <w:rPr>
+          <w:rFonts w:hint="eastAsia" w:ascii="DengXian" w:hAnsi="DengXian" w:eastAsia="DengXian" w:cs="DengXian"/>
+        </w:rPr>
+        <w:t>所以今天不是三张图的拼盘，而是同一件衣服的三种语言。哪怕其中一张画得很漂亮，只要互相不对应，就不能形成设计证据。</w:t>
       </w:r>
     </w:p>
     <w:tbl>
@@ -5512,7 +5572,7 @@
           <w:color w:val="1D4ED8"/>
           <w:sz w:val="32"/>
         </w:rPr>
-        <w:t>幻灯片 25｜Ao Yes：从一条结构规则发展多个造型</w:t>
+        <w:t>幻灯片 25｜Karoline Vitto：从一条结构规则发展多个造型</w:t>
       </w:r>
     </w:p>
     <w:p>
@@ -5544,7 +5604,7 @@
         <w:rPr>
           <w:rFonts w:hint="eastAsia" w:ascii="DengXian" w:hAnsi="DengXian" w:eastAsia="DengXian" w:cs="DengXian"/>
         </w:rPr>
-        <w:t>Ao Yes 这一组是 2026 秋冬上海时装周的五套并列，我们把它当成五个结构转译样本来看：切割、折叠、开口和非对称，怎样形成家族关系。</w:t>
+        <w:t>Karoline Vitto 这一组，我们把它当成五个结构转译样本来看。请先不要看模特，看规则——五套用的是同一条规则。</w:t>
       </w:r>
     </w:p>
     <w:p>
@@ -5559,7 +5619,7 @@
         <w:rPr>
           <w:rFonts w:hint="eastAsia" w:ascii="DengXian" w:hAnsi="DengXian" w:eastAsia="DengXian" w:cs="DengXian"/>
         </w:rPr>
-        <w:t>先选一套，画前后平面图，标出固定点，并预测它在立体中会形成什么体积。</w:t>
+        <w:t>这条规则有三段：第一，衣身上有一条斜向分割；第二，分割形成的开口不是缝死的，由金属件在几个点上固定；第三，余量从开口处释放，形成堆积或下垂。</w:t>
       </w:r>
     </w:p>
     <w:p>
@@ -5574,7 +5634,37 @@
         <w:rPr>
           <w:rFonts w:hint="eastAsia" w:ascii="DengXian" w:hAnsi="DengXian" w:eastAsia="DengXian" w:cs="DengXian"/>
         </w:rPr>
-        <w:t>再选另一套，说明同一条规则改变了什么：是开口方向、折叠强度、长度、材料，还是身体距离。不要只说“更夸张”，要说出哪一个变量被改变。</w:t>
+        <w:t>规则不变，改变的是四个变量：分割的角度、开口的位置、固定点的数量、余量释放的方向。第01套的斜线走到下摆，释放量落在裙摆；第03套的斜线走到肩，开口在肩和腰两处；第05套的固定点排成一列，释放量集中在前中。这就是“家族关系”——不是花色像，是规则同。</w:t>
+      </w:r>
+    </w:p>
+    <w:p>
+      <w:pPr>
+        <w:pStyle w:val="164"/>
+        <w:ind w:firstLine="420"/>
+        <w:rPr>
+          <w:rFonts w:hint="eastAsia" w:ascii="DengXian" w:hAnsi="DengXian" w:eastAsia="DengXian" w:cs="DengXian"/>
+        </w:rPr>
+      </w:pPr>
+      <w:r>
+        <w:rPr>
+          <w:rFonts w:hint="eastAsia" w:ascii="DengXian" w:hAnsi="DengXian" w:eastAsia="DengXian" w:cs="DengXian"/>
+        </w:rPr>
+        <w:t>现在做两件事。先选一套，画前后平面图，标出金属件的固定点，并预测开口处会释放多少余量——这一步是预测，不是描摹。</w:t>
+      </w:r>
+    </w:p>
+    <w:p>
+      <w:pPr>
+        <w:pStyle w:val="164"/>
+        <w:ind w:firstLine="420"/>
+        <w:rPr>
+          <w:rFonts w:hint="eastAsia" w:ascii="DengXian" w:hAnsi="DengXian" w:eastAsia="DengXian" w:cs="DengXian"/>
+        </w:rPr>
+      </w:pPr>
+      <w:r>
+        <w:rPr>
+          <w:rFonts w:hint="eastAsia" w:ascii="DengXian" w:hAnsi="DengXian" w:eastAsia="DengXian" w:cs="DengXian"/>
+        </w:rPr>
+        <w:t>再选另一套，说出被改变的是分割角度、开口位置、固定点数量，还是释放方向。不要只说“更夸张”，要说出哪一个变量被改变。说不出变量的，就还没有看到规则。</w:t>
       </w:r>
     </w:p>
     <w:tbl>
@@ -9854,7 +9944,7 @@
                 <w:color w:val="151515"/>
                 <w:sz w:val="18"/>
               </w:rPr>
-              <w:t>Ao Yes</w:t>
+              <w:t>Karoline Vitto</w:t>
             </w:r>
           </w:p>
         </w:tc>
@@ -9881,7 +9971,7 @@
                 <w:color w:val="151515"/>
                 <w:sz w:val="18"/>
               </w:rPr>
-              <w:t>Ao Yes</w:t>
+              <w:t>Karoline Vitto</w:t>
             </w:r>
           </w:p>
         </w:tc>
@@ -9908,7 +9998,7 @@
                 <w:color w:val="151515"/>
                 <w:sz w:val="18"/>
               </w:rPr>
-              <w:t>按英文读，避免自行创造中文译名；这是上海时装周的中国大陆品牌</w:t>
+              <w:t>按英文读；Vitto 可读“维托”。不要自行创造中文品牌译名</w:t>
             </w:r>
           </w:p>
         </w:tc>

--- a/docs/jiangao/《女装设计III》第02周_中国大陆课堂完整讲稿_中文.docx
+++ b/docs/jiangao/《女装设计III》第02周_中国大陆课堂完整讲稿_中文.docx
@@ -280,6 +280,21 @@
           <w:rFonts w:hint="eastAsia" w:ascii="DengXian" w:hAnsi="DengXian" w:eastAsia="DengXian" w:cs="DengXian"/>
         </w:rPr>
         <w:t>今天所有品牌季次、院校案例和出处都按照原HTML课件标注。我们把它们当作课堂观察材料，不把视觉判断冒充品牌官方版型说明，也不根据一张秀场照片虚构后片、内部支撑或制作成本。</w:t>
+      </w:r>
+    </w:p>
+    <w:p>
+      <w:pPr>
+        <w:pStyle w:val="164"/>
+        <w:ind w:firstLine="0"/>
+        <w:rPr>
+          <w:rFonts w:hint="eastAsia" w:ascii="DengXian" w:hAnsi="DengXian" w:eastAsia="DengXian" w:cs="DengXian"/>
+        </w:rPr>
+      </w:pPr>
+      <w:r>
+        <w:rPr>
+          <w:rFonts w:hint="eastAsia" w:ascii="DengXian" w:hAnsi="DengXian" w:eastAsia="DengXian" w:cs="DengXian"/>
+        </w:rPr>
+        <w:t xml:space="preserve">今天会反复出现几个词：“技术平面图、原型法、平衡线、主变量”。平衡线是穿在身上的水平基准——前后腰围线、胸围线是不是水平，先看它，再谈造型。主变量是你这次故意改动的那一项，其他都锁住不动，才看得出是它带来的差别。我会尽量放慢，不确定时请直接提醒我。</w:t>
       </w:r>
     </w:p>
     <w:p>

--- a/docs/jiangao/《女装设计III》第02周_中国大陆课堂完整讲稿_中文.docx
+++ b/docs/jiangao/《女装设计III》第02周_中国大陆课堂完整讲稿_中文.docx
@@ -264,7 +264,7 @@
         <w:rPr>
           <w:rFonts w:hint="eastAsia" w:ascii="DengXian" w:hAnsi="DengXian" w:eastAsia="DengXian" w:cs="DengXian"/>
         </w:rPr>
-        <w:t>因为我是韩国籍教师，今天会出现一些中国服装院校里常用、发音也比较容易混淆的词，例如“省道、门襟、育克、褶裥、白坯样衣”。如果我的发音不够清楚，请大家直接提醒我。重要术语我会在屏幕、板书和讲稿中同时保留中文和英文参考。</w:t>
+        <w:t>因为我是韩国籍教师，今天会出现一些中国服装院校里常用、发音也比较容易混淆的词，例如“省道、门襟、育克、褶裥、款式图”。如果我的发音不够清楚，请大家直接提醒我。重要术语我会在屏幕、板书和讲稿中同时保留中文和英文参考。</w:t>
       </w:r>
     </w:p>
     <w:p>
@@ -1373,7 +1373,7 @@
           <w:color w:val="151515"/>
           <w:sz w:val="20"/>
         </w:rPr>
-        <w:t>• 学生：A3或A4纸、描图纸、黑色笔、尺、剪刀、胶带、纸张或白坯布、手机。</w:t>
+        <w:t>• 学生：A3或A4纸、描图纸、黑色笔、尺、剪刀、胶带、纸张、手机。</w:t>
       </w:r>
     </w:p>
     <w:p>
@@ -1645,7 +1645,7 @@
         <w:rPr>
           <w:rFonts w:hint="eastAsia" w:ascii="DengXian" w:hAnsi="DengXian" w:eastAsia="DengXian" w:cs="DengXian"/>
         </w:rPr>
-        <w:t>所以今天的证据顺序是：完整造型，进入技术平面图；技术平面图进入关键局部；关键局部再进入纸张或白坯布的快速立体验证。四个阶段必须描述同一件衣服，不能各画各的。</w:t>
+        <w:t>所以今天的证据顺序是：完整造型，进入技术平面图；技术平面图进入关键局部；关键局部再进入纸张的快速立体验证。四个阶段必须描述同一件衣服，不能各画各的。</w:t>
       </w:r>
     </w:p>
     <w:tbl>
@@ -1779,7 +1779,7 @@
         <w:rPr>
           <w:rFonts w:hint="eastAsia" w:ascii="DengXian" w:hAnsi="DengXian" w:eastAsia="DengXian" w:cs="DengXian"/>
         </w:rPr>
-        <w:t>换句话说，今天不是单独练一张款式图。你画出的每条结构线，后面都要接受穿着者、材料、系列和制作的检验。第八周的白坯评审、后面的春夏和秋冬系列，都会继续调用今天建立的方法。</w:t>
+        <w:t>换句话说，今天不是单独练一张款式图。你画出的每条结构线，后面都要接受穿着者、材料、系列和制作的检验。第八周的款式图评审、后面的春夏和秋冬系列，都会继续调用今天建立的方法。</w:t>
       </w:r>
     </w:p>
     <w:p>
@@ -1794,7 +1794,7 @@
         <w:rPr>
           <w:rFonts w:hint="eastAsia" w:ascii="DengXian" w:hAnsi="DengXian" w:eastAsia="DengXian" w:cs="DengXian"/>
         </w:rPr>
-        <w:t>这周的最低成果是：一组前后技术平面图、一个关键局部、一件纸张或白坯快速立体样，还有它们之间的对应标注。</w:t>
+        <w:t>这周的最低成果是：一组前后技术平面图、一个关键局部、一件纸张或款式图快速立体样，还有它们之间的对应标注。</w:t>
       </w:r>
     </w:p>
     <w:tbl>
@@ -2107,7 +2107,7 @@
         <w:rPr>
           <w:rFonts w:hint="eastAsia" w:ascii="DengXian" w:hAnsi="DengXian" w:eastAsia="DengXian" w:cs="DengXian"/>
         </w:rPr>
-        <w:t>第四，也是最重要的一项，叫“对应”。你要能用纸或白坯布做一次快速立体，拍照以后标出它和平面图不一致的地方，至少两处。找不出两处的，通常不是没有差异，是还没有认真比对。</w:t>
+        <w:t>第四，也是最重要的一项，叫“对应”。你要能用纸做一次快速立体，拍照以后标出它和平面图不一致的地方，至少两处。找不出两处的，通常不是没有差异，是还没有认真比对。</w:t>
       </w:r>
     </w:p>
     <w:p>
@@ -2286,7 +2286,7 @@
         <w:rPr>
           <w:rFonts w:hint="eastAsia" w:ascii="DengXian" w:hAnsi="DengXian" w:eastAsia="DengXian" w:cs="DengXian"/>
         </w:rPr>
-        <w:t>第二栏是 D 栏当代转译，配合 A-0。用纸或白坯布把 D 栏的转译做一次快速立体验证。A-0 人工基线草图仍然是前提——本周的 A-0 就是你的第一版平面图，不是 AI 生成的图。</w:t>
+        <w:t>第二栏是 D 栏当代转译，配合 A-0。用纸把 D 栏的转译做一次快速立体验证。A-0 人工基线草图仍然是前提——本周的 A-0 就是你的第一版平面图，不是 AI 生成的图。</w:t>
       </w:r>
     </w:p>
     <w:p>
@@ -2433,7 +2433,7 @@
           <w:color w:val="1D4ED8"/>
           <w:sz w:val="32"/>
         </w:rPr>
-        <w:t>幻灯片 06｜效果图、技术平面图、纸样和白坯样衣回答不同问题</w:t>
+        <w:t>幻灯片 06｜效果图、技术平面图、纸样和款式图回答不同问题</w:t>
       </w:r>
     </w:p>
     <w:p>
@@ -2480,7 +2480,7 @@
         <w:rPr>
           <w:rFonts w:hint="eastAsia" w:ascii="DengXian" w:hAnsi="DengXian" w:eastAsia="DengXian" w:cs="DengXian"/>
         </w:rPr>
-        <w:t>纸样回答二维尺寸和形状；白坯样衣回答三维空间、平衡和动作；试穿照片记录问题在哪里发生、修改以后是否改善。</w:t>
+        <w:t>纸样回答二维尺寸和形状；款式图回答三维空间、平衡和动作；试穿照片记录问题在哪里发生、修改以后是否改善。</w:t>
       </w:r>
     </w:p>
     <w:p>
@@ -3664,7 +3664,7 @@
                 <w:color w:val="151515"/>
                 <w:sz w:val="20"/>
               </w:rPr>
-              <w:t>二维结构最终还要回到原型、纸样变换和白坯样衣的验证链。</w:t>
+              <w:t>二维结构最终还要回到原型、纸样变换和款式图的验证链。</w:t>
             </w:r>
           </w:p>
         </w:tc>
@@ -3702,7 +3702,7 @@
           <w:color w:val="59616D"/>
           <w:sz w:val="18"/>
         </w:rPr>
-        <w:t>建议时间：3分钟　｜　课堂功能：建立纸样—变换—白坯修正链</w:t>
+        <w:t>建议时间：3分钟　｜　课堂功能：建立纸样—变换—款式图修正链</w:t>
       </w:r>
     </w:p>
     <w:p>
@@ -3762,7 +3762,7 @@
         <w:rPr>
           <w:rFonts w:hint="eastAsia" w:ascii="DengXian" w:hAnsi="DengXian" w:eastAsia="DengXian" w:cs="DengXian"/>
         </w:rPr>
-        <w:t>所以纸样不是设计的终点，白坯也不是展示品。它们共同构成“提出结构—验证结构—回改结构”的循环。</w:t>
+        <w:t>所以纸样不是设计的终点，款式图也不是展示品。它们共同构成“提出结构—验证结构—回改结构”的循环。</w:t>
       </w:r>
     </w:p>
     <w:tbl>
@@ -3926,7 +3926,7 @@
         <w:rPr>
           <w:rFonts w:hint="eastAsia" w:ascii="DengXian" w:hAnsi="DengXian" w:eastAsia="DengXian" w:cs="DengXian"/>
         </w:rPr>
-        <w:t>验证方式今天就定下来：前后技术平面图，加一个关键局部，加纸或白坯布的快速立体测试。三样都要有。</w:t>
+        <w:t>验证方式今天就定下来：前后技术平面图，加一个关键局部，加纸的快速立体测试。三样都要有。</w:t>
       </w:r>
     </w:p>
     <w:p>
@@ -4209,7 +4209,7 @@
         <w:rPr>
           <w:rFonts w:hint="eastAsia" w:ascii="DengXian" w:hAnsi="DengXian" w:eastAsia="DengXian" w:cs="DengXian"/>
         </w:rPr>
-        <w:t>第四步叫验证：用纸张或白坯布测试体积、固定点和身体距离。每一步都要留下可见证据，并写出下一步决定。今天的第一版不用完美，但必须知道下一步改什么。</w:t>
+        <w:t>第四步叫验证：用纸张测试体积、固定点和身体距离。每一步都要留下可见证据，并写出下一步决定。今天的第一版不用完美，但必须知道下一步改什么。</w:t>
       </w:r>
     </w:p>
     <w:tbl>
@@ -4576,7 +4576,7 @@
         <w:rPr>
           <w:rFonts w:hint="eastAsia" w:ascii="DengXian" w:hAnsi="DengXian" w:eastAsia="DengXian" w:cs="DengXian"/>
         </w:rPr>
-        <w:t>第二课时，我们不再只问“图画清楚了吗”，而要问“它在身体上能不能成立”。请把刚才的前后平面图、纸张或白坯布、胶带和剪刀放到桌面。</w:t>
+        <w:t>第二课时，我们不再只问“图画清楚了吗”，而要问“它在身体上能不能成立”。请把刚才的前后平面图、纸张、胶带和剪刀放到桌面。</w:t>
       </w:r>
     </w:p>
     <w:p>
@@ -5038,7 +5038,7 @@
         <w:rPr>
           <w:rFonts w:hint="eastAsia" w:ascii="DengXian" w:hAnsi="DengXian" w:eastAsia="DengXian" w:cs="DengXian"/>
         </w:rPr>
-        <w:t>左边是创意造型实验室。请看人台上画着的人体基准线——BP、公主线、腰围线。上一页说的“以圆心旋转”“保持平衡线”，圆心和平衡线就是这几条。架上的白坯样处在不同阶段：有的还别着针，有的已经修过一轮。第四类折叠与垂褶、第五类支撑与离体，就在这里做。</w:t>
+        <w:t>左边是创意造型实验室。请看人台上画着的人体基准线——BP、公主线、腰围线。上一页说的“以圆心旋转”“保持平衡线”，圆心和平衡线就是这几条。架上的款式图处在不同阶段：有的还别着针，有的已经修过一轮。第四类折叠与垂褶、第五类支撑与离体，就在这里做。</w:t>
       </w:r>
     </w:p>
     <w:p>
@@ -6114,7 +6114,7 @@
                 <w:color w:val="D61F45"/>
                 <w:sz w:val="20"/>
               </w:rPr>
-              <w:t>第10分钟：“关键局部完成；现在进入纸或白坯布快速立体。”</w:t>
+              <w:t>第10分钟：“关键局部完成；现在进入纸快速立体。”</w:t>
             </w:r>
           </w:p>
         </w:tc>
@@ -6296,7 +6296,7 @@
         <w:rPr>
           <w:rFonts w:hint="eastAsia" w:ascii="DengXian" w:hAnsi="DengXian" w:eastAsia="DengXian" w:cs="DengXian"/>
         </w:rPr>
-        <w:t>请一边整理，一边对照这张东华大学立裁竞赛示例。它已经显示五套效果图、对应正背平面图，还有选定造型的正面、侧面、背面白坯验证。</w:t>
+        <w:t>请一边整理，一边对照这张东华大学立裁竞赛示例。它已经显示五套效果图、对应正背平面图，还有选定造型的正面、侧面、背面款式图验证。</w:t>
       </w:r>
     </w:p>
     <w:p>
@@ -6445,7 +6445,7 @@
         <w:rPr>
           <w:rFonts w:hint="eastAsia" w:ascii="DengXian" w:hAnsi="DengXian" w:eastAsia="DengXian" w:cs="DengXian"/>
         </w:rPr>
-        <w:t>但要注意，报道中的四张照片不一定属于同一款。学生自己的证据板必须锁定同一套造型。动态照片也不能替代白坯修改照，因为走秀只能显示结果，不能完整显示纸样如何被修正。</w:t>
+        <w:t>但要注意，报道中的四张照片不一定属于同一款。学生自己的证据板必须锁定同一套造型。动态照片也不能替代款式图修改照，因为走秀只能显示结果，不能完整显示纸样如何被修正。</w:t>
       </w:r>
     </w:p>
     <w:tbl>
@@ -6594,7 +6594,7 @@
         <w:rPr>
           <w:rFonts w:hint="eastAsia" w:ascii="DengXian" w:hAnsi="DengXian" w:eastAsia="DengXian" w:cs="DengXian"/>
         </w:rPr>
-        <w:t>因此不要把平面图、白坯和局部当作零散小作业，它们是期末系列可被证明、可被修改的基础证据。</w:t>
+        <w:t>因此不要把平面图、款式图和局部当作零散小作业，它们是期末系列可被证明、可被修改的基础证据。</w:t>
       </w:r>
     </w:p>
     <w:tbl>
@@ -6892,7 +6892,7 @@
         <w:rPr>
           <w:rFonts w:hint="eastAsia" w:ascii="DengXian" w:hAnsi="DengXian" w:eastAsia="DengXian" w:cs="DengXian"/>
         </w:rPr>
-        <w:t>再用七分钟做纸或白坯布快速立体，标出固定点、释放量、支撑位置和身体距离，不追求成衣完成度。没有白坯布的同学，用 A4 复印纸或旧衬衫布替代，不影响本周评分。</w:t>
+        <w:t>再用七分钟做纸快速立体，标出固定点、释放量、支撑位置和身体距离，不追求成衣完成度。没有纸的同学，用 A4 复印纸或旧衬衫布替代，不影响本周评分。</w:t>
       </w:r>
     </w:p>
     <w:p>
@@ -8725,7 +8725,7 @@
                 <w:color w:val="151515"/>
                 <w:sz w:val="18"/>
               </w:rPr>
-              <w:t>白坯样衣</w:t>
+              <w:t>款式图</w:t>
             </w:r>
           </w:p>
         </w:tc>

--- a/docs/jiangao/《女装设计III》第02周_中国大陆课堂完整讲稿_中文.docx
+++ b/docs/jiangao/《女装设计III》第02周_中国大陆课堂完整讲稿_中文.docx
@@ -7055,6 +7055,21 @@
           <w:sz w:val="32"/>
         </w:rPr>
         <w:t>幻灯片 23｜第03周前准备：把“人—场景—时事—问题”做成四份可核查证据</w:t>
+      </w:r>
+    </w:p>
+    <w:p>
+      <w:pPr>
+        <w:pStyle w:val="164"/>
+        <w:ind w:firstLine="0"/>
+        <w:rPr>
+          <w:rFonts w:hint="eastAsia" w:ascii="DengXian" w:hAnsi="DengXian" w:eastAsia="DengXian" w:cs="DengXian"/>
+        </w:rPr>
+      </w:pPr>
+      <w:r>
+        <w:rPr>
+          <w:rFonts w:hint="eastAsia" w:ascii="DengXian" w:hAnsi="DengXian" w:eastAsia="DengXian" w:cs="DengXian"/>
+        </w:rPr>
+        <w:t xml:space="preserve">第01·02周不交作业。本页两项——W02 证据页与 W03 四份准备——都在课堂内完成，不上传、不计分，第03周带到堂上。课上没做完的，下周课前十分钟补。</w:t>
       </w:r>
     </w:p>
     <w:p>

--- a/docs/jiangao/《女装设计III》第02周_中国大陆课堂完整讲稿_中文.docx
+++ b/docs/jiangao/《女装设计III》第02周_中国大陆课堂完整讲稿_中文.docx
@@ -4410,6 +4410,21 @@
         <w:rPr>
           <w:rFonts w:hint="eastAsia" w:ascii="DengXian" w:hAnsi="DengXian" w:eastAsia="DengXian" w:cs="DengXian"/>
         </w:rPr>
+        <w:t xml:space="preserve">填好的样子（可以照念）：①肩线／颈侧点→肩点，比原型外移／S／第03张正面；②落肩分割线／绕臂根一圈，落在三角肌／S／第03张正面；③袖窿弧线／腋下点下降／S·F／第05张侧面；④前门襟／前中，5颗扣／F·C／第03张正面；⑤袖口开衩／袖口外侧／I／待验证。不合格的样子：「①肩部很宽｜好看｜—」——没有走向、没有责任、没有证据位置。不确定的写「待验证」，不要空着；空着按未完成算。</w:t>
+      </w:r>
+    </w:p>
+    <w:p>
+      <w:pPr>
+        <w:pStyle w:val="164"/>
+        <w:ind w:firstLine="0"/>
+        <w:rPr>
+          <w:rFonts w:hint="eastAsia" w:ascii="DengXian" w:hAnsi="DengXian" w:eastAsia="DengXian" w:cs="DengXian"/>
+        </w:rPr>
+      </w:pPr>
+      <w:r>
+        <w:rPr>
+          <w:rFonts w:hint="eastAsia" w:ascii="DengXian" w:hAnsi="DengXian" w:eastAsia="DengXian" w:cs="DengXian"/>
+        </w:rPr>
         <w:t xml:space="preserve">这一页标题上方标着「笔记 ②证据位置」：结构线清单上的每一条，都要写清是第几张图的哪个部位。</w:t>
       </w:r>
     </w:p>
@@ -6861,6 +6876,21 @@
           <w:sz w:val="32"/>
         </w:rPr>
         <w:t>幻灯片 22｜21分钟：一套造型的二维—三维—细节证据</w:t>
+      </w:r>
+    </w:p>
+    <w:p>
+      <w:pPr>
+        <w:pStyle w:val="164"/>
+        <w:ind w:firstLine="0"/>
+        <w:rPr>
+          <w:rFonts w:hint="eastAsia" w:ascii="DengXian" w:hAnsi="DengXian" w:eastAsia="DengXian" w:cs="DengXian"/>
+        </w:rPr>
+      </w:pPr>
+      <w:r>
+        <w:rPr>
+          <w:rFonts w:hint="eastAsia" w:ascii="DengXian" w:hAnsi="DengXian" w:eastAsia="DengXian" w:cs="DengXian"/>
+        </w:rPr>
+        <w:t xml:space="preserve">证据页＝A4 一页四格：左上前后平面图（同比例、基准线对齐）；右上局部放大（位置·做法·尺寸参照）；左下立体正／侧／背三张；右下差异三句，每句带「下一步改哪条线」。四格必须是同一套造型。未完成的四种样子：四格不是同一套；立体只有正面；差异只写「有点不一样」；平面图上出现清单里没有的线。小样那一步只验证一件事——那个体积出不出得来；撑不住就把分割线下移 1cm 再剪一张，两张都留。</w:t>
       </w:r>
     </w:p>
     <w:p>

--- a/docs/jiangao/《女装设计III》第02周_中国大陆课堂完整讲稿_中文.docx
+++ b/docs/jiangao/《女装设计III》第02周_中国大陆课堂完整讲稿_中文.docx
@@ -249,7 +249,7 @@
         <w:rPr>
           <w:rFonts w:hint="eastAsia" w:ascii="DengXian" w:hAnsi="DengXian" w:eastAsia="DengXian" w:cs="DengXian"/>
         </w:rPr>
-        <w:t>同学们好。上周我们建立了一个基本原则：不能只说“我喜欢”，而要说明一件女装通过什么形式原理成立。这周我们把这个判断继续向前推进，把它翻译成前后技术平面图、身体空间、关键局部和快速立体验证。</w:t>
+        <w:t>同学们好。上周我们建立了一个基本原则：不能只说“我喜欢”，而要说明一件女装通过什么形式原理成立。这周我们把这个判断继续向前推进，把它翻译成前后款式图、身体空间、关键局部和快速立体验证。</w:t>
       </w:r>
     </w:p>
     <w:p>
@@ -294,7 +294,7 @@
         <w:rPr>
           <w:rFonts w:hint="eastAsia" w:ascii="DengXian" w:hAnsi="DengXian" w:eastAsia="DengXian" w:cs="DengXian"/>
         </w:rPr>
-        <w:t xml:space="preserve">今天会反复出现几个词：“技术平面图、原型法、平衡线、主变量”。平衡线是穿在身上的水平基准——前后腰围线、胸围线是不是水平，先看它，再谈造型。主变量是你这次故意改动的那一项，其他都锁住不动，才看得出是它带来的差别。我会尽量放慢，不确定时请直接提醒我。</w:t>
+        <w:t xml:space="preserve">今天会反复出现几个词：“款式图、原型法、平衡线、主变量”。平衡线是穿在身上的水平基准——前后腰围线、胸围线是不是水平，先看它，再谈造型。主变量是你这次故意改动的那一项，其他都锁住不动，才看得出是它带来的差别。我会尽量放慢，不确定时请直接提醒我。</w:t>
       </w:r>
     </w:p>
     <w:p>
@@ -1565,7 +1565,7 @@
           <w:color w:val="59616D"/>
           <w:sz w:val="24"/>
         </w:rPr>
-        <w:t>把审美判断翻译为前后技术平面图、结构局部与立体证据</w:t>
+        <w:t>把审美判断翻译为前后款式图、结构局部与立体证据</w:t>
       </w:r>
     </w:p>
     <w:p>
@@ -1645,7 +1645,7 @@
         <w:rPr>
           <w:rFonts w:hint="eastAsia" w:ascii="DengXian" w:hAnsi="DengXian" w:eastAsia="DengXian" w:cs="DengXian"/>
         </w:rPr>
-        <w:t>请看屏幕上的五套造型。第一眼我们看见的是完整形象，但设计不能停在完整形象。我们要继续问：外轮廓怎样变成前后技术平面图；哪一条线必须进入纸样；体积在哪里离开身体；开合、连接和边缘怎样真正制作。</w:t>
+        <w:t>请看屏幕上的五套造型。第一眼我们看见的是完整形象，但设计不能停在完整形象。我们要继续问：外轮廓怎样变成前后款式图；哪一条线必须进入纸样；体积在哪里离开身体；开合、连接和边缘怎样真正制作。</w:t>
       </w:r>
     </w:p>
     <w:p>
@@ -1660,7 +1660,7 @@
         <w:rPr>
           <w:rFonts w:hint="eastAsia" w:ascii="DengXian" w:hAnsi="DengXian" w:eastAsia="DengXian" w:cs="DengXian"/>
         </w:rPr>
-        <w:t>所以今天的证据顺序是：完整造型，进入技术平面图；技术平面图进入关键局部；关键局部再进入纸张的快速立体验证。四个阶段必须描述同一件衣服，不能各画各的。</w:t>
+        <w:t>所以今天的证据顺序是：完整造型，进入款式图；款式图进入关键局部；关键局部再进入纸张的快速立体验证。四个阶段必须描述同一件衣服，不能各画各的。</w:t>
       </w:r>
     </w:p>
     <w:tbl>
@@ -1809,7 +1809,7 @@
         <w:rPr>
           <w:rFonts w:hint="eastAsia" w:ascii="DengXian" w:hAnsi="DengXian" w:eastAsia="DengXian" w:cs="DengXian"/>
         </w:rPr>
-        <w:t>这周的最低成果是：一组前后技术平面图、一个关键局部、一件纸张或款式图快速立体样，还有它们之间的对应标注。</w:t>
+        <w:t>这周的最低成果是：一组前后款式图、一个关键局部、一件纸张或款式图快速立体样，还有它们之间的对应标注。</w:t>
       </w:r>
     </w:p>
     <w:tbl>
@@ -1943,7 +1943,7 @@
         <w:rPr>
           <w:rFonts w:hint="eastAsia" w:ascii="DengXian" w:hAnsi="DengXian" w:eastAsia="DengXian" w:cs="DengXian"/>
         </w:rPr>
-        <w:t>今天属于第一阶段，但已经开始为第二阶段积累技术证据。当前周输出很明确：前后技术平面图、关键局部和快速立体验证。没有这三类证据，后面所谓的系列变化就容易变成随机换款。</w:t>
+        <w:t>今天属于第一阶段，但已经开始为第二阶段积累技术证据。当前周输出很明确：前后款式图、关键局部和快速立体验证。没有这三类证据，后面所谓的系列变化就容易变成随机换款。</w:t>
       </w:r>
     </w:p>
     <w:tbl>
@@ -2077,7 +2077,7 @@
         <w:rPr>
           <w:rFonts w:hint="eastAsia" w:ascii="DengXian" w:hAnsi="DengXian" w:eastAsia="DengXian" w:cs="DengXian"/>
         </w:rPr>
-        <w:t>第一，二维。面对一套没见过的造型，你要能在五分钟内画出前后技术平面图草图，并且至少标出六类信息中的四类。请记住这两个数：五分钟，四类。</w:t>
+        <w:t>第一，二维。面对一套没见过的造型，你要能在五分钟内画出前后款式图草图，并且至少标出六类信息中的四类。请记住这两个数：五分钟，四类。</w:t>
       </w:r>
     </w:p>
     <w:p>
@@ -2122,7 +2122,7 @@
         <w:rPr>
           <w:rFonts w:hint="eastAsia" w:ascii="DengXian" w:hAnsi="DengXian" w:eastAsia="DengXian" w:cs="DengXian"/>
         </w:rPr>
-        <w:t>第四，也是最重要的一项，叫“对应”。你要能用纸做一次快速立体，拍照以后标出它和平面图不一致的地方，至少两处。找不出两处的，通常不是没有差异，是还没有认真比对。</w:t>
+        <w:t>第四，也是最重要的一项，叫“对应”。你要能用纸做一次快速立体，拍照以后标出它和款式图不一致的地方，至少两处。找不出两处的，通常不是没有差异，是还没有认真比对。</w:t>
       </w:r>
     </w:p>
     <w:p>
@@ -2137,7 +2137,7 @@
         <w:rPr>
           <w:rFonts w:hint="eastAsia" w:ascii="DengXian" w:hAnsi="DengXian" w:eastAsia="DengXian" w:cs="DengXian"/>
         </w:rPr>
-        <w:t>这四条串起来是一句话：平面图中的线必须能在立体样上找到位置；立体样出现的体积必须能回到纸样、材料或支撑；局部细节必须对穿脱、连接或制作产生真实作用。</w:t>
+        <w:t>这四条串起来是一句话：款式图中的线必须能在立体样上找到位置；立体样出现的体积必须能回到纸样、材料或支撑；局部细节必须对穿脱、连接或制作产生真实作用。</w:t>
       </w:r>
     </w:p>
     <w:p>
@@ -2286,7 +2286,7 @@
         <w:rPr>
           <w:rFonts w:hint="eastAsia" w:ascii="DengXian" w:hAnsi="DengXian" w:eastAsia="DengXian" w:cs="DengXian"/>
         </w:rPr>
-        <w:t>五栏里，本周只调用两栏。第一栏是 B 栏形式原理。你写过“体积来自______”，本周要把那一句画成前后技术平面图上的一条具体结构线。写“支撑”的，指出支撑在哪一片、怎么固定；写“褶量”的，指出褶在哪里起、到哪里止。</w:t>
+        <w:t>五栏里，本周只调用两栏。第一栏是 B 栏形式原理。你写过“体积来自______”，本周要把那一句画成前后款式图上的一条具体结构线。写“支撑”的，指出支撑在哪一片、怎么固定；写“褶量”的，指出褶在哪里起、到哪里止。</w:t>
       </w:r>
     </w:p>
     <w:p>
@@ -2301,7 +2301,7 @@
         <w:rPr>
           <w:rFonts w:hint="eastAsia" w:ascii="DengXian" w:hAnsi="DengXian" w:eastAsia="DengXian" w:cs="DengXian"/>
         </w:rPr>
-        <w:t>第二栏是 D 栏当代转译，配合 A-0。用纸把 D 栏的转译做一次快速立体验证。A-0 人工基线草图仍然是前提——本周的 A-0 就是你的第一版平面图，不是 AI 生成的图。</w:t>
+        <w:t>第二栏是 D 栏当代转译，配合 A-0。用纸把 D 栏的转译做一次快速立体验证。A-0 人工基线草图仍然是前提——本周的 A-0 就是你的第一版款式图，不是 AI 生成的图。</w:t>
       </w:r>
     </w:p>
     <w:p>
@@ -2448,7 +2448,7 @@
           <w:color w:val="1D4ED8"/>
           <w:sz w:val="32"/>
         </w:rPr>
-        <w:t>补充资料（课后查阅） A04｜效果图、技术平面图、比例稿和分解图回答不同问题</w:t>
+        <w:t>补充资料（课后查阅） A04｜效果图、款式图、比例稿和分解图回答不同问题</w:t>
       </w:r>
     </w:p>
     <w:p>
@@ -2480,7 +2480,7 @@
         <w:rPr>
           <w:rFonts w:hint="eastAsia" w:ascii="DengXian" w:hAnsi="DengXian" w:eastAsia="DengXian" w:cs="DengXian"/>
         </w:rPr>
-        <w:t>效果图负责比例、姿态和氛围，让评审先理解造型意图。技术平面图负责前后结构和细节，让版师和制作人员看懂衣服怎样构成。局部放大负责开合、连接、边缘和工艺。</w:t>
+        <w:t>效果图负责比例、姿态和氛围，让评审先理解造型意图。款式图负责前后结构和细节，让版师和制作人员看懂衣服怎样构成。局部放大负责开合、连接、边缘和工艺。</w:t>
       </w:r>
     </w:p>
     <w:p>
@@ -2576,7 +2576,7 @@
                 <w:color w:val="151515"/>
                 <w:sz w:val="20"/>
               </w:rPr>
-              <w:t>既然技术平面图承担结构沟通，它至少要包含哪些信息？</w:t>
+              <w:t>既然款式图承担结构沟通，它至少要包含哪些信息？</w:t>
             </w:r>
           </w:p>
         </w:tc>
@@ -2597,7 +2597,7 @@
           <w:color w:val="1D4ED8"/>
           <w:sz w:val="32"/>
         </w:rPr>
-        <w:t>幻灯片 06｜专业技术平面图至少包含六类信息</w:t>
+        <w:t>幻灯片 06｜专业款式图至少包含六类信息</w:t>
       </w:r>
     </w:p>
     <w:p>
@@ -2614,7 +2614,7 @@
           <w:color w:val="59616D"/>
           <w:sz w:val="18"/>
         </w:rPr>
-        <w:t>建议时间：3分钟　｜　课堂功能：建立技术平面图信息清单</w:t>
+        <w:t>建议时间：3分钟　｜　课堂功能：建立款式图信息清单</w:t>
       </w:r>
     </w:p>
     <w:p>
@@ -2659,7 +2659,7 @@
         <w:rPr>
           <w:rFonts w:hint="eastAsia" w:ascii="DengXian" w:hAnsi="DengXian" w:eastAsia="DengXian" w:cs="DengXian"/>
         </w:rPr>
-        <w:t>技术平面图不是线越多越专业，而是线要少而准确。前后视图必须使用同一比例和同一基准线；前片到膝盖、后片却突然变短，这不是创意，而是信息错误。</w:t>
+        <w:t>款式图不是线越多越专业，而是线要少而准确。前后视图必须使用同一比例和同一基准线；前片到膝盖、后片却突然变短，这不是创意，而是信息错误。</w:t>
       </w:r>
     </w:p>
     <w:p>
@@ -2972,7 +2972,7 @@
         <w:rPr>
           <w:rFonts w:hint="eastAsia" w:ascii="DengXian" w:hAnsi="DengXian" w:eastAsia="DengXian" w:cs="DengXian"/>
         </w:rPr>
-        <w:t>但禁止直接提交AI生成的技术平面图，禁止根据正面图虚构后片，禁止忽略开合、缝合和制作工艺。使用AI生成局部结构备选或体量参考时，必须保留输入、输出和人工修改理由。</w:t>
+        <w:t>但禁止直接提交AI生成的款式图，禁止根据正面图虚构后片，禁止忽略开合、缝合和制作工艺。使用AI生成局部结构备选或体量参考时，必须保留输入、输出和人工修改理由。</w:t>
       </w:r>
     </w:p>
     <w:p>
@@ -3238,7 +3238,7 @@
           <w:color w:val="1D4ED8"/>
           <w:sz w:val="32"/>
         </w:rPr>
-        <w:t>幻灯片 09｜专业平面图必须表现前后关系与局部工艺</w:t>
+        <w:t>幻灯片 09｜专业款式图必须表现前后关系与局部工艺</w:t>
       </w:r>
     </w:p>
     <w:p>
@@ -3613,7 +3613,7 @@
         <w:rPr>
           <w:rFonts w:hint="eastAsia" w:ascii="DengXian" w:hAnsi="DengXian" w:eastAsia="DengXian" w:cs="DengXian"/>
         </w:rPr>
-        <w:t>技术平面图要让版师理解结构，效果图要让评审理解造型。两者不是互相替代，而是共同指向同一件衣服。</w:t>
+        <w:t>款式图要让版师理解结构，效果图要让评审理解造型。两者不是互相替代，而是共同指向同一件衣服。</w:t>
       </w:r>
     </w:p>
     <w:p>
@@ -3956,7 +3956,7 @@
         <w:rPr>
           <w:rFonts w:hint="eastAsia" w:ascii="DengXian" w:hAnsi="DengXian" w:eastAsia="DengXian" w:cs="DengXian"/>
         </w:rPr>
-        <w:t>验证方式今天就定下来：前后技术平面图，加一个关键局部，加纸的快速立体测试。三样都要有。</w:t>
+        <w:t>验证方式今天就定下来：前后款式图，加一个关键局部，加纸的快速立体测试。三样都要有。</w:t>
       </w:r>
     </w:p>
     <w:p>
@@ -4209,7 +4209,7 @@
         <w:rPr>
           <w:rFonts w:hint="eastAsia" w:ascii="DengXian" w:hAnsi="DengXian" w:eastAsia="DengXian" w:cs="DengXian"/>
         </w:rPr>
-        <w:t>第二步叫承诺：把观察翻成前后技术平面图。所谓“承诺”，就是你一旦画出这条线，就要承担它在后片、纸样和制作中的责任。无法确认的部分明确标记，不要假装完整。</w:t>
+        <w:t>第二步叫承诺：把观察翻成前后款式图。所谓“承诺”，就是你一旦画出这条线，就要承担它在后片、纸样和制作中的责任。无法确认的部分明确标记，不要假装完整。</w:t>
       </w:r>
     </w:p>
     <w:p>
@@ -4457,7 +4457,7 @@
         <w:rPr>
           <w:rFonts w:hint="eastAsia" w:ascii="DengXian" w:hAnsi="DengXian" w:eastAsia="DengXian" w:cs="DengXian"/>
         </w:rPr>
-        <w:t>现在做八分钟微练。不画完整平面图——这一节只回答一个问题：上周写的那个体积，是哪几条线做出来的。</w:t>
+        <w:t>现在做八分钟微练。不画完整款式图——这一节只回答一个问题：上周写的那个体积，是哪几条线做出来的。</w:t>
       </w:r>
     </w:p>
     <w:p>
@@ -4532,7 +4532,7 @@
         <w:rPr>
           <w:rFonts w:hint="eastAsia" w:ascii="DengXian" w:hAnsi="DengXian" w:eastAsia="DengXian" w:cs="DengXian"/>
         </w:rPr>
-        <w:t>输出是一张编号结构线清单。下午实操直接照它画平面图，不重画。现在开始。</w:t>
+        <w:t>输出是一张编号结构线清单。下午实操直接照它画款式图，不重画。现在开始。</w:t>
       </w:r>
     </w:p>
     <w:p>
@@ -4636,7 +4636,7 @@
         <w:rPr>
           <w:rFonts w:hint="eastAsia" w:ascii="DengXian" w:hAnsi="DengXian" w:eastAsia="DengXian" w:cs="DengXian"/>
         </w:rPr>
-        <w:t>第二课时，我们不再只问“图画清楚了吗”，而要问“它在身体上能不能成立”。请把刚才的前后平面图、纸张、胶带和剪刀放到桌面。</w:t>
+        <w:t>第二课时，我们不再只问“图画清楚了吗”，而要问“它在身体上能不能成立”。请把刚才的前后款式图、纸张、胶带和剪刀放到桌面。</w:t>
       </w:r>
     </w:p>
     <w:p>
@@ -5724,7 +5724,7 @@
         <w:rPr>
           <w:rFonts w:hint="eastAsia" w:ascii="DengXian" w:hAnsi="DengXian" w:eastAsia="DengXian" w:cs="DengXian"/>
         </w:rPr>
-        <w:t>现在做两件事。先选一套，画前后平面图，标出金属件的固定点，并预测开口处会释放多少余量——这一步是预测，不是描摹。</w:t>
+        <w:t>现在做两件事。先选一套，画前后款式图，标出金属件的固定点，并预测开口处会释放多少余量——这一步是预测，不是描摹。</w:t>
       </w:r>
     </w:p>
     <w:p>
@@ -6131,7 +6131,7 @@
                 <w:color w:val="D61F45"/>
                 <w:sz w:val="20"/>
               </w:rPr>
-              <w:t>第6分钟：“前后平面图先停笔，圈出一处未知信息。”</w:t>
+              <w:t>第6分钟：“前后款式图先停笔，圈出一处未知信息。”</w:t>
             </w:r>
           </w:p>
         </w:tc>
@@ -6356,7 +6356,7 @@
         <w:rPr>
           <w:rFonts w:hint="eastAsia" w:ascii="DengXian" w:hAnsi="DengXian" w:eastAsia="DengXian" w:cs="DengXian"/>
         </w:rPr>
-        <w:t>请一边整理，一边对照这张东华大学立裁竞赛示例。它已经显示五套效果图、对应正背平面图，还有选定造型的正面、侧面、背面款式图验证。</w:t>
+        <w:t>请一边整理，一边对照这张东华大学立裁竞赛示例。它已经显示五套效果图、对应正背款式图，还有选定造型的正面、侧面、背面款式图验证。</w:t>
       </w:r>
     </w:p>
     <w:p>
@@ -6654,7 +6654,7 @@
         <w:rPr>
           <w:rFonts w:hint="eastAsia" w:ascii="DengXian" w:hAnsi="DengXian" w:eastAsia="DengXian" w:cs="DengXian"/>
         </w:rPr>
-        <w:t>因此不要把平面图、款式图和局部当作零散小作业，它们是期末系列可被证明、可被修改的基础证据。</w:t>
+        <w:t>因此不要把款式图和局部当作零散小作业，它们是期末系列可被证明、可被修改的基础证据。</w:t>
       </w:r>
     </w:p>
     <w:tbl>
@@ -6890,7 +6890,7 @@
         <w:rPr>
           <w:rFonts w:hint="eastAsia" w:ascii="DengXian" w:hAnsi="DengXian" w:eastAsia="DengXian" w:cs="DengXian"/>
         </w:rPr>
-        <w:t xml:space="preserve">证据页＝A4 一页四格：左上前后平面图（同比例、基准线对齐）；右上局部放大（位置·做法·尺寸参照）；左下立体正／侧／背三张；右下差异三句，每句带「下一步改哪条线」。四格必须是同一套造型。未完成的四种样子：四格不是同一套；立体只有正面；差异只写「有点不一样」；平面图上出现清单里没有的线。小样那一步只验证一件事——那个体积出不出得来；撑不住就把分割线下移 1cm 再剪一张，两张都留。</w:t>
+        <w:t xml:space="preserve">证据页＝A4 一页四格：左上前后款式图（同比例、基准线对齐）；右上局部放大（位置·做法·尺寸参照）；左下立体正／侧／背三张；右下差异三句，每句带「下一步改哪条线」。四格必须是同一套造型。未完成的四种样子：四格不是同一套；立体只有正面；差异只写「有点不一样」；款式图上出现清单里没有的线。小样那一步只验证一件事——那个体积出不出得来；撑不住就把分割线下移 1cm 再剪一张，两张都留。</w:t>
       </w:r>
     </w:p>
     <w:p>
@@ -6937,7 +6937,7 @@
         <w:rPr>
           <w:rFonts w:hint="eastAsia" w:ascii="DengXian" w:hAnsi="DengXian" w:eastAsia="DengXian" w:cs="DengXian"/>
         </w:rPr>
-        <w:t>前六分钟完成前后平面图。上午微练已经产出结构线清单，这一节直接照它画，不要重画。统一比例和基准线；能确认的画实线，未知项明确标记。</w:t>
+        <w:t>前六分钟完成前后款式图。上午微练已经产出结构线清单，这一节直接照它画，不要重画。统一比例和基准线；能确认的画实线，未知项明确标记。</w:t>
       </w:r>
     </w:p>
     <w:p>
@@ -6997,7 +6997,7 @@
         <w:rPr>
           <w:rFonts w:hint="eastAsia" w:ascii="DengXian" w:hAnsi="DengXian" w:eastAsia="DengXian" w:cs="DengXian"/>
         </w:rPr>
-        <w:t>有一条评分条件说在前面：没有立体照片的证据页，视为未完成。最终输出是一页同一造型的闭环证据，不是三张互不相关的图。AI 这一节只允许用于检查清单或术语核对，不能替代你的平面图和物理测试。现在开始。</w:t>
+        <w:t>有一条评分条件说在前面：没有立体照片的证据页，视为未完成。最终输出是一页同一造型的闭环证据，不是三张互不相关的图。AI 这一节只允许用于检查清单或术语核对，不能替代你的款式图和物理测试。现在开始。</w:t>
       </w:r>
     </w:p>
     <w:tbl>
@@ -7325,7 +7325,7 @@
         <w:rPr>
           <w:rFonts w:hint="eastAsia" w:ascii="DengXian" w:hAnsi="DengXian" w:eastAsia="DengXian" w:cs="DengXian"/>
         </w:rPr>
-        <w:t>请补完整这句话：“我的核心结构线是____；它在平面图中位于____，在立体中形成____，并通过____细节完成。”</w:t>
+        <w:t>请补完整这句话：“我的核心结构线是____；它在款式图中位于____，在立体中形成____，并通过____细节完成。”</w:t>
       </w:r>
     </w:p>
     <w:p>
@@ -7340,7 +7340,7 @@
         <w:rPr>
           <w:rFonts w:hint="eastAsia" w:ascii="DengXian" w:hAnsi="DengXian" w:eastAsia="DengXian" w:cs="DengXian"/>
         </w:rPr>
-        <w:t>离开教室前，确认你有四项：前后平面图、关键细节备注、快速立体样、对应关系标注。缺一项，就在照片上标记下次补什么。</w:t>
+        <w:t>离开教室前，确认你有四项：前后款式图、关键细节备注、快速立体样、对应关系标注。缺一项，就在照片上标记下次补什么。</w:t>
       </w:r>
     </w:p>
     <w:p>
@@ -7800,7 +7800,7 @@
                 <w:color w:val="151515"/>
                 <w:sz w:val="18"/>
               </w:rPr>
-              <w:t>技术平面图／款式平面图</w:t>
+              <w:t>款式图／款式款式图</w:t>
             </w:r>
           </w:p>
         </w:tc>

--- a/docs/jiangao/《女装设计III》第02周_中国大陆课堂完整讲稿_中文.docx
+++ b/docs/jiangao/《女装设计III》第02周_中国大陆课堂完整讲稿_中文.docx
@@ -530,7 +530,7 @@
                 <w:color w:val="151515"/>
                 <w:sz w:val="18"/>
               </w:rPr>
-              <w:t>幻灯片01–04</w:t>
+              <w:t>幻灯片01–05</w:t>
             </w:r>
           </w:p>
         </w:tc>
@@ -633,7 +633,7 @@
                 <w:color w:val="151515"/>
                 <w:sz w:val="18"/>
               </w:rPr>
-              <w:t>幻灯片05</w:t>
+              <w:t>幻灯片06</w:t>
             </w:r>
           </w:p>
         </w:tc>
@@ -736,7 +736,7 @@
                 <w:color w:val="151515"/>
                 <w:sz w:val="18"/>
               </w:rPr>
-              <w:t>幻灯片06–08</w:t>
+              <w:t>幻灯片07–09</w:t>
             </w:r>
           </w:p>
         </w:tc>
@@ -839,7 +839,7 @@
                 <w:color w:val="151515"/>
                 <w:sz w:val="18"/>
               </w:rPr>
-              <w:t>幻灯片09–10</w:t>
+              <w:t>幻灯片10–11</w:t>
             </w:r>
           </w:p>
         </w:tc>
@@ -942,7 +942,7 @@
                 <w:color w:val="151515"/>
                 <w:sz w:val="18"/>
               </w:rPr>
-              <w:t>幻灯片11</w:t>
+              <w:t>幻灯片12</w:t>
             </w:r>
           </w:p>
         </w:tc>
@@ -1045,7 +1045,7 @@
                 <w:color w:val="151515"/>
                 <w:sz w:val="18"/>
               </w:rPr>
-              <w:t>幻灯片12–13</w:t>
+              <w:t>幻灯片13</w:t>
             </w:r>
           </w:p>
         </w:tc>
@@ -1148,7 +1148,7 @@
                 <w:color w:val="151515"/>
                 <w:sz w:val="18"/>
               </w:rPr>
-              <w:t>幻灯片14–21，压缩讲解</w:t>
+              <w:t>幻灯片14–20，压缩讲解</w:t>
             </w:r>
           </w:p>
         </w:tc>
@@ -1251,7 +1251,7 @@
                 <w:color w:val="151515"/>
                 <w:sz w:val="18"/>
               </w:rPr>
-              <w:t>幻灯片22–24；35为课后查阅</w:t>
+              <w:t>幻灯片21–23；35为课后查阅</w:t>
             </w:r>
           </w:p>
         </w:tc>
@@ -1288,7 +1288,7 @@
           <w:color w:val="151515"/>
           <w:sz w:val="20"/>
         </w:rPr>
-        <w:t>• 第1课时前25分钟完成幻灯片01–10；第30分钟前进入任务说明。</w:t>
+        <w:t>• 第1课时前25分钟完成幻灯片01–11；第30分钟前进入任务说明。</w:t>
       </w:r>
     </w:p>
     <w:p>
@@ -1305,7 +1305,7 @@
           <w:color w:val="151515"/>
           <w:sz w:val="20"/>
         </w:rPr>
-        <w:t>• 幻灯片11用4–5分钟做教师回示；幻灯片12是8分钟微练，按2／3／2／1报时，不要拉长。</w:t>
+        <w:t>• 幻灯片12用4–5分钟做教师回示；幻灯片13是8分钟微练，按2／3／2／1报时，不要拉长。</w:t>
       </w:r>
     </w:p>
     <w:p>
@@ -1322,7 +1322,7 @@
           <w:color w:val="151515"/>
           <w:sz w:val="20"/>
         </w:rPr>
-        <w:t>• 第2课时的幻灯片12–18合计控制在9分钟以内，以“身体距离—操作—材料—故障排查”为主线。</w:t>
+        <w:t>• 第2课时的幻灯片13–18合计控制在9分钟以内，以“身体距离—操作—材料—故障排查”为主线。</w:t>
       </w:r>
     </w:p>
     <w:p>
@@ -1339,7 +1339,7 @@
           <w:color w:val="151515"/>
           <w:sz w:val="20"/>
         </w:rPr>
-        <w:t>• 幻灯片20嵌入实操最后7分钟边走边讲；第31页完整要求同时上传班级群。</w:t>
+        <w:t>• 幻灯片19嵌入实操最后7分钟边走边讲；第31页完整要求同时上传班级群。</w:t>
       </w:r>
     </w:p>
     <w:p>
@@ -1508,7 +1508,7 @@
                 <w:color w:val="151515"/>
                 <w:sz w:val="20"/>
               </w:rPr>
-              <w:t>第二课时的幻灯片20不宜逐页停讲，可在学生拍照、标注和互评时作为巡回讲评依据；第31页完整作业说明建议同时上传班级群。</w:t>
+              <w:t>第二课时的幻灯片19不宜逐页停讲，可在学生拍照、标注和互评时作为巡回讲评依据；第31页完整作业说明建议同时上传班级群。</w:t>
             </w:r>
           </w:p>
         </w:tc>
@@ -1747,7 +1747,7 @@
           <w:color w:val="1D4ED8"/>
           <w:sz w:val="32"/>
         </w:rPr>
-        <w:t>幻灯片 03｜十六周不是孤立主题，而是一条连续的设计证据链</w:t>
+        <w:t>幻灯片 04｜十六周不是孤立主题，而是一条连续的设计证据链</w:t>
       </w:r>
     </w:p>
     <w:p>
@@ -2030,7 +2030,7 @@
           <w:color w:val="1D4ED8"/>
           <w:sz w:val="32"/>
         </w:rPr>
-        <w:t>幻灯片 04｜本周结束时，你应该能做到这四件事</w:t>
+        <w:t>幻灯片 05｜本周结束时，你应该能做到这四件事</w:t>
       </w:r>
     </w:p>
     <w:p>
@@ -2239,7 +2239,7 @@
           <w:color w:val="1D4ED8"/>
           <w:sz w:val="32"/>
         </w:rPr>
-        <w:t>幻灯片 05｜原理卡不是上周的作业，是本周的图纸底稿</w:t>
+        <w:t>幻灯片 06｜原理卡不是上周的作业，是本周的图纸底稿</w:t>
       </w:r>
     </w:p>
     <w:p>
@@ -2597,7 +2597,7 @@
           <w:color w:val="1D4ED8"/>
           <w:sz w:val="32"/>
         </w:rPr>
-        <w:t>幻灯片 06｜专业款式图至少包含六类信息</w:t>
+        <w:t>幻灯片 07｜专业款式图至少包含六类信息</w:t>
       </w:r>
     </w:p>
     <w:p>
@@ -2761,7 +2761,7 @@
           <w:color w:val="1D4ED8"/>
           <w:sz w:val="32"/>
         </w:rPr>
-        <w:t>幻灯片 07｜先判断细节承担什么任务</w:t>
+        <w:t>幻灯片 08｜先判断细节承担什么任务</w:t>
       </w:r>
     </w:p>
     <w:p>
@@ -2910,7 +2910,7 @@
           <w:color w:val="1D4ED8"/>
           <w:sz w:val="32"/>
         </w:rPr>
-        <w:t>幻灯片 08｜本周把 A-3 从“语言诊断”升级为“结构诊断”</w:t>
+        <w:t>幻灯片 09｜本周把 A-3 从“语言诊断”升级为“结构诊断”</w:t>
       </w:r>
     </w:p>
     <w:p>
@@ -3238,7 +3238,7 @@
           <w:color w:val="1D4ED8"/>
           <w:sz w:val="32"/>
         </w:rPr>
-        <w:t>幻灯片 09｜专业款式图必须表现前后关系与局部工艺</w:t>
+        <w:t>幻灯片 10｜专业款式图必须表现前后关系与局部工艺</w:t>
       </w:r>
     </w:p>
     <w:p>
@@ -3387,7 +3387,7 @@
           <w:color w:val="1D4ED8"/>
           <w:sz w:val="32"/>
         </w:rPr>
-        <w:t>幻灯片 10｜结构细节分析：从可见证据到制作假设</w:t>
+        <w:t>幻灯片 11｜结构细节分析：从可见证据到制作假设</w:t>
       </w:r>
     </w:p>
     <w:p>
@@ -4162,7 +4162,7 @@
           <w:color w:val="1D4ED8"/>
           <w:sz w:val="32"/>
         </w:rPr>
-        <w:t>幻灯片 11｜从一张完整造型到“前—后—局部—立体”四步证据</w:t>
+        <w:t>幻灯片 12｜从一张完整造型到“前—后—局部—立体”四步证据</w:t>
       </w:r>
     </w:p>
     <w:p>
@@ -4395,7 +4395,7 @@
           <w:color w:val="1D4ED8"/>
           <w:sz w:val="32"/>
         </w:rPr>
-        <w:t>幻灯片 12｜8分钟：把原理卡 B 栏变成一张结构线清单</w:t>
+        <w:t>幻灯片 13｜8分钟：把原理卡 B 栏变成一张结构线清单</w:t>
       </w:r>
     </w:p>
     <w:p>
@@ -4604,7 +4604,7 @@
           <w:color w:val="1D4ED8"/>
           <w:sz w:val="32"/>
         </w:rPr>
-        <w:t>幻灯片 13｜从画清楚进入做清楚</w:t>
+        <w:t>补充资料（课后查阅） A09｜从画清楚进入做清楚</w:t>
       </w:r>
     </w:p>
     <w:p>
@@ -5051,7 +5051,7 @@
           <w:color w:val="1D4ED8"/>
           <w:sz w:val="32"/>
         </w:rPr>
-        <w:t>补充资料（课后查阅） A09｜五类基础训练发生在什么地方：北京服装学院两个教学空间</w:t>
+        <w:t>补充资料（课后查阅） A10｜五类基础训练发生在什么地方：北京服装学院两个教学空间</w:t>
       </w:r>
     </w:p>
     <w:p>
@@ -5215,7 +5215,7 @@
           <w:color w:val="1D4ED8"/>
           <w:sz w:val="32"/>
         </w:rPr>
-        <w:t>幻灯片 16｜同一个当代系列里，五个基础操作同时出现</w:t>
+        <w:t>补充资料（课后查阅） A11｜同一个当代系列里，五个基础操作同时出现</w:t>
       </w:r>
     </w:p>
     <w:p>
@@ -5364,7 +5364,7 @@
           <w:color w:val="1D4ED8"/>
           <w:sz w:val="32"/>
         </w:rPr>
-        <w:t>补充资料（课后查阅） A10｜MM6 Maison Margiela：版本变化必须保留可识别结构</w:t>
+        <w:t>补充资料（课后查阅） A12｜MM6 Maison Margiela：版本变化必须保留可识别结构</w:t>
       </w:r>
     </w:p>
     <w:p>
@@ -5498,7 +5498,7 @@
           <w:color w:val="1D4ED8"/>
           <w:sz w:val="32"/>
         </w:rPr>
-        <w:t>幻灯片 17｜相同纸样遇到不同材料，会产生不同体积</w:t>
+        <w:t>幻灯片 16｜相同纸样遇到不同材料，会产生不同体积</w:t>
       </w:r>
     </w:p>
     <w:p>
@@ -5975,7 +5975,7 @@
           <w:color w:val="1D4ED8"/>
           <w:sz w:val="32"/>
         </w:rPr>
-        <w:t>补充资料（课后查阅） A11｜平面与立体不对应时，先找信息断点</w:t>
+        <w:t>补充资料（课后查阅） A13｜平面与立体不对应时，先找信息断点</w:t>
       </w:r>
     </w:p>
     <w:p>
@@ -6324,7 +6324,7 @@
           <w:color w:val="1D4ED8"/>
           <w:sz w:val="32"/>
         </w:rPr>
-        <w:t>幻灯片 20｜东华大学立裁竞赛示例：一张板面如何建立同一设计的证据链</w:t>
+        <w:t>补充资料（课后查阅） A14｜东华大学立裁竞赛示例：一张板面如何建立同一设计的证据链</w:t>
       </w:r>
     </w:p>
     <w:p>
@@ -6458,7 +6458,7 @@
           <w:color w:val="1D4ED8"/>
           <w:sz w:val="32"/>
         </w:rPr>
-        <w:t>补充资料（课后查阅） A12｜北服 × 探路者工作营：四个区域从设计走向真实穿着</w:t>
+        <w:t>补充资料（课后查阅） A15｜北服 × 探路者工作营：四个区域从设计走向真实穿着</w:t>
       </w:r>
     </w:p>
     <w:p>
@@ -6592,7 +6592,7 @@
           <w:color w:val="1D4ED8"/>
           <w:sz w:val="32"/>
         </w:rPr>
-        <w:t>补充资料（课后查阅） A13｜本周成果将进入同一套六项终期评价</w:t>
+        <w:t>补充资料（课后查阅） A16｜本周成果将进入同一套六项终期评价</w:t>
       </w:r>
     </w:p>
     <w:p>
@@ -6741,7 +6741,7 @@
           <w:color w:val="1D4ED8"/>
           <w:sz w:val="32"/>
         </w:rPr>
-        <w:t>幻灯片 21｜第02周检查：图、体积和细节是否描述同一件衣服</w:t>
+        <w:t>幻灯片 20｜第02周检查：图、体积和细节是否描述同一件衣服</w:t>
       </w:r>
     </w:p>
     <w:p>
@@ -6875,7 +6875,7 @@
           <w:color w:val="1D4ED8"/>
           <w:sz w:val="32"/>
         </w:rPr>
-        <w:t>幻灯片 22｜21分钟：一套造型的二维—三维—细节证据</w:t>
+        <w:t>幻灯片 21｜21分钟：一套造型的二维—三维—细节证据</w:t>
       </w:r>
     </w:p>
     <w:p>
@@ -7084,7 +7084,7 @@
           <w:color w:val="1D4ED8"/>
           <w:sz w:val="32"/>
         </w:rPr>
-        <w:t>幻灯片 23｜第03周前准备：把“人—场景—时事—问题”做成四份可核查证据</w:t>
+        <w:t>幻灯片 22｜第03周前准备：把“人—场景—时事—问题”做成四份可核查证据</w:t>
       </w:r>
     </w:p>
     <w:p>
@@ -7293,7 +7293,7 @@
           <w:color w:val="1D4ED8"/>
           <w:sz w:val="32"/>
         </w:rPr>
-        <w:t>幻灯片 24｜一句话小结：让每条线有责任</w:t>
+        <w:t>幻灯片 23｜一句话小结：让每条线有责任</w:t>
       </w:r>
     </w:p>
     <w:p>
@@ -7442,7 +7442,7 @@
           <w:color w:val="1D4ED8"/>
           <w:sz w:val="32"/>
         </w:rPr>
-        <w:t>补充资料（课后查阅） A14｜本周新词与第01周十二词表的对应关系</w:t>
+        <w:t>补充资料（课后查阅） A17｜本周新词与第01周十二词表的对应关系</w:t>
       </w:r>
     </w:p>
     <w:p>

--- a/docs/jiangao/《女装设计III》第02周_中国大陆课堂完整讲稿_中文.docx
+++ b/docs/jiangao/《女装设计III》第02周_中国大陆课堂完整讲稿_中文.docx
@@ -530,7 +530,7 @@
                 <w:color w:val="151515"/>
                 <w:sz w:val="18"/>
               </w:rPr>
-              <w:t>幻灯片01–05</w:t>
+              <w:t>幻灯片01–03</w:t>
             </w:r>
           </w:p>
         </w:tc>
@@ -633,7 +633,7 @@
                 <w:color w:val="151515"/>
                 <w:sz w:val="18"/>
               </w:rPr>
-              <w:t>幻灯片06</w:t>
+              <w:t>幻灯片04</w:t>
             </w:r>
           </w:p>
         </w:tc>
@@ -736,7 +736,7 @@
                 <w:color w:val="151515"/>
                 <w:sz w:val="18"/>
               </w:rPr>
-              <w:t>幻灯片07–09</w:t>
+              <w:t>幻灯片06–08</w:t>
             </w:r>
           </w:p>
         </w:tc>
@@ -839,7 +839,7 @@
                 <w:color w:val="151515"/>
                 <w:sz w:val="18"/>
               </w:rPr>
-              <w:t>幻灯片10–11</w:t>
+              <w:t>幻灯片08</w:t>
             </w:r>
           </w:p>
         </w:tc>
@@ -942,7 +942,7 @@
                 <w:color w:val="151515"/>
                 <w:sz w:val="18"/>
               </w:rPr>
-              <w:t>幻灯片12</w:t>
+              <w:t>幻灯片10</w:t>
             </w:r>
           </w:p>
         </w:tc>
@@ -1045,7 +1045,7 @@
                 <w:color w:val="151515"/>
                 <w:sz w:val="18"/>
               </w:rPr>
-              <w:t>幻灯片13</w:t>
+              <w:t>幻灯片11</w:t>
             </w:r>
           </w:p>
         </w:tc>
@@ -1148,7 +1148,7 @@
                 <w:color w:val="151515"/>
                 <w:sz w:val="18"/>
               </w:rPr>
-              <w:t>幻灯片14–20，压缩讲解</w:t>
+              <w:t>幻灯片12–17，压缩讲解</w:t>
             </w:r>
           </w:p>
         </w:tc>
@@ -1251,7 +1251,7 @@
                 <w:color w:val="151515"/>
                 <w:sz w:val="18"/>
               </w:rPr>
-              <w:t>幻灯片21–23；35为课后查阅</w:t>
+              <w:t>幻灯片16–19；35为课后查阅</w:t>
             </w:r>
           </w:p>
         </w:tc>
@@ -1288,7 +1288,7 @@
           <w:color w:val="151515"/>
           <w:sz w:val="20"/>
         </w:rPr>
-        <w:t>• 第1课时前25分钟完成幻灯片01–11；第30分钟前进入任务说明。</w:t>
+        <w:t>• 第1课时前25分钟完成幻灯片01–09；第30分钟前进入任务说明。</w:t>
       </w:r>
     </w:p>
     <w:p>
@@ -1305,7 +1305,7 @@
           <w:color w:val="151515"/>
           <w:sz w:val="20"/>
         </w:rPr>
-        <w:t>• 幻灯片12用4–5分钟做教师回示；幻灯片13是8分钟微练，按2／3／2／1报时，不要拉长。</w:t>
+        <w:t>• 幻灯片10用4–5分钟做教师回示；幻灯片11是8分钟微练，按2／3／2／1报时，不要拉长。</w:t>
       </w:r>
     </w:p>
     <w:p>
@@ -1322,7 +1322,7 @@
           <w:color w:val="151515"/>
           <w:sz w:val="20"/>
         </w:rPr>
-        <w:t>• 第2课时的幻灯片13–18合计控制在9分钟以内，以“身体距离—操作—材料—故障排查”为主线。</w:t>
+        <w:t>• 第2课时的幻灯片11–15合计控制在9分钟以内，以“身体距离—操作—材料—故障排查”为主线。</w:t>
       </w:r>
     </w:p>
     <w:p>
@@ -1339,7 +1339,7 @@
           <w:color w:val="151515"/>
           <w:sz w:val="20"/>
         </w:rPr>
-        <w:t>• 幻灯片19嵌入实操最后7分钟边走边讲；第31页完整要求同时上传班级群。</w:t>
+        <w:t>• 幻灯片15嵌入实操最后7分钟边走边讲；第31页完整要求同时上传班级群。</w:t>
       </w:r>
     </w:p>
     <w:p>
@@ -1508,7 +1508,7 @@
                 <w:color w:val="151515"/>
                 <w:sz w:val="20"/>
               </w:rPr>
-              <w:t>第二课时的幻灯片19不宜逐页停讲，可在学生拍照、标注和互评时作为巡回讲评依据；第31页完整作业说明建议同时上传班级群。</w:t>
+              <w:t>第二课时的幻灯片15不宜逐页停讲，可在学生拍照、标注和互评时作为巡回讲评依据；第31页完整作业说明建议同时上传班级群。</w:t>
             </w:r>
           </w:p>
         </w:tc>
@@ -1747,7 +1747,7 @@
           <w:color w:val="1D4ED8"/>
           <w:sz w:val="32"/>
         </w:rPr>
-        <w:t>幻灯片 04｜十六周不是孤立主题，而是一条连续的设计证据链</w:t>
+        <w:t>幻灯片 03｜十六周不是孤立主题，而是一条连续的设计证据链</w:t>
       </w:r>
     </w:p>
     <w:p>
@@ -1896,7 +1896,7 @@
           <w:color w:val="1D4ED8"/>
           <w:sz w:val="32"/>
         </w:rPr>
-        <w:t>补充资料（课后查阅） A02｜八周技术链属于十六周课程的第二层结构</w:t>
+        <w:t>幻灯片 04｜八周技术链属于十六周课程的第二层结构</w:t>
       </w:r>
     </w:p>
     <w:p>
@@ -2030,7 +2030,7 @@
           <w:color w:val="1D4ED8"/>
           <w:sz w:val="32"/>
         </w:rPr>
-        <w:t>幻灯片 05｜本周结束时，你应该能做到这四件事</w:t>
+        <w:t>幻灯片 06｜本周结束时，你应该能做到这四件事</w:t>
       </w:r>
     </w:p>
     <w:p>
@@ -2239,7 +2239,7 @@
           <w:color w:val="1D4ED8"/>
           <w:sz w:val="32"/>
         </w:rPr>
-        <w:t>幻灯片 06｜原理卡不是上周的作业，是本周的图纸底稿</w:t>
+        <w:t>幻灯片 07｜原理卡不是上周的作业，是本周的图纸底稿</w:t>
       </w:r>
     </w:p>
     <w:p>
@@ -2448,7 +2448,7 @@
           <w:color w:val="1D4ED8"/>
           <w:sz w:val="32"/>
         </w:rPr>
-        <w:t>补充资料（课后查阅） A04｜效果图、款式图、比例稿和分解图回答不同问题</w:t>
+        <w:t>幻灯片 08｜效果图、款式图、比例稿和分解图回答不同问题</w:t>
       </w:r>
     </w:p>
     <w:p>
@@ -2597,7 +2597,7 @@
           <w:color w:val="1D4ED8"/>
           <w:sz w:val="32"/>
         </w:rPr>
-        <w:t>幻灯片 07｜专业款式图至少包含六类信息</w:t>
+        <w:t>幻灯片 09｜专业款式图至少包含六类信息</w:t>
       </w:r>
     </w:p>
     <w:p>
@@ -2761,7 +2761,7 @@
           <w:color w:val="1D4ED8"/>
           <w:sz w:val="32"/>
         </w:rPr>
-        <w:t>幻灯片 08｜先判断细节承担什么任务</w:t>
+        <w:t>幻灯片 10｜先判断细节承担什么任务</w:t>
       </w:r>
     </w:p>
     <w:p>
@@ -2910,7 +2910,7 @@
           <w:color w:val="1D4ED8"/>
           <w:sz w:val="32"/>
         </w:rPr>
-        <w:t>幻灯片 09｜本周把 A-3 从“语言诊断”升级为“结构诊断”</w:t>
+        <w:t>幻灯片 11｜本周把 A-3 从“语言诊断”升级为“结构诊断”</w:t>
       </w:r>
     </w:p>
     <w:p>
@@ -3074,7 +3074,7 @@
           <w:color w:val="1D4ED8"/>
           <w:sz w:val="32"/>
         </w:rPr>
-        <w:t>补充资料（课后查阅） A05｜Issey Miyake 2026秋冬：从完整造型读取平面结构</w:t>
+        <w:t>幻灯片 12｜Issey Miyake 2026秋冬：从完整造型读取平面结构</w:t>
       </w:r>
     </w:p>
     <w:p>
@@ -3238,7 +3238,7 @@
           <w:color w:val="1D4ED8"/>
           <w:sz w:val="32"/>
         </w:rPr>
-        <w:t>幻灯片 10｜专业款式图必须表现前后关系与局部工艺</w:t>
+        <w:t>幻灯片 13｜专业款式图必须表现前后关系与局部工艺</w:t>
       </w:r>
     </w:p>
     <w:p>
@@ -3387,7 +3387,7 @@
           <w:color w:val="1D4ED8"/>
           <w:sz w:val="32"/>
         </w:rPr>
-        <w:t>幻灯片 11｜结构细节分析：从可见证据到制作假设</w:t>
+        <w:t>幻灯片 14｜结构细节分析：从可见证据到制作假设</w:t>
       </w:r>
     </w:p>
     <w:p>
@@ -3566,7 +3566,7 @@
           <w:color w:val="1D4ED8"/>
           <w:sz w:val="32"/>
         </w:rPr>
-        <w:t>补充资料（课后查阅） A06｜二维图与构造词汇必须共同指向同一件衣服</w:t>
+        <w:t>幻灯片 16｜二维图与构造词汇必须共同指向同一件衣服</w:t>
       </w:r>
     </w:p>
     <w:p>
@@ -3715,7 +3715,7 @@
           <w:color w:val="1D4ED8"/>
           <w:sz w:val="32"/>
         </w:rPr>
-        <w:t>补充资料（课后查阅） A07｜原型法：从基础纸样到样衣验证</w:t>
+        <w:t>幻灯片 17｜原型法：从基础纸样到样衣验证</w:t>
       </w:r>
     </w:p>
     <w:p>
@@ -3879,7 +3879,7 @@
           <w:color w:val="1D4ED8"/>
           <w:sz w:val="32"/>
         </w:rPr>
-        <w:t>补充资料（课后查阅） A08｜南昌九月开学季：一件轻外套如何同时应付室外湿热、教室空调与工作室久坐？</w:t>
+        <w:t>幻灯片 18｜南昌九月开学季：一件轻外套如何同时应付室外湿热、教室空调与工作室久坐？</w:t>
       </w:r>
     </w:p>
     <w:p>
@@ -4162,7 +4162,7 @@
           <w:color w:val="1D4ED8"/>
           <w:sz w:val="32"/>
         </w:rPr>
-        <w:t>幻灯片 12｜从一张完整造型到“前—后—局部—立体”四步证据</w:t>
+        <w:t>幻灯片 19｜从一张完整造型到“前—后—局部—立体”四步证据</w:t>
       </w:r>
     </w:p>
     <w:p>
@@ -4395,7 +4395,7 @@
           <w:color w:val="1D4ED8"/>
           <w:sz w:val="32"/>
         </w:rPr>
-        <w:t>幻灯片 13｜8分钟：把原理卡 B 栏变成一张结构线清单</w:t>
+        <w:t>补充资料（课后查阅） A03｜8分钟：把原理卡 B 栏变成一张结构线清单</w:t>
       </w:r>
     </w:p>
     <w:p>
@@ -4604,7 +4604,7 @@
           <w:color w:val="1D4ED8"/>
           <w:sz w:val="32"/>
         </w:rPr>
-        <w:t>补充资料（课后查阅） A09｜从画清楚进入做清楚</w:t>
+        <w:t>补充资料（课后查阅） A05｜从画清楚进入做清楚</w:t>
       </w:r>
     </w:p>
     <w:p>
@@ -4738,7 +4738,7 @@
           <w:color w:val="1D4ED8"/>
           <w:sz w:val="32"/>
         </w:rPr>
-        <w:t>幻灯片 14｜四种身体距离，需要用造型实例同时比较</w:t>
+        <w:t>补充资料（课后查阅） A06｜四种身体距离，需要用造型实例同时比较</w:t>
       </w:r>
     </w:p>
     <w:p>
@@ -4887,7 +4887,7 @@
           <w:color w:val="1D4ED8"/>
           <w:sz w:val="32"/>
         </w:rPr>
-        <w:t>幻灯片 15｜五类基础训练，以“操作前—过程—结果”建立证据</w:t>
+        <w:t>补充资料（课后查阅） A07｜五类基础训练，以“操作前—过程—结果”建立证据</w:t>
       </w:r>
     </w:p>
     <w:p>
@@ -5051,7 +5051,7 @@
           <w:color w:val="1D4ED8"/>
           <w:sz w:val="32"/>
         </w:rPr>
-        <w:t>补充资料（课后查阅） A10｜五类基础训练发生在什么地方：北京服装学院两个教学空间</w:t>
+        <w:t>补充资料（课后查阅） A08｜五类基础训练发生在什么地方：北京服装学院两个教学空间</w:t>
       </w:r>
     </w:p>
     <w:p>
@@ -5215,7 +5215,7 @@
           <w:color w:val="1D4ED8"/>
           <w:sz w:val="32"/>
         </w:rPr>
-        <w:t>补充资料（课后查阅） A11｜同一个当代系列里，五个基础操作同时出现</w:t>
+        <w:t>补充资料（课后查阅） A09｜同一个当代系列里，五个基础操作同时出现</w:t>
       </w:r>
     </w:p>
     <w:p>
@@ -5364,7 +5364,7 @@
           <w:color w:val="1D4ED8"/>
           <w:sz w:val="32"/>
         </w:rPr>
-        <w:t>补充资料（课后查阅） A12｜MM6 Maison Margiela：版本变化必须保留可识别结构</w:t>
+        <w:t>补充资料（课后查阅） A10｜MM6 Maison Margiela：版本变化必须保留可识别结构</w:t>
       </w:r>
     </w:p>
     <w:p>
@@ -5498,7 +5498,7 @@
           <w:color w:val="1D4ED8"/>
           <w:sz w:val="32"/>
         </w:rPr>
-        <w:t>幻灯片 16｜相同纸样遇到不同材料，会产生不同体积</w:t>
+        <w:t>补充资料（课后查阅） A11｜相同纸样遇到不同材料，会产生不同体积</w:t>
       </w:r>
     </w:p>
     <w:p>
@@ -5647,7 +5647,7 @@
           <w:color w:val="1D4ED8"/>
           <w:sz w:val="32"/>
         </w:rPr>
-        <w:t>幻灯片 18｜Karoline Vitto：从一条结构规则发展多个造型</w:t>
+        <w:t>补充资料（课后查阅） A12｜Karoline Vitto：从一条结构规则发展多个造型</w:t>
       </w:r>
     </w:p>
     <w:p>
@@ -5826,7 +5826,7 @@
           <w:color w:val="1D4ED8"/>
           <w:sz w:val="32"/>
         </w:rPr>
-        <w:t>幻灯片 19｜Toga 2026秋冬：复杂造型先诊断，再补证据</w:t>
+        <w:t>补充资料（课后查阅） A13｜Toga 2026秋冬：复杂造型先诊断，再补证据</w:t>
       </w:r>
     </w:p>
     <w:p>
@@ -5975,7 +5975,7 @@
           <w:color w:val="1D4ED8"/>
           <w:sz w:val="32"/>
         </w:rPr>
-        <w:t>补充资料（课后查阅） A13｜平面与立体不对应时，先找信息断点</w:t>
+        <w:t>补充资料（课后查阅） A14｜平面与立体不对应时，先找信息断点</w:t>
       </w:r>
     </w:p>
     <w:p>
@@ -6324,7 +6324,7 @@
           <w:color w:val="1D4ED8"/>
           <w:sz w:val="32"/>
         </w:rPr>
-        <w:t>补充资料（课后查阅） A14｜东华大学立裁竞赛示例：一张板面如何建立同一设计的证据链</w:t>
+        <w:t>补充资料（课后查阅） A15｜东华大学立裁竞赛示例：一张板面如何建立同一设计的证据链</w:t>
       </w:r>
     </w:p>
     <w:p>
@@ -6458,7 +6458,7 @@
           <w:color w:val="1D4ED8"/>
           <w:sz w:val="32"/>
         </w:rPr>
-        <w:t>补充资料（课后查阅） A15｜北服 × 探路者工作营：四个区域从设计走向真实穿着</w:t>
+        <w:t>补充资料（课后查阅） A16｜北服 × 探路者工作营：四个区域从设计走向真实穿着</w:t>
       </w:r>
     </w:p>
     <w:p>
@@ -6592,7 +6592,7 @@
           <w:color w:val="1D4ED8"/>
           <w:sz w:val="32"/>
         </w:rPr>
-        <w:t>补充资料（课后查阅） A16｜本周成果将进入同一套六项终期评价</w:t>
+        <w:t>补充资料（课后查阅） A17｜本周成果将进入同一套六项终期评价</w:t>
       </w:r>
     </w:p>
     <w:p>
@@ -6741,7 +6741,7 @@
           <w:color w:val="1D4ED8"/>
           <w:sz w:val="32"/>
         </w:rPr>
-        <w:t>幻灯片 20｜第02周检查：图、体积和细节是否描述同一件衣服</w:t>
+        <w:t>补充资料（课后查阅） A18｜第02周检查：图、体积和细节是否描述同一件衣服</w:t>
       </w:r>
     </w:p>
     <w:p>
@@ -6875,7 +6875,7 @@
           <w:color w:val="1D4ED8"/>
           <w:sz w:val="32"/>
         </w:rPr>
-        <w:t>幻灯片 21｜21分钟：一套造型的二维—三维—细节证据</w:t>
+        <w:t>补充资料（课后查阅） A19｜21分钟：一套造型的二维—三维—细节证据</w:t>
       </w:r>
     </w:p>
     <w:p>
@@ -7084,7 +7084,7 @@
           <w:color w:val="1D4ED8"/>
           <w:sz w:val="32"/>
         </w:rPr>
-        <w:t>幻灯片 22｜第03周前准备：把“人—场景—时事—问题”做成四份可核查证据</w:t>
+        <w:t>补充资料（课后查阅） A20｜第03周前准备：把“人—场景—时事—问题”做成四份可核查证据</w:t>
       </w:r>
     </w:p>
     <w:p>
@@ -7293,7 +7293,7 @@
           <w:color w:val="1D4ED8"/>
           <w:sz w:val="32"/>
         </w:rPr>
-        <w:t>幻灯片 23｜一句话小结：让每条线有责任</w:t>
+        <w:t>补充资料（课后查阅） A21｜一句话小结：让每条线有责任</w:t>
       </w:r>
     </w:p>
     <w:p>
@@ -7442,7 +7442,7 @@
           <w:color w:val="1D4ED8"/>
           <w:sz w:val="32"/>
         </w:rPr>
-        <w:t>补充资料（课后查阅） A17｜本周新词与第01周十二词表的对应关系</w:t>
+        <w:t>补充资料（课后查阅） A22｜本周新词与第01周十二词表的对应关系</w:t>
       </w:r>
     </w:p>
     <w:p>

--- a/docs/jiangao/《女装设计III》第02周_中国大陆课堂完整讲稿_中文.docx
+++ b/docs/jiangao/《女装设计III》第02周_中国大陆课堂完整讲稿_中文.docx
@@ -736,7 +736,7 @@
                 <w:color w:val="151515"/>
                 <w:sz w:val="18"/>
               </w:rPr>
-              <w:t>幻灯片06–08</w:t>
+              <w:t>幻灯片08–09</w:t>
             </w:r>
           </w:p>
         </w:tc>
@@ -839,7 +839,7 @@
                 <w:color w:val="151515"/>
                 <w:sz w:val="18"/>
               </w:rPr>
-              <w:t>幻灯片08</w:t>
+              <w:t>幻灯片09</w:t>
             </w:r>
           </w:p>
         </w:tc>
@@ -916,109 +916,6 @@
                 <w:sz w:val="18"/>
               </w:rPr>
               <w:t>南昌场景任务说明＋四步证据教师回示</w:t>
-            </w:r>
-          </w:p>
-        </w:tc>
-        <w:tc>
-          <w:tcPr>
-            <w:tcW w:w="3175" w:type="dxa"/>
-            <w:tcMar>
-              <w:top w:w="80" w:type="dxa"/>
-              <w:left w:w="105" w:type="dxa"/>
-              <w:bottom w:w="80" w:type="dxa"/>
-              <w:right w:w="105" w:type="dxa"/>
-            </w:tcMar>
-            <w:vAlign w:val="center"/>
-          </w:tcPr>
-          <w:p>
-            <w:pPr>
-              <w:rPr>
-                <w:rFonts w:hint="eastAsia" w:ascii="DengXian" w:hAnsi="DengXian" w:eastAsia="DengXian" w:cs="DengXian"/>
-              </w:rPr>
-            </w:pPr>
-            <w:r>
-              <w:rPr>
-                <w:rFonts w:hint="eastAsia" w:ascii="DengXian" w:hAnsi="DengXian" w:eastAsia="DengXian" w:cs="DengXian"/>
-                <w:color w:val="151515"/>
-                <w:sz w:val="18"/>
-              </w:rPr>
-              <w:t>幻灯片10</w:t>
-            </w:r>
-          </w:p>
-        </w:tc>
-      </w:tr>
-      <w:tr>
-        <w:tblPrEx>
-          <w:tblBorders>
-            <w:top w:val="single" w:color="auto" w:sz="4" w:space="0"/>
-            <w:left w:val="single" w:color="auto" w:sz="4" w:space="0"/>
-            <w:bottom w:val="single" w:color="auto" w:sz="4" w:space="0"/>
-            <w:right w:val="single" w:color="auto" w:sz="4" w:space="0"/>
-            <w:insideH w:val="single" w:color="auto" w:sz="4" w:space="0"/>
-            <w:insideV w:val="single" w:color="auto" w:sz="4" w:space="0"/>
-          </w:tblBorders>
-          <w:tblCellMar>
-            <w:top w:w="0" w:type="dxa"/>
-            <w:left w:w="108" w:type="dxa"/>
-            <w:bottom w:w="0" w:type="dxa"/>
-            <w:right w:w="108" w:type="dxa"/>
-          </w:tblCellMar>
-        </w:tblPrEx>
-        <w:trPr>
-          <w:cantSplit/>
-          <w:jc w:val="center"/>
-        </w:trPr>
-        <w:tc>
-          <w:tcPr>
-            <w:tcW w:w="3175" w:type="dxa"/>
-            <w:tcMar>
-              <w:top w:w="80" w:type="dxa"/>
-              <w:left w:w="105" w:type="dxa"/>
-              <w:bottom w:w="80" w:type="dxa"/>
-              <w:right w:w="105" w:type="dxa"/>
-            </w:tcMar>
-            <w:vAlign w:val="center"/>
-          </w:tcPr>
-          <w:p>
-            <w:pPr>
-              <w:rPr>
-                <w:rFonts w:hint="eastAsia" w:ascii="DengXian" w:hAnsi="DengXian" w:eastAsia="DengXian" w:cs="DengXian"/>
-              </w:rPr>
-            </w:pPr>
-            <w:r>
-              <w:rPr>
-                <w:rFonts w:hint="eastAsia" w:ascii="DengXian" w:hAnsi="DengXian" w:eastAsia="DengXian" w:cs="DengXian"/>
-                <w:color w:val="151515"/>
-                <w:sz w:val="18"/>
-              </w:rPr>
-              <w:t>36–45分钟</w:t>
-            </w:r>
-          </w:p>
-        </w:tc>
-        <w:tc>
-          <w:tcPr>
-            <w:tcW w:w="3175" w:type="dxa"/>
-            <w:tcMar>
-              <w:top w:w="80" w:type="dxa"/>
-              <w:left w:w="105" w:type="dxa"/>
-              <w:bottom w:w="80" w:type="dxa"/>
-              <w:right w:w="105" w:type="dxa"/>
-            </w:tcMar>
-            <w:vAlign w:val="center"/>
-          </w:tcPr>
-          <w:p>
-            <w:pPr>
-              <w:rPr>
-                <w:rFonts w:hint="eastAsia" w:ascii="DengXian" w:hAnsi="DengXian" w:eastAsia="DengXian" w:cs="DengXian"/>
-              </w:rPr>
-            </w:pPr>
-            <w:r>
-              <w:rPr>
-                <w:rFonts w:hint="eastAsia" w:ascii="DengXian" w:hAnsi="DengXian" w:eastAsia="DengXian" w:cs="DengXian"/>
-                <w:color w:val="151515"/>
-                <w:sz w:val="18"/>
-              </w:rPr>
-              <w:t>8分钟微练（结构线清单）与第一课时收束</w:t>
             </w:r>
           </w:p>
         </w:tc>
@@ -1094,7 +991,7 @@
                 <w:color w:val="151515"/>
                 <w:sz w:val="18"/>
               </w:rPr>
-              <w:t>45–67分钟</w:t>
+              <w:t>36–45分钟</w:t>
             </w:r>
           </w:p>
         </w:tc>
@@ -1121,7 +1018,7 @@
                 <w:color w:val="151515"/>
                 <w:sz w:val="18"/>
               </w:rPr>
-              <w:t>身体空间、造型操作、材料与案例诊断</w:t>
+              <w:t>8分钟微练（结构线清单）与第一课时收束</w:t>
             </w:r>
           </w:p>
         </w:tc>
@@ -1148,7 +1045,7 @@
                 <w:color w:val="151515"/>
                 <w:sz w:val="18"/>
               </w:rPr>
-              <w:t>幻灯片12–17，压缩讲解</w:t>
+              <w:t>幻灯片12</w:t>
             </w:r>
           </w:p>
         </w:tc>
@@ -1197,6 +1094,109 @@
                 <w:color w:val="151515"/>
                 <w:sz w:val="18"/>
               </w:rPr>
+              <w:t>45–67分钟</w:t>
+            </w:r>
+          </w:p>
+        </w:tc>
+        <w:tc>
+          <w:tcPr>
+            <w:tcW w:w="3175" w:type="dxa"/>
+            <w:tcMar>
+              <w:top w:w="80" w:type="dxa"/>
+              <w:left w:w="105" w:type="dxa"/>
+              <w:bottom w:w="80" w:type="dxa"/>
+              <w:right w:w="105" w:type="dxa"/>
+            </w:tcMar>
+            <w:vAlign w:val="center"/>
+          </w:tcPr>
+          <w:p>
+            <w:pPr>
+              <w:rPr>
+                <w:rFonts w:hint="eastAsia" w:ascii="DengXian" w:hAnsi="DengXian" w:eastAsia="DengXian" w:cs="DengXian"/>
+              </w:rPr>
+            </w:pPr>
+            <w:r>
+              <w:rPr>
+                <w:rFonts w:hint="eastAsia" w:ascii="DengXian" w:hAnsi="DengXian" w:eastAsia="DengXian" w:cs="DengXian"/>
+                <w:color w:val="151515"/>
+                <w:sz w:val="18"/>
+              </w:rPr>
+              <w:t>身体空间、造型操作、材料与案例诊断</w:t>
+            </w:r>
+          </w:p>
+        </w:tc>
+        <w:tc>
+          <w:tcPr>
+            <w:tcW w:w="3175" w:type="dxa"/>
+            <w:tcMar>
+              <w:top w:w="80" w:type="dxa"/>
+              <w:left w:w="105" w:type="dxa"/>
+              <w:bottom w:w="80" w:type="dxa"/>
+              <w:right w:w="105" w:type="dxa"/>
+            </w:tcMar>
+            <w:vAlign w:val="center"/>
+          </w:tcPr>
+          <w:p>
+            <w:pPr>
+              <w:rPr>
+                <w:rFonts w:hint="eastAsia" w:ascii="DengXian" w:hAnsi="DengXian" w:eastAsia="DengXian" w:cs="DengXian"/>
+              </w:rPr>
+            </w:pPr>
+            <w:r>
+              <w:rPr>
+                <w:rFonts w:hint="eastAsia" w:ascii="DengXian" w:hAnsi="DengXian" w:eastAsia="DengXian" w:cs="DengXian"/>
+                <w:color w:val="151515"/>
+                <w:sz w:val="18"/>
+              </w:rPr>
+              <w:t>幻灯片13–18，压缩讲解</w:t>
+            </w:r>
+          </w:p>
+        </w:tc>
+      </w:tr>
+      <w:tr>
+        <w:tblPrEx>
+          <w:tblBorders>
+            <w:top w:val="single" w:color="auto" w:sz="4" w:space="0"/>
+            <w:left w:val="single" w:color="auto" w:sz="4" w:space="0"/>
+            <w:bottom w:val="single" w:color="auto" w:sz="4" w:space="0"/>
+            <w:right w:val="single" w:color="auto" w:sz="4" w:space="0"/>
+            <w:insideH w:val="single" w:color="auto" w:sz="4" w:space="0"/>
+            <w:insideV w:val="single" w:color="auto" w:sz="4" w:space="0"/>
+          </w:tblBorders>
+          <w:tblCellMar>
+            <w:top w:w="0" w:type="dxa"/>
+            <w:left w:w="108" w:type="dxa"/>
+            <w:bottom w:w="0" w:type="dxa"/>
+            <w:right w:w="108" w:type="dxa"/>
+          </w:tblCellMar>
+        </w:tblPrEx>
+        <w:trPr>
+          <w:cantSplit/>
+          <w:jc w:val="center"/>
+        </w:trPr>
+        <w:tc>
+          <w:tcPr>
+            <w:tcW w:w="3175" w:type="dxa"/>
+            <w:tcMar>
+              <w:top w:w="80" w:type="dxa"/>
+              <w:left w:w="105" w:type="dxa"/>
+              <w:bottom w:w="80" w:type="dxa"/>
+              <w:right w:w="105" w:type="dxa"/>
+            </w:tcMar>
+            <w:vAlign w:val="center"/>
+          </w:tcPr>
+          <w:p>
+            <w:pPr>
+              <w:rPr>
+                <w:rFonts w:hint="eastAsia" w:ascii="DengXian" w:hAnsi="DengXian" w:eastAsia="DengXian" w:cs="DengXian"/>
+              </w:rPr>
+            </w:pPr>
+            <w:r>
+              <w:rPr>
+                <w:rFonts w:hint="eastAsia" w:ascii="DengXian" w:hAnsi="DengXian" w:eastAsia="DengXian" w:cs="DengXian"/>
+                <w:color w:val="151515"/>
+                <w:sz w:val="18"/>
+              </w:rPr>
               <w:t>67–90分钟</w:t>
             </w:r>
           </w:p>
@@ -1251,7 +1251,7 @@
                 <w:color w:val="151515"/>
                 <w:sz w:val="18"/>
               </w:rPr>
-              <w:t>幻灯片16–19；35为课后查阅</w:t>
+              <w:t>幻灯片17–20；35为课后查阅</w:t>
             </w:r>
           </w:p>
         </w:tc>
@@ -1288,7 +1288,7 @@
           <w:color w:val="151515"/>
           <w:sz w:val="20"/>
         </w:rPr>
-        <w:t>• 第1课时前25分钟完成幻灯片01–09；第30分钟前进入任务说明。</w:t>
+        <w:t>• 第1课时前25分钟完成幻灯片01–10；第30分钟前进入任务说明。</w:t>
       </w:r>
     </w:p>
     <w:p>
@@ -1305,7 +1305,7 @@
           <w:color w:val="151515"/>
           <w:sz w:val="20"/>
         </w:rPr>
-        <w:t>• 幻灯片10用4–5分钟做教师回示；幻灯片11是8分钟微练，按2／3／2／1报时，不要拉长。</w:t>
+        <w:t>• 幻灯片11用4–5分钟做教师回示；幻灯片12是8分钟微练，按2／3／2／1报时，不要拉长。</w:t>
       </w:r>
     </w:p>
     <w:p>
@@ -1322,7 +1322,7 @@
           <w:color w:val="151515"/>
           <w:sz w:val="20"/>
         </w:rPr>
-        <w:t>• 第2课时的幻灯片11–15合计控制在9分钟以内，以“身体距离—操作—材料—故障排查”为主线。</w:t>
+        <w:t>• 第2课时的幻灯片12–16合计控制在9分钟以内，以“身体距离—操作—材料—故障排查”为主线。</w:t>
       </w:r>
     </w:p>
     <w:p>
@@ -1339,7 +1339,7 @@
           <w:color w:val="151515"/>
           <w:sz w:val="20"/>
         </w:rPr>
-        <w:t>• 幻灯片15嵌入实操最后7分钟边走边讲；第31页完整要求同时上传班级群。</w:t>
+        <w:t>• 幻灯片16嵌入实操最后7分钟边走边讲；第31页完整要求同时上传班级群。</w:t>
       </w:r>
     </w:p>
     <w:p>
@@ -1508,7 +1508,7 @@
                 <w:color w:val="151515"/>
                 <w:sz w:val="20"/>
               </w:rPr>
-              <w:t>第二课时的幻灯片15不宜逐页停讲，可在学生拍照、标注和互评时作为巡回讲评依据；第31页完整作业说明建议同时上传班级群。</w:t>
+              <w:t>第二课时的幻灯片16不宜逐页停讲，可在学生拍照、标注和互评时作为巡回讲评依据；第31页完整作业说明建议同时上传班级群。</w:t>
             </w:r>
           </w:p>
         </w:tc>
@@ -2030,7 +2030,7 @@
           <w:color w:val="1D4ED8"/>
           <w:sz w:val="32"/>
         </w:rPr>
-        <w:t>幻灯片 06｜本周结束时，你应该能做到这四件事</w:t>
+        <w:t>幻灯片 08｜本周结束时，你应该能做到这四件事</w:t>
       </w:r>
     </w:p>
     <w:p>
@@ -2239,7 +2239,7 @@
           <w:color w:val="1D4ED8"/>
           <w:sz w:val="32"/>
         </w:rPr>
-        <w:t>幻灯片 07｜原理卡不是上周的作业，是本周的图纸底稿</w:t>
+        <w:t>幻灯片 09｜原理卡不是上周的作业，是本周的图纸底稿</w:t>
       </w:r>
     </w:p>
     <w:p>
@@ -2448,7 +2448,7 @@
           <w:color w:val="1D4ED8"/>
           <w:sz w:val="32"/>
         </w:rPr>
-        <w:t>幻灯片 08｜效果图、款式图、比例稿和分解图回答不同问题</w:t>
+        <w:t>幻灯片 10｜效果图、款式图、比例稿和分解图回答不同问题</w:t>
       </w:r>
     </w:p>
     <w:p>
@@ -2597,7 +2597,7 @@
           <w:color w:val="1D4ED8"/>
           <w:sz w:val="32"/>
         </w:rPr>
-        <w:t>幻灯片 09｜专业款式图至少包含六类信息</w:t>
+        <w:t>幻灯片 11｜专业款式图至少包含六类信息</w:t>
       </w:r>
     </w:p>
     <w:p>
@@ -2761,7 +2761,7 @@
           <w:color w:val="1D4ED8"/>
           <w:sz w:val="32"/>
         </w:rPr>
-        <w:t>幻灯片 10｜先判断细节承担什么任务</w:t>
+        <w:t>幻灯片 12｜先判断细节承担什么任务</w:t>
       </w:r>
     </w:p>
     <w:p>
@@ -2910,7 +2910,7 @@
           <w:color w:val="1D4ED8"/>
           <w:sz w:val="32"/>
         </w:rPr>
-        <w:t>幻灯片 11｜本周把 A-3 从“语言诊断”升级为“结构诊断”</w:t>
+        <w:t>幻灯片 13｜本周把 A-3 从“语言诊断”升级为“结构诊断”</w:t>
       </w:r>
     </w:p>
     <w:p>
@@ -3074,7 +3074,7 @@
           <w:color w:val="1D4ED8"/>
           <w:sz w:val="32"/>
         </w:rPr>
-        <w:t>幻灯片 12｜Issey Miyake 2026秋冬：从完整造型读取平面结构</w:t>
+        <w:t>幻灯片 14｜Issey Miyake 2026秋冬：从完整造型读取平面结构</w:t>
       </w:r>
     </w:p>
     <w:p>
@@ -3238,7 +3238,7 @@
           <w:color w:val="1D4ED8"/>
           <w:sz w:val="32"/>
         </w:rPr>
-        <w:t>幻灯片 13｜专业款式图必须表现前后关系与局部工艺</w:t>
+        <w:t>幻灯片 15｜专业款式图必须表现前后关系与局部工艺</w:t>
       </w:r>
     </w:p>
     <w:p>
@@ -3387,7 +3387,7 @@
           <w:color w:val="1D4ED8"/>
           <w:sz w:val="32"/>
         </w:rPr>
-        <w:t>幻灯片 14｜结构细节分析：从可见证据到制作假设</w:t>
+        <w:t>幻灯片 17｜结构细节分析：从可见证据到制作假设</w:t>
       </w:r>
     </w:p>
     <w:p>
@@ -3566,7 +3566,7 @@
           <w:color w:val="1D4ED8"/>
           <w:sz w:val="32"/>
         </w:rPr>
-        <w:t>幻灯片 16｜二维图与构造词汇必须共同指向同一件衣服</w:t>
+        <w:t>幻灯片 18｜二维图与构造词汇必须共同指向同一件衣服</w:t>
       </w:r>
     </w:p>
     <w:p>
@@ -3715,7 +3715,7 @@
           <w:color w:val="1D4ED8"/>
           <w:sz w:val="32"/>
         </w:rPr>
-        <w:t>幻灯片 17｜原型法：从基础纸样到样衣验证</w:t>
+        <w:t>幻灯片 19｜原型法：从基础纸样到样衣验证</w:t>
       </w:r>
     </w:p>
     <w:p>
@@ -3879,7 +3879,7 @@
           <w:color w:val="1D4ED8"/>
           <w:sz w:val="32"/>
         </w:rPr>
-        <w:t>幻灯片 18｜南昌九月开学季：一件轻外套如何同时应付室外湿热、教室空调与工作室久坐？</w:t>
+        <w:t>幻灯片 20｜南昌九月开学季：一件轻外套如何同时应付室外湿热、教室空调与工作室久坐？</w:t>
       </w:r>
     </w:p>
     <w:p>
@@ -4162,7 +4162,7 @@
           <w:color w:val="1D4ED8"/>
           <w:sz w:val="32"/>
         </w:rPr>
-        <w:t>幻灯片 19｜从一张完整造型到“前—后—局部—立体”四步证据</w:t>
+        <w:t>补充资料（课后查阅） A02｜从一张完整造型到“前—后—局部—立体”四步证据</w:t>
       </w:r>
     </w:p>
     <w:p>
@@ -4395,7 +4395,7 @@
           <w:color w:val="1D4ED8"/>
           <w:sz w:val="32"/>
         </w:rPr>
-        <w:t>补充资料（课后查阅） A03｜8分钟：把原理卡 B 栏变成一张结构线清单</w:t>
+        <w:t>补充资料（课后查阅） A04｜8分钟：把原理卡 B 栏变成一张结构线清单</w:t>
       </w:r>
     </w:p>
     <w:p>
@@ -4604,7 +4604,7 @@
           <w:color w:val="1D4ED8"/>
           <w:sz w:val="32"/>
         </w:rPr>
-        <w:t>补充资料（课后查阅） A05｜从画清楚进入做清楚</w:t>
+        <w:t>补充资料（课后查阅） A06｜从画清楚进入做清楚</w:t>
       </w:r>
     </w:p>
     <w:p>
@@ -4738,7 +4738,7 @@
           <w:color w:val="1D4ED8"/>
           <w:sz w:val="32"/>
         </w:rPr>
-        <w:t>补充资料（课后查阅） A06｜四种身体距离，需要用造型实例同时比较</w:t>
+        <w:t>补充资料（课后查阅） A07｜四种身体距离，需要用造型实例同时比较</w:t>
       </w:r>
     </w:p>
     <w:p>
@@ -4887,7 +4887,7 @@
           <w:color w:val="1D4ED8"/>
           <w:sz w:val="32"/>
         </w:rPr>
-        <w:t>补充资料（课后查阅） A07｜五类基础训练，以“操作前—过程—结果”建立证据</w:t>
+        <w:t>补充资料（课后查阅） A08｜五类基础训练，以“操作前—过程—结果”建立证据</w:t>
       </w:r>
     </w:p>
     <w:p>
@@ -5051,7 +5051,7 @@
           <w:color w:val="1D4ED8"/>
           <w:sz w:val="32"/>
         </w:rPr>
-        <w:t>补充资料（课后查阅） A08｜五类基础训练发生在什么地方：北京服装学院两个教学空间</w:t>
+        <w:t>补充资料（课后查阅） A09｜五类基础训练发生在什么地方：北京服装学院两个教学空间</w:t>
       </w:r>
     </w:p>
     <w:p>
@@ -5215,7 +5215,7 @@
           <w:color w:val="1D4ED8"/>
           <w:sz w:val="32"/>
         </w:rPr>
-        <w:t>补充资料（课后查阅） A09｜同一个当代系列里，五个基础操作同时出现</w:t>
+        <w:t>补充资料（课后查阅） A10｜同一个当代系列里，五个基础操作同时出现</w:t>
       </w:r>
     </w:p>
     <w:p>
@@ -5364,7 +5364,7 @@
           <w:color w:val="1D4ED8"/>
           <w:sz w:val="32"/>
         </w:rPr>
-        <w:t>补充资料（课后查阅） A10｜MM6 Maison Margiela：版本变化必须保留可识别结构</w:t>
+        <w:t>补充资料（课后查阅） A11｜MM6 Maison Margiela：版本变化必须保留可识别结构</w:t>
       </w:r>
     </w:p>
     <w:p>
@@ -5498,7 +5498,7 @@
           <w:color w:val="1D4ED8"/>
           <w:sz w:val="32"/>
         </w:rPr>
-        <w:t>补充资料（课后查阅） A11｜相同纸样遇到不同材料，会产生不同体积</w:t>
+        <w:t>补充资料（课后查阅） A12｜相同纸样遇到不同材料，会产生不同体积</w:t>
       </w:r>
     </w:p>
     <w:p>
@@ -5647,7 +5647,7 @@
           <w:color w:val="1D4ED8"/>
           <w:sz w:val="32"/>
         </w:rPr>
-        <w:t>补充资料（课后查阅） A12｜Karoline Vitto：从一条结构规则发展多个造型</w:t>
+        <w:t>补充资料（课后查阅） A13｜Karoline Vitto：从一条结构规则发展多个造型</w:t>
       </w:r>
     </w:p>
     <w:p>
@@ -5826,7 +5826,7 @@
           <w:color w:val="1D4ED8"/>
           <w:sz w:val="32"/>
         </w:rPr>
-        <w:t>补充资料（课后查阅） A13｜Toga 2026秋冬：复杂造型先诊断，再补证据</w:t>
+        <w:t>补充资料（课后查阅） A14｜Toga 2026秋冬：复杂造型先诊断，再补证据</w:t>
       </w:r>
     </w:p>
     <w:p>
@@ -5975,7 +5975,7 @@
           <w:color w:val="1D4ED8"/>
           <w:sz w:val="32"/>
         </w:rPr>
-        <w:t>补充资料（课后查阅） A14｜平面与立体不对应时，先找信息断点</w:t>
+        <w:t>补充资料（课后查阅） A15｜平面与立体不对应时，先找信息断点</w:t>
       </w:r>
     </w:p>
     <w:p>
@@ -6324,7 +6324,7 @@
           <w:color w:val="1D4ED8"/>
           <w:sz w:val="32"/>
         </w:rPr>
-        <w:t>补充资料（课后查阅） A15｜东华大学立裁竞赛示例：一张板面如何建立同一设计的证据链</w:t>
+        <w:t>补充资料（课后查阅） A16｜东华大学立裁竞赛示例：一张板面如何建立同一设计的证据链</w:t>
       </w:r>
     </w:p>
     <w:p>
@@ -6458,7 +6458,7 @@
           <w:color w:val="1D4ED8"/>
           <w:sz w:val="32"/>
         </w:rPr>
-        <w:t>补充资料（课后查阅） A16｜北服 × 探路者工作营：四个区域从设计走向真实穿着</w:t>
+        <w:t>补充资料（课后查阅） A17｜北服 × 探路者工作营：四个区域从设计走向真实穿着</w:t>
       </w:r>
     </w:p>
     <w:p>
@@ -6592,7 +6592,7 @@
           <w:color w:val="1D4ED8"/>
           <w:sz w:val="32"/>
         </w:rPr>
-        <w:t>补充资料（课后查阅） A17｜本周成果将进入同一套六项终期评价</w:t>
+        <w:t>补充资料（课后查阅） A18｜本周成果将进入同一套六项终期评价</w:t>
       </w:r>
     </w:p>
     <w:p>
@@ -6741,7 +6741,7 @@
           <w:color w:val="1D4ED8"/>
           <w:sz w:val="32"/>
         </w:rPr>
-        <w:t>补充资料（课后查阅） A18｜第02周检查：图、体积和细节是否描述同一件衣服</w:t>
+        <w:t>补充资料（课后查阅） A19｜第02周检查：图、体积和细节是否描述同一件衣服</w:t>
       </w:r>
     </w:p>
     <w:p>
@@ -6875,7 +6875,7 @@
           <w:color w:val="1D4ED8"/>
           <w:sz w:val="32"/>
         </w:rPr>
-        <w:t>补充资料（课后查阅） A19｜21分钟：一套造型的二维—三维—细节证据</w:t>
+        <w:t>补充资料（课后查阅） A20｜21分钟：一套造型的二维—三维—细节证据</w:t>
       </w:r>
     </w:p>
     <w:p>
@@ -7084,7 +7084,7 @@
           <w:color w:val="1D4ED8"/>
           <w:sz w:val="32"/>
         </w:rPr>
-        <w:t>补充资料（课后查阅） A20｜第03周前准备：把“人—场景—时事—问题”做成四份可核查证据</w:t>
+        <w:t>补充资料（课后查阅） A21｜第03周前准备：把“人—场景—时事—问题”做成四份可核查证据</w:t>
       </w:r>
     </w:p>
     <w:p>
@@ -7293,7 +7293,7 @@
           <w:color w:val="1D4ED8"/>
           <w:sz w:val="32"/>
         </w:rPr>
-        <w:t>补充资料（课后查阅） A21｜一句话小结：让每条线有责任</w:t>
+        <w:t>补充资料（课后查阅） A22｜一句话小结：让每条线有责任</w:t>
       </w:r>
     </w:p>
     <w:p>
@@ -7442,7 +7442,7 @@
           <w:color w:val="1D4ED8"/>
           <w:sz w:val="32"/>
         </w:rPr>
-        <w:t>补充资料（课后查阅） A22｜本周新词与第01周十二词表的对应关系</w:t>
+        <w:t>补充资料（课后查阅） A23｜本周新词与第01周十二词表的对应关系</w:t>
       </w:r>
     </w:p>
     <w:p>

--- a/docs/jiangao/《女装设计III》第02周_中国大陆课堂完整讲稿_中文.docx
+++ b/docs/jiangao/《女装设计III》第02周_中国大陆课堂完整讲稿_中文.docx
@@ -109,7 +109,7 @@
         <w:pStyle w:val="166"/>
       </w:pPr>
       <w:r>
-        <w:t>幻灯片 2｜这一节课分五段，每一段都有你要交出的东西</w:t>
+        <w:t>幻灯片 2｜两个课时，六段 —— 每一段都有你要交出的东西</w:t>
       </w:r>
     </w:p>
     <w:p>
@@ -127,6 +127,20 @@
       </w:r>
     </w:p>
     <w:p>
+      <w:pPr/>
+      <w:r>
+        <w:t>【本次课件的差异】</w:t>
+      </w:r>
+    </w:p>
+    <w:p>
+      <w:pPr>
+        <w:pStyle w:val="164"/>
+      </w:pPr>
+      <w:r>
+        <w:t>课件把「三层框架」与「平面造型」两页放在第1课时收尾 —— 讲稿原来的 35–60 分钟一段会让第2课时挤到 60 分钟。现在是 第1课时 10+25+10、第2课时 15+20+10，各 45 分钟。</w:t>
+      </w:r>
+    </w:p>
+    <w:p>
       <w:pPr>
         <w:pStyle w:val="166"/>
       </w:pPr>
@@ -615,7 +629,7 @@
         <w:pStyle w:val="164"/>
       </w:pPr>
       <w:r>
-        <w:t>本页没有收《After Words》（2000 秋冬）里「椅套变成裙子、木桌变成圆桌裙」的现场图像 —— 该图未获授权。本页用 1993 年 Airmail Dress（Wikimedia Commons）与 2007 春夏两张代替，桌子裙那一段请老师口述。</w:t>
+        <w:t>本页没有收《After Words》（2000 秋冬）里「椅套变成裙子、木桌变成圆桌裙」的现场图像 —— 该图未获授权，桌子裙那一段请老师口述。本页改用 Airmail Dress（1993 年构思、1999 年用 Tyvek 制作，Wikimedia Commons）与 2007 春夏两张。注意：Chalayan 1993 年的毕业系列是《The Tangent Flows》（把衣服埋进土里），不是 Airmail Dress —— 埋衣服那一段留到第 11 页马可《土地》再讲。</w:t>
       </w:r>
     </w:p>
     <w:p>
